--- a/docs/spec/M2M általános interfész specifikáció 0.4.docx
+++ b/docs/spec/M2M általános interfész specifikáció 0.4.docx
@@ -1,6 +1,6 @@
 
 <file path=word/document.xml><?xml version="1.0" encoding="utf-8"?>
-<w:document xmlns:wpc="http://schemas.microsoft.com/office/word/2010/wordprocessingCanvas" xmlns:cx="http://schemas.microsoft.com/office/drawing/2014/chartex" xmlns:cx1="http://schemas.microsoft.com/office/drawing/2015/9/8/chartex" xmlns:cx2="http://schemas.microsoft.com/office/drawing/2015/10/21/chartex" xmlns:cx3="http://schemas.microsoft.com/office/drawing/2016/5/9/chartex" xmlns:cx4="http://schemas.microsoft.com/office/drawing/2016/5/10/chartex" xmlns:cx5="http://schemas.microsoft.com/office/drawing/2016/5/11/chartex" xmlns:cx6="http://schemas.microsoft.com/office/drawing/2016/5/12/chartex" xmlns:cx7="http://schemas.microsoft.com/office/drawing/2016/5/13/chartex" xmlns:cx8="http://schemas.microsoft.com/office/drawing/2016/5/14/chartex" xmlns:mc="http://schemas.openxmlformats.org/markup-compatibility/2006" xmlns:aink="http://schemas.microsoft.com/office/drawing/2016/ink" xmlns:am3d="http://schemas.microsoft.com/office/drawing/2017/model3d" xmlns:o="urn:schemas-microsoft-com:office:office" xmlns:oel="http://schemas.microsoft.com/office/2019/extlst" xmlns:r="http://schemas.openxmlformats.org/officeDocument/2006/relationships" xmlns:m="http://schemas.openxmlformats.org/officeDocument/2006/math" xmlns:v="urn:schemas-microsoft-com:vml" xmlns:wp14="http://schemas.microsoft.com/office/word/2010/wordprocessingDrawing" xmlns:wp="http://schemas.openxmlformats.org/drawingml/2006/wordprocessingDrawing" xmlns:w10="urn:schemas-microsoft-com:office:word" xmlns:w="http://schemas.openxmlformats.org/wordprocessingml/2006/main" xmlns:w14="http://schemas.microsoft.com/office/word/2010/wordml" xmlns:w15="http://schemas.microsoft.com/office/word/2012/wordml" xmlns:w16cex="http://schemas.microsoft.com/office/word/2018/wordml/cex" xmlns:w16cid="http://schemas.microsoft.com/office/word/2016/wordml/cid" xmlns:w16="http://schemas.microsoft.com/office/word/2018/wordml" xmlns:w16du="http://schemas.microsoft.com/office/word/2023/wordml/word16du" xmlns:w16sdtdh="http://schemas.microsoft.com/office/word/2020/wordml/sdtdatahash" xmlns:w16se="http://schemas.microsoft.com/office/word/2015/wordml/symex" xmlns:wpg="http://schemas.microsoft.com/office/word/2010/wordprocessingGroup" xmlns:wpi="http://schemas.microsoft.com/office/word/2010/wordprocessingInk" xmlns:wne="http://schemas.microsoft.com/office/word/2006/wordml" xmlns:wps="http://schemas.microsoft.com/office/word/2010/wordprocessingShape" mc:Ignorable="w14 w15 w16se w16cid w16 w16cex w16sdtdh w16du wp14">
+<w:document xmlns:wpc="http://schemas.microsoft.com/office/word/2010/wordprocessingCanvas" xmlns:cx="http://schemas.microsoft.com/office/drawing/2014/chartex" xmlns:cx1="http://schemas.microsoft.com/office/drawing/2015/9/8/chartex" xmlns:cx2="http://schemas.microsoft.com/office/drawing/2015/10/21/chartex" xmlns:cx3="http://schemas.microsoft.com/office/drawing/2016/5/9/chartex" xmlns:cx4="http://schemas.microsoft.com/office/drawing/2016/5/10/chartex" xmlns:cx5="http://schemas.microsoft.com/office/drawing/2016/5/11/chartex" xmlns:cx6="http://schemas.microsoft.com/office/drawing/2016/5/12/chartex" xmlns:cx7="http://schemas.microsoft.com/office/drawing/2016/5/13/chartex" xmlns:cx8="http://schemas.microsoft.com/office/drawing/2016/5/14/chartex" xmlns:mc="http://schemas.openxmlformats.org/markup-compatibility/2006" xmlns:aink="http://schemas.microsoft.com/office/drawing/2016/ink" xmlns:am3d="http://schemas.microsoft.com/office/drawing/2017/model3d" xmlns:o="urn:schemas-microsoft-com:office:office" xmlns:oel="http://schemas.microsoft.com/office/2019/extlst" xmlns:r="http://schemas.openxmlformats.org/officeDocument/2006/relationships" xmlns:m="http://schemas.openxmlformats.org/officeDocument/2006/math" xmlns:v="urn:schemas-microsoft-com:vml" xmlns:wp14="http://schemas.microsoft.com/office/word/2010/wordprocessingDrawing" xmlns:wp="http://schemas.openxmlformats.org/drawingml/2006/wordprocessingDrawing" xmlns:w10="urn:schemas-microsoft-com:office:word" xmlns:w="http://schemas.openxmlformats.org/wordprocessingml/2006/main" xmlns:w14="http://schemas.microsoft.com/office/word/2010/wordml" xmlns:w15="http://schemas.microsoft.com/office/word/2012/wordml" xmlns:w16cex="http://schemas.microsoft.com/office/word/2018/wordml/cex" xmlns:w16cid="http://schemas.microsoft.com/office/word/2016/wordml/cid" xmlns:w16="http://schemas.microsoft.com/office/word/2018/wordml" xmlns:w16du="http://schemas.microsoft.com/office/word/2023/wordml/word16du" xmlns:w16sdtdh="http://schemas.microsoft.com/office/word/2020/wordml/sdtdatahash" xmlns:w16sdtfl="http://schemas.microsoft.com/office/word/2024/wordml/sdtformatlock" xmlns:w16se="http://schemas.microsoft.com/office/word/2015/wordml/symex" xmlns:wpg="http://schemas.microsoft.com/office/word/2010/wordprocessingGroup" xmlns:wpi="http://schemas.microsoft.com/office/word/2010/wordprocessingInk" xmlns:wne="http://schemas.microsoft.com/office/word/2006/wordml" xmlns:wps="http://schemas.microsoft.com/office/word/2010/wordprocessingShape" mc:Ignorable="w14 w15 w16se w16cid w16 w16cex w16sdtdh w16sdtfl w16du wp14">
   <w:body>
     <w:p>
       <w:pPr>
@@ -268,7 +268,7 @@
       <w:sdtContent>
         <w:p>
           <w:pPr>
-            <w:pStyle w:val="TJ1"/>
+            <w:pStyle w:val="TOC1"/>
             <w:tabs>
               <w:tab w:val="left" w:pos="464"/>
               <w:tab w:val="right" w:leader="dot" w:pos="9065"/>
@@ -296,7 +296,7 @@
           <w:hyperlink w:anchor="_Toc188968840" w:history="1">
             <w:r>
               <w:rPr>
-                <w:rStyle w:val="Hiperhivatkozs"/>
+                <w:rStyle w:val="Hyperlink"/>
                 <w:noProof/>
               </w:rPr>
               <w:t>1.</w:t>
@@ -316,7 +316,7 @@
             </w:r>
             <w:r>
               <w:rPr>
-                <w:rStyle w:val="Hiperhivatkozs"/>
+                <w:rStyle w:val="Hyperlink"/>
                 <w:noProof/>
               </w:rPr>
               <w:t>Bevezetés</w:t>
@@ -373,7 +373,7 @@
         </w:p>
         <w:p>
           <w:pPr>
-            <w:pStyle w:val="TJ1"/>
+            <w:pStyle w:val="TOC1"/>
             <w:tabs>
               <w:tab w:val="left" w:pos="464"/>
               <w:tab w:val="right" w:leader="dot" w:pos="9065"/>
@@ -392,7 +392,7 @@
           <w:hyperlink w:anchor="_Toc188968841" w:history="1">
             <w:r>
               <w:rPr>
-                <w:rStyle w:val="Hiperhivatkozs"/>
+                <w:rStyle w:val="Hyperlink"/>
                 <w:noProof/>
               </w:rPr>
               <w:t>2.</w:t>
@@ -412,7 +412,7 @@
             </w:r>
             <w:r>
               <w:rPr>
-                <w:rStyle w:val="Hiperhivatkozs"/>
+                <w:rStyle w:val="Hyperlink"/>
                 <w:noProof/>
               </w:rPr>
               <w:t>Használati feltételek</w:t>
@@ -469,7 +469,7 @@
         </w:p>
         <w:p>
           <w:pPr>
-            <w:pStyle w:val="TJ2"/>
+            <w:pStyle w:val="TOC2"/>
             <w:tabs>
               <w:tab w:val="left" w:pos="960"/>
               <w:tab w:val="right" w:leader="dot" w:pos="9065"/>
@@ -488,7 +488,7 @@
           <w:hyperlink w:anchor="_Toc188968842" w:history="1">
             <w:r>
               <w:rPr>
-                <w:rStyle w:val="Hiperhivatkozs"/>
+                <w:rStyle w:val="Hyperlink"/>
                 <w:noProof/>
               </w:rPr>
               <w:t>2.1.</w:t>
@@ -508,7 +508,7 @@
             </w:r>
             <w:r>
               <w:rPr>
-                <w:rStyle w:val="Hiperhivatkozs"/>
+                <w:rStyle w:val="Hyperlink"/>
                 <w:noProof/>
               </w:rPr>
               <w:t>Kliensprogramra vonatkozó feltételek</w:t>
@@ -565,7 +565,7 @@
         </w:p>
         <w:p>
           <w:pPr>
-            <w:pStyle w:val="TJ2"/>
+            <w:pStyle w:val="TOC2"/>
             <w:tabs>
               <w:tab w:val="left" w:pos="960"/>
               <w:tab w:val="right" w:leader="dot" w:pos="9065"/>
@@ -584,7 +584,7 @@
           <w:hyperlink w:anchor="_Toc188968843" w:history="1">
             <w:r>
               <w:rPr>
-                <w:rStyle w:val="Hiperhivatkozs"/>
+                <w:rStyle w:val="Hyperlink"/>
                 <w:noProof/>
               </w:rPr>
               <w:t>2.2.</w:t>
@@ -604,7 +604,7 @@
             </w:r>
             <w:r>
               <w:rPr>
-                <w:rStyle w:val="Hiperhivatkozs"/>
+                <w:rStyle w:val="Hyperlink"/>
                 <w:noProof/>
               </w:rPr>
               <w:t>Kliensprogram fejlesztőkre vonatkozó feltételek</w:t>
@@ -661,7 +661,7 @@
         </w:p>
         <w:p>
           <w:pPr>
-            <w:pStyle w:val="TJ2"/>
+            <w:pStyle w:val="TOC2"/>
             <w:tabs>
               <w:tab w:val="left" w:pos="960"/>
               <w:tab w:val="right" w:leader="dot" w:pos="9065"/>
@@ -680,7 +680,7 @@
           <w:hyperlink w:anchor="_Toc188968844" w:history="1">
             <w:r>
               <w:rPr>
-                <w:rStyle w:val="Hiperhivatkozs"/>
+                <w:rStyle w:val="Hyperlink"/>
                 <w:noProof/>
               </w:rPr>
               <w:t>2.3.</w:t>
@@ -700,7 +700,7 @@
             </w:r>
             <w:r>
               <w:rPr>
-                <w:rStyle w:val="Hiperhivatkozs"/>
+                <w:rStyle w:val="Hyperlink"/>
                 <w:noProof/>
               </w:rPr>
               <w:t>Kliensprogram felhasználókra vonatkozó feltételek</w:t>
@@ -757,7 +757,7 @@
         </w:p>
         <w:p>
           <w:pPr>
-            <w:pStyle w:val="TJ1"/>
+            <w:pStyle w:val="TOC1"/>
             <w:tabs>
               <w:tab w:val="left" w:pos="464"/>
               <w:tab w:val="right" w:leader="dot" w:pos="9065"/>
@@ -776,7 +776,7 @@
           <w:hyperlink w:anchor="_Toc188968845" w:history="1">
             <w:r>
               <w:rPr>
-                <w:rStyle w:val="Hiperhivatkozs"/>
+                <w:rStyle w:val="Hyperlink"/>
                 <w:noProof/>
               </w:rPr>
               <w:t>3.</w:t>
@@ -796,7 +796,7 @@
             </w:r>
             <w:r>
               <w:rPr>
-                <w:rStyle w:val="Hiperhivatkozs"/>
+                <w:rStyle w:val="Hyperlink"/>
                 <w:noProof/>
               </w:rPr>
               <w:t>Technikai követelmények</w:t>
@@ -853,7 +853,7 @@
         </w:p>
         <w:p>
           <w:pPr>
-            <w:pStyle w:val="TJ2"/>
+            <w:pStyle w:val="TOC2"/>
             <w:tabs>
               <w:tab w:val="left" w:pos="960"/>
               <w:tab w:val="right" w:leader="dot" w:pos="9065"/>
@@ -872,7 +872,7 @@
           <w:hyperlink w:anchor="_Toc188968846" w:history="1">
             <w:r>
               <w:rPr>
-                <w:rStyle w:val="Hiperhivatkozs"/>
+                <w:rStyle w:val="Hyperlink"/>
                 <w:noProof/>
               </w:rPr>
               <w:t>3.1.</w:t>
@@ -892,7 +892,7 @@
             </w:r>
             <w:r>
               <w:rPr>
-                <w:rStyle w:val="Hiperhivatkozs"/>
+                <w:rStyle w:val="Hyperlink"/>
                 <w:noProof/>
               </w:rPr>
               <w:t>Alapvető technológiák</w:t>
@@ -949,7 +949,7 @@
         </w:p>
         <w:p>
           <w:pPr>
-            <w:pStyle w:val="TJ2"/>
+            <w:pStyle w:val="TOC2"/>
             <w:tabs>
               <w:tab w:val="left" w:pos="960"/>
               <w:tab w:val="right" w:leader="dot" w:pos="9065"/>
@@ -968,7 +968,7 @@
           <w:hyperlink w:anchor="_Toc188968847" w:history="1">
             <w:r>
               <w:rPr>
-                <w:rStyle w:val="Hiperhivatkozs"/>
+                <w:rStyle w:val="Hyperlink"/>
                 <w:noProof/>
               </w:rPr>
               <w:t>3.2.</w:t>
@@ -988,7 +988,7 @@
             </w:r>
             <w:r>
               <w:rPr>
-                <w:rStyle w:val="Hiperhivatkozs"/>
+                <w:rStyle w:val="Hyperlink"/>
                 <w:noProof/>
               </w:rPr>
               <w:t>Kódolási, titkosítási algoritmusok</w:t>
@@ -1045,7 +1045,7 @@
         </w:p>
         <w:p>
           <w:pPr>
-            <w:pStyle w:val="TJ1"/>
+            <w:pStyle w:val="TOC1"/>
             <w:tabs>
               <w:tab w:val="left" w:pos="464"/>
               <w:tab w:val="right" w:leader="dot" w:pos="9065"/>
@@ -1064,7 +1064,7 @@
           <w:hyperlink w:anchor="_Toc188968848" w:history="1">
             <w:r>
               <w:rPr>
-                <w:rStyle w:val="Hiperhivatkozs"/>
+                <w:rStyle w:val="Hyperlink"/>
                 <w:noProof/>
               </w:rPr>
               <w:t>4.</w:t>
@@ -1084,7 +1084,7 @@
             </w:r>
             <w:r>
               <w:rPr>
-                <w:rStyle w:val="Hiperhivatkozs"/>
+                <w:rStyle w:val="Hyperlink"/>
                 <w:noProof/>
               </w:rPr>
               <w:t>Folyamatok</w:t>
@@ -1141,7 +1141,7 @@
         </w:p>
         <w:p>
           <w:pPr>
-            <w:pStyle w:val="TJ2"/>
+            <w:pStyle w:val="TOC2"/>
             <w:tabs>
               <w:tab w:val="left" w:pos="960"/>
               <w:tab w:val="right" w:leader="dot" w:pos="9065"/>
@@ -1160,7 +1160,7 @@
           <w:hyperlink w:anchor="_Toc188968849" w:history="1">
             <w:r>
               <w:rPr>
-                <w:rStyle w:val="Hiperhivatkozs"/>
+                <w:rStyle w:val="Hyperlink"/>
                 <w:noProof/>
               </w:rPr>
               <w:t>4.1.</w:t>
@@ -1180,7 +1180,7 @@
             </w:r>
             <w:r>
               <w:rPr>
-                <w:rStyle w:val="Hiperhivatkozs"/>
+                <w:rStyle w:val="Hyperlink"/>
                 <w:noProof/>
               </w:rPr>
               <w:t>Regisztráció áttekintő folyamat</w:t>
@@ -1237,7 +1237,7 @@
         </w:p>
         <w:p>
           <w:pPr>
-            <w:pStyle w:val="TJ2"/>
+            <w:pStyle w:val="TOC2"/>
             <w:tabs>
               <w:tab w:val="left" w:pos="960"/>
               <w:tab w:val="right" w:leader="dot" w:pos="9065"/>
@@ -1256,7 +1256,7 @@
           <w:hyperlink w:anchor="_Toc188968850" w:history="1">
             <w:r>
               <w:rPr>
-                <w:rStyle w:val="Hiperhivatkozs"/>
+                <w:rStyle w:val="Hyperlink"/>
                 <w:noProof/>
               </w:rPr>
               <w:t>4.2.</w:t>
@@ -1276,7 +1276,7 @@
             </w:r>
             <w:r>
               <w:rPr>
-                <w:rStyle w:val="Hiperhivatkozs"/>
+                <w:rStyle w:val="Hyperlink"/>
                 <w:noProof/>
               </w:rPr>
               <w:t>Token igénylés és használat</w:t>
@@ -1333,7 +1333,7 @@
         </w:p>
         <w:p>
           <w:pPr>
-            <w:pStyle w:val="TJ2"/>
+            <w:pStyle w:val="TOC2"/>
             <w:tabs>
               <w:tab w:val="left" w:pos="960"/>
               <w:tab w:val="right" w:leader="dot" w:pos="9065"/>
@@ -1352,7 +1352,7 @@
           <w:hyperlink w:anchor="_Toc188968851" w:history="1">
             <w:r>
               <w:rPr>
-                <w:rStyle w:val="Hiperhivatkozs"/>
+                <w:rStyle w:val="Hyperlink"/>
                 <w:noProof/>
               </w:rPr>
               <w:t>4.3.</w:t>
@@ -1372,7 +1372,7 @@
             </w:r>
             <w:r>
               <w:rPr>
-                <w:rStyle w:val="Hiperhivatkozs"/>
+                <w:rStyle w:val="Hyperlink"/>
                 <w:noProof/>
               </w:rPr>
               <w:t>Nonce beváltás, felhasználó regisztráció aktiválás</w:t>
@@ -1429,7 +1429,7 @@
         </w:p>
         <w:p>
           <w:pPr>
-            <w:pStyle w:val="TJ2"/>
+            <w:pStyle w:val="TOC2"/>
             <w:tabs>
               <w:tab w:val="left" w:pos="960"/>
               <w:tab w:val="right" w:leader="dot" w:pos="9065"/>
@@ -1448,7 +1448,7 @@
           <w:hyperlink w:anchor="_Toc188968852" w:history="1">
             <w:r>
               <w:rPr>
-                <w:rStyle w:val="Hiperhivatkozs"/>
+                <w:rStyle w:val="Hyperlink"/>
                 <w:noProof/>
               </w:rPr>
               <w:t>4.4.</w:t>
@@ -1468,7 +1468,7 @@
             </w:r>
             <w:r>
               <w:rPr>
-                <w:rStyle w:val="Hiperhivatkozs"/>
+                <w:rStyle w:val="Hyperlink"/>
                 <w:noProof/>
               </w:rPr>
               <w:t>Fájlfeltöltés</w:t>
@@ -1525,7 +1525,7 @@
         </w:p>
         <w:p>
           <w:pPr>
-            <w:pStyle w:val="TJ1"/>
+            <w:pStyle w:val="TOC1"/>
             <w:tabs>
               <w:tab w:val="left" w:pos="464"/>
               <w:tab w:val="right" w:leader="dot" w:pos="9065"/>
@@ -1544,7 +1544,7 @@
           <w:hyperlink w:anchor="_Toc188968853" w:history="1">
             <w:r>
               <w:rPr>
-                <w:rStyle w:val="Hiperhivatkozs"/>
+                <w:rStyle w:val="Hyperlink"/>
                 <w:noProof/>
               </w:rPr>
               <w:t>5.</w:t>
@@ -1564,7 +1564,7 @@
             </w:r>
             <w:r>
               <w:rPr>
-                <w:rStyle w:val="Hiperhivatkozs"/>
+                <w:rStyle w:val="Hyperlink"/>
                 <w:noProof/>
               </w:rPr>
               <w:t>Általános interfész elemek</w:t>
@@ -1621,7 +1621,7 @@
         </w:p>
         <w:p>
           <w:pPr>
-            <w:pStyle w:val="TJ2"/>
+            <w:pStyle w:val="TOC2"/>
             <w:tabs>
               <w:tab w:val="left" w:pos="960"/>
               <w:tab w:val="right" w:leader="dot" w:pos="9065"/>
@@ -1640,7 +1640,7 @@
           <w:hyperlink w:anchor="_Toc188968854" w:history="1">
             <w:r>
               <w:rPr>
-                <w:rStyle w:val="Hiperhivatkozs"/>
+                <w:rStyle w:val="Hyperlink"/>
                 <w:noProof/>
               </w:rPr>
               <w:t>5.1.</w:t>
@@ -1660,7 +1660,7 @@
             </w:r>
             <w:r>
               <w:rPr>
-                <w:rStyle w:val="Hiperhivatkozs"/>
+                <w:rStyle w:val="Hyperlink"/>
                 <w:noProof/>
               </w:rPr>
               <w:t>Általános formátumok</w:t>
@@ -1717,7 +1717,7 @@
         </w:p>
         <w:p>
           <w:pPr>
-            <w:pStyle w:val="TJ2"/>
+            <w:pStyle w:val="TOC2"/>
             <w:tabs>
               <w:tab w:val="left" w:pos="960"/>
               <w:tab w:val="right" w:leader="dot" w:pos="9065"/>
@@ -1736,7 +1736,7 @@
           <w:hyperlink w:anchor="_Toc188968855" w:history="1">
             <w:r>
               <w:rPr>
-                <w:rStyle w:val="Hiperhivatkozs"/>
+                <w:rStyle w:val="Hyperlink"/>
                 <w:i/>
                 <w:iCs/>
                 <w:noProof/>
@@ -1758,7 +1758,7 @@
             </w:r>
             <w:r>
               <w:rPr>
-                <w:rStyle w:val="Hiperhivatkozs"/>
+                <w:rStyle w:val="Hyperlink"/>
                 <w:i/>
                 <w:iCs/>
                 <w:noProof/>
@@ -1817,7 +1817,7 @@
         </w:p>
         <w:p>
           <w:pPr>
-            <w:pStyle w:val="TJ2"/>
+            <w:pStyle w:val="TOC2"/>
             <w:tabs>
               <w:tab w:val="left" w:pos="960"/>
               <w:tab w:val="right" w:leader="dot" w:pos="9065"/>
@@ -1836,7 +1836,7 @@
           <w:hyperlink w:anchor="_Toc188968856" w:history="1">
             <w:r>
               <w:rPr>
-                <w:rStyle w:val="Hiperhivatkozs"/>
+                <w:rStyle w:val="Hyperlink"/>
                 <w:i/>
                 <w:iCs/>
                 <w:noProof/>
@@ -1858,7 +1858,7 @@
             </w:r>
             <w:r>
               <w:rPr>
-                <w:rStyle w:val="Hiperhivatkozs"/>
+                <w:rStyle w:val="Hyperlink"/>
                 <w:i/>
                 <w:iCs/>
                 <w:noProof/>
@@ -1917,7 +1917,7 @@
         </w:p>
         <w:p>
           <w:pPr>
-            <w:pStyle w:val="TJ2"/>
+            <w:pStyle w:val="TOC2"/>
             <w:tabs>
               <w:tab w:val="left" w:pos="960"/>
               <w:tab w:val="right" w:leader="dot" w:pos="9065"/>
@@ -1936,7 +1936,7 @@
           <w:hyperlink w:anchor="_Toc188968857" w:history="1">
             <w:r>
               <w:rPr>
-                <w:rStyle w:val="Hiperhivatkozs"/>
+                <w:rStyle w:val="Hyperlink"/>
                 <w:noProof/>
               </w:rPr>
               <w:t>5.2.</w:t>
@@ -1956,7 +1956,7 @@
             </w:r>
             <w:r>
               <w:rPr>
-                <w:rStyle w:val="Hiperhivatkozs"/>
+                <w:rStyle w:val="Hyperlink"/>
                 <w:noProof/>
               </w:rPr>
               <w:t>Általános technikai adatok</w:t>
@@ -2013,7 +2013,7 @@
         </w:p>
         <w:p>
           <w:pPr>
-            <w:pStyle w:val="TJ2"/>
+            <w:pStyle w:val="TOC2"/>
             <w:tabs>
               <w:tab w:val="left" w:pos="960"/>
               <w:tab w:val="right" w:leader="dot" w:pos="9065"/>
@@ -2032,7 +2032,7 @@
           <w:hyperlink w:anchor="_Toc188968858" w:history="1">
             <w:r>
               <w:rPr>
-                <w:rStyle w:val="Hiperhivatkozs"/>
+                <w:rStyle w:val="Hyperlink"/>
                 <w:i/>
                 <w:iCs/>
                 <w:noProof/>
@@ -2054,7 +2054,7 @@
             </w:r>
             <w:r>
               <w:rPr>
-                <w:rStyle w:val="Hiperhivatkozs"/>
+                <w:rStyle w:val="Hyperlink"/>
                 <w:i/>
                 <w:iCs/>
                 <w:noProof/>
@@ -2113,7 +2113,7 @@
         </w:p>
         <w:p>
           <w:pPr>
-            <w:pStyle w:val="TJ2"/>
+            <w:pStyle w:val="TOC2"/>
             <w:tabs>
               <w:tab w:val="left" w:pos="960"/>
               <w:tab w:val="right" w:leader="dot" w:pos="9065"/>
@@ -2132,7 +2132,7 @@
           <w:hyperlink w:anchor="_Toc188968859" w:history="1">
             <w:r>
               <w:rPr>
-                <w:rStyle w:val="Hiperhivatkozs"/>
+                <w:rStyle w:val="Hyperlink"/>
                 <w:i/>
                 <w:iCs/>
                 <w:noProof/>
@@ -2154,7 +2154,7 @@
             </w:r>
             <w:r>
               <w:rPr>
-                <w:rStyle w:val="Hiperhivatkozs"/>
+                <w:rStyle w:val="Hyperlink"/>
                 <w:i/>
                 <w:iCs/>
                 <w:noProof/>
@@ -2213,7 +2213,7 @@
         </w:p>
         <w:p>
           <w:pPr>
-            <w:pStyle w:val="TJ2"/>
+            <w:pStyle w:val="TOC2"/>
             <w:tabs>
               <w:tab w:val="left" w:pos="960"/>
               <w:tab w:val="right" w:leader="dot" w:pos="9065"/>
@@ -2232,7 +2232,7 @@
           <w:hyperlink w:anchor="_Toc188968860" w:history="1">
             <w:r>
               <w:rPr>
-                <w:rStyle w:val="Hiperhivatkozs"/>
+                <w:rStyle w:val="Hyperlink"/>
                 <w:i/>
                 <w:iCs/>
                 <w:noProof/>
@@ -2254,7 +2254,7 @@
             </w:r>
             <w:r>
               <w:rPr>
-                <w:rStyle w:val="Hiperhivatkozs"/>
+                <w:rStyle w:val="Hyperlink"/>
                 <w:i/>
                 <w:iCs/>
                 <w:noProof/>
@@ -2313,7 +2313,7 @@
         </w:p>
         <w:p>
           <w:pPr>
-            <w:pStyle w:val="TJ2"/>
+            <w:pStyle w:val="TOC2"/>
             <w:tabs>
               <w:tab w:val="left" w:pos="960"/>
               <w:tab w:val="right" w:leader="dot" w:pos="9065"/>
@@ -2332,7 +2332,7 @@
           <w:hyperlink w:anchor="_Toc188968861" w:history="1">
             <w:r>
               <w:rPr>
-                <w:rStyle w:val="Hiperhivatkozs"/>
+                <w:rStyle w:val="Hyperlink"/>
                 <w:i/>
                 <w:iCs/>
                 <w:noProof/>
@@ -2354,7 +2354,7 @@
             </w:r>
             <w:r>
               <w:rPr>
-                <w:rStyle w:val="Hiperhivatkozs"/>
+                <w:rStyle w:val="Hyperlink"/>
                 <w:i/>
                 <w:iCs/>
                 <w:noProof/>
@@ -2413,7 +2413,7 @@
         </w:p>
         <w:p>
           <w:pPr>
-            <w:pStyle w:val="TJ2"/>
+            <w:pStyle w:val="TOC2"/>
             <w:tabs>
               <w:tab w:val="left" w:pos="960"/>
               <w:tab w:val="right" w:leader="dot" w:pos="9065"/>
@@ -2432,7 +2432,7 @@
           <w:hyperlink w:anchor="_Toc188968862" w:history="1">
             <w:r>
               <w:rPr>
-                <w:rStyle w:val="Hiperhivatkozs"/>
+                <w:rStyle w:val="Hyperlink"/>
                 <w:i/>
                 <w:iCs/>
                 <w:noProof/>
@@ -2454,7 +2454,7 @@
             </w:r>
             <w:r>
               <w:rPr>
-                <w:rStyle w:val="Hiperhivatkozs"/>
+                <w:rStyle w:val="Hyperlink"/>
                 <w:i/>
                 <w:iCs/>
                 <w:noProof/>
@@ -2513,7 +2513,7 @@
         </w:p>
         <w:p>
           <w:pPr>
-            <w:pStyle w:val="TJ2"/>
+            <w:pStyle w:val="TOC2"/>
             <w:tabs>
               <w:tab w:val="left" w:pos="960"/>
               <w:tab w:val="right" w:leader="dot" w:pos="9065"/>
@@ -2532,7 +2532,7 @@
           <w:hyperlink w:anchor="_Toc188968863" w:history="1">
             <w:r>
               <w:rPr>
-                <w:rStyle w:val="Hiperhivatkozs"/>
+                <w:rStyle w:val="Hyperlink"/>
                 <w:i/>
                 <w:iCs/>
                 <w:noProof/>
@@ -2554,7 +2554,7 @@
             </w:r>
             <w:r>
               <w:rPr>
-                <w:rStyle w:val="Hiperhivatkozs"/>
+                <w:rStyle w:val="Hyperlink"/>
                 <w:i/>
                 <w:iCs/>
                 <w:noProof/>
@@ -2613,7 +2613,7 @@
         </w:p>
         <w:p>
           <w:pPr>
-            <w:pStyle w:val="TJ2"/>
+            <w:pStyle w:val="TOC2"/>
             <w:tabs>
               <w:tab w:val="left" w:pos="960"/>
               <w:tab w:val="right" w:leader="dot" w:pos="9065"/>
@@ -2632,7 +2632,7 @@
           <w:hyperlink w:anchor="_Toc188968864" w:history="1">
             <w:r>
               <w:rPr>
-                <w:rStyle w:val="Hiperhivatkozs"/>
+                <w:rStyle w:val="Hyperlink"/>
                 <w:i/>
                 <w:iCs/>
                 <w:noProof/>
@@ -2654,7 +2654,7 @@
             </w:r>
             <w:r>
               <w:rPr>
-                <w:rStyle w:val="Hiperhivatkozs"/>
+                <w:rStyle w:val="Hyperlink"/>
                 <w:i/>
                 <w:iCs/>
                 <w:noProof/>
@@ -2713,7 +2713,7 @@
         </w:p>
         <w:p>
           <w:pPr>
-            <w:pStyle w:val="TJ2"/>
+            <w:pStyle w:val="TOC2"/>
             <w:tabs>
               <w:tab w:val="left" w:pos="960"/>
               <w:tab w:val="right" w:leader="dot" w:pos="9065"/>
@@ -2732,7 +2732,7 @@
           <w:hyperlink w:anchor="_Toc188968865" w:history="1">
             <w:r>
               <w:rPr>
-                <w:rStyle w:val="Hiperhivatkozs"/>
+                <w:rStyle w:val="Hyperlink"/>
                 <w:i/>
                 <w:iCs/>
                 <w:noProof/>
@@ -2754,7 +2754,7 @@
             </w:r>
             <w:r>
               <w:rPr>
-                <w:rStyle w:val="Hiperhivatkozs"/>
+                <w:rStyle w:val="Hyperlink"/>
                 <w:i/>
                 <w:iCs/>
                 <w:noProof/>
@@ -2813,7 +2813,7 @@
         </w:p>
         <w:p>
           <w:pPr>
-            <w:pStyle w:val="TJ1"/>
+            <w:pStyle w:val="TOC1"/>
             <w:tabs>
               <w:tab w:val="left" w:pos="464"/>
               <w:tab w:val="right" w:leader="dot" w:pos="9065"/>
@@ -2832,7 +2832,7 @@
           <w:hyperlink w:anchor="_Toc188968866" w:history="1">
             <w:r>
               <w:rPr>
-                <w:rStyle w:val="Hiperhivatkozs"/>
+                <w:rStyle w:val="Hyperlink"/>
                 <w:noProof/>
               </w:rPr>
               <w:t>6.</w:t>
@@ -2852,7 +2852,7 @@
             </w:r>
             <w:r>
               <w:rPr>
-                <w:rStyle w:val="Hiperhivatkozs"/>
+                <w:rStyle w:val="Hyperlink"/>
                 <w:noProof/>
               </w:rPr>
               <w:t>REST interfészek</w:t>
@@ -2909,7 +2909,7 @@
         </w:p>
         <w:p>
           <w:pPr>
-            <w:pStyle w:val="TJ2"/>
+            <w:pStyle w:val="TOC2"/>
             <w:tabs>
               <w:tab w:val="left" w:pos="960"/>
               <w:tab w:val="right" w:leader="dot" w:pos="9065"/>
@@ -2928,7 +2928,7 @@
           <w:hyperlink w:anchor="_Toc188968867" w:history="1">
             <w:r>
               <w:rPr>
-                <w:rStyle w:val="Hiperhivatkozs"/>
+                <w:rStyle w:val="Hyperlink"/>
                 <w:noProof/>
               </w:rPr>
               <w:t>6.1.</w:t>
@@ -2948,7 +2948,7 @@
             </w:r>
             <w:r>
               <w:rPr>
-                <w:rStyle w:val="Hiperhivatkozs"/>
+                <w:rStyle w:val="Hyperlink"/>
                 <w:noProof/>
               </w:rPr>
               <w:t>Üzenetek általános felépítése</w:t>
@@ -3005,7 +3005,7 @@
         </w:p>
         <w:p>
           <w:pPr>
-            <w:pStyle w:val="TJ2"/>
+            <w:pStyle w:val="TOC2"/>
             <w:tabs>
               <w:tab w:val="left" w:pos="960"/>
               <w:tab w:val="right" w:leader="dot" w:pos="9065"/>
@@ -3024,7 +3024,7 @@
           <w:hyperlink w:anchor="_Toc188968868" w:history="1">
             <w:r>
               <w:rPr>
-                <w:rStyle w:val="Hiperhivatkozs"/>
+                <w:rStyle w:val="Hyperlink"/>
                 <w:i/>
                 <w:iCs/>
                 <w:noProof/>
@@ -3046,7 +3046,7 @@
             </w:r>
             <w:r>
               <w:rPr>
-                <w:rStyle w:val="Hiperhivatkozs"/>
+                <w:rStyle w:val="Hyperlink"/>
                 <w:i/>
                 <w:iCs/>
                 <w:noProof/>
@@ -3105,7 +3105,7 @@
         </w:p>
         <w:p>
           <w:pPr>
-            <w:pStyle w:val="TJ2"/>
+            <w:pStyle w:val="TOC2"/>
             <w:tabs>
               <w:tab w:val="left" w:pos="960"/>
               <w:tab w:val="right" w:leader="dot" w:pos="9065"/>
@@ -3124,7 +3124,7 @@
           <w:hyperlink w:anchor="_Toc188968869" w:history="1">
             <w:r>
               <w:rPr>
-                <w:rStyle w:val="Hiperhivatkozs"/>
+                <w:rStyle w:val="Hyperlink"/>
                 <w:i/>
                 <w:iCs/>
                 <w:noProof/>
@@ -3146,7 +3146,7 @@
             </w:r>
             <w:r>
               <w:rPr>
-                <w:rStyle w:val="Hiperhivatkozs"/>
+                <w:rStyle w:val="Hyperlink"/>
                 <w:i/>
                 <w:iCs/>
                 <w:noProof/>
@@ -3205,7 +3205,7 @@
         </w:p>
         <w:p>
           <w:pPr>
-            <w:pStyle w:val="TJ2"/>
+            <w:pStyle w:val="TOC2"/>
             <w:tabs>
               <w:tab w:val="left" w:pos="960"/>
               <w:tab w:val="right" w:leader="dot" w:pos="9065"/>
@@ -3224,7 +3224,7 @@
           <w:hyperlink w:anchor="_Toc188968870" w:history="1">
             <w:r>
               <w:rPr>
-                <w:rStyle w:val="Hiperhivatkozs"/>
+                <w:rStyle w:val="Hyperlink"/>
                 <w:noProof/>
               </w:rPr>
               <w:t>6.2.</w:t>
@@ -3244,7 +3244,7 @@
             </w:r>
             <w:r>
               <w:rPr>
-                <w:rStyle w:val="Hiperhivatkozs"/>
+                <w:rStyle w:val="Hyperlink"/>
                 <w:noProof/>
               </w:rPr>
               <w:t>Felhasználó regisztráció kezelés interfésze</w:t>
@@ -3301,7 +3301,7 @@
         </w:p>
         <w:p>
           <w:pPr>
-            <w:pStyle w:val="TJ2"/>
+            <w:pStyle w:val="TOC2"/>
             <w:tabs>
               <w:tab w:val="left" w:pos="960"/>
               <w:tab w:val="right" w:leader="dot" w:pos="9065"/>
@@ -3320,7 +3320,7 @@
           <w:hyperlink w:anchor="_Toc188968871" w:history="1">
             <w:r>
               <w:rPr>
-                <w:rStyle w:val="Hiperhivatkozs"/>
+                <w:rStyle w:val="Hyperlink"/>
                 <w:i/>
                 <w:iCs/>
                 <w:noProof/>
@@ -3342,7 +3342,7 @@
             </w:r>
             <w:r>
               <w:rPr>
-                <w:rStyle w:val="Hiperhivatkozs"/>
+                <w:rStyle w:val="Hyperlink"/>
                 <w:i/>
                 <w:iCs/>
                 <w:noProof/>
@@ -3401,7 +3401,7 @@
         </w:p>
         <w:p>
           <w:pPr>
-            <w:pStyle w:val="TJ2"/>
+            <w:pStyle w:val="TOC2"/>
             <w:tabs>
               <w:tab w:val="left" w:pos="960"/>
               <w:tab w:val="right" w:leader="dot" w:pos="9065"/>
@@ -3420,7 +3420,7 @@
           <w:hyperlink w:anchor="_Toc188968872" w:history="1">
             <w:r>
               <w:rPr>
-                <w:rStyle w:val="Hiperhivatkozs"/>
+                <w:rStyle w:val="Hyperlink"/>
                 <w:i/>
                 <w:iCs/>
                 <w:noProof/>
@@ -3442,7 +3442,7 @@
             </w:r>
             <w:r>
               <w:rPr>
-                <w:rStyle w:val="Hiperhivatkozs"/>
+                <w:rStyle w:val="Hyperlink"/>
                 <w:i/>
                 <w:iCs/>
                 <w:noProof/>
@@ -3501,7 +3501,7 @@
         </w:p>
         <w:p>
           <w:pPr>
-            <w:pStyle w:val="TJ2"/>
+            <w:pStyle w:val="TOC2"/>
             <w:tabs>
               <w:tab w:val="left" w:pos="960"/>
               <w:tab w:val="right" w:leader="dot" w:pos="9065"/>
@@ -3520,7 +3520,7 @@
           <w:hyperlink w:anchor="_Toc188968873" w:history="1">
             <w:r>
               <w:rPr>
-                <w:rStyle w:val="Hiperhivatkozs"/>
+                <w:rStyle w:val="Hyperlink"/>
                 <w:noProof/>
               </w:rPr>
               <w:t>6.3.</w:t>
@@ -3540,7 +3540,7 @@
             </w:r>
             <w:r>
               <w:rPr>
-                <w:rStyle w:val="Hiperhivatkozs"/>
+                <w:rStyle w:val="Hyperlink"/>
                 <w:noProof/>
               </w:rPr>
               <w:t>Token kezelés interfésze</w:t>
@@ -3597,7 +3597,7 @@
         </w:p>
         <w:p>
           <w:pPr>
-            <w:pStyle w:val="TJ2"/>
+            <w:pStyle w:val="TOC2"/>
             <w:tabs>
               <w:tab w:val="left" w:pos="960"/>
               <w:tab w:val="right" w:leader="dot" w:pos="9065"/>
@@ -3616,7 +3616,7 @@
           <w:hyperlink w:anchor="_Toc188968874" w:history="1">
             <w:r>
               <w:rPr>
-                <w:rStyle w:val="Hiperhivatkozs"/>
+                <w:rStyle w:val="Hyperlink"/>
                 <w:i/>
                 <w:iCs/>
                 <w:noProof/>
@@ -3638,7 +3638,7 @@
             </w:r>
             <w:r>
               <w:rPr>
-                <w:rStyle w:val="Hiperhivatkozs"/>
+                <w:rStyle w:val="Hyperlink"/>
                 <w:i/>
                 <w:iCs/>
                 <w:noProof/>
@@ -3697,7 +3697,7 @@
         </w:p>
         <w:p>
           <w:pPr>
-            <w:pStyle w:val="TJ2"/>
+            <w:pStyle w:val="TOC2"/>
             <w:tabs>
               <w:tab w:val="left" w:pos="960"/>
               <w:tab w:val="right" w:leader="dot" w:pos="9065"/>
@@ -3716,7 +3716,7 @@
           <w:hyperlink w:anchor="_Toc188968875" w:history="1">
             <w:r>
               <w:rPr>
-                <w:rStyle w:val="Hiperhivatkozs"/>
+                <w:rStyle w:val="Hyperlink"/>
                 <w:noProof/>
               </w:rPr>
               <w:t>6.4.</w:t>
@@ -3736,7 +3736,7 @@
             </w:r>
             <w:r>
               <w:rPr>
-                <w:rStyle w:val="Hiperhivatkozs"/>
+                <w:rStyle w:val="Hyperlink"/>
                 <w:noProof/>
               </w:rPr>
               <w:t>Fájltároló kezelés interfészei</w:t>
@@ -3793,7 +3793,7 @@
         </w:p>
         <w:p>
           <w:pPr>
-            <w:pStyle w:val="TJ2"/>
+            <w:pStyle w:val="TOC2"/>
             <w:tabs>
               <w:tab w:val="left" w:pos="960"/>
               <w:tab w:val="right" w:leader="dot" w:pos="9065"/>
@@ -3812,7 +3812,7 @@
           <w:hyperlink w:anchor="_Toc188968876" w:history="1">
             <w:r>
               <w:rPr>
-                <w:rStyle w:val="Hiperhivatkozs"/>
+                <w:rStyle w:val="Hyperlink"/>
                 <w:i/>
                 <w:iCs/>
                 <w:noProof/>
@@ -3834,7 +3834,7 @@
             </w:r>
             <w:r>
               <w:rPr>
-                <w:rStyle w:val="Hiperhivatkozs"/>
+                <w:rStyle w:val="Hyperlink"/>
                 <w:i/>
                 <w:iCs/>
                 <w:noProof/>
@@ -3893,7 +3893,7 @@
         </w:p>
         <w:p>
           <w:pPr>
-            <w:pStyle w:val="TJ2"/>
+            <w:pStyle w:val="TOC2"/>
             <w:tabs>
               <w:tab w:val="left" w:pos="960"/>
               <w:tab w:val="right" w:leader="dot" w:pos="9065"/>
@@ -3912,7 +3912,7 @@
           <w:hyperlink w:anchor="_Toc188968877" w:history="1">
             <w:r>
               <w:rPr>
-                <w:rStyle w:val="Hiperhivatkozs"/>
+                <w:rStyle w:val="Hyperlink"/>
                 <w:i/>
                 <w:iCs/>
                 <w:noProof/>
@@ -3934,7 +3934,7 @@
             </w:r>
             <w:r>
               <w:rPr>
-                <w:rStyle w:val="Hiperhivatkozs"/>
+                <w:rStyle w:val="Hyperlink"/>
                 <w:i/>
                 <w:iCs/>
                 <w:noProof/>
@@ -3993,7 +3993,7 @@
         </w:p>
         <w:p>
           <w:pPr>
-            <w:pStyle w:val="TJ1"/>
+            <w:pStyle w:val="TOC1"/>
             <w:tabs>
               <w:tab w:val="left" w:pos="464"/>
               <w:tab w:val="right" w:leader="dot" w:pos="9065"/>
@@ -4012,7 +4012,7 @@
           <w:hyperlink w:anchor="_Toc188968878" w:history="1">
             <w:r>
               <w:rPr>
-                <w:rStyle w:val="Hiperhivatkozs"/>
+                <w:rStyle w:val="Hyperlink"/>
                 <w:noProof/>
               </w:rPr>
               <w:t>7.</w:t>
@@ -4032,7 +4032,7 @@
             </w:r>
             <w:r>
               <w:rPr>
-                <w:rStyle w:val="Hiperhivatkozs"/>
+                <w:rStyle w:val="Hyperlink"/>
                 <w:noProof/>
               </w:rPr>
               <w:t>Környezetek elérhetősége</w:t>
@@ -4089,7 +4089,7 @@
         </w:p>
         <w:p>
           <w:pPr>
-            <w:pStyle w:val="TJ2"/>
+            <w:pStyle w:val="TOC2"/>
             <w:tabs>
               <w:tab w:val="left" w:pos="960"/>
               <w:tab w:val="right" w:leader="dot" w:pos="9065"/>
@@ -4108,7 +4108,7 @@
           <w:hyperlink w:anchor="_Toc188968879" w:history="1">
             <w:r>
               <w:rPr>
-                <w:rStyle w:val="Hiperhivatkozs"/>
+                <w:rStyle w:val="Hyperlink"/>
                 <w:noProof/>
               </w:rPr>
               <w:t>7.1.</w:t>
@@ -4128,7 +4128,7 @@
             </w:r>
             <w:r>
               <w:rPr>
-                <w:rStyle w:val="Hiperhivatkozs"/>
+                <w:rStyle w:val="Hyperlink"/>
                 <w:noProof/>
               </w:rPr>
               <w:t>Teszt környezet</w:t>
@@ -4185,7 +4185,7 @@
         </w:p>
         <w:p>
           <w:pPr>
-            <w:pStyle w:val="TJ2"/>
+            <w:pStyle w:val="TOC2"/>
             <w:tabs>
               <w:tab w:val="left" w:pos="960"/>
               <w:tab w:val="right" w:leader="dot" w:pos="9065"/>
@@ -4204,7 +4204,7 @@
           <w:hyperlink w:anchor="_Toc188968880" w:history="1">
             <w:r>
               <w:rPr>
-                <w:rStyle w:val="Hiperhivatkozs"/>
+                <w:rStyle w:val="Hyperlink"/>
                 <w:noProof/>
               </w:rPr>
               <w:t>7.2.</w:t>
@@ -4224,7 +4224,7 @@
             </w:r>
             <w:r>
               <w:rPr>
-                <w:rStyle w:val="Hiperhivatkozs"/>
+                <w:rStyle w:val="Hyperlink"/>
                 <w:noProof/>
               </w:rPr>
               <w:t>Éles környezet</w:t>
@@ -4281,7 +4281,7 @@
         </w:p>
         <w:p>
           <w:pPr>
-            <w:pStyle w:val="TJ2"/>
+            <w:pStyle w:val="TOC2"/>
             <w:tabs>
               <w:tab w:val="left" w:pos="960"/>
               <w:tab w:val="right" w:leader="dot" w:pos="9065"/>
@@ -4300,7 +4300,7 @@
           <w:hyperlink w:anchor="_Toc188968881" w:history="1">
             <w:r>
               <w:rPr>
-                <w:rStyle w:val="Hiperhivatkozs"/>
+                <w:rStyle w:val="Hyperlink"/>
                 <w:noProof/>
               </w:rPr>
               <w:t>7.3.</w:t>
@@ -4320,7 +4320,7 @@
             </w:r>
             <w:r>
               <w:rPr>
-                <w:rStyle w:val="Hiperhivatkozs"/>
+                <w:rStyle w:val="Hyperlink"/>
                 <w:noProof/>
               </w:rPr>
               <w:t>Definíciók elérhetősége:</w:t>
@@ -4896,13 +4896,8 @@
             <w:pPr>
               <w:ind w:left="108"/>
             </w:pPr>
-            <w:proofErr w:type="spellStart"/>
-            <w:r>
-              <w:t>resultMessage</w:t>
-            </w:r>
-            <w:proofErr w:type="spellEnd"/>
-            <w:r>
-              <w:t xml:space="preserve"> megadása nem kötelező</w:t>
+            <w:r>
+              <w:t>resultMessage megadása nem kötelező</w:t>
             </w:r>
           </w:p>
         </w:tc>
@@ -5121,13 +5116,8 @@
             <w:pPr>
               <w:ind w:left="108"/>
             </w:pPr>
-            <w:proofErr w:type="spellStart"/>
-            <w:r>
-              <w:t>fileId</w:t>
-            </w:r>
-            <w:proofErr w:type="spellEnd"/>
-            <w:r>
-              <w:t xml:space="preserve"> hossz változás átvezetése</w:t>
+            <w:r>
+              <w:t>fileId hossz változás átvezetése</w:t>
             </w:r>
           </w:p>
         </w:tc>
@@ -5180,7 +5170,7 @@
     </w:p>
     <w:tbl>
       <w:tblPr>
-        <w:tblStyle w:val="Tblzatrcsos45jellszn"/>
+        <w:tblStyle w:val="GridTable4-Accent5"/>
         <w:tblW w:w="0" w:type="auto"/>
         <w:tblLook w:val="04A0" w:firstRow="1" w:lastRow="0" w:firstColumn="1" w:lastColumn="0" w:noHBand="0" w:noVBand="1"/>
       </w:tblPr>
@@ -5240,9 +5230,44 @@
                 <w:i/>
                 <w:iCs/>
               </w:rPr>
-              <w:t>(</w:t>
-            </w:r>
-            <w:proofErr w:type="spellStart"/>
+              <w:t>(Security)</w:t>
+            </w:r>
+          </w:p>
+        </w:tc>
+        <w:tc>
+          <w:tcPr>
+            <w:tcW w:w="7082" w:type="dxa"/>
+          </w:tcPr>
+          <w:p>
+            <w:pPr>
+              <w:spacing w:line="360" w:lineRule="auto"/>
+              <w:cnfStyle w:val="000000100000" w:firstRow="0" w:lastRow="0" w:firstColumn="0" w:lastColumn="0" w:oddVBand="0" w:evenVBand="0" w:oddHBand="1" w:evenHBand="0" w:firstRowFirstColumn="0" w:firstRowLastColumn="0" w:lastRowFirstColumn="0" w:lastRowLastColumn="0"/>
+            </w:pPr>
+            <w:r>
+              <w:t xml:space="preserve">Egyes API üzenetek hitelesítésére szolgáló aláíráshoz használt kulcs, amely teljes egészében csak magában a kliensprogramban áll össze. Titkosan kell kezelni úgy, hogy emberi megismerése reálisan lehetetlen legyen. Az láírókulcs a Felhasználóhoz kapcsolódik. </w:t>
+            </w:r>
+          </w:p>
+          <w:p>
+            <w:pPr>
+              <w:spacing w:line="360" w:lineRule="auto"/>
+              <w:cnfStyle w:val="000000100000" w:firstRow="0" w:lastRow="0" w:firstColumn="0" w:lastColumn="0" w:oddVBand="0" w:evenVBand="0" w:oddHBand="1" w:evenHBand="0" w:firstRowFirstColumn="0" w:firstRowLastColumn="0" w:lastRowFirstColumn="0" w:lastRowLastColumn="0"/>
+            </w:pPr>
+          </w:p>
+        </w:tc>
+      </w:tr>
+      <w:tr>
+        <w:tc>
+          <w:tcPr>
+            <w:cnfStyle w:val="001000000000" w:firstRow="0" w:lastRow="0" w:firstColumn="1" w:lastColumn="0" w:oddVBand="0" w:evenVBand="0" w:oddHBand="0" w:evenHBand="0" w:firstRowFirstColumn="0" w:firstRowLastColumn="0" w:lastRowFirstColumn="0" w:lastRowLastColumn="0"/>
+            <w:tcW w:w="1980" w:type="dxa"/>
+          </w:tcPr>
+          <w:p>
+            <w:pPr>
+              <w:spacing w:line="360" w:lineRule="auto"/>
+            </w:pPr>
+            <w:r>
+              <w:t xml:space="preserve">API </w:t>
+            </w:r>
             <w:r>
               <w:rPr>
                 <w:b w:val="0"/>
@@ -5250,61 +5275,6 @@
                 <w:i/>
                 <w:iCs/>
               </w:rPr>
-              <w:t>Security</w:t>
-            </w:r>
-            <w:proofErr w:type="spellEnd"/>
-            <w:r>
-              <w:rPr>
-                <w:b w:val="0"/>
-                <w:bCs w:val="0"/>
-                <w:i/>
-                <w:iCs/>
-              </w:rPr>
-              <w:t>)</w:t>
-            </w:r>
-          </w:p>
-        </w:tc>
-        <w:tc>
-          <w:tcPr>
-            <w:tcW w:w="7082" w:type="dxa"/>
-          </w:tcPr>
-          <w:p>
-            <w:pPr>
-              <w:spacing w:line="360" w:lineRule="auto"/>
-              <w:cnfStyle w:val="000000100000" w:firstRow="0" w:lastRow="0" w:firstColumn="0" w:lastColumn="0" w:oddVBand="0" w:evenVBand="0" w:oddHBand="1" w:evenHBand="0" w:firstRowFirstColumn="0" w:firstRowLastColumn="0" w:lastRowFirstColumn="0" w:lastRowLastColumn="0"/>
-            </w:pPr>
-            <w:r>
-              <w:t xml:space="preserve">Egyes API üzenetek hitelesítésére szolgáló aláíráshoz használt kulcs, amely teljes egészében csak magában a kliensprogramban áll össze. Titkosan kell kezelni úgy, hogy emberi megismerése reálisan lehetetlen legyen. Az láírókulcs a Felhasználóhoz kapcsolódik. </w:t>
-            </w:r>
-          </w:p>
-          <w:p>
-            <w:pPr>
-              <w:spacing w:line="360" w:lineRule="auto"/>
-              <w:cnfStyle w:val="000000100000" w:firstRow="0" w:lastRow="0" w:firstColumn="0" w:lastColumn="0" w:oddVBand="0" w:evenVBand="0" w:oddHBand="1" w:evenHBand="0" w:firstRowFirstColumn="0" w:firstRowLastColumn="0" w:lastRowFirstColumn="0" w:lastRowLastColumn="0"/>
-            </w:pPr>
-          </w:p>
-        </w:tc>
-      </w:tr>
-      <w:tr>
-        <w:tc>
-          <w:tcPr>
-            <w:cnfStyle w:val="001000000000" w:firstRow="0" w:lastRow="0" w:firstColumn="1" w:lastColumn="0" w:oddVBand="0" w:evenVBand="0" w:oddHBand="0" w:evenHBand="0" w:firstRowFirstColumn="0" w:firstRowLastColumn="0" w:lastRowFirstColumn="0" w:lastRowLastColumn="0"/>
-            <w:tcW w:w="1980" w:type="dxa"/>
-          </w:tcPr>
-          <w:p>
-            <w:pPr>
-              <w:spacing w:line="360" w:lineRule="auto"/>
-            </w:pPr>
-            <w:r>
-              <w:t xml:space="preserve">API </w:t>
-            </w:r>
-            <w:r>
-              <w:rPr>
-                <w:b w:val="0"/>
-                <w:bCs w:val="0"/>
-                <w:i/>
-                <w:iCs/>
-              </w:rPr>
               <w:t>(API)</w:t>
             </w:r>
           </w:p>
@@ -5319,23 +5289,7 @@
               <w:cnfStyle w:val="000000000000" w:firstRow="0" w:lastRow="0" w:firstColumn="0" w:lastColumn="0" w:oddVBand="0" w:evenVBand="0" w:oddHBand="0" w:evenHBand="0" w:firstRowFirstColumn="0" w:firstRowLastColumn="0" w:lastRowFirstColumn="0" w:lastRowLastColumn="0"/>
             </w:pPr>
             <w:r>
-              <w:t xml:space="preserve">Egy API alatt itt egy meghatározott üzleti célhoz kapcsolódó, egymással összefüggésben álló interfész-műveletek és az ezek által használt adatszerkezetek együttesét értjük. Egy API-ban ennek megfelelően több főnévre (tárgyra) vonatkozó műveletek is lehetnek, nem felétlenül csak egy adott tárgyra vonatkozó műveletek. Egy adott tárgyra vonatkozó CRUD műveletek fő szabály szerint egy API-ban vannak megfogalmazva. Egy SOAP API egy WSDL állományban, egy </w:t>
-            </w:r>
-            <w:proofErr w:type="spellStart"/>
-            <w:r>
-              <w:t>RESTful</w:t>
-            </w:r>
-            <w:proofErr w:type="spellEnd"/>
-            <w:r>
-              <w:t xml:space="preserve"> API egy </w:t>
-            </w:r>
-            <w:proofErr w:type="spellStart"/>
-            <w:r>
-              <w:t>OpenAPI</w:t>
-            </w:r>
-            <w:proofErr w:type="spellEnd"/>
-            <w:r>
-              <w:t xml:space="preserve"> dokumentumban kerül definiálásra.</w:t>
+              <w:t>Egy API alatt itt egy meghatározott üzleti célhoz kapcsolódó, egymással összefüggésben álló interfész-műveletek és az ezek által használt adatszerkezetek együttesét értjük. Egy API-ban ennek megfelelően több főnévre (tárgyra) vonatkozó műveletek is lehetnek, nem felétlenül csak egy adott tárgyra vonatkozó műveletek. Egy adott tárgyra vonatkozó CRUD műveletek fő szabály szerint egy API-ban vannak megfogalmazva. Egy SOAP API egy WSDL állományban, egy RESTful API egy OpenAPI dokumentumban kerül definiálásra.</w:t>
             </w:r>
           </w:p>
         </w:tc>
@@ -5363,9 +5317,38 @@
                 <w:i/>
                 <w:iCs/>
               </w:rPr>
-              <w:t>(</w:t>
-            </w:r>
-            <w:proofErr w:type="spellStart"/>
+              <w:t>(Security)</w:t>
+            </w:r>
+          </w:p>
+        </w:tc>
+        <w:tc>
+          <w:tcPr>
+            <w:tcW w:w="7082" w:type="dxa"/>
+          </w:tcPr>
+          <w:p>
+            <w:pPr>
+              <w:spacing w:line="360" w:lineRule="auto"/>
+              <w:cnfStyle w:val="000000100000" w:firstRow="0" w:lastRow="0" w:firstColumn="0" w:lastColumn="0" w:oddVBand="0" w:evenVBand="0" w:oddHBand="1" w:evenHBand="0" w:firstRowFirstColumn="0" w:firstRowLastColumn="0" w:lastRowFirstColumn="0" w:lastRowLastColumn="0"/>
+            </w:pPr>
+            <w:r>
+              <w:t xml:space="preserve">A felhasználói regisztráció eredményeként a felhasználó számára kiadott, különböző biztonsági információkat tartalmazó titkos kód. </w:t>
+            </w:r>
+          </w:p>
+        </w:tc>
+      </w:tr>
+      <w:tr>
+        <w:tc>
+          <w:tcPr>
+            <w:cnfStyle w:val="001000000000" w:firstRow="0" w:lastRow="0" w:firstColumn="1" w:lastColumn="0" w:oddVBand="0" w:evenVBand="0" w:oddHBand="0" w:evenHBand="0" w:firstRowFirstColumn="0" w:firstRowLastColumn="0" w:lastRowFirstColumn="0" w:lastRowLastColumn="0"/>
+            <w:tcW w:w="1980" w:type="dxa"/>
+          </w:tcPr>
+          <w:p>
+            <w:pPr>
+              <w:spacing w:line="360" w:lineRule="auto"/>
+            </w:pPr>
+            <w:r>
+              <w:t xml:space="preserve">API Key alapú felhasználói regisztráció </w:t>
+            </w:r>
             <w:r>
               <w:rPr>
                 <w:b w:val="0"/>
@@ -5373,55 +5356,6 @@
                 <w:i/>
                 <w:iCs/>
               </w:rPr>
-              <w:t>Security</w:t>
-            </w:r>
-            <w:proofErr w:type="spellEnd"/>
-            <w:r>
-              <w:rPr>
-                <w:b w:val="0"/>
-                <w:bCs w:val="0"/>
-                <w:i/>
-                <w:iCs/>
-              </w:rPr>
-              <w:t>)</w:t>
-            </w:r>
-          </w:p>
-        </w:tc>
-        <w:tc>
-          <w:tcPr>
-            <w:tcW w:w="7082" w:type="dxa"/>
-          </w:tcPr>
-          <w:p>
-            <w:pPr>
-              <w:spacing w:line="360" w:lineRule="auto"/>
-              <w:cnfStyle w:val="000000100000" w:firstRow="0" w:lastRow="0" w:firstColumn="0" w:lastColumn="0" w:oddVBand="0" w:evenVBand="0" w:oddHBand="1" w:evenHBand="0" w:firstRowFirstColumn="0" w:firstRowLastColumn="0" w:lastRowFirstColumn="0" w:lastRowLastColumn="0"/>
-            </w:pPr>
-            <w:r>
-              <w:t xml:space="preserve">A felhasználói regisztráció eredményeként a felhasználó számára kiadott, különböző biztonsági információkat tartalmazó titkos kód. </w:t>
-            </w:r>
-          </w:p>
-        </w:tc>
-      </w:tr>
-      <w:tr>
-        <w:tc>
-          <w:tcPr>
-            <w:cnfStyle w:val="001000000000" w:firstRow="0" w:lastRow="0" w:firstColumn="1" w:lastColumn="0" w:oddVBand="0" w:evenVBand="0" w:oddHBand="0" w:evenHBand="0" w:firstRowFirstColumn="0" w:firstRowLastColumn="0" w:lastRowFirstColumn="0" w:lastRowLastColumn="0"/>
-            <w:tcW w:w="1980" w:type="dxa"/>
-          </w:tcPr>
-          <w:p>
-            <w:pPr>
-              <w:spacing w:line="360" w:lineRule="auto"/>
-            </w:pPr>
-            <w:r>
-              <w:t xml:space="preserve">API Key alapú felhasználói regisztráció </w:t>
-            </w:r>
-            <w:r>
-              <w:rPr>
-                <w:b w:val="0"/>
-                <w:bCs w:val="0"/>
-                <w:i/>
-                <w:iCs/>
-              </w:rPr>
               <w:t>(Általános)</w:t>
             </w:r>
           </w:p>
@@ -5450,7 +5384,7 @@
           </w:p>
           <w:p>
             <w:pPr>
-              <w:pStyle w:val="Listaszerbekezds"/>
+              <w:pStyle w:val="ListParagraph"/>
               <w:numPr>
                 <w:ilvl w:val="0"/>
                 <w:numId w:val="28"/>
@@ -5470,7 +5404,7 @@
           </w:p>
           <w:p>
             <w:pPr>
-              <w:pStyle w:val="Listaszerbekezds"/>
+              <w:pStyle w:val="ListParagraph"/>
               <w:numPr>
                 <w:ilvl w:val="0"/>
                 <w:numId w:val="28"/>
@@ -5487,7 +5421,7 @@
           </w:p>
           <w:p>
             <w:pPr>
-              <w:pStyle w:val="Listaszerbekezds"/>
+              <w:pStyle w:val="ListParagraph"/>
               <w:numPr>
                 <w:ilvl w:val="0"/>
                 <w:numId w:val="28"/>
@@ -5501,7 +5435,7 @@
           </w:p>
           <w:p>
             <w:pPr>
-              <w:pStyle w:val="Listaszerbekezds"/>
+              <w:pStyle w:val="ListParagraph"/>
               <w:numPr>
                 <w:ilvl w:val="0"/>
                 <w:numId w:val="28"/>
@@ -5509,13 +5443,8 @@
               <w:spacing w:after="0" w:line="360" w:lineRule="auto"/>
               <w:cnfStyle w:val="000000000000" w:firstRow="0" w:lastRow="0" w:firstColumn="0" w:lastColumn="0" w:oddVBand="0" w:evenVBand="0" w:oddHBand="0" w:evenHBand="0" w:firstRowFirstColumn="0" w:firstRowLastColumn="0" w:lastRowFirstColumn="0" w:lastRowLastColumn="0"/>
             </w:pPr>
-            <w:proofErr w:type="spellStart"/>
-            <w:r>
-              <w:t>nonce</w:t>
-            </w:r>
-            <w:proofErr w:type="spellEnd"/>
-            <w:r>
-              <w:t xml:space="preserve"> (aláírókulcs második felének a beváltáshoz)</w:t>
+            <w:r>
+              <w:t>nonce (aláírókulcs második felének a beváltáshoz)</w:t>
             </w:r>
           </w:p>
         </w:tc>
@@ -5533,13 +5462,8 @@
             <w:pPr>
               <w:spacing w:line="360" w:lineRule="auto"/>
             </w:pPr>
-            <w:proofErr w:type="spellStart"/>
-            <w:r>
-              <w:t>Authentication</w:t>
-            </w:r>
-            <w:proofErr w:type="spellEnd"/>
-            <w:r>
-              <w:t xml:space="preserve"> </w:t>
+            <w:r>
+              <w:t xml:space="preserve">Authentication </w:t>
             </w:r>
             <w:r>
               <w:rPr>
@@ -5548,9 +5472,44 @@
                 <w:i/>
                 <w:iCs/>
               </w:rPr>
-              <w:t>(</w:t>
-            </w:r>
-            <w:proofErr w:type="spellStart"/>
+              <w:t>(Security)</w:t>
+            </w:r>
+          </w:p>
+        </w:tc>
+        <w:tc>
+          <w:tcPr>
+            <w:tcW w:w="7082" w:type="dxa"/>
+          </w:tcPr>
+          <w:p>
+            <w:pPr>
+              <w:spacing w:line="360" w:lineRule="auto"/>
+              <w:cnfStyle w:val="000000100000" w:firstRow="0" w:lastRow="0" w:firstColumn="0" w:lastColumn="0" w:oddVBand="0" w:evenVBand="0" w:oddHBand="1" w:evenHBand="0" w:firstRowFirstColumn="0" w:firstRowLastColumn="0" w:lastRowFirstColumn="0" w:lastRowLastColumn="0"/>
+            </w:pPr>
+            <w:r>
+              <w:t>ld. Azonosítás</w:t>
+            </w:r>
+          </w:p>
+          <w:p>
+            <w:pPr>
+              <w:spacing w:line="360" w:lineRule="auto"/>
+              <w:cnfStyle w:val="000000100000" w:firstRow="0" w:lastRow="0" w:firstColumn="0" w:lastColumn="0" w:oddVBand="0" w:evenVBand="0" w:oddHBand="1" w:evenHBand="0" w:firstRowFirstColumn="0" w:firstRowLastColumn="0" w:lastRowFirstColumn="0" w:lastRowLastColumn="0"/>
+            </w:pPr>
+          </w:p>
+        </w:tc>
+      </w:tr>
+      <w:tr>
+        <w:tc>
+          <w:tcPr>
+            <w:cnfStyle w:val="001000000000" w:firstRow="0" w:lastRow="0" w:firstColumn="1" w:lastColumn="0" w:oddVBand="0" w:evenVBand="0" w:oddHBand="0" w:evenHBand="0" w:firstRowFirstColumn="0" w:firstRowLastColumn="0" w:lastRowFirstColumn="0" w:lastRowLastColumn="0"/>
+            <w:tcW w:w="1980" w:type="dxa"/>
+          </w:tcPr>
+          <w:p>
+            <w:pPr>
+              <w:spacing w:line="360" w:lineRule="auto"/>
+            </w:pPr>
+            <w:r>
+              <w:t xml:space="preserve">Authorization </w:t>
+            </w:r>
             <w:r>
               <w:rPr>
                 <w:b w:val="0"/>
@@ -5558,87 +5517,7 @@
                 <w:i/>
                 <w:iCs/>
               </w:rPr>
-              <w:t>Security</w:t>
-            </w:r>
-            <w:proofErr w:type="spellEnd"/>
-            <w:r>
-              <w:rPr>
-                <w:b w:val="0"/>
-                <w:bCs w:val="0"/>
-                <w:i/>
-                <w:iCs/>
-              </w:rPr>
-              <w:t>)</w:t>
-            </w:r>
-          </w:p>
-        </w:tc>
-        <w:tc>
-          <w:tcPr>
-            <w:tcW w:w="7082" w:type="dxa"/>
-          </w:tcPr>
-          <w:p>
-            <w:pPr>
-              <w:spacing w:line="360" w:lineRule="auto"/>
-              <w:cnfStyle w:val="000000100000" w:firstRow="0" w:lastRow="0" w:firstColumn="0" w:lastColumn="0" w:oddVBand="0" w:evenVBand="0" w:oddHBand="1" w:evenHBand="0" w:firstRowFirstColumn="0" w:firstRowLastColumn="0" w:lastRowFirstColumn="0" w:lastRowLastColumn="0"/>
-            </w:pPr>
-            <w:r>
-              <w:t>ld. Azonosítás</w:t>
-            </w:r>
-          </w:p>
-          <w:p>
-            <w:pPr>
-              <w:spacing w:line="360" w:lineRule="auto"/>
-              <w:cnfStyle w:val="000000100000" w:firstRow="0" w:lastRow="0" w:firstColumn="0" w:lastColumn="0" w:oddVBand="0" w:evenVBand="0" w:oddHBand="1" w:evenHBand="0" w:firstRowFirstColumn="0" w:firstRowLastColumn="0" w:lastRowFirstColumn="0" w:lastRowLastColumn="0"/>
-            </w:pPr>
-          </w:p>
-        </w:tc>
-      </w:tr>
-      <w:tr>
-        <w:tc>
-          <w:tcPr>
-            <w:cnfStyle w:val="001000000000" w:firstRow="0" w:lastRow="0" w:firstColumn="1" w:lastColumn="0" w:oddVBand="0" w:evenVBand="0" w:oddHBand="0" w:evenHBand="0" w:firstRowFirstColumn="0" w:firstRowLastColumn="0" w:lastRowFirstColumn="0" w:lastRowLastColumn="0"/>
-            <w:tcW w:w="1980" w:type="dxa"/>
-          </w:tcPr>
-          <w:p>
-            <w:pPr>
-              <w:spacing w:line="360" w:lineRule="auto"/>
-            </w:pPr>
-            <w:proofErr w:type="spellStart"/>
-            <w:r>
-              <w:t>Authorization</w:t>
-            </w:r>
-            <w:proofErr w:type="spellEnd"/>
-            <w:r>
-              <w:t xml:space="preserve"> </w:t>
-            </w:r>
-            <w:r>
-              <w:rPr>
-                <w:b w:val="0"/>
-                <w:bCs w:val="0"/>
-                <w:i/>
-                <w:iCs/>
-              </w:rPr>
-              <w:t>(</w:t>
-            </w:r>
-            <w:proofErr w:type="spellStart"/>
-            <w:r>
-              <w:rPr>
-                <w:b w:val="0"/>
-                <w:bCs w:val="0"/>
-                <w:i/>
-                <w:iCs/>
-              </w:rPr>
-              <w:t>Security</w:t>
-            </w:r>
-            <w:proofErr w:type="spellEnd"/>
-            <w:r>
-              <w:rPr>
-                <w:b w:val="0"/>
-                <w:bCs w:val="0"/>
-                <w:i/>
-                <w:iCs/>
-              </w:rPr>
-              <w:t>)</w:t>
+              <w:t>(Security)</w:t>
             </w:r>
           </w:p>
         </w:tc>
@@ -5687,9 +5566,58 @@
                 <w:i/>
                 <w:iCs/>
               </w:rPr>
-              <w:t>(</w:t>
-            </w:r>
-            <w:proofErr w:type="spellStart"/>
+              <w:t>(Security)</w:t>
+            </w:r>
+          </w:p>
+        </w:tc>
+        <w:tc>
+          <w:tcPr>
+            <w:tcW w:w="7082" w:type="dxa"/>
+          </w:tcPr>
+          <w:p>
+            <w:pPr>
+              <w:spacing w:line="360" w:lineRule="auto"/>
+              <w:cnfStyle w:val="000000100000" w:firstRow="0" w:lastRow="0" w:firstColumn="0" w:lastColumn="0" w:oddVBand="0" w:evenVBand="0" w:oddHBand="1" w:evenHBand="0" w:firstRowFirstColumn="0" w:firstRowLastColumn="0" w:lastRowFirstColumn="0" w:lastRowLastColumn="0"/>
+            </w:pPr>
+            <w:r>
+              <w:t xml:space="preserve">Azonosítás és beazonosítás, vagyis annak megállapítása, hogy </w:t>
+            </w:r>
+            <w:r>
+              <w:rPr>
+                <w:i/>
+                <w:iCs/>
+              </w:rPr>
+              <w:t>megy Felhasználó</w:t>
+            </w:r>
+            <w:r>
+              <w:t xml:space="preserve"> használja az API-t, és az </w:t>
+            </w:r>
+            <w:r>
+              <w:rPr>
+                <w:i/>
+                <w:iCs/>
+              </w:rPr>
+              <w:t>mely valós személlyel</w:t>
+            </w:r>
+            <w:r>
+              <w:t xml:space="preserve"> (természetes vagy nem természetes személlyel) feleltethető meg. </w:t>
+            </w:r>
+          </w:p>
+        </w:tc>
+      </w:tr>
+      <w:tr>
+        <w:tc>
+          <w:tcPr>
+            <w:cnfStyle w:val="001000000000" w:firstRow="0" w:lastRow="0" w:firstColumn="1" w:lastColumn="0" w:oddVBand="0" w:evenVBand="0" w:oddHBand="0" w:evenHBand="0" w:firstRowFirstColumn="0" w:firstRowLastColumn="0" w:lastRowFirstColumn="0" w:lastRowLastColumn="0"/>
+            <w:tcW w:w="1980" w:type="dxa"/>
+          </w:tcPr>
+          <w:p>
+            <w:pPr>
+              <w:spacing w:line="360" w:lineRule="auto"/>
+            </w:pPr>
+            <w:r>
+              <w:t xml:space="preserve">Azonosítási titok </w:t>
+            </w:r>
             <w:r>
               <w:rPr>
                 <w:b w:val="0"/>
@@ -5697,96 +5625,7 @@
                 <w:i/>
                 <w:iCs/>
               </w:rPr>
-              <w:t>Security</w:t>
-            </w:r>
-            <w:proofErr w:type="spellEnd"/>
-            <w:r>
-              <w:rPr>
-                <w:b w:val="0"/>
-                <w:bCs w:val="0"/>
-                <w:i/>
-                <w:iCs/>
-              </w:rPr>
-              <w:t>)</w:t>
-            </w:r>
-          </w:p>
-        </w:tc>
-        <w:tc>
-          <w:tcPr>
-            <w:tcW w:w="7082" w:type="dxa"/>
-          </w:tcPr>
-          <w:p>
-            <w:pPr>
-              <w:spacing w:line="360" w:lineRule="auto"/>
-              <w:cnfStyle w:val="000000100000" w:firstRow="0" w:lastRow="0" w:firstColumn="0" w:lastColumn="0" w:oddVBand="0" w:evenVBand="0" w:oddHBand="1" w:evenHBand="0" w:firstRowFirstColumn="0" w:firstRowLastColumn="0" w:lastRowFirstColumn="0" w:lastRowLastColumn="0"/>
-            </w:pPr>
-            <w:r>
-              <w:t xml:space="preserve">Azonosítás és beazonosítás, vagyis annak megállapítása, hogy </w:t>
-            </w:r>
-            <w:r>
-              <w:rPr>
-                <w:i/>
-                <w:iCs/>
-              </w:rPr>
-              <w:t>megy Felhasználó</w:t>
-            </w:r>
-            <w:r>
-              <w:t xml:space="preserve"> használja az API-t, és az </w:t>
-            </w:r>
-            <w:r>
-              <w:rPr>
-                <w:i/>
-                <w:iCs/>
-              </w:rPr>
-              <w:t>mely valós személlyel</w:t>
-            </w:r>
-            <w:r>
-              <w:t xml:space="preserve"> (természetes vagy nem természetes személlyel) feleltethető meg. </w:t>
-            </w:r>
-          </w:p>
-        </w:tc>
-      </w:tr>
-      <w:tr>
-        <w:tc>
-          <w:tcPr>
-            <w:cnfStyle w:val="001000000000" w:firstRow="0" w:lastRow="0" w:firstColumn="1" w:lastColumn="0" w:oddVBand="0" w:evenVBand="0" w:oddHBand="0" w:evenHBand="0" w:firstRowFirstColumn="0" w:firstRowLastColumn="0" w:lastRowFirstColumn="0" w:lastRowLastColumn="0"/>
-            <w:tcW w:w="1980" w:type="dxa"/>
-          </w:tcPr>
-          <w:p>
-            <w:pPr>
-              <w:spacing w:line="360" w:lineRule="auto"/>
-            </w:pPr>
-            <w:r>
-              <w:t xml:space="preserve">Azonosítási titok </w:t>
-            </w:r>
-            <w:r>
-              <w:rPr>
-                <w:b w:val="0"/>
-                <w:bCs w:val="0"/>
-                <w:i/>
-                <w:iCs/>
-              </w:rPr>
-              <w:t>(</w:t>
-            </w:r>
-            <w:proofErr w:type="spellStart"/>
-            <w:r>
-              <w:rPr>
-                <w:b w:val="0"/>
-                <w:bCs w:val="0"/>
-                <w:i/>
-                <w:iCs/>
-              </w:rPr>
-              <w:t>Security</w:t>
-            </w:r>
-            <w:proofErr w:type="spellEnd"/>
-            <w:r>
-              <w:rPr>
-                <w:b w:val="0"/>
-                <w:bCs w:val="0"/>
-                <w:i/>
-                <w:iCs/>
-              </w:rPr>
-              <w:t>)</w:t>
+              <w:t>(Security)</w:t>
             </w:r>
           </w:p>
         </w:tc>
@@ -5800,36 +5639,7 @@
               <w:cnfStyle w:val="000000000000" w:firstRow="0" w:lastRow="0" w:firstColumn="0" w:lastColumn="0" w:oddVBand="0" w:evenVBand="0" w:oddHBand="0" w:evenHBand="0" w:firstRowFirstColumn="0" w:firstRowLastColumn="0" w:lastRowFirstColumn="0" w:lastRowLastColumn="0"/>
             </w:pPr>
             <w:r>
-              <w:t xml:space="preserve">Az Azonosítási titkok a regisztrációs és felhasználó-azonosítási eljárás során alkalmazott, a NAV M2M API műszaki dokumentációjában részletezett titkos információk. Az azonosítási titkok közé tartoznak például: </w:t>
-            </w:r>
-            <w:proofErr w:type="spellStart"/>
-            <w:r>
-              <w:t>client</w:t>
-            </w:r>
-            <w:proofErr w:type="spellEnd"/>
-            <w:r>
-              <w:t xml:space="preserve"> </w:t>
-            </w:r>
-            <w:proofErr w:type="spellStart"/>
-            <w:r>
-              <w:t>secret</w:t>
-            </w:r>
-            <w:proofErr w:type="spellEnd"/>
-            <w:r>
-              <w:t xml:space="preserve">, felhasználói jelszó, felhasználói aláíró kulcs, </w:t>
-            </w:r>
-            <w:proofErr w:type="spellStart"/>
-            <w:proofErr w:type="gramStart"/>
-            <w:r>
-              <w:t>nonce</w:t>
-            </w:r>
-            <w:proofErr w:type="spellEnd"/>
-            <w:r>
-              <w:t>,</w:t>
-            </w:r>
-            <w:proofErr w:type="gramEnd"/>
-            <w:r>
-              <w:t xml:space="preserve"> stb..</w:t>
+              <w:t>Az Azonosítási titkok a regisztrációs és felhasználó-azonosítási eljárás során alkalmazott, a NAV M2M API műszaki dokumentációjában részletezett titkos információk. Az azonosítási titkok közé tartoznak például: client secret, felhasználói jelszó, felhasználói aláíró kulcs, nonce, stb..</w:t>
             </w:r>
           </w:p>
         </w:tc>
@@ -5847,13 +5657,8 @@
             <w:pPr>
               <w:spacing w:line="360" w:lineRule="auto"/>
             </w:pPr>
-            <w:proofErr w:type="spellStart"/>
-            <w:r>
-              <w:t>Client</w:t>
-            </w:r>
-            <w:proofErr w:type="spellEnd"/>
-            <w:r>
-              <w:t xml:space="preserve"> </w:t>
+            <w:r>
+              <w:t xml:space="preserve">Client </w:t>
             </w:r>
             <w:r>
               <w:rPr>
@@ -5862,9 +5667,38 @@
                 <w:i/>
                 <w:iCs/>
               </w:rPr>
-              <w:t>(</w:t>
-            </w:r>
-            <w:proofErr w:type="spellStart"/>
+              <w:t>(Security)</w:t>
+            </w:r>
+          </w:p>
+        </w:tc>
+        <w:tc>
+          <w:tcPr>
+            <w:tcW w:w="7082" w:type="dxa"/>
+          </w:tcPr>
+          <w:p>
+            <w:pPr>
+              <w:spacing w:line="360" w:lineRule="auto"/>
+              <w:cnfStyle w:val="000000100000" w:firstRow="0" w:lastRow="0" w:firstColumn="0" w:lastColumn="0" w:oddVBand="0" w:evenVBand="0" w:oddHBand="1" w:evenHBand="0" w:firstRowFirstColumn="0" w:firstRowLastColumn="0" w:lastRowFirstColumn="0" w:lastRowLastColumn="0"/>
+            </w:pPr>
+            <w:r>
+              <w:t>ld. Kliens</w:t>
+            </w:r>
+          </w:p>
+        </w:tc>
+      </w:tr>
+      <w:tr>
+        <w:tc>
+          <w:tcPr>
+            <w:cnfStyle w:val="001000000000" w:firstRow="0" w:lastRow="0" w:firstColumn="1" w:lastColumn="0" w:oddVBand="0" w:evenVBand="0" w:oddHBand="0" w:evenHBand="0" w:firstRowFirstColumn="0" w:firstRowLastColumn="0" w:lastRowFirstColumn="0" w:lastRowLastColumn="0"/>
+            <w:tcW w:w="1980" w:type="dxa"/>
+          </w:tcPr>
+          <w:p>
+            <w:pPr>
+              <w:spacing w:line="360" w:lineRule="auto"/>
+            </w:pPr>
+            <w:r>
+              <w:t xml:space="preserve">Client ID </w:t>
+            </w:r>
             <w:r>
               <w:rPr>
                 <w:b w:val="0"/>
@@ -5872,81 +5706,7 @@
                 <w:i/>
                 <w:iCs/>
               </w:rPr>
-              <w:t>Security</w:t>
-            </w:r>
-            <w:proofErr w:type="spellEnd"/>
-            <w:r>
-              <w:rPr>
-                <w:b w:val="0"/>
-                <w:bCs w:val="0"/>
-                <w:i/>
-                <w:iCs/>
-              </w:rPr>
-              <w:t>)</w:t>
-            </w:r>
-          </w:p>
-        </w:tc>
-        <w:tc>
-          <w:tcPr>
-            <w:tcW w:w="7082" w:type="dxa"/>
-          </w:tcPr>
-          <w:p>
-            <w:pPr>
-              <w:spacing w:line="360" w:lineRule="auto"/>
-              <w:cnfStyle w:val="000000100000" w:firstRow="0" w:lastRow="0" w:firstColumn="0" w:lastColumn="0" w:oddVBand="0" w:evenVBand="0" w:oddHBand="1" w:evenHBand="0" w:firstRowFirstColumn="0" w:firstRowLastColumn="0" w:lastRowFirstColumn="0" w:lastRowLastColumn="0"/>
-            </w:pPr>
-            <w:r>
-              <w:t>ld. Kliens</w:t>
-            </w:r>
-          </w:p>
-        </w:tc>
-      </w:tr>
-      <w:tr>
-        <w:tc>
-          <w:tcPr>
-            <w:cnfStyle w:val="001000000000" w:firstRow="0" w:lastRow="0" w:firstColumn="1" w:lastColumn="0" w:oddVBand="0" w:evenVBand="0" w:oddHBand="0" w:evenHBand="0" w:firstRowFirstColumn="0" w:firstRowLastColumn="0" w:lastRowFirstColumn="0" w:lastRowLastColumn="0"/>
-            <w:tcW w:w="1980" w:type="dxa"/>
-          </w:tcPr>
-          <w:p>
-            <w:pPr>
-              <w:spacing w:line="360" w:lineRule="auto"/>
-            </w:pPr>
-            <w:proofErr w:type="spellStart"/>
-            <w:r>
-              <w:t>Client</w:t>
-            </w:r>
-            <w:proofErr w:type="spellEnd"/>
-            <w:r>
-              <w:t xml:space="preserve"> ID </w:t>
-            </w:r>
-            <w:r>
-              <w:rPr>
-                <w:b w:val="0"/>
-                <w:bCs w:val="0"/>
-                <w:i/>
-                <w:iCs/>
-              </w:rPr>
-              <w:t>(</w:t>
-            </w:r>
-            <w:proofErr w:type="spellStart"/>
-            <w:r>
-              <w:rPr>
-                <w:b w:val="0"/>
-                <w:bCs w:val="0"/>
-                <w:i/>
-                <w:iCs/>
-              </w:rPr>
-              <w:t>Security</w:t>
-            </w:r>
-            <w:proofErr w:type="spellEnd"/>
-            <w:r>
-              <w:rPr>
-                <w:b w:val="0"/>
-                <w:bCs w:val="0"/>
-                <w:i/>
-                <w:iCs/>
-              </w:rPr>
-              <w:t>)</w:t>
+              <w:t>(Security)</w:t>
             </w:r>
           </w:p>
         </w:tc>
@@ -5978,21 +5738,8 @@
             <w:pPr>
               <w:spacing w:line="360" w:lineRule="auto"/>
             </w:pPr>
-            <w:proofErr w:type="spellStart"/>
-            <w:r>
-              <w:t>Client</w:t>
-            </w:r>
-            <w:proofErr w:type="spellEnd"/>
-            <w:r>
-              <w:t xml:space="preserve"> </w:t>
-            </w:r>
-            <w:proofErr w:type="spellStart"/>
-            <w:r>
-              <w:t>secret</w:t>
-            </w:r>
-            <w:proofErr w:type="spellEnd"/>
-            <w:r>
-              <w:t xml:space="preserve"> </w:t>
+            <w:r>
+              <w:t xml:space="preserve">Client secret </w:t>
             </w:r>
             <w:r>
               <w:rPr>
@@ -6001,9 +5748,38 @@
                 <w:i/>
                 <w:iCs/>
               </w:rPr>
-              <w:t>(</w:t>
-            </w:r>
-            <w:proofErr w:type="spellStart"/>
+              <w:t>(Security)</w:t>
+            </w:r>
+          </w:p>
+        </w:tc>
+        <w:tc>
+          <w:tcPr>
+            <w:tcW w:w="7082" w:type="dxa"/>
+          </w:tcPr>
+          <w:p>
+            <w:pPr>
+              <w:spacing w:line="360" w:lineRule="auto"/>
+              <w:cnfStyle w:val="000000100000" w:firstRow="0" w:lastRow="0" w:firstColumn="0" w:lastColumn="0" w:oddVBand="0" w:evenVBand="0" w:oddHBand="1" w:evenHBand="0" w:firstRowFirstColumn="0" w:firstRowLastColumn="0" w:lastRowFirstColumn="0" w:lastRowLastColumn="0"/>
+            </w:pPr>
+            <w:r>
+              <w:t>A regisztrált kliensprogram titkos kódja, amivel a kliensprogram az API kommunikáció során azonosítja magát</w:t>
+            </w:r>
+          </w:p>
+        </w:tc>
+      </w:tr>
+      <w:tr>
+        <w:tc>
+          <w:tcPr>
+            <w:cnfStyle w:val="001000000000" w:firstRow="0" w:lastRow="0" w:firstColumn="1" w:lastColumn="0" w:oddVBand="0" w:evenVBand="0" w:oddHBand="0" w:evenHBand="0" w:firstRowFirstColumn="0" w:firstRowLastColumn="0" w:lastRowFirstColumn="0" w:lastRowLastColumn="0"/>
+            <w:tcW w:w="1980" w:type="dxa"/>
+          </w:tcPr>
+          <w:p>
+            <w:pPr>
+              <w:spacing w:line="360" w:lineRule="auto"/>
+            </w:pPr>
+            <w:r>
+              <w:t xml:space="preserve">Felhasználó </w:t>
+            </w:r>
             <w:r>
               <w:rPr>
                 <w:b w:val="0"/>
@@ -6011,76 +5787,7 @@
                 <w:i/>
                 <w:iCs/>
               </w:rPr>
-              <w:t>Security</w:t>
-            </w:r>
-            <w:proofErr w:type="spellEnd"/>
-            <w:r>
-              <w:rPr>
-                <w:b w:val="0"/>
-                <w:bCs w:val="0"/>
-                <w:i/>
-                <w:iCs/>
-              </w:rPr>
-              <w:t>)</w:t>
-            </w:r>
-          </w:p>
-        </w:tc>
-        <w:tc>
-          <w:tcPr>
-            <w:tcW w:w="7082" w:type="dxa"/>
-          </w:tcPr>
-          <w:p>
-            <w:pPr>
-              <w:spacing w:line="360" w:lineRule="auto"/>
-              <w:cnfStyle w:val="000000100000" w:firstRow="0" w:lastRow="0" w:firstColumn="0" w:lastColumn="0" w:oddVBand="0" w:evenVBand="0" w:oddHBand="1" w:evenHBand="0" w:firstRowFirstColumn="0" w:firstRowLastColumn="0" w:lastRowFirstColumn="0" w:lastRowLastColumn="0"/>
-            </w:pPr>
-            <w:r>
-              <w:t>A regisztrált kliensprogram titkos kódja, amivel a kliensprogram az API kommunikáció során azonosítja magát</w:t>
-            </w:r>
-          </w:p>
-        </w:tc>
-      </w:tr>
-      <w:tr>
-        <w:tc>
-          <w:tcPr>
-            <w:cnfStyle w:val="001000000000" w:firstRow="0" w:lastRow="0" w:firstColumn="1" w:lastColumn="0" w:oddVBand="0" w:evenVBand="0" w:oddHBand="0" w:evenHBand="0" w:firstRowFirstColumn="0" w:firstRowLastColumn="0" w:lastRowFirstColumn="0" w:lastRowLastColumn="0"/>
-            <w:tcW w:w="1980" w:type="dxa"/>
-          </w:tcPr>
-          <w:p>
-            <w:pPr>
-              <w:spacing w:line="360" w:lineRule="auto"/>
-            </w:pPr>
-            <w:r>
-              <w:t xml:space="preserve">Felhasználó </w:t>
-            </w:r>
-            <w:r>
-              <w:rPr>
-                <w:b w:val="0"/>
-                <w:bCs w:val="0"/>
-                <w:i/>
-                <w:iCs/>
-              </w:rPr>
-              <w:t>(</w:t>
-            </w:r>
-            <w:proofErr w:type="spellStart"/>
-            <w:r>
-              <w:rPr>
-                <w:b w:val="0"/>
-                <w:bCs w:val="0"/>
-                <w:i/>
-                <w:iCs/>
-              </w:rPr>
-              <w:t>Security</w:t>
-            </w:r>
-            <w:proofErr w:type="spellEnd"/>
-            <w:r>
-              <w:rPr>
-                <w:b w:val="0"/>
-                <w:bCs w:val="0"/>
-                <w:i/>
-                <w:iCs/>
-              </w:rPr>
-              <w:t>)</w:t>
+              <w:t>(Security)</w:t>
             </w:r>
           </w:p>
         </w:tc>
@@ -6122,9 +5829,44 @@
                 <w:i/>
                 <w:iCs/>
               </w:rPr>
-              <w:t>(</w:t>
-            </w:r>
-            <w:proofErr w:type="spellStart"/>
+              <w:t>(Security)</w:t>
+            </w:r>
+          </w:p>
+        </w:tc>
+        <w:tc>
+          <w:tcPr>
+            <w:tcW w:w="7082" w:type="dxa"/>
+          </w:tcPr>
+          <w:p>
+            <w:pPr>
+              <w:spacing w:line="360" w:lineRule="auto"/>
+              <w:cnfStyle w:val="000000100000" w:firstRow="0" w:lastRow="0" w:firstColumn="0" w:lastColumn="0" w:oddVBand="0" w:evenVBand="0" w:oddHBand="1" w:evenHBand="0" w:firstRowFirstColumn="0" w:firstRowLastColumn="0" w:lastRowFirstColumn="0" w:lastRowLastColumn="0"/>
+            </w:pPr>
+            <w:r>
+              <w:t>A felhasználói regisztráció során generált jelszó.</w:t>
+            </w:r>
+          </w:p>
+          <w:p>
+            <w:pPr>
+              <w:spacing w:line="360" w:lineRule="auto"/>
+              <w:cnfStyle w:val="000000100000" w:firstRow="0" w:lastRow="0" w:firstColumn="0" w:lastColumn="0" w:oddVBand="0" w:evenVBand="0" w:oddHBand="1" w:evenHBand="0" w:firstRowFirstColumn="0" w:firstRowLastColumn="0" w:lastRowFirstColumn="0" w:lastRowLastColumn="0"/>
+            </w:pPr>
+          </w:p>
+        </w:tc>
+      </w:tr>
+      <w:tr>
+        <w:tc>
+          <w:tcPr>
+            <w:cnfStyle w:val="001000000000" w:firstRow="0" w:lastRow="0" w:firstColumn="1" w:lastColumn="0" w:oddVBand="0" w:evenVBand="0" w:oddHBand="0" w:evenHBand="0" w:firstRowFirstColumn="0" w:firstRowLastColumn="0" w:lastRowFirstColumn="0" w:lastRowLastColumn="0"/>
+            <w:tcW w:w="1980" w:type="dxa"/>
+          </w:tcPr>
+          <w:p>
+            <w:pPr>
+              <w:spacing w:line="360" w:lineRule="auto"/>
+            </w:pPr>
+            <w:r>
+              <w:t xml:space="preserve">Felhasználó név </w:t>
+            </w:r>
             <w:r>
               <w:rPr>
                 <w:b w:val="0"/>
@@ -6132,82 +5874,7 @@
                 <w:i/>
                 <w:iCs/>
               </w:rPr>
-              <w:t>Security</w:t>
-            </w:r>
-            <w:proofErr w:type="spellEnd"/>
-            <w:r>
-              <w:rPr>
-                <w:b w:val="0"/>
-                <w:bCs w:val="0"/>
-                <w:i/>
-                <w:iCs/>
-              </w:rPr>
-              <w:t>)</w:t>
-            </w:r>
-          </w:p>
-        </w:tc>
-        <w:tc>
-          <w:tcPr>
-            <w:tcW w:w="7082" w:type="dxa"/>
-          </w:tcPr>
-          <w:p>
-            <w:pPr>
-              <w:spacing w:line="360" w:lineRule="auto"/>
-              <w:cnfStyle w:val="000000100000" w:firstRow="0" w:lastRow="0" w:firstColumn="0" w:lastColumn="0" w:oddVBand="0" w:evenVBand="0" w:oddHBand="1" w:evenHBand="0" w:firstRowFirstColumn="0" w:firstRowLastColumn="0" w:lastRowFirstColumn="0" w:lastRowLastColumn="0"/>
-            </w:pPr>
-            <w:r>
-              <w:t>A felhasználói regisztráció során generált jelszó.</w:t>
-            </w:r>
-          </w:p>
-          <w:p>
-            <w:pPr>
-              <w:spacing w:line="360" w:lineRule="auto"/>
-              <w:cnfStyle w:val="000000100000" w:firstRow="0" w:lastRow="0" w:firstColumn="0" w:lastColumn="0" w:oddVBand="0" w:evenVBand="0" w:oddHBand="1" w:evenHBand="0" w:firstRowFirstColumn="0" w:firstRowLastColumn="0" w:lastRowFirstColumn="0" w:lastRowLastColumn="0"/>
-            </w:pPr>
-          </w:p>
-        </w:tc>
-      </w:tr>
-      <w:tr>
-        <w:tc>
-          <w:tcPr>
-            <w:cnfStyle w:val="001000000000" w:firstRow="0" w:lastRow="0" w:firstColumn="1" w:lastColumn="0" w:oddVBand="0" w:evenVBand="0" w:oddHBand="0" w:evenHBand="0" w:firstRowFirstColumn="0" w:firstRowLastColumn="0" w:lastRowFirstColumn="0" w:lastRowLastColumn="0"/>
-            <w:tcW w:w="1980" w:type="dxa"/>
-          </w:tcPr>
-          <w:p>
-            <w:pPr>
-              <w:spacing w:line="360" w:lineRule="auto"/>
-            </w:pPr>
-            <w:r>
-              <w:t xml:space="preserve">Felhasználó név </w:t>
-            </w:r>
-            <w:r>
-              <w:rPr>
-                <w:b w:val="0"/>
-                <w:bCs w:val="0"/>
-                <w:i/>
-                <w:iCs/>
-              </w:rPr>
-              <w:t>(</w:t>
-            </w:r>
-            <w:proofErr w:type="spellStart"/>
-            <w:r>
-              <w:rPr>
-                <w:b w:val="0"/>
-                <w:bCs w:val="0"/>
-                <w:i/>
-                <w:iCs/>
-              </w:rPr>
-              <w:t>Security</w:t>
-            </w:r>
-            <w:proofErr w:type="spellEnd"/>
-            <w:r>
-              <w:rPr>
-                <w:b w:val="0"/>
-                <w:bCs w:val="0"/>
-                <w:i/>
-                <w:iCs/>
-              </w:rPr>
-              <w:t>)</w:t>
+              <w:t>(Security)</w:t>
             </w:r>
           </w:p>
         </w:tc>
@@ -6288,27 +5955,7 @@
                 <w:i/>
                 <w:iCs/>
               </w:rPr>
-              <w:t>(</w:t>
-            </w:r>
-            <w:proofErr w:type="spellStart"/>
-            <w:r>
-              <w:rPr>
-                <w:b w:val="0"/>
-                <w:bCs w:val="0"/>
-                <w:i/>
-                <w:iCs/>
-              </w:rPr>
-              <w:t>Security</w:t>
-            </w:r>
-            <w:proofErr w:type="spellEnd"/>
-            <w:r>
-              <w:rPr>
-                <w:b w:val="0"/>
-                <w:bCs w:val="0"/>
-                <w:i/>
-                <w:iCs/>
-              </w:rPr>
-              <w:t>)</w:t>
+              <w:t>(Security)</w:t>
             </w:r>
           </w:p>
         </w:tc>
@@ -6350,9 +5997,45 @@
                 <w:i/>
                 <w:iCs/>
               </w:rPr>
-              <w:t>(</w:t>
-            </w:r>
-            <w:proofErr w:type="spellStart"/>
+              <w:t>(Security)</w:t>
+            </w:r>
+          </w:p>
+        </w:tc>
+        <w:tc>
+          <w:tcPr>
+            <w:tcW w:w="7082" w:type="dxa"/>
+          </w:tcPr>
+          <w:p>
+            <w:pPr>
+              <w:spacing w:line="360" w:lineRule="auto"/>
+              <w:cnfStyle w:val="000000100000" w:firstRow="0" w:lastRow="0" w:firstColumn="0" w:lastColumn="0" w:oddVBand="0" w:evenVBand="0" w:oddHBand="1" w:evenHBand="0" w:firstRowFirstColumn="0" w:firstRowLastColumn="0" w:lastRowFirstColumn="0" w:lastRowLastColumn="0"/>
+            </w:pPr>
+            <w:r>
+              <w:t>Kliensnek, kliensprogramnak nevezzük azt a szoftveralkalmazást (vagy integráltan működő alkalmazás együttest), mely a NAV M2M API részét képező egyes szolgáltatásokhoz számítógép-hálózati kapcsolaton keresztül hozzáfér, függetlenül a szoftveralkalmazás műszaki, technológiai, architekturális kialakításától. (Például ERP rendszer, személyügyi rendszer, könyvelő program, bérszámfejtő program, stb.)</w:t>
+            </w:r>
+          </w:p>
+          <w:p>
+            <w:pPr>
+              <w:spacing w:line="360" w:lineRule="auto"/>
+              <w:cnfStyle w:val="000000100000" w:firstRow="0" w:lastRow="0" w:firstColumn="0" w:lastColumn="0" w:oddVBand="0" w:evenVBand="0" w:oddHBand="1" w:evenHBand="0" w:firstRowFirstColumn="0" w:firstRowLastColumn="0" w:lastRowFirstColumn="0" w:lastRowLastColumn="0"/>
+            </w:pPr>
+          </w:p>
+        </w:tc>
+      </w:tr>
+      <w:tr>
+        <w:tc>
+          <w:tcPr>
+            <w:cnfStyle w:val="001000000000" w:firstRow="0" w:lastRow="0" w:firstColumn="1" w:lastColumn="0" w:oddVBand="0" w:evenVBand="0" w:oddHBand="0" w:evenHBand="0" w:firstRowFirstColumn="0" w:firstRowLastColumn="0" w:lastRowFirstColumn="0" w:lastRowLastColumn="0"/>
+            <w:tcW w:w="1980" w:type="dxa"/>
+          </w:tcPr>
+          <w:p>
+            <w:pPr>
+              <w:spacing w:line="360" w:lineRule="auto"/>
+            </w:pPr>
+            <w:r>
+              <w:lastRenderedPageBreak/>
+              <w:t xml:space="preserve">Kliensprogram </w:t>
+            </w:r>
             <w:r>
               <w:rPr>
                 <w:b w:val="0"/>
@@ -6360,99 +6043,7 @@
                 <w:i/>
                 <w:iCs/>
               </w:rPr>
-              <w:t>Security</w:t>
-            </w:r>
-            <w:proofErr w:type="spellEnd"/>
-            <w:r>
-              <w:rPr>
-                <w:b w:val="0"/>
-                <w:bCs w:val="0"/>
-                <w:i/>
-                <w:iCs/>
-              </w:rPr>
-              <w:t>)</w:t>
-            </w:r>
-          </w:p>
-        </w:tc>
-        <w:tc>
-          <w:tcPr>
-            <w:tcW w:w="7082" w:type="dxa"/>
-          </w:tcPr>
-          <w:p>
-            <w:pPr>
-              <w:spacing w:line="360" w:lineRule="auto"/>
-              <w:cnfStyle w:val="000000100000" w:firstRow="0" w:lastRow="0" w:firstColumn="0" w:lastColumn="0" w:oddVBand="0" w:evenVBand="0" w:oddHBand="1" w:evenHBand="0" w:firstRowFirstColumn="0" w:firstRowLastColumn="0" w:lastRowFirstColumn="0" w:lastRowLastColumn="0"/>
-            </w:pPr>
-            <w:r>
-              <w:t xml:space="preserve">Kliensnek, kliensprogramnak nevezzük azt a szoftveralkalmazást (vagy integráltan működő alkalmazás együttest), mely a NAV M2M API részét képező egyes szolgáltatásokhoz számítógép-hálózati kapcsolaton keresztül hozzáfér, függetlenül a szoftveralkalmazás műszaki, technológiai, </w:t>
-            </w:r>
-            <w:proofErr w:type="spellStart"/>
-            <w:r>
-              <w:t>architekturális</w:t>
-            </w:r>
-            <w:proofErr w:type="spellEnd"/>
-            <w:r>
-              <w:t xml:space="preserve"> kialakításától. (Például ERP rendszer, személyügyi rendszer, könyvelő program, bérszámfejtő </w:t>
-            </w:r>
-            <w:proofErr w:type="gramStart"/>
-            <w:r>
-              <w:t>program,</w:t>
-            </w:r>
-            <w:proofErr w:type="gramEnd"/>
-            <w:r>
-              <w:t xml:space="preserve"> stb.)</w:t>
-            </w:r>
-          </w:p>
-          <w:p>
-            <w:pPr>
-              <w:spacing w:line="360" w:lineRule="auto"/>
-              <w:cnfStyle w:val="000000100000" w:firstRow="0" w:lastRow="0" w:firstColumn="0" w:lastColumn="0" w:oddVBand="0" w:evenVBand="0" w:oddHBand="1" w:evenHBand="0" w:firstRowFirstColumn="0" w:firstRowLastColumn="0" w:lastRowFirstColumn="0" w:lastRowLastColumn="0"/>
-            </w:pPr>
-          </w:p>
-        </w:tc>
-      </w:tr>
-      <w:tr>
-        <w:tc>
-          <w:tcPr>
-            <w:cnfStyle w:val="001000000000" w:firstRow="0" w:lastRow="0" w:firstColumn="1" w:lastColumn="0" w:oddVBand="0" w:evenVBand="0" w:oddHBand="0" w:evenHBand="0" w:firstRowFirstColumn="0" w:firstRowLastColumn="0" w:lastRowFirstColumn="0" w:lastRowLastColumn="0"/>
-            <w:tcW w:w="1980" w:type="dxa"/>
-          </w:tcPr>
-          <w:p>
-            <w:pPr>
-              <w:spacing w:line="360" w:lineRule="auto"/>
-            </w:pPr>
-            <w:r>
-              <w:lastRenderedPageBreak/>
-              <w:t xml:space="preserve">Kliensprogram </w:t>
-            </w:r>
-            <w:r>
-              <w:rPr>
-                <w:b w:val="0"/>
-                <w:bCs w:val="0"/>
-                <w:i/>
-                <w:iCs/>
-              </w:rPr>
-              <w:t>(</w:t>
-            </w:r>
-            <w:proofErr w:type="spellStart"/>
-            <w:r>
-              <w:rPr>
-                <w:b w:val="0"/>
-                <w:bCs w:val="0"/>
-                <w:i/>
-                <w:iCs/>
-              </w:rPr>
-              <w:t>Security</w:t>
-            </w:r>
-            <w:proofErr w:type="spellEnd"/>
-            <w:r>
-              <w:rPr>
-                <w:b w:val="0"/>
-                <w:bCs w:val="0"/>
-                <w:i/>
-                <w:iCs/>
-              </w:rPr>
-              <w:t>)</w:t>
+              <w:t>(Security)</w:t>
             </w:r>
           </w:p>
         </w:tc>
@@ -6529,13 +6120,8 @@
             <w:pPr>
               <w:spacing w:line="360" w:lineRule="auto"/>
             </w:pPr>
-            <w:proofErr w:type="spellStart"/>
-            <w:r>
-              <w:t>Nonce</w:t>
-            </w:r>
-            <w:proofErr w:type="spellEnd"/>
-            <w:r>
-              <w:t xml:space="preserve"> </w:t>
+            <w:r>
+              <w:t xml:space="preserve">Nonce </w:t>
             </w:r>
             <w:r>
               <w:rPr>
@@ -6544,27 +6130,7 @@
                 <w:i/>
                 <w:iCs/>
               </w:rPr>
-              <w:t>(</w:t>
-            </w:r>
-            <w:proofErr w:type="spellStart"/>
-            <w:r>
-              <w:rPr>
-                <w:b w:val="0"/>
-                <w:bCs w:val="0"/>
-                <w:i/>
-                <w:iCs/>
-              </w:rPr>
-              <w:t>Security</w:t>
-            </w:r>
-            <w:proofErr w:type="spellEnd"/>
-            <w:r>
-              <w:rPr>
-                <w:b w:val="0"/>
-                <w:bCs w:val="0"/>
-                <w:i/>
-                <w:iCs/>
-              </w:rPr>
-              <w:t>)</w:t>
+              <w:t>(Security)</w:t>
             </w:r>
           </w:p>
         </w:tc>
@@ -6578,55 +6144,7 @@
               <w:cnfStyle w:val="000000000000" w:firstRow="0" w:lastRow="0" w:firstColumn="0" w:lastColumn="0" w:oddVBand="0" w:evenVBand="0" w:oddHBand="0" w:evenHBand="0" w:firstRowFirstColumn="0" w:firstRowLastColumn="0" w:lastRowFirstColumn="0" w:lastRowLastColumn="0"/>
             </w:pPr>
             <w:r>
-              <w:t xml:space="preserve">Egyszer használatos kódszó, amely az aláírókulcs második felének a kiváltására szolgál. A </w:t>
-            </w:r>
-            <w:proofErr w:type="spellStart"/>
-            <w:r>
-              <w:t>nonce</w:t>
-            </w:r>
-            <w:proofErr w:type="spellEnd"/>
-            <w:r>
-              <w:t xml:space="preserve">-t csak egyszer lehet felhasználni az aláírókulcs megszerzésére, és a sikeres cserét csak egy megbízható fél hajthatja végre, ehhez általában egy további titkot (pl. </w:t>
-            </w:r>
-            <w:proofErr w:type="spellStart"/>
-            <w:r>
-              <w:t>User</w:t>
-            </w:r>
-            <w:proofErr w:type="spellEnd"/>
-            <w:r>
-              <w:t xml:space="preserve">, </w:t>
-            </w:r>
-            <w:proofErr w:type="spellStart"/>
-            <w:r>
-              <w:t>client</w:t>
-            </w:r>
-            <w:proofErr w:type="spellEnd"/>
-            <w:r>
-              <w:t xml:space="preserve"> </w:t>
-            </w:r>
-            <w:proofErr w:type="spellStart"/>
-            <w:r>
-              <w:t>secret</w:t>
-            </w:r>
-            <w:proofErr w:type="spellEnd"/>
-            <w:r>
-              <w:t xml:space="preserve">) is meg kell adni. A </w:t>
-            </w:r>
-            <w:proofErr w:type="spellStart"/>
-            <w:r>
-              <w:t>nonce</w:t>
-            </w:r>
-            <w:proofErr w:type="spellEnd"/>
-            <w:r>
-              <w:t xml:space="preserve"> használatának célja, hogy az aláírókulcs ne kelljen kiadni megbízhatatlan „közvetítők” számára (pl. felhasználó); a közvetítő az aláírókulcs helyett a </w:t>
-            </w:r>
-            <w:proofErr w:type="spellStart"/>
-            <w:r>
-              <w:t>nonce</w:t>
-            </w:r>
-            <w:proofErr w:type="spellEnd"/>
-            <w:r>
-              <w:t xml:space="preserve">-ot kapja meg, melyet továbbíthat a megbízható fél felé.  </w:t>
+              <w:t xml:space="preserve">Egyszer használatos kódszó, amely az aláírókulcs második felének a kiváltására szolgál. A nonce-t csak egyszer lehet felhasználni az aláírókulcs megszerzésére, és a sikeres cserét csak egy megbízható fél hajthatja végre, ehhez általában egy további titkot (pl. User, client secret) is meg kell adni. A nonce használatának célja, hogy az aláírókulcs ne kelljen kiadni megbízhatatlan „közvetítők” számára (pl. felhasználó); a közvetítő az aláírókulcs helyett a nonce-ot kapja meg, melyet továbbíthat a megbízható fél felé.  </w:t>
             </w:r>
           </w:p>
         </w:tc>
@@ -6668,31 +6186,7 @@
               <w:cnfStyle w:val="000000100000" w:firstRow="0" w:lastRow="0" w:firstColumn="0" w:lastColumn="0" w:oddVBand="0" w:evenVBand="0" w:oddHBand="1" w:evenHBand="0" w:firstRowFirstColumn="0" w:firstRowLastColumn="0" w:lastRowFirstColumn="0" w:lastRowLastColumn="0"/>
             </w:pPr>
             <w:r>
-              <w:t>A REST (</w:t>
-            </w:r>
-            <w:proofErr w:type="spellStart"/>
-            <w:r>
-              <w:t>representational</w:t>
-            </w:r>
-            <w:proofErr w:type="spellEnd"/>
-            <w:r>
-              <w:t xml:space="preserve"> </w:t>
-            </w:r>
-            <w:proofErr w:type="spellStart"/>
-            <w:r>
-              <w:t>state</w:t>
-            </w:r>
-            <w:proofErr w:type="spellEnd"/>
-            <w:r>
-              <w:t xml:space="preserve"> </w:t>
-            </w:r>
-            <w:proofErr w:type="spellStart"/>
-            <w:r>
-              <w:t>transfer</w:t>
-            </w:r>
-            <w:proofErr w:type="spellEnd"/>
-            <w:r>
-              <w:t xml:space="preserve">) http alapú interneten zajló interakciókban résztvevő elemek együttműködésére kialakított tervezési megközelítés. Különböző megszorításokat és elvárásokat támaszt a résztvevőkkel és a kommunikációval kapcsolatban is. </w:t>
+              <w:t xml:space="preserve">A REST (representational state transfer) http alapú interneten zajló interakciókban résztvevő elemek együttműködésére kialakított tervezési megközelítés. Különböző megszorításokat és elvárásokat támaszt a résztvevőkkel és a kommunikációval kapcsolatban is. </w:t>
             </w:r>
           </w:p>
         </w:tc>
@@ -6707,13 +6201,8 @@
             <w:pPr>
               <w:spacing w:line="360" w:lineRule="auto"/>
             </w:pPr>
-            <w:proofErr w:type="spellStart"/>
-            <w:r>
-              <w:t>RESTful</w:t>
-            </w:r>
-            <w:proofErr w:type="spellEnd"/>
-            <w:r>
-              <w:t xml:space="preserve"> </w:t>
+            <w:r>
+              <w:t xml:space="preserve">RESTful </w:t>
             </w:r>
             <w:r>
               <w:rPr>
@@ -6736,15 +6225,7 @@
               <w:cnfStyle w:val="000000000000" w:firstRow="0" w:lastRow="0" w:firstColumn="0" w:lastColumn="0" w:oddVBand="0" w:evenVBand="0" w:oddHBand="0" w:evenHBand="0" w:firstRowFirstColumn="0" w:firstRowLastColumn="0" w:lastRowFirstColumn="0" w:lastRowLastColumn="0"/>
             </w:pPr>
             <w:r>
-              <w:t xml:space="preserve">(vagy </w:t>
-            </w:r>
-            <w:proofErr w:type="spellStart"/>
-            <w:r>
-              <w:t>RESTful</w:t>
-            </w:r>
-            <w:proofErr w:type="spellEnd"/>
-            <w:r>
-              <w:t xml:space="preserve"> API) Olyan interfész, amely megfelel a REST megszorításoknak. </w:t>
+              <w:t xml:space="preserve">(vagy RESTful API) Olyan interfész, amely megfelel a REST megszorításoknak. </w:t>
             </w:r>
           </w:p>
         </w:tc>
@@ -6786,31 +6267,7 @@
               <w:cnfStyle w:val="000000100000" w:firstRow="0" w:lastRow="0" w:firstColumn="0" w:lastColumn="0" w:oddVBand="0" w:evenVBand="0" w:oddHBand="1" w:evenHBand="0" w:firstRowFirstColumn="0" w:firstRowLastColumn="0" w:lastRowFirstColumn="0" w:lastRowLastColumn="0"/>
             </w:pPr>
             <w:r>
-              <w:t>A SOAP (</w:t>
-            </w:r>
-            <w:proofErr w:type="spellStart"/>
-            <w:r>
-              <w:t>Simple</w:t>
-            </w:r>
-            <w:proofErr w:type="spellEnd"/>
-            <w:r>
-              <w:t xml:space="preserve"> </w:t>
-            </w:r>
-            <w:proofErr w:type="spellStart"/>
-            <w:r>
-              <w:t>Object</w:t>
-            </w:r>
-            <w:proofErr w:type="spellEnd"/>
-            <w:r>
-              <w:t xml:space="preserve"> Access </w:t>
-            </w:r>
-            <w:proofErr w:type="spellStart"/>
-            <w:r>
-              <w:t>Protocol</w:t>
-            </w:r>
-            <w:proofErr w:type="spellEnd"/>
-            <w:r>
-              <w:t>) egy protokoll, amelyet webszolgáltatások hálózaton keresztüli kommunikációjához terveztek.</w:t>
+              <w:t>A SOAP (Simple Object Access Protocol) egy protokoll, amelyet webszolgáltatások hálózaton keresztüli kommunikációjához terveztek.</w:t>
             </w:r>
           </w:p>
         </w:tc>
@@ -6835,27 +6292,7 @@
                 <w:i/>
                 <w:iCs/>
               </w:rPr>
-              <w:t>(</w:t>
-            </w:r>
-            <w:proofErr w:type="spellStart"/>
-            <w:r>
-              <w:rPr>
-                <w:b w:val="0"/>
-                <w:bCs w:val="0"/>
-                <w:i/>
-                <w:iCs/>
-              </w:rPr>
-              <w:t>Security</w:t>
-            </w:r>
-            <w:proofErr w:type="spellEnd"/>
-            <w:r>
-              <w:rPr>
-                <w:b w:val="0"/>
-                <w:bCs w:val="0"/>
-                <w:i/>
-                <w:iCs/>
-              </w:rPr>
-              <w:t>)</w:t>
+              <w:t>(Security)</w:t>
             </w:r>
           </w:p>
         </w:tc>
@@ -6911,15 +6348,7 @@
               <w:cnfStyle w:val="000000100000" w:firstRow="0" w:lastRow="0" w:firstColumn="0" w:lastColumn="0" w:oddVBand="0" w:evenVBand="0" w:oddHBand="1" w:evenHBand="0" w:firstRowFirstColumn="0" w:firstRowLastColumn="0" w:lastRowFirstColumn="0" w:lastRowLastColumn="0"/>
             </w:pPr>
             <w:r>
-              <w:t xml:space="preserve">A Végfelhasználó a kliensprogramot használó, vagy azon automatikus folyamatokat beállító, </w:t>
-            </w:r>
-            <w:proofErr w:type="spellStart"/>
-            <w:r>
-              <w:t>paraméterező</w:t>
-            </w:r>
-            <w:proofErr w:type="spellEnd"/>
-            <w:r>
-              <w:t xml:space="preserve"> természetes személy.</w:t>
+              <w:t>A Végfelhasználó a kliensprogramot használó, vagy azon automatikus folyamatokat beállító, paraméterező természetes személy.</w:t>
             </w:r>
           </w:p>
         </w:tc>
@@ -6934,21 +6363,8 @@
             <w:pPr>
               <w:spacing w:line="360" w:lineRule="auto"/>
             </w:pPr>
-            <w:proofErr w:type="spellStart"/>
-            <w:r>
-              <w:t>Zero</w:t>
-            </w:r>
-            <w:proofErr w:type="spellEnd"/>
-            <w:r>
-              <w:t xml:space="preserve"> </w:t>
-            </w:r>
-            <w:proofErr w:type="spellStart"/>
-            <w:r>
-              <w:t>Trust</w:t>
-            </w:r>
-            <w:proofErr w:type="spellEnd"/>
-            <w:r>
-              <w:t xml:space="preserve"> </w:t>
+            <w:r>
+              <w:t xml:space="preserve">Zero Trust </w:t>
             </w:r>
             <w:r>
               <w:rPr>
@@ -6957,27 +6373,7 @@
                 <w:i/>
                 <w:iCs/>
               </w:rPr>
-              <w:t>(</w:t>
-            </w:r>
-            <w:proofErr w:type="spellStart"/>
-            <w:r>
-              <w:rPr>
-                <w:b w:val="0"/>
-                <w:bCs w:val="0"/>
-                <w:i/>
-                <w:iCs/>
-              </w:rPr>
-              <w:t>Security</w:t>
-            </w:r>
-            <w:proofErr w:type="spellEnd"/>
-            <w:r>
-              <w:rPr>
-                <w:b w:val="0"/>
-                <w:bCs w:val="0"/>
-                <w:i/>
-                <w:iCs/>
-              </w:rPr>
-              <w:t>)</w:t>
+              <w:t>(Security)</w:t>
             </w:r>
           </w:p>
         </w:tc>
@@ -6991,31 +6387,7 @@
               <w:cnfStyle w:val="000000000000" w:firstRow="0" w:lastRow="0" w:firstColumn="0" w:lastColumn="0" w:oddVBand="0" w:evenVBand="0" w:oddHBand="0" w:evenHBand="0" w:firstRowFirstColumn="0" w:firstRowLastColumn="0" w:lastRowFirstColumn="0" w:lastRowLastColumn="0"/>
             </w:pPr>
             <w:r>
-              <w:t xml:space="preserve">A </w:t>
-            </w:r>
-            <w:proofErr w:type="spellStart"/>
-            <w:r>
-              <w:t>Zero</w:t>
-            </w:r>
-            <w:proofErr w:type="spellEnd"/>
-            <w:r>
-              <w:t xml:space="preserve"> </w:t>
-            </w:r>
-            <w:proofErr w:type="spellStart"/>
-            <w:r>
-              <w:t>Trust</w:t>
-            </w:r>
-            <w:proofErr w:type="spellEnd"/>
-            <w:r>
-              <w:t xml:space="preserve"> megközelítés alatt egy olyan megközelítést értünk, amikor az architektúra egyes elemei (pl. az egyes </w:t>
-            </w:r>
-            <w:proofErr w:type="spellStart"/>
-            <w:r>
-              <w:t>micro</w:t>
-            </w:r>
-            <w:proofErr w:type="spellEnd"/>
-            <w:r>
-              <w:t xml:space="preserve"> service-ek) nem bíznak meg senkiben. Amíg a kérés nem lett megfelelően hitelesítve, és a hívó nem igazolta a jogosultságát az adott művelet végrehajtására, addig nem kerül kiszolgálásra akkor sem, ha a hívás egy másik „belső” komponenstől, belső felhasználótól, vagy más, megbízhatónak „tűnő” féltől érkezett. Ezzel megnehezíthetjük az architektúrában való „oldalirányú” mozgással végzett </w:t>
+              <w:t xml:space="preserve">A Zero Trust megközelítés alatt egy olyan megközelítést értünk, amikor az architektúra egyes elemei (pl. az egyes micro service-ek) nem bíznak meg senkiben. Amíg a kérés nem lett megfelelően hitelesítve, és a hívó nem igazolta a jogosultságát az adott művelet végrehajtására, addig nem kerül kiszolgálásra akkor sem, ha a hívás egy másik „belső” komponenstől, belső felhasználótól, vagy más, megbízhatónak „tűnő” féltől érkezett. Ezzel megnehezíthetjük az architektúrában való „oldalirányú” mozgással végzett </w:t>
             </w:r>
             <w:r>
               <w:lastRenderedPageBreak/>
@@ -7027,7 +6399,7 @@
     </w:tbl>
     <w:p>
       <w:pPr>
-        <w:pStyle w:val="Cmsor1"/>
+        <w:pStyle w:val="Heading1"/>
         <w:numPr>
           <w:ilvl w:val="0"/>
           <w:numId w:val="3"/>
@@ -7057,7 +6429,7 @@
     </w:p>
     <w:p>
       <w:pPr>
-        <w:pStyle w:val="Cmsor1"/>
+        <w:pStyle w:val="Heading1"/>
         <w:numPr>
           <w:ilvl w:val="0"/>
           <w:numId w:val="3"/>
@@ -7076,7 +6448,7 @@
     </w:p>
     <w:p>
       <w:pPr>
-        <w:pStyle w:val="Cmsor2"/>
+        <w:pStyle w:val="Heading2"/>
         <w:numPr>
           <w:ilvl w:val="1"/>
           <w:numId w:val="3"/>
@@ -7090,7 +6462,7 @@
     </w:p>
     <w:p>
       <w:pPr>
-        <w:pStyle w:val="Listaszerbekezds"/>
+        <w:pStyle w:val="ListParagraph"/>
         <w:numPr>
           <w:ilvl w:val="0"/>
           <w:numId w:val="31"/>
@@ -7108,7 +6480,7 @@
     </w:p>
     <w:p>
       <w:pPr>
-        <w:pStyle w:val="Listaszerbekezds"/>
+        <w:pStyle w:val="ListParagraph"/>
         <w:numPr>
           <w:ilvl w:val="0"/>
           <w:numId w:val="31"/>
@@ -7126,7 +6498,7 @@
     </w:p>
     <w:p>
       <w:pPr>
-        <w:pStyle w:val="Listaszerbekezds"/>
+        <w:pStyle w:val="ListParagraph"/>
         <w:numPr>
           <w:ilvl w:val="0"/>
           <w:numId w:val="31"/>
@@ -7144,7 +6516,7 @@
     </w:p>
     <w:p>
       <w:pPr>
-        <w:pStyle w:val="Listaszerbekezds"/>
+        <w:pStyle w:val="ListParagraph"/>
         <w:numPr>
           <w:ilvl w:val="0"/>
           <w:numId w:val="31"/>
@@ -7162,7 +6534,7 @@
     </w:p>
     <w:p>
       <w:pPr>
-        <w:pStyle w:val="Listaszerbekezds"/>
+        <w:pStyle w:val="ListParagraph"/>
         <w:numPr>
           <w:ilvl w:val="0"/>
           <w:numId w:val="31"/>
@@ -7175,26 +6547,12 @@
         <w:rPr>
           <w:rFonts w:cstheme="minorHAnsi"/>
         </w:rPr>
-        <w:t xml:space="preserve">A kliensprogram a rá bízott végfelhasználói azonosító információkat vagy azonosító </w:t>
-      </w:r>
-      <w:proofErr w:type="spellStart"/>
-      <w:r>
-        <w:rPr>
-          <w:rFonts w:cstheme="minorHAnsi"/>
-        </w:rPr>
-        <w:t>tokent</w:t>
-      </w:r>
-      <w:proofErr w:type="spellEnd"/>
-      <w:r>
-        <w:rPr>
-          <w:rFonts w:cstheme="minorHAnsi"/>
-        </w:rPr>
-        <w:t xml:space="preserve"> csak olyan szolgáltatáshoz és adatokhoz való hozzáférés érdekében használhatja, amire a Végfelhasználótól engedéllyel rendelkezik. Ennek biztosítására a kliensprogramnak olyan kialakítással, illetve megoldásokkal kell rendelkeznie, amely biztosítja a kliensprogramot használó Végfelhasználó kliensprogram általi beazonosíthatóságát. </w:t>
-      </w:r>
-    </w:p>
-    <w:p>
-      <w:pPr>
-        <w:pStyle w:val="Listaszerbekezds"/>
+        <w:t xml:space="preserve">A kliensprogram a rá bízott végfelhasználói azonosító információkat vagy azonosító tokent csak olyan szolgáltatáshoz és adatokhoz való hozzáférés érdekében használhatja, amire a Végfelhasználótól engedéllyel rendelkezik. Ennek biztosítására a kliensprogramnak olyan kialakítással, illetve megoldásokkal kell rendelkeznie, amely biztosítja a kliensprogramot használó Végfelhasználó kliensprogram általi beazonosíthatóságát. </w:t>
+      </w:r>
+    </w:p>
+    <w:p>
+      <w:pPr>
+        <w:pStyle w:val="ListParagraph"/>
         <w:numPr>
           <w:ilvl w:val="0"/>
           <w:numId w:val="31"/>
@@ -7212,7 +6570,7 @@
     </w:p>
     <w:p>
       <w:pPr>
-        <w:pStyle w:val="Listaszerbekezds"/>
+        <w:pStyle w:val="ListParagraph"/>
         <w:numPr>
           <w:ilvl w:val="0"/>
           <w:numId w:val="31"/>
@@ -7229,7 +6587,7 @@
       </w:r>
       <w:r>
         <w:rPr>
-          <w:rStyle w:val="Lbjegyzet-hivatkozs"/>
+          <w:rStyle w:val="FootnoteReference"/>
           <w:rFonts w:cstheme="minorHAnsi"/>
         </w:rPr>
         <w:t xml:space="preserve"> </w:t>
@@ -7243,7 +6601,7 @@
     </w:p>
     <w:p>
       <w:pPr>
-        <w:pStyle w:val="Listaszerbekezds"/>
+        <w:pStyle w:val="ListParagraph"/>
         <w:numPr>
           <w:ilvl w:val="0"/>
           <w:numId w:val="31"/>
@@ -7261,7 +6619,7 @@
     </w:p>
     <w:p>
       <w:pPr>
-        <w:pStyle w:val="Listaszerbekezds"/>
+        <w:pStyle w:val="ListParagraph"/>
         <w:numPr>
           <w:ilvl w:val="0"/>
           <w:numId w:val="31"/>
@@ -7279,7 +6637,7 @@
     </w:p>
     <w:p>
       <w:pPr>
-        <w:pStyle w:val="Listaszerbekezds"/>
+        <w:pStyle w:val="ListParagraph"/>
         <w:numPr>
           <w:ilvl w:val="0"/>
           <w:numId w:val="31"/>
@@ -7292,25 +6650,11 @@
         <w:rPr>
           <w:rFonts w:cstheme="minorHAnsi"/>
         </w:rPr>
-        <w:t xml:space="preserve">A kliensprogramban olyan mechanizmust kell kialakítani, amely a kliensprogram új regisztrációval nem járó verzióváltása, </w:t>
-      </w:r>
-      <w:proofErr w:type="spellStart"/>
+        <w:t>A kliensprogramban olyan mechanizmust kell kialakítani, amely a kliensprogram új regisztrációval nem járó verzióváltása, újratelepítése vagy más hasonló esemény esetén lehetővé teszi az elvégzett felhasználói regisztrációkból származó azonosítási titkok áthelyezését az új programpéldányba.</w:t>
+      </w:r>
       <w:r>
         <w:rPr>
-          <w:rFonts w:cstheme="minorHAnsi"/>
-        </w:rPr>
-        <w:t>újratelepítése</w:t>
-      </w:r>
-      <w:proofErr w:type="spellEnd"/>
-      <w:r>
-        <w:rPr>
-          <w:rFonts w:cstheme="minorHAnsi"/>
-        </w:rPr>
-        <w:t xml:space="preserve"> vagy más hasonló esemény esetén lehetővé teszi az elvégzett felhasználói regisztrációkból származó azonosítási titkok áthelyezését az új programpéldányba.</w:t>
-      </w:r>
-      <w:r>
-        <w:rPr>
-          <w:rStyle w:val="Lbjegyzet-hivatkozs"/>
+          <w:rStyle w:val="FootnoteReference"/>
           <w:rFonts w:cstheme="minorHAnsi"/>
         </w:rPr>
         <w:t xml:space="preserve"> </w:t>
@@ -7318,7 +6662,7 @@
     </w:p>
     <w:p>
       <w:pPr>
-        <w:pStyle w:val="Listaszerbekezds"/>
+        <w:pStyle w:val="ListParagraph"/>
         <w:numPr>
           <w:ilvl w:val="0"/>
           <w:numId w:val="31"/>
@@ -7336,7 +6680,7 @@
       </w:r>
       <w:r>
         <w:rPr>
-          <w:rStyle w:val="Lbjegyzet-hivatkozs"/>
+          <w:rStyle w:val="FootnoteReference"/>
           <w:rFonts w:cstheme="minorHAnsi"/>
         </w:rPr>
         <w:t xml:space="preserve"> </w:t>
@@ -7344,7 +6688,7 @@
     </w:p>
     <w:p>
       <w:pPr>
-        <w:pStyle w:val="Listaszerbekezds"/>
+        <w:pStyle w:val="ListParagraph"/>
         <w:numPr>
           <w:ilvl w:val="0"/>
           <w:numId w:val="31"/>
@@ -7357,26 +6701,12 @@
         <w:rPr>
           <w:rFonts w:cstheme="minorHAnsi"/>
         </w:rPr>
-        <w:t xml:space="preserve">A kliensprogramban a Végfelhasználó számára olyan felhasználói felületet vagy eszközt kell biztosítani, mellyel az átlagos informatikai felkészültségű természetes személy végfelhasználó a személyéhez vagy gazdálkodó szervezet, együttműködő szerv végfelhasználó esetén az arra jogosult a Végfelhasználó személyéhez kapcsolódó NAV M2M API felhasználó nevet, valamint a kliensszoftver </w:t>
-      </w:r>
-      <w:proofErr w:type="spellStart"/>
-      <w:r>
-        <w:rPr>
-          <w:rFonts w:cstheme="minorHAnsi"/>
-        </w:rPr>
-        <w:t>client</w:t>
-      </w:r>
-      <w:proofErr w:type="spellEnd"/>
-      <w:r>
-        <w:rPr>
-          <w:rFonts w:cstheme="minorHAnsi"/>
-        </w:rPr>
-        <w:t xml:space="preserve"> ID-ját, megnevezését és pontos verziószámát megismerheti (például technikai bejelentés tétele céljából).</w:t>
-      </w:r>
-    </w:p>
-    <w:p>
-      <w:pPr>
-        <w:pStyle w:val="Listaszerbekezds"/>
+        <w:t>A kliensprogramban a Végfelhasználó számára olyan felhasználói felületet vagy eszközt kell biztosítani, mellyel az átlagos informatikai felkészültségű természetes személy végfelhasználó a személyéhez vagy gazdálkodó szervezet, együttműködő szerv végfelhasználó esetén az arra jogosult a Végfelhasználó személyéhez kapcsolódó NAV M2M API felhasználó nevet, valamint a kliensszoftver client ID-ját, megnevezését és pontos verziószámát megismerheti (például technikai bejelentés tétele céljából).</w:t>
+      </w:r>
+    </w:p>
+    <w:p>
+      <w:pPr>
+        <w:pStyle w:val="ListParagraph"/>
         <w:numPr>
           <w:ilvl w:val="0"/>
           <w:numId w:val="31"/>
@@ -7395,7 +6725,7 @@
     <w:p/>
     <w:p>
       <w:pPr>
-        <w:pStyle w:val="Cmsor2"/>
+        <w:pStyle w:val="Heading2"/>
         <w:numPr>
           <w:ilvl w:val="1"/>
           <w:numId w:val="3"/>
@@ -7409,7 +6739,7 @@
     </w:p>
     <w:p>
       <w:pPr>
-        <w:pStyle w:val="Listaszerbekezds"/>
+        <w:pStyle w:val="ListParagraph"/>
         <w:numPr>
           <w:ilvl w:val="0"/>
           <w:numId w:val="5"/>
@@ -7421,7 +6751,7 @@
     </w:p>
     <w:p>
       <w:pPr>
-        <w:pStyle w:val="Listaszerbekezds"/>
+        <w:pStyle w:val="ListParagraph"/>
         <w:numPr>
           <w:ilvl w:val="0"/>
           <w:numId w:val="5"/>
@@ -7433,7 +6763,7 @@
     </w:p>
     <w:p>
       <w:pPr>
-        <w:pStyle w:val="Cmsor2"/>
+        <w:pStyle w:val="Heading2"/>
         <w:numPr>
           <w:ilvl w:val="1"/>
           <w:numId w:val="3"/>
@@ -7447,7 +6777,7 @@
     </w:p>
     <w:p>
       <w:pPr>
-        <w:pStyle w:val="Listaszerbekezds"/>
+        <w:pStyle w:val="ListParagraph"/>
         <w:numPr>
           <w:ilvl w:val="0"/>
           <w:numId w:val="6"/>
@@ -7459,7 +6789,7 @@
     </w:p>
     <w:p>
       <w:pPr>
-        <w:pStyle w:val="Listaszerbekezds"/>
+        <w:pStyle w:val="ListParagraph"/>
         <w:numPr>
           <w:ilvl w:val="0"/>
           <w:numId w:val="6"/>
@@ -7471,7 +6801,7 @@
     </w:p>
     <w:p>
       <w:pPr>
-        <w:pStyle w:val="Listaszerbekezds"/>
+        <w:pStyle w:val="ListParagraph"/>
         <w:numPr>
           <w:ilvl w:val="0"/>
           <w:numId w:val="6"/>
@@ -7483,35 +6813,19 @@
     </w:p>
     <w:p>
       <w:pPr>
-        <w:pStyle w:val="Listaszerbekezds"/>
+        <w:pStyle w:val="ListParagraph"/>
         <w:numPr>
           <w:ilvl w:val="0"/>
           <w:numId w:val="6"/>
         </w:numPr>
       </w:pPr>
       <w:r>
-        <w:t>Az ÜPO-</w:t>
-      </w:r>
-      <w:proofErr w:type="spellStart"/>
-      <w:r>
-        <w:t>tól</w:t>
-      </w:r>
-      <w:proofErr w:type="spellEnd"/>
-      <w:r>
-        <w:t xml:space="preserve"> kapott API-</w:t>
-      </w:r>
-      <w:proofErr w:type="spellStart"/>
-      <w:r>
-        <w:t>key</w:t>
-      </w:r>
-      <w:proofErr w:type="spellEnd"/>
-      <w:r>
-        <w:t>-t rögzítette a kliensprogramban.</w:t>
-      </w:r>
-    </w:p>
-    <w:p>
-      <w:pPr>
-        <w:pStyle w:val="Listaszerbekezds"/>
+        <w:t>Az ÜPO-tól kapott API-key-t rögzítette a kliensprogramban.</w:t>
+      </w:r>
+    </w:p>
+    <w:p>
+      <w:pPr>
+        <w:pStyle w:val="ListParagraph"/>
       </w:pPr>
       <w:r>
         <w:t>Rendelkezik megfelelő képviseleti jogosultsággal az EKNYI-ben arra az adózóra vonatkozóan, akinek a nevében műveleteket szeretne elvégezni (pl. adott típusú bizonylatokat beküldeni).</w:t>
@@ -7519,7 +6833,7 @@
     </w:p>
     <w:p>
       <w:pPr>
-        <w:pStyle w:val="Cmsor1"/>
+        <w:pStyle w:val="Heading1"/>
         <w:numPr>
           <w:ilvl w:val="0"/>
           <w:numId w:val="3"/>
@@ -7538,7 +6852,7 @@
     </w:p>
     <w:p>
       <w:pPr>
-        <w:pStyle w:val="Cmsor2"/>
+        <w:pStyle w:val="Heading2"/>
         <w:numPr>
           <w:ilvl w:val="1"/>
           <w:numId w:val="3"/>
@@ -7557,7 +6871,7 @@
     </w:p>
     <w:p>
       <w:pPr>
-        <w:pStyle w:val="Listaszerbekezds"/>
+        <w:pStyle w:val="ListParagraph"/>
         <w:numPr>
           <w:ilvl w:val="0"/>
           <w:numId w:val="7"/>
@@ -7569,7 +6883,7 @@
     </w:p>
     <w:p>
       <w:pPr>
-        <w:pStyle w:val="Listaszerbekezds"/>
+        <w:pStyle w:val="ListParagraph"/>
         <w:numPr>
           <w:ilvl w:val="0"/>
           <w:numId w:val="7"/>
@@ -7581,7 +6895,7 @@
     </w:p>
     <w:p>
       <w:pPr>
-        <w:pStyle w:val="Listaszerbekezds"/>
+        <w:pStyle w:val="ListParagraph"/>
         <w:numPr>
           <w:ilvl w:val="0"/>
           <w:numId w:val="7"/>
@@ -7593,7 +6907,7 @@
     </w:p>
     <w:p>
       <w:pPr>
-        <w:pStyle w:val="Listaszerbekezds"/>
+        <w:pStyle w:val="ListParagraph"/>
         <w:numPr>
           <w:ilvl w:val="0"/>
           <w:numId w:val="7"/>
@@ -7605,7 +6919,7 @@
     </w:p>
     <w:p>
       <w:pPr>
-        <w:pStyle w:val="Cmsor2"/>
+        <w:pStyle w:val="Heading2"/>
         <w:numPr>
           <w:ilvl w:val="1"/>
           <w:numId w:val="3"/>
@@ -7624,7 +6938,7 @@
     </w:p>
     <w:p>
       <w:pPr>
-        <w:pStyle w:val="Listaszerbekezds"/>
+        <w:pStyle w:val="ListParagraph"/>
         <w:numPr>
           <w:ilvl w:val="0"/>
           <w:numId w:val="7"/>
@@ -7649,7 +6963,7 @@
     </w:p>
     <w:p>
       <w:pPr>
-        <w:pStyle w:val="Cmsor1"/>
+        <w:pStyle w:val="Heading1"/>
         <w:numPr>
           <w:ilvl w:val="0"/>
           <w:numId w:val="3"/>
@@ -7664,7 +6978,7 @@
     </w:p>
     <w:p>
       <w:pPr>
-        <w:pStyle w:val="Cmsor2"/>
+        <w:pStyle w:val="Heading2"/>
         <w:numPr>
           <w:ilvl w:val="1"/>
           <w:numId w:val="3"/>
@@ -7731,21 +7045,16 @@
     </w:p>
     <w:p>
       <w:pPr>
-        <w:pStyle w:val="Cmsor2"/>
+        <w:pStyle w:val="Heading2"/>
         <w:numPr>
           <w:ilvl w:val="1"/>
           <w:numId w:val="3"/>
         </w:numPr>
       </w:pPr>
       <w:bookmarkStart w:id="11" w:name="_Toc188968850"/>
-      <w:proofErr w:type="spellStart"/>
       <w:r>
         <w:lastRenderedPageBreak/>
-        <w:t>Token</w:t>
-      </w:r>
-      <w:proofErr w:type="spellEnd"/>
-      <w:r>
-        <w:t xml:space="preserve"> igénylés és használat</w:t>
+        <w:t>Token igénylés és használat</w:t>
       </w:r>
       <w:bookmarkEnd w:id="11"/>
     </w:p>
@@ -7793,7 +7102,7 @@
     </w:p>
     <w:p>
       <w:pPr>
-        <w:pStyle w:val="Listaszerbekezds"/>
+        <w:pStyle w:val="ListParagraph"/>
         <w:numPr>
           <w:ilvl w:val="0"/>
           <w:numId w:val="20"/>
@@ -7804,15 +7113,7 @@
         <w:spacing w:after="160" w:line="254" w:lineRule="auto"/>
       </w:pPr>
       <w:r>
-        <w:t xml:space="preserve">A kliens hozzáférési </w:t>
-      </w:r>
-      <w:proofErr w:type="spellStart"/>
-      <w:r>
-        <w:t>tokent</w:t>
-      </w:r>
-      <w:proofErr w:type="spellEnd"/>
-      <w:r>
-        <w:t xml:space="preserve"> igényel az </w:t>
+        <w:t xml:space="preserve">A kliens hozzáférési tokent igényel az </w:t>
       </w:r>
       <w:r>
         <w:t>N</w:t>
@@ -7823,7 +7124,7 @@
     </w:p>
     <w:p>
       <w:pPr>
-        <w:pStyle w:val="Listaszerbekezds"/>
+        <w:pStyle w:val="ListParagraph"/>
         <w:numPr>
           <w:ilvl w:val="0"/>
           <w:numId w:val="20"/>
@@ -7838,107 +7139,19 @@
         </w:rPr>
       </w:pPr>
       <w:r>
-        <w:t xml:space="preserve">A NAV M2M ellenőrzi a bejövő adatok érvényességét, majd amennyiben mindent rendben talál, generál egy hozzáférési </w:t>
-      </w:r>
-      <w:proofErr w:type="spellStart"/>
-      <w:r>
-        <w:t>tokent</w:t>
-      </w:r>
-      <w:proofErr w:type="spellEnd"/>
-      <w:r>
-        <w:t xml:space="preserve">. </w:t>
+        <w:t xml:space="preserve">A NAV M2M ellenőrzi a bejövő adatok érvényességét, majd amennyiben mindent rendben talál, generál egy hozzáférési tokent. </w:t>
       </w:r>
       <w:r>
         <w:rPr>
           <w:kern w:val="0"/>
           <w14:ligatures w14:val="none"/>
         </w:rPr>
-        <w:t xml:space="preserve">Biztonsági okból a </w:t>
-      </w:r>
-      <w:proofErr w:type="spellStart"/>
-      <w:r>
-        <w:rPr>
-          <w:kern w:val="0"/>
-          <w14:ligatures w14:val="none"/>
-        </w:rPr>
-        <w:t>token</w:t>
-      </w:r>
-      <w:proofErr w:type="spellEnd"/>
-      <w:r>
-        <w:rPr>
-          <w:kern w:val="0"/>
-          <w14:ligatures w14:val="none"/>
-        </w:rPr>
-        <w:t xml:space="preserve"> nem kerülhet olvasható formában a kliensprogramhoz, ezért a </w:t>
-      </w:r>
-      <w:proofErr w:type="spellStart"/>
-      <w:r>
-        <w:rPr>
-          <w:kern w:val="0"/>
-          <w14:ligatures w14:val="none"/>
-        </w:rPr>
-        <w:t>token</w:t>
-      </w:r>
-      <w:proofErr w:type="spellEnd"/>
-      <w:r>
-        <w:rPr>
-          <w:kern w:val="0"/>
-          <w14:ligatures w14:val="none"/>
-        </w:rPr>
-        <w:t xml:space="preserve"> kicserélésre kerül egy nem olvasható, úgynevezett </w:t>
-      </w:r>
-      <w:proofErr w:type="spellStart"/>
-      <w:r>
-        <w:rPr>
-          <w:kern w:val="0"/>
-          <w14:ligatures w14:val="none"/>
-        </w:rPr>
-        <w:t>phantom</w:t>
-      </w:r>
-      <w:proofErr w:type="spellEnd"/>
-      <w:r>
-        <w:rPr>
-          <w:kern w:val="0"/>
-          <w14:ligatures w14:val="none"/>
-        </w:rPr>
-        <w:t xml:space="preserve"> </w:t>
-      </w:r>
-      <w:proofErr w:type="spellStart"/>
-      <w:r>
-        <w:rPr>
-          <w:kern w:val="0"/>
-          <w14:ligatures w14:val="none"/>
-        </w:rPr>
-        <w:t>tokenre</w:t>
-      </w:r>
-      <w:proofErr w:type="spellEnd"/>
-      <w:r>
-        <w:rPr>
-          <w:kern w:val="0"/>
-          <w14:ligatures w14:val="none"/>
-        </w:rPr>
-        <w:t xml:space="preserve">; a két </w:t>
-      </w:r>
-      <w:proofErr w:type="spellStart"/>
-      <w:r>
-        <w:rPr>
-          <w:kern w:val="0"/>
-          <w14:ligatures w14:val="none"/>
-        </w:rPr>
-        <w:t>token</w:t>
-      </w:r>
-      <w:proofErr w:type="spellEnd"/>
-      <w:r>
-        <w:rPr>
-          <w:kern w:val="0"/>
-          <w14:ligatures w14:val="none"/>
-        </w:rPr>
-        <w:t xml:space="preserve"> között kölcsönösen egyértelmű hozzárendelés van.</w:t>
-      </w:r>
-    </w:p>
-    <w:p>
-      <w:pPr>
-        <w:pStyle w:val="Listaszerbekezds"/>
+        <w:t>Biztonsági okból a token nem kerülhet olvasható formában a kliensprogramhoz, ezért a token kicserélésre kerül egy nem olvasható, úgynevezett phantom tokenre; a két token között kölcsönösen egyértelmű hozzárendelés van.</w:t>
+      </w:r>
+    </w:p>
+    <w:p>
+      <w:pPr>
+        <w:pStyle w:val="ListParagraph"/>
         <w:numPr>
           <w:ilvl w:val="0"/>
           <w:numId w:val="20"/>
@@ -7957,92 +7170,12 @@
           <w:kern w:val="0"/>
           <w14:ligatures w14:val="none"/>
         </w:rPr>
-        <w:t xml:space="preserve">A NAV M2M a </w:t>
-      </w:r>
-      <w:proofErr w:type="spellStart"/>
-      <w:r>
-        <w:rPr>
-          <w:kern w:val="0"/>
-          <w14:ligatures w14:val="none"/>
-        </w:rPr>
-        <w:t>phantom</w:t>
-      </w:r>
-      <w:proofErr w:type="spellEnd"/>
-      <w:r>
-        <w:rPr>
-          <w:kern w:val="0"/>
-          <w14:ligatures w14:val="none"/>
-        </w:rPr>
-        <w:t xml:space="preserve"> </w:t>
-      </w:r>
-      <w:proofErr w:type="spellStart"/>
-      <w:r>
-        <w:rPr>
-          <w:kern w:val="0"/>
-          <w14:ligatures w14:val="none"/>
-        </w:rPr>
-        <w:t>tokent</w:t>
-      </w:r>
-      <w:proofErr w:type="spellEnd"/>
-      <w:r>
-        <w:rPr>
-          <w:kern w:val="0"/>
-          <w14:ligatures w14:val="none"/>
-        </w:rPr>
-        <w:t xml:space="preserve"> küldi vissza a kliensnek. A hozzáférés aktiválása előtt kiállított </w:t>
-      </w:r>
-      <w:proofErr w:type="spellStart"/>
-      <w:r>
-        <w:rPr>
-          <w:kern w:val="0"/>
-          <w14:ligatures w14:val="none"/>
-        </w:rPr>
-        <w:t>token</w:t>
-      </w:r>
-      <w:proofErr w:type="spellEnd"/>
-      <w:r>
-        <w:rPr>
-          <w:kern w:val="0"/>
-          <w14:ligatures w14:val="none"/>
-        </w:rPr>
-        <w:t xml:space="preserve"> kizárólag a </w:t>
-      </w:r>
-      <w:proofErr w:type="spellStart"/>
-      <w:r>
-        <w:rPr>
-          <w:kern w:val="0"/>
-          <w14:ligatures w14:val="none"/>
-        </w:rPr>
-        <w:t>nonce</w:t>
-      </w:r>
-      <w:proofErr w:type="spellEnd"/>
-      <w:r>
-        <w:rPr>
-          <w:kern w:val="0"/>
-          <w14:ligatures w14:val="none"/>
-        </w:rPr>
-        <w:t xml:space="preserve"> érvénytelenítési szolgáltatásra ad jogosultságot a kliensnek. A kiállított hozzáférési </w:t>
-      </w:r>
-      <w:proofErr w:type="spellStart"/>
-      <w:r>
-        <w:rPr>
-          <w:kern w:val="0"/>
-          <w14:ligatures w14:val="none"/>
-        </w:rPr>
-        <w:t>token</w:t>
-      </w:r>
-      <w:proofErr w:type="spellEnd"/>
-      <w:r>
-        <w:rPr>
-          <w:kern w:val="0"/>
-          <w14:ligatures w14:val="none"/>
-        </w:rPr>
-        <w:t xml:space="preserve"> biztonsági okból korlátozott ideig érvényes, és az érvényességi ideje nem meghosszabbítható.</w:t>
-      </w:r>
-    </w:p>
-    <w:p>
-      <w:pPr>
-        <w:pStyle w:val="Listaszerbekezds"/>
+        <w:t>A NAV M2M a phantom tokent küldi vissza a kliensnek. A hozzáférés aktiválása előtt kiállított token kizárólag a nonce érvénytelenítési szolgáltatásra ad jogosultságot a kliensnek. A kiállított hozzáférési token biztonsági okból korlátozott ideig érvényes, és az érvényességi ideje nem meghosszabbítható.</w:t>
+      </w:r>
+    </w:p>
+    <w:p>
+      <w:pPr>
+        <w:pStyle w:val="ListParagraph"/>
         <w:numPr>
           <w:ilvl w:val="0"/>
           <w:numId w:val="20"/>
@@ -8061,44 +7194,12 @@
           <w:kern w:val="0"/>
           <w14:ligatures w14:val="none"/>
         </w:rPr>
-        <w:t xml:space="preserve">A műveletek meghívásakor a kliens a </w:t>
-      </w:r>
-      <w:proofErr w:type="spellStart"/>
-      <w:r>
-        <w:rPr>
-          <w:kern w:val="0"/>
-          <w14:ligatures w14:val="none"/>
-        </w:rPr>
-        <w:t>phantom</w:t>
-      </w:r>
-      <w:proofErr w:type="spellEnd"/>
-      <w:r>
-        <w:rPr>
-          <w:kern w:val="0"/>
-          <w14:ligatures w14:val="none"/>
-        </w:rPr>
-        <w:t xml:space="preserve"> </w:t>
-      </w:r>
-      <w:proofErr w:type="spellStart"/>
-      <w:r>
-        <w:rPr>
-          <w:kern w:val="0"/>
-          <w14:ligatures w14:val="none"/>
-        </w:rPr>
-        <w:t>tokent</w:t>
-      </w:r>
-      <w:proofErr w:type="spellEnd"/>
-      <w:r>
-        <w:rPr>
-          <w:kern w:val="0"/>
-          <w14:ligatures w14:val="none"/>
-        </w:rPr>
-        <w:t xml:space="preserve"> küldi el a NAV M2M-nek. </w:t>
-      </w:r>
-    </w:p>
-    <w:p>
-      <w:pPr>
-        <w:pStyle w:val="Listaszerbekezds"/>
+        <w:t xml:space="preserve">A műveletek meghívásakor a kliens a phantom tokent küldi el a NAV M2M-nek. </w:t>
+      </w:r>
+    </w:p>
+    <w:p>
+      <w:pPr>
+        <w:pStyle w:val="ListParagraph"/>
         <w:numPr>
           <w:ilvl w:val="0"/>
           <w:numId w:val="20"/>
@@ -8117,75 +7218,22 @@
           <w:kern w:val="0"/>
           <w14:ligatures w14:val="none"/>
         </w:rPr>
-        <w:t xml:space="preserve">Az NAV M2M a </w:t>
-      </w:r>
-      <w:proofErr w:type="spellStart"/>
-      <w:r>
-        <w:rPr>
-          <w:kern w:val="0"/>
-          <w14:ligatures w14:val="none"/>
-        </w:rPr>
-        <w:t>phantom</w:t>
-      </w:r>
-      <w:proofErr w:type="spellEnd"/>
-      <w:r>
-        <w:rPr>
-          <w:kern w:val="0"/>
-          <w14:ligatures w14:val="none"/>
-        </w:rPr>
-        <w:t xml:space="preserve"> </w:t>
-      </w:r>
-      <w:proofErr w:type="spellStart"/>
-      <w:r>
-        <w:rPr>
-          <w:kern w:val="0"/>
-          <w14:ligatures w14:val="none"/>
-        </w:rPr>
-        <w:t>tokent</w:t>
-      </w:r>
-      <w:proofErr w:type="spellEnd"/>
-      <w:r>
-        <w:rPr>
-          <w:kern w:val="0"/>
-          <w14:ligatures w14:val="none"/>
-        </w:rPr>
-        <w:t xml:space="preserve"> kicseréli az eredeti hozzáférési </w:t>
-      </w:r>
-      <w:proofErr w:type="spellStart"/>
-      <w:r>
-        <w:rPr>
-          <w:kern w:val="0"/>
-          <w14:ligatures w14:val="none"/>
-        </w:rPr>
-        <w:t>tokenre</w:t>
-      </w:r>
-      <w:proofErr w:type="spellEnd"/>
-      <w:r>
-        <w:rPr>
-          <w:kern w:val="0"/>
-          <w14:ligatures w14:val="none"/>
-        </w:rPr>
-        <w:t>, és az alapján ellenőrzi a jogosultságot.</w:t>
+        <w:t>Az NAV M2M a phantom tokent kicseréli az eredeti hozzáférési tokenre, és az alapján ellenőrzi a jogosultságot.</w:t>
       </w:r>
     </w:p>
     <w:p/>
     <w:p>
       <w:pPr>
-        <w:pStyle w:val="Cmsor2"/>
+        <w:pStyle w:val="Heading2"/>
         <w:numPr>
           <w:ilvl w:val="1"/>
           <w:numId w:val="3"/>
         </w:numPr>
       </w:pPr>
       <w:bookmarkStart w:id="12" w:name="_Toc188968851"/>
-      <w:proofErr w:type="spellStart"/>
       <w:r>
         <w:lastRenderedPageBreak/>
-        <w:t>Nonce</w:t>
-      </w:r>
-      <w:proofErr w:type="spellEnd"/>
-      <w:r>
-        <w:t xml:space="preserve"> beváltás, felhasználó regisztráció aktiválás</w:t>
+        <w:t>Nonce beváltás, felhasználó regisztráció aktiválás</w:t>
       </w:r>
       <w:bookmarkEnd w:id="12"/>
     </w:p>
@@ -8233,7 +7281,7 @@
     </w:p>
     <w:p>
       <w:pPr>
-        <w:pStyle w:val="Listaszerbekezds"/>
+        <w:pStyle w:val="ListParagraph"/>
         <w:numPr>
           <w:ilvl w:val="0"/>
           <w:numId w:val="21"/>
@@ -8252,76 +7300,12 @@
           <w:kern w:val="0"/>
           <w14:ligatures w14:val="none"/>
         </w:rPr>
-        <w:t xml:space="preserve">A kliensprogram a </w:t>
-      </w:r>
-      <w:proofErr w:type="spellStart"/>
-      <w:r>
-        <w:rPr>
-          <w:kern w:val="0"/>
-          <w14:ligatures w14:val="none"/>
-        </w:rPr>
-        <w:t>nonce</w:t>
-      </w:r>
-      <w:proofErr w:type="spellEnd"/>
-      <w:r>
-        <w:rPr>
-          <w:kern w:val="0"/>
-          <w14:ligatures w14:val="none"/>
-        </w:rPr>
-        <w:t>-ot elküldi a NAV M2M megfelelő API-</w:t>
-      </w:r>
-      <w:proofErr w:type="spellStart"/>
-      <w:r>
-        <w:rPr>
-          <w:kern w:val="0"/>
-          <w14:ligatures w14:val="none"/>
-        </w:rPr>
-        <w:t>jának</w:t>
-      </w:r>
-      <w:proofErr w:type="spellEnd"/>
-      <w:r>
-        <w:rPr>
-          <w:kern w:val="0"/>
-          <w14:ligatures w14:val="none"/>
-        </w:rPr>
-        <w:t xml:space="preserve">, hogy azt beváltsa a titkos aláíró kulcs egy részére. A kérést a </w:t>
-      </w:r>
-      <w:proofErr w:type="spellStart"/>
-      <w:r>
-        <w:rPr>
-          <w:kern w:val="0"/>
-          <w14:ligatures w14:val="none"/>
-        </w:rPr>
-        <w:t>phantom</w:t>
-      </w:r>
-      <w:proofErr w:type="spellEnd"/>
-      <w:r>
-        <w:rPr>
-          <w:kern w:val="0"/>
-          <w14:ligatures w14:val="none"/>
-        </w:rPr>
-        <w:t xml:space="preserve"> </w:t>
-      </w:r>
-      <w:proofErr w:type="spellStart"/>
-      <w:r>
-        <w:rPr>
-          <w:kern w:val="0"/>
-          <w14:ligatures w14:val="none"/>
-        </w:rPr>
-        <w:t>token</w:t>
-      </w:r>
-      <w:proofErr w:type="spellEnd"/>
-      <w:r>
-        <w:rPr>
-          <w:kern w:val="0"/>
-          <w14:ligatures w14:val="none"/>
-        </w:rPr>
-        <w:t xml:space="preserve"> átadásával hitelesíti.</w:t>
-      </w:r>
-    </w:p>
-    <w:p>
-      <w:pPr>
-        <w:pStyle w:val="Listaszerbekezds"/>
+        <w:t>A kliensprogram a nonce-ot elküldi a NAV M2M megfelelő API-jának, hogy azt beváltsa a titkos aláíró kulcs egy részére. A kérést a phantom token átadásával hitelesíti.</w:t>
+      </w:r>
+    </w:p>
+    <w:p>
+      <w:pPr>
+        <w:pStyle w:val="ListParagraph"/>
         <w:numPr>
           <w:ilvl w:val="0"/>
           <w:numId w:val="21"/>
@@ -8332,44 +7316,12 @@
         <w:spacing w:after="160" w:line="254" w:lineRule="auto"/>
       </w:pPr>
       <w:r>
-        <w:t xml:space="preserve">A NAV M2M a </w:t>
-      </w:r>
-      <w:proofErr w:type="spellStart"/>
-      <w:r>
-        <w:t>phantom</w:t>
-      </w:r>
-      <w:proofErr w:type="spellEnd"/>
-      <w:r>
-        <w:t xml:space="preserve"> </w:t>
-      </w:r>
-      <w:proofErr w:type="spellStart"/>
-      <w:r>
-        <w:t>tokent</w:t>
-      </w:r>
-      <w:proofErr w:type="spellEnd"/>
-      <w:r>
-        <w:t xml:space="preserve"> kicseréli az eredeti hozzáférési </w:t>
-      </w:r>
-      <w:proofErr w:type="spellStart"/>
-      <w:r>
-        <w:t>tokenre</w:t>
-      </w:r>
-      <w:proofErr w:type="spellEnd"/>
-      <w:r>
-        <w:t xml:space="preserve">, ellenőrzi az adott felhasználó adott funkcióhoz való hozzáférését. Továbbá ellenőrzi a </w:t>
-      </w:r>
-      <w:proofErr w:type="spellStart"/>
-      <w:r>
-        <w:t>nonce</w:t>
-      </w:r>
-      <w:proofErr w:type="spellEnd"/>
-      <w:r>
-        <w:t xml:space="preserve"> érvényességét, és amennyiben érvényes, generál egy új kulcsrészletet.</w:t>
-      </w:r>
-    </w:p>
-    <w:p>
-      <w:pPr>
-        <w:pStyle w:val="Listaszerbekezds"/>
+        <w:t>A NAV M2M a phantom tokent kicseréli az eredeti hozzáférési tokenre, ellenőrzi az adott felhasználó adott funkcióhoz való hozzáférését. Továbbá ellenőrzi a nonce érvényességét, és amennyiben érvényes, generál egy új kulcsrészletet.</w:t>
+      </w:r>
+    </w:p>
+    <w:p>
+      <w:pPr>
+        <w:pStyle w:val="ListParagraph"/>
         <w:numPr>
           <w:ilvl w:val="0"/>
           <w:numId w:val="21"/>
@@ -8385,7 +7337,7 @@
     </w:p>
     <w:p>
       <w:pPr>
-        <w:pStyle w:val="Listaszerbekezds"/>
+        <w:pStyle w:val="ListParagraph"/>
         <w:numPr>
           <w:ilvl w:val="0"/>
           <w:numId w:val="21"/>
@@ -8409,7 +7361,7 @@
     </w:p>
     <w:p>
       <w:pPr>
-        <w:pStyle w:val="Listaszerbekezds"/>
+        <w:pStyle w:val="ListParagraph"/>
         <w:numPr>
           <w:ilvl w:val="0"/>
           <w:numId w:val="21"/>
@@ -8428,60 +7380,12 @@
           <w:kern w:val="0"/>
           <w14:ligatures w14:val="none"/>
         </w:rPr>
-        <w:t xml:space="preserve">A kliensprogram meghívja a NAV M2M API-n a hozzáférés aktiválási funkciót. A hívást a </w:t>
-      </w:r>
-      <w:proofErr w:type="spellStart"/>
-      <w:r>
-        <w:rPr>
-          <w:kern w:val="0"/>
-          <w14:ligatures w14:val="none"/>
-        </w:rPr>
-        <w:t>phantom</w:t>
-      </w:r>
-      <w:proofErr w:type="spellEnd"/>
-      <w:r>
-        <w:rPr>
-          <w:kern w:val="0"/>
-          <w14:ligatures w14:val="none"/>
-        </w:rPr>
-        <w:t xml:space="preserve"> </w:t>
-      </w:r>
-      <w:proofErr w:type="spellStart"/>
-      <w:r>
-        <w:rPr>
-          <w:kern w:val="0"/>
-          <w14:ligatures w14:val="none"/>
-        </w:rPr>
-        <w:t>token</w:t>
-      </w:r>
-      <w:proofErr w:type="spellEnd"/>
-      <w:r>
-        <w:rPr>
-          <w:kern w:val="0"/>
-          <w14:ligatures w14:val="none"/>
-        </w:rPr>
-        <w:t xml:space="preserve"> átadásával hitelesíti. Emellett az üzenet aláírása is szükséges, amivel ellenőrzésre kerül, hogy a </w:t>
-      </w:r>
-      <w:proofErr w:type="spellStart"/>
-      <w:r>
-        <w:rPr>
-          <w:kern w:val="0"/>
-          <w14:ligatures w14:val="none"/>
-        </w:rPr>
-        <w:t>kiensprogram</w:t>
-      </w:r>
-      <w:proofErr w:type="spellEnd"/>
-      <w:r>
-        <w:rPr>
-          <w:kern w:val="0"/>
-          <w14:ligatures w14:val="none"/>
-        </w:rPr>
-        <w:t xml:space="preserve"> megfelelően állította össze az aláíró kulcsot.</w:t>
-      </w:r>
-    </w:p>
-    <w:p>
-      <w:pPr>
-        <w:pStyle w:val="Listaszerbekezds"/>
+        <w:t>A kliensprogram meghívja a NAV M2M API-n a hozzáférés aktiválási funkciót. A hívást a phantom token átadásával hitelesíti. Emellett az üzenet aláírása is szükséges, amivel ellenőrzésre kerül, hogy a kiensprogram megfelelően állította össze az aláíró kulcsot.</w:t>
+      </w:r>
+    </w:p>
+    <w:p>
+      <w:pPr>
+        <w:pStyle w:val="ListParagraph"/>
         <w:numPr>
           <w:ilvl w:val="0"/>
           <w:numId w:val="21"/>
@@ -8500,76 +7404,12 @@
           <w:kern w:val="0"/>
           <w14:ligatures w14:val="none"/>
         </w:rPr>
-        <w:t xml:space="preserve">A NAV M2M API sikeres biztonsági ellenőrzés esetén elvégzi a felhasználó aktiválását, és érvényteleníti a </w:t>
-      </w:r>
-      <w:proofErr w:type="spellStart"/>
-      <w:r>
-        <w:rPr>
-          <w:kern w:val="0"/>
-          <w14:ligatures w14:val="none"/>
-        </w:rPr>
-        <w:t>nonce</w:t>
-      </w:r>
-      <w:proofErr w:type="spellEnd"/>
-      <w:r>
-        <w:rPr>
-          <w:kern w:val="0"/>
-          <w14:ligatures w14:val="none"/>
-        </w:rPr>
-        <w:t xml:space="preserve">-t (így ezután már nem ismételhetők meg az 1.9-1.12 lépések). Szintén érvényteleníti a kiadott </w:t>
-      </w:r>
-      <w:proofErr w:type="spellStart"/>
-      <w:r>
-        <w:rPr>
-          <w:kern w:val="0"/>
-          <w14:ligatures w14:val="none"/>
-        </w:rPr>
-        <w:t>OAuth</w:t>
-      </w:r>
-      <w:proofErr w:type="spellEnd"/>
-      <w:r>
-        <w:rPr>
-          <w:kern w:val="0"/>
-          <w14:ligatures w14:val="none"/>
-        </w:rPr>
-        <w:t xml:space="preserve"> 2.0 </w:t>
-      </w:r>
-      <w:proofErr w:type="spellStart"/>
-      <w:r>
-        <w:rPr>
-          <w:kern w:val="0"/>
-          <w14:ligatures w14:val="none"/>
-        </w:rPr>
-        <w:t>tokent</w:t>
-      </w:r>
-      <w:proofErr w:type="spellEnd"/>
-      <w:r>
-        <w:rPr>
-          <w:kern w:val="0"/>
-          <w14:ligatures w14:val="none"/>
-        </w:rPr>
-        <w:t xml:space="preserve">, a további API használathoz tehát új </w:t>
-      </w:r>
-      <w:proofErr w:type="spellStart"/>
-      <w:r>
-        <w:rPr>
-          <w:kern w:val="0"/>
-          <w14:ligatures w14:val="none"/>
-        </w:rPr>
-        <w:t>token</w:t>
-      </w:r>
-      <w:proofErr w:type="spellEnd"/>
-      <w:r>
-        <w:rPr>
-          <w:kern w:val="0"/>
-          <w14:ligatures w14:val="none"/>
-        </w:rPr>
-        <w:t xml:space="preserve"> igénylése szükséges. Az aktiválást követően az adott felhasználó használatával a NAV M2M API üzleti célú felhasználása megkezdhető. (ld. Az üzleti célú API hívások részletes végrehajtása).</w:t>
-      </w:r>
-    </w:p>
-    <w:p>
-      <w:pPr>
-        <w:pStyle w:val="Listaszerbekezds"/>
+        <w:t>A NAV M2M API sikeres biztonsági ellenőrzés esetén elvégzi a felhasználó aktiválását, és érvényteleníti a nonce-t (így ezután már nem ismételhetők meg az 1.9-1.12 lépések). Szintén érvényteleníti a kiadott OAuth 2.0 tokent, a további API használathoz tehát új token igénylése szükséges. Az aktiválást követően az adott felhasználó használatával a NAV M2M API üzleti célú felhasználása megkezdhető. (ld. Az üzleti célú API hívások részletes végrehajtása).</w:t>
+      </w:r>
+    </w:p>
+    <w:p>
+      <w:pPr>
+        <w:pStyle w:val="ListParagraph"/>
         <w:numPr>
           <w:ilvl w:val="0"/>
           <w:numId w:val="21"/>
@@ -8591,7 +7431,7 @@
     <w:p/>
     <w:p>
       <w:pPr>
-        <w:pStyle w:val="Cmsor2"/>
+        <w:pStyle w:val="Heading2"/>
         <w:numPr>
           <w:ilvl w:val="1"/>
           <w:numId w:val="3"/>
@@ -8663,7 +7503,7 @@
     </w:p>
     <w:p>
       <w:pPr>
-        <w:pStyle w:val="Listaszerbekezds"/>
+        <w:pStyle w:val="ListParagraph"/>
         <w:numPr>
           <w:ilvl w:val="0"/>
           <w:numId w:val="19"/>
@@ -8677,20 +7517,12 @@
         <w:t>SHA-256</w:t>
       </w:r>
       <w:r>
-        <w:t xml:space="preserve"> </w:t>
-      </w:r>
-      <w:proofErr w:type="spellStart"/>
-      <w:r>
-        <w:t>hash</w:t>
-      </w:r>
-      <w:proofErr w:type="spellEnd"/>
-      <w:r>
-        <w:t>-ét.</w:t>
-      </w:r>
-    </w:p>
-    <w:p>
-      <w:pPr>
-        <w:pStyle w:val="Listaszerbekezds"/>
+        <w:t xml:space="preserve"> hash-ét.</w:t>
+      </w:r>
+    </w:p>
+    <w:p>
+      <w:pPr>
+        <w:pStyle w:val="ListParagraph"/>
         <w:numPr>
           <w:ilvl w:val="0"/>
           <w:numId w:val="19"/>
@@ -8698,28 +7530,12 @@
         <w:spacing w:after="160" w:line="254" w:lineRule="auto"/>
       </w:pPr>
       <w:r>
-        <w:t xml:space="preserve">A NAV M2M ellenőrzi a </w:t>
-      </w:r>
-      <w:proofErr w:type="spellStart"/>
-      <w:r>
-        <w:t>hash</w:t>
-      </w:r>
-      <w:proofErr w:type="spellEnd"/>
-      <w:r>
-        <w:t xml:space="preserve">-t, </w:t>
-      </w:r>
-      <w:proofErr w:type="gramStart"/>
-      <w:r>
-        <w:t>majd</w:t>
-      </w:r>
-      <w:proofErr w:type="gramEnd"/>
-      <w:r>
-        <w:t xml:space="preserve"> ha az helyes, akkor kér egy egyedi fájlazonosítót a fájltárolótól.</w:t>
-      </w:r>
-    </w:p>
-    <w:p>
-      <w:pPr>
-        <w:pStyle w:val="Listaszerbekezds"/>
+        <w:t>A NAV M2M ellenőrzi a hash-t, majd ha az helyes, akkor kér egy egyedi fájlazonosítót a fájltárolótól.</w:t>
+      </w:r>
+    </w:p>
+    <w:p>
+      <w:pPr>
+        <w:pStyle w:val="ListParagraph"/>
         <w:numPr>
           <w:ilvl w:val="0"/>
           <w:numId w:val="19"/>
@@ -8729,26 +7545,13 @@
       <w:r>
         <w:t xml:space="preserve">A NAV M2M visszaküldi a fájl egyedi azonosítóját a kliensnek, </w:t>
       </w:r>
-      <w:proofErr w:type="gramStart"/>
-      <w:r>
-        <w:t>valamint</w:t>
-      </w:r>
-      <w:proofErr w:type="gramEnd"/>
-      <w:r>
-        <w:t xml:space="preserve"> ha a vírusellenőrzés 30mp alatt megtörténik, akkor azonnal visszaadja az eredményét. Ha több ideig tart az ellenőrzés, akkor a következő lépéssel lehet lekérdezni az eredményét. (A fájl további használatakor (</w:t>
-      </w:r>
-      <w:proofErr w:type="spellStart"/>
-      <w:r>
-        <w:t>pl</w:t>
-      </w:r>
-      <w:proofErr w:type="spellEnd"/>
-      <w:r>
-        <w:t xml:space="preserve"> bizonylat létrehozás) újból ellenőrzésre kerül a vírusellenőrző eredménye)</w:t>
-      </w:r>
-    </w:p>
-    <w:p>
-      <w:pPr>
-        <w:pStyle w:val="Listaszerbekezds"/>
+      <w:r>
+        <w:t>valamint ha a vírusellenőrzés 30mp alatt megtörténik, akkor azonnal visszaadja az eredményét. Ha több ideig tart az ellenőrzés, akkor a következő lépéssel lehet lekérdezni az eredményét. (A fájl további használatakor (pl bizonylat létrehozás) újból ellenőrzésre kerül a vírusellenőrző eredménye)</w:t>
+      </w:r>
+    </w:p>
+    <w:p>
+      <w:pPr>
+        <w:pStyle w:val="ListParagraph"/>
         <w:numPr>
           <w:ilvl w:val="0"/>
           <w:numId w:val="19"/>
@@ -8764,7 +7567,7 @@
     </w:p>
     <w:p>
       <w:pPr>
-        <w:pStyle w:val="Listaszerbekezds"/>
+        <w:pStyle w:val="ListParagraph"/>
         <w:numPr>
           <w:ilvl w:val="0"/>
           <w:numId w:val="19"/>
@@ -8789,7 +7592,7 @@
     </w:p>
     <w:p>
       <w:pPr>
-        <w:pStyle w:val="Cmsor1"/>
+        <w:pStyle w:val="Heading1"/>
         <w:numPr>
           <w:ilvl w:val="0"/>
           <w:numId w:val="3"/>
@@ -8804,7 +7607,7 @@
     </w:p>
     <w:p>
       <w:pPr>
-        <w:pStyle w:val="Cmsor2"/>
+        <w:pStyle w:val="Heading2"/>
         <w:numPr>
           <w:ilvl w:val="1"/>
           <w:numId w:val="3"/>
@@ -8874,7 +7677,7 @@
     </w:p>
     <w:p>
       <w:pPr>
-        <w:pStyle w:val="Cmsor2"/>
+        <w:pStyle w:val="Heading2"/>
         <w:numPr>
           <w:ilvl w:val="2"/>
           <w:numId w:val="3"/>
@@ -8976,7 +7779,7 @@
     </w:p>
     <w:p>
       <w:pPr>
-        <w:pStyle w:val="Listaszerbekezds"/>
+        <w:pStyle w:val="ListParagraph"/>
         <w:numPr>
           <w:ilvl w:val="0"/>
           <w:numId w:val="8"/>
@@ -9018,28 +7821,12 @@
         <w:t>küldendő.</w:t>
       </w:r>
       <w:r>
-        <w:t xml:space="preserve"> (</w:t>
-      </w:r>
-      <w:proofErr w:type="spellStart"/>
-      <w:r>
-        <w:t>messageId</w:t>
-      </w:r>
-      <w:proofErr w:type="spellEnd"/>
-      <w:r>
-        <w:t xml:space="preserve"> </w:t>
-      </w:r>
-      <w:proofErr w:type="spellStart"/>
-      <w:r>
-        <w:t>header</w:t>
-      </w:r>
-      <w:proofErr w:type="spellEnd"/>
-      <w:r>
-        <w:t xml:space="preserve"> paraméter)</w:t>
-      </w:r>
-    </w:p>
-    <w:p>
-      <w:pPr>
-        <w:pStyle w:val="Listaszerbekezds"/>
+        <w:t xml:space="preserve"> (messageId header paraméter)</w:t>
+      </w:r>
+    </w:p>
+    <w:p>
+      <w:pPr>
+        <w:pStyle w:val="ListParagraph"/>
         <w:numPr>
           <w:ilvl w:val="0"/>
           <w:numId w:val="8"/>
@@ -9070,25 +7857,17 @@
     </w:p>
     <w:p>
       <w:pPr>
-        <w:pStyle w:val="Listaszerbekezds"/>
+        <w:pStyle w:val="ListParagraph"/>
         <w:ind w:left="2136" w:firstLine="696"/>
         <w:jc w:val="both"/>
       </w:pPr>
       <w:r>
-        <w:t xml:space="preserve">  </w:t>
-      </w:r>
-      <w:proofErr w:type="spellStart"/>
-      <w:r>
-        <w:t>YYYYMMDDHHmmss</w:t>
-      </w:r>
-      <w:proofErr w:type="spellEnd"/>
-      <w:r>
-        <w:t xml:space="preserve"> formátumban.</w:t>
-      </w:r>
-    </w:p>
-    <w:p>
-      <w:pPr>
-        <w:pStyle w:val="Listaszerbekezds"/>
+        <w:t xml:space="preserve">  YYYYMMDDHHmmss formátumban.</w:t>
+      </w:r>
+    </w:p>
+    <w:p>
+      <w:pPr>
+        <w:pStyle w:val="ListParagraph"/>
         <w:numPr>
           <w:ilvl w:val="0"/>
           <w:numId w:val="8"/>
@@ -9113,7 +7892,7 @@
     </w:p>
     <w:p>
       <w:pPr>
-        <w:pStyle w:val="Listaszerbekezds"/>
+        <w:pStyle w:val="ListParagraph"/>
         <w:numPr>
           <w:ilvl w:val="0"/>
           <w:numId w:val="8"/>
@@ -9138,13 +7917,8 @@
       <w:r>
         <w:t xml:space="preserve">: A </w:t>
       </w:r>
-      <w:proofErr w:type="spellStart"/>
-      <w:r>
-        <w:t>nonce</w:t>
-      </w:r>
-      <w:proofErr w:type="spellEnd"/>
-      <w:r>
-        <w:t xml:space="preserve"> beváltás</w:t>
+      <w:r>
+        <w:t>nonce beváltás</w:t>
       </w:r>
       <w:r>
         <w:t xml:space="preserve"> során előállt kulcs.</w:t>
@@ -9161,29 +7935,13 @@
         <w:t>SHA-256</w:t>
       </w:r>
       <w:r>
-        <w:t xml:space="preserve"> szerint </w:t>
-      </w:r>
-      <w:proofErr w:type="spellStart"/>
-      <w:r>
-        <w:t>hash-elni</w:t>
-      </w:r>
-      <w:proofErr w:type="spellEnd"/>
-      <w:r>
-        <w:t xml:space="preserve">, </w:t>
+        <w:t xml:space="preserve"> szerint hash-elni, </w:t>
       </w:r>
       <w:r>
         <w:t xml:space="preserve">majd base64 kódolni, </w:t>
       </w:r>
       <w:r>
-        <w:t xml:space="preserve">majd </w:t>
-      </w:r>
-      <w:proofErr w:type="spellStart"/>
-      <w:r>
-        <w:t>nagybetűsíteni</w:t>
-      </w:r>
-      <w:proofErr w:type="spellEnd"/>
-      <w:r>
-        <w:t>.</w:t>
+        <w:t>majd nagybetűsíteni.</w:t>
       </w:r>
     </w:p>
     <w:p>
@@ -9206,7 +7964,7 @@
     </w:p>
     <w:p>
       <w:pPr>
-        <w:pStyle w:val="Listaszerbekezds"/>
+        <w:pStyle w:val="ListParagraph"/>
         <w:numPr>
           <w:ilvl w:val="0"/>
           <w:numId w:val="8"/>
@@ -9234,7 +7992,7 @@
     </w:p>
     <w:p>
       <w:pPr>
-        <w:pStyle w:val="Listaszerbekezds"/>
+        <w:pStyle w:val="ListParagraph"/>
         <w:numPr>
           <w:ilvl w:val="0"/>
           <w:numId w:val="8"/>
@@ -9268,7 +8026,7 @@
     </w:p>
     <w:p>
       <w:pPr>
-        <w:pStyle w:val="Listaszerbekezds"/>
+        <w:pStyle w:val="ListParagraph"/>
         <w:numPr>
           <w:ilvl w:val="0"/>
           <w:numId w:val="8"/>
@@ -9317,7 +8075,7 @@
     </w:p>
     <w:p>
       <w:pPr>
-        <w:pStyle w:val="Listaszerbekezds"/>
+        <w:pStyle w:val="ListParagraph"/>
         <w:numPr>
           <w:ilvl w:val="0"/>
           <w:numId w:val="8"/>
@@ -9346,13 +8104,13 @@
     </w:p>
     <w:p>
       <w:pPr>
-        <w:pStyle w:val="Listaszerbekezds"/>
+        <w:pStyle w:val="ListParagraph"/>
         <w:jc w:val="both"/>
       </w:pPr>
     </w:p>
     <w:p>
       <w:pPr>
-        <w:pStyle w:val="Listaszerbekezds"/>
+        <w:pStyle w:val="ListParagraph"/>
         <w:numPr>
           <w:ilvl w:val="0"/>
           <w:numId w:val="8"/>
@@ -9374,7 +8132,7 @@
     </w:p>
     <w:p>
       <w:pPr>
-        <w:pStyle w:val="Listaszerbekezds"/>
+        <w:pStyle w:val="ListParagraph"/>
       </w:pPr>
       <w:r>
         <w:t>7eae9ecf-f735-4a4f-aa49-e85ea411a31320240510123847</w:t>
@@ -9391,13 +8149,13 @@
     </w:p>
     <w:p>
       <w:pPr>
-        <w:pStyle w:val="Listaszerbekezds"/>
+        <w:pStyle w:val="ListParagraph"/>
         <w:jc w:val="both"/>
       </w:pPr>
     </w:p>
     <w:p>
       <w:pPr>
-        <w:pStyle w:val="Listaszerbekezds"/>
+        <w:pStyle w:val="ListParagraph"/>
         <w:numPr>
           <w:ilvl w:val="0"/>
           <w:numId w:val="8"/>
@@ -9455,7 +8213,7 @@
     </w:p>
     <w:p>
       <w:pPr>
-        <w:pStyle w:val="Listaszerbekezds"/>
+        <w:pStyle w:val="ListParagraph"/>
         <w:jc w:val="both"/>
         <w:rPr>
           <w:caps/>
@@ -9498,28 +8256,30 @@
         <w:t>megjegyezni</w:t>
       </w:r>
       <w:r>
-        <w:t xml:space="preserve">, hogy lehetnek olyan esetek amikor a kliens eszközön a rendszeridő eltér az aktuális pontos időtől. Ha a kliens idő előrébb jár, mint az aktuális idő, akkor az időbélyeg generálásnál olyan érték állhat elő, amit az M2M szerver nem fog ellenőrizni. Emiatt kérjük, hogyha </w:t>
-      </w:r>
-      <w:proofErr w:type="spellStart"/>
-      <w:r>
-        <w:t>invalid</w:t>
-      </w:r>
-      <w:proofErr w:type="spellEnd"/>
-      <w:r>
-        <w:t xml:space="preserve"> </w:t>
-      </w:r>
-      <w:proofErr w:type="spellStart"/>
-      <w:r>
-        <w:t>signature</w:t>
-      </w:r>
-      <w:proofErr w:type="spellEnd"/>
-      <w:r>
-        <w:t xml:space="preserve"> válasz érkezik, akkor először a kliens rendszeridőt hasonlítsuk össze az interneten elérhető idő szolgáltatókkal.</w:t>
-      </w:r>
-    </w:p>
-    <w:p>
-      <w:pPr>
-        <w:pStyle w:val="Cmsor2"/>
+        <w:t>, hogy lehetnek olyan esetek amikor a kliens eszközön a rendszeridő eltér az aktuális pontos időtől</w:t>
+      </w:r>
+      <w:r>
+        <w:t xml:space="preserve"> és emiatt invalid signature válasz érkezik</w:t>
+      </w:r>
+      <w:r>
+        <w:t xml:space="preserve">. </w:t>
+      </w:r>
+      <w:r>
+        <w:t>Emiatt javasolt, hogy a munkamenet kezdésekor ellenőrizve legyen a rendszeridő és figyelmeztetni az eltérésre a felhasználót.</w:t>
+      </w:r>
+      <w:r>
+        <w:br/>
+        <w:t>Minden M2M response tartalmaz egy Date header értéket GMT időzónában. Ezt is lehet használni az idő eltérés ellenőrzésére.</w:t>
+      </w:r>
+    </w:p>
+    <w:p>
+      <w:pPr>
+        <w:jc w:val="both"/>
+      </w:pPr>
+    </w:p>
+    <w:p>
+      <w:pPr>
+        <w:pStyle w:val="Heading2"/>
         <w:numPr>
           <w:ilvl w:val="2"/>
           <w:numId w:val="3"/>
@@ -9549,15 +8309,7 @@
         <w:jc w:val="both"/>
       </w:pPr>
       <w:r>
-        <w:t xml:space="preserve">Az interfész olyan adatainál, ahol üzleti szempontból fontos jelentősége van a formátumnak (pl. email cím), bekerül az interfészbe az erre vonatkozó </w:t>
-      </w:r>
-      <w:proofErr w:type="spellStart"/>
-      <w:r>
-        <w:t>pattern</w:t>
-      </w:r>
-      <w:proofErr w:type="spellEnd"/>
-      <w:r>
-        <w:t xml:space="preserve"> információ. (Az első verzióban még nincs ilyen adat.) </w:t>
+        <w:t xml:space="preserve">Az interfész olyan adatainál, ahol üzleti szempontból fontos jelentősége van a formátumnak (pl. email cím), bekerül az interfészbe az erre vonatkozó pattern információ. (Az első verzióban még nincs ilyen adat.) </w:t>
       </w:r>
     </w:p>
     <w:p>
@@ -9565,20 +8317,12 @@
         <w:jc w:val="both"/>
       </w:pPr>
       <w:r>
-        <w:t xml:space="preserve">A dokumentációban tájékoztatásul olyan, inkább technikai jellegű adatok esetén (pl. fájl </w:t>
-      </w:r>
-      <w:proofErr w:type="spellStart"/>
-      <w:r>
-        <w:t>id</w:t>
-      </w:r>
-      <w:proofErr w:type="spellEnd"/>
-      <w:r>
-        <w:t>, aláírás) is megadjuk a használt mintát, ahol ez nem kerül az interfészbe. Ilyenkor adatátadásnál nem elvárás az adott formátum, az adat későbbi használata során viszont hibák keletkezhetnek. Ezen adatok formátumának megváltozása nem jár új interfészkiadással, ezért az arra épülő vizsgálatok beépítése nem javasolt.</w:t>
-      </w:r>
-    </w:p>
-    <w:p>
-      <w:pPr>
-        <w:pStyle w:val="Cmsor2"/>
+        <w:t>A dokumentációban tájékoztatásul olyan, inkább technikai jellegű adatok esetén (pl. fájl id, aláírás) is megadjuk a használt mintát, ahol ez nem kerül az interfészbe. Ilyenkor adatátadásnál nem elvárás az adott formátum, az adat későbbi használata során viszont hibák keletkezhetnek. Ezen adatok formátumának megváltozása nem jár új interfészkiadással, ezért az arra épülő vizsgálatok beépítése nem javasolt.</w:t>
+      </w:r>
+    </w:p>
+    <w:p>
+      <w:pPr>
+        <w:pStyle w:val="Heading2"/>
         <w:numPr>
           <w:ilvl w:val="1"/>
           <w:numId w:val="3"/>
@@ -9592,7 +8336,7 @@
     </w:p>
     <w:p>
       <w:pPr>
-        <w:pStyle w:val="Cmsor2"/>
+        <w:pStyle w:val="Heading2"/>
         <w:numPr>
           <w:ilvl w:val="2"/>
           <w:numId w:val="3"/>
@@ -9606,7 +8350,6 @@
       </w:pPr>
       <w:bookmarkStart w:id="47" w:name="_Toc188968858"/>
       <w:bookmarkStart w:id="48" w:name="_Hlk166652056"/>
-      <w:proofErr w:type="spellStart"/>
       <w:r>
         <w:rPr>
           <w:i/>
@@ -9617,7 +8360,6 @@
         <w:t>Feljéc</w:t>
       </w:r>
       <w:bookmarkEnd w:id="47"/>
-      <w:proofErr w:type="spellEnd"/>
     </w:p>
     <w:p>
       <w:pPr>
@@ -9638,27 +8380,9 @@
         <w:ind w:hanging="360"/>
         <w:jc w:val="both"/>
       </w:pPr>
-      <w:proofErr w:type="spellStart"/>
-      <w:r>
-        <w:t>content-type</w:t>
-      </w:r>
-      <w:proofErr w:type="spellEnd"/>
-      <w:r>
-        <w:t>=</w:t>
-      </w:r>
-      <w:proofErr w:type="spellStart"/>
-      <w:r>
-        <w:t>application</w:t>
-      </w:r>
-      <w:proofErr w:type="spellEnd"/>
-      <w:r>
-        <w:t>/</w:t>
-      </w:r>
-      <w:proofErr w:type="spellStart"/>
-      <w:r>
-        <w:t>json</w:t>
-      </w:r>
-      <w:proofErr w:type="spellEnd"/>
+      <w:r>
+        <w:t>content-type=application/json</w:t>
+      </w:r>
     </w:p>
     <w:p>
       <w:pPr>
@@ -9670,29 +8394,8 @@
         <w:ind w:hanging="360"/>
         <w:jc w:val="both"/>
       </w:pPr>
-      <w:proofErr w:type="spellStart"/>
-      <w:r>
-        <w:t>accept</w:t>
-      </w:r>
-      <w:proofErr w:type="spellEnd"/>
-      <w:r>
-        <w:t>=</w:t>
-      </w:r>
-      <w:proofErr w:type="spellStart"/>
-      <w:r>
-        <w:t>application</w:t>
-      </w:r>
-      <w:proofErr w:type="spellEnd"/>
-      <w:r>
-        <w:t>/</w:t>
-      </w:r>
-      <w:proofErr w:type="spellStart"/>
-      <w:r>
-        <w:t>json</w:t>
-      </w:r>
-      <w:proofErr w:type="spellEnd"/>
-      <w:r>
-        <w:t xml:space="preserve"> </w:t>
+      <w:r>
+        <w:t xml:space="preserve">accept=application/json </w:t>
       </w:r>
       <w:bookmarkEnd w:id="48"/>
     </w:p>
@@ -9708,7 +8411,7 @@
     </w:p>
     <w:p>
       <w:pPr>
-        <w:pStyle w:val="Cmsor2"/>
+        <w:pStyle w:val="Heading2"/>
         <w:numPr>
           <w:ilvl w:val="2"/>
           <w:numId w:val="3"/>
@@ -9737,15 +8440,7 @@
         <w:jc w:val="both"/>
       </w:pPr>
       <w:r>
-        <w:t xml:space="preserve">A szolgáltatás a hívónak helyes kérés esetén minden esetben HTTP 200-as választ ad. Ez nem feltétlenül jelzi, hogy a megfogalmazott kérés tartalmán az üzleti végrehajtás sikeresen lefutott, csak azt, hogy a kérés informatikai tekintetben jól formázott volt, a hívott erőforrás el tudta olvasni, be tudta fogadni. Mivel a szolgáltatás által kezelt hibakódok fel vannak </w:t>
-      </w:r>
-      <w:proofErr w:type="spellStart"/>
-      <w:r>
-        <w:t>mappelve</w:t>
-      </w:r>
-      <w:proofErr w:type="spellEnd"/>
-      <w:r>
-        <w:t>, így a visszaadott hibakód is sikeres válasznak számít. Tehát egy HTTP 200-as válaszban is lehet hibakódokat tartalmazó üzenet.</w:t>
+        <w:t>A szolgáltatás a hívónak helyes kérés esetén minden esetben HTTP 200-as választ ad. Ez nem feltétlenül jelzi, hogy a megfogalmazott kérés tartalmán az üzleti végrehajtás sikeresen lefutott, csak azt, hogy a kérés informatikai tekintetben jól formázott volt, a hívott erőforrás el tudta olvasni, be tudta fogadni. Mivel a szolgáltatás által kezelt hibakódok fel vannak mappelve, így a visszaadott hibakód is sikeres válasznak számít. Tehát egy HTTP 200-as válaszban is lehet hibakódokat tartalmazó üzenet.</w:t>
       </w:r>
     </w:p>
     <w:p>
@@ -9877,54 +8572,85 @@
             <w:pPr>
               <w:jc w:val="both"/>
             </w:pPr>
-            <w:proofErr w:type="spellStart"/>
             <w:r>
               <w:rPr>
                 <w:rFonts w:eastAsia="Times New Roman"/>
                 <w:sz w:val="24"/>
                 <w:szCs w:val="24"/>
               </w:rPr>
-              <w:t>Bad</w:t>
-            </w:r>
-            <w:proofErr w:type="spellEnd"/>
+              <w:t>Bad request - DTO validációs hiba</w:t>
+            </w:r>
+          </w:p>
+        </w:tc>
+      </w:tr>
+      <w:tr>
+        <w:tc>
+          <w:tcPr>
+            <w:tcW w:w="1696" w:type="dxa"/>
+            <w:shd w:val="clear" w:color="auto" w:fill="D9D9D9" w:themeFill="background1" w:themeFillShade="D9"/>
+          </w:tcPr>
+          <w:p>
+            <w:pPr>
+              <w:jc w:val="center"/>
+            </w:pPr>
             <w:r>
               <w:rPr>
                 <w:rFonts w:eastAsia="Times New Roman"/>
                 <w:sz w:val="24"/>
                 <w:szCs w:val="24"/>
               </w:rPr>
-              <w:t xml:space="preserve"> </w:t>
-            </w:r>
-            <w:proofErr w:type="spellStart"/>
+              <w:t>401</w:t>
+            </w:r>
+          </w:p>
+        </w:tc>
+        <w:tc>
+          <w:tcPr>
+            <w:tcW w:w="7371" w:type="dxa"/>
+            <w:shd w:val="clear" w:color="auto" w:fill="D9D9D9" w:themeFill="background1" w:themeFillShade="D9"/>
+          </w:tcPr>
+          <w:p>
+            <w:pPr>
+              <w:jc w:val="both"/>
+            </w:pPr>
             <w:r>
               <w:rPr>
                 <w:rFonts w:eastAsia="Times New Roman"/>
                 <w:sz w:val="24"/>
                 <w:szCs w:val="24"/>
               </w:rPr>
-              <w:t>request</w:t>
-            </w:r>
-            <w:proofErr w:type="spellEnd"/>
+              <w:t>Unauthorized - Token ellenőrzés hiba</w:t>
+            </w:r>
+          </w:p>
+        </w:tc>
+      </w:tr>
+      <w:tr>
+        <w:tc>
+          <w:tcPr>
+            <w:tcW w:w="1696" w:type="dxa"/>
+            <w:shd w:val="clear" w:color="auto" w:fill="D9D9D9" w:themeFill="background1" w:themeFillShade="D9"/>
+          </w:tcPr>
+          <w:p>
+            <w:pPr>
+              <w:jc w:val="center"/>
+            </w:pPr>
             <w:r>
               <w:rPr>
                 <w:rFonts w:eastAsia="Times New Roman"/>
                 <w:sz w:val="24"/>
                 <w:szCs w:val="24"/>
               </w:rPr>
-              <w:t xml:space="preserve"> - DTO validációs hiba</w:t>
-            </w:r>
-          </w:p>
-        </w:tc>
-      </w:tr>
-      <w:tr>
-        <w:tc>
-          <w:tcPr>
-            <w:tcW w:w="1696" w:type="dxa"/>
-            <w:shd w:val="clear" w:color="auto" w:fill="D9D9D9" w:themeFill="background1" w:themeFillShade="D9"/>
-          </w:tcPr>
-          <w:p>
-            <w:pPr>
-              <w:jc w:val="center"/>
+              <w:t>403</w:t>
+            </w:r>
+          </w:p>
+        </w:tc>
+        <w:tc>
+          <w:tcPr>
+            <w:tcW w:w="7371" w:type="dxa"/>
+            <w:shd w:val="clear" w:color="auto" w:fill="D9D9D9" w:themeFill="background1" w:themeFillShade="D9"/>
+          </w:tcPr>
+          <w:p>
+            <w:pPr>
+              <w:jc w:val="both"/>
             </w:pPr>
             <w:r>
               <w:rPr>
@@ -9932,135 +8658,169 @@
                 <w:sz w:val="24"/>
                 <w:szCs w:val="24"/>
               </w:rPr>
-              <w:t>401</w:t>
-            </w:r>
-          </w:p>
-        </w:tc>
-        <w:tc>
-          <w:tcPr>
-            <w:tcW w:w="7371" w:type="dxa"/>
-            <w:shd w:val="clear" w:color="auto" w:fill="D9D9D9" w:themeFill="background1" w:themeFillShade="D9"/>
-          </w:tcPr>
-          <w:p>
-            <w:pPr>
-              <w:jc w:val="both"/>
-            </w:pPr>
-            <w:proofErr w:type="spellStart"/>
+              <w:t>Forbidden - Role ellenőrzés hiba</w:t>
+            </w:r>
+          </w:p>
+        </w:tc>
+      </w:tr>
+      <w:tr>
+        <w:tc>
+          <w:tcPr>
+            <w:tcW w:w="1696" w:type="dxa"/>
+            <w:shd w:val="clear" w:color="auto" w:fill="D9D9D9" w:themeFill="background1" w:themeFillShade="D9"/>
+          </w:tcPr>
+          <w:p>
+            <w:pPr>
+              <w:jc w:val="center"/>
+            </w:pPr>
             <w:r>
               <w:rPr>
                 <w:rFonts w:eastAsia="Times New Roman"/>
                 <w:sz w:val="24"/>
                 <w:szCs w:val="24"/>
               </w:rPr>
-              <w:t>Unauthorized</w:t>
-            </w:r>
-            <w:proofErr w:type="spellEnd"/>
+              <w:t>404</w:t>
+            </w:r>
+          </w:p>
+        </w:tc>
+        <w:tc>
+          <w:tcPr>
+            <w:tcW w:w="7371" w:type="dxa"/>
+            <w:shd w:val="clear" w:color="auto" w:fill="D9D9D9" w:themeFill="background1" w:themeFillShade="D9"/>
+          </w:tcPr>
+          <w:p>
+            <w:pPr>
+              <w:jc w:val="both"/>
+            </w:pPr>
             <w:r>
               <w:rPr>
                 <w:rFonts w:eastAsia="Times New Roman"/>
                 <w:sz w:val="24"/>
                 <w:szCs w:val="24"/>
               </w:rPr>
-              <w:t xml:space="preserve"> - </w:t>
-            </w:r>
-            <w:proofErr w:type="spellStart"/>
-            <w:r>
+              <w:t>Not found - GET esetén nem található a rekord</w:t>
+            </w:r>
+          </w:p>
+        </w:tc>
+      </w:tr>
+      <w:tr>
+        <w:tc>
+          <w:tcPr>
+            <w:tcW w:w="1696" w:type="dxa"/>
+            <w:shd w:val="clear" w:color="auto" w:fill="D9D9D9" w:themeFill="background1" w:themeFillShade="D9"/>
+          </w:tcPr>
+          <w:p>
+            <w:pPr>
+              <w:jc w:val="center"/>
               <w:rPr>
                 <w:rFonts w:eastAsia="Times New Roman"/>
                 <w:sz w:val="24"/>
                 <w:szCs w:val="24"/>
               </w:rPr>
-              <w:t>Token</w:t>
-            </w:r>
-            <w:proofErr w:type="spellEnd"/>
+            </w:pPr>
             <w:r>
               <w:rPr>
                 <w:rFonts w:eastAsia="Times New Roman"/>
                 <w:sz w:val="24"/>
                 <w:szCs w:val="24"/>
               </w:rPr>
-              <w:t xml:space="preserve"> ellenőrzés hiba</w:t>
-            </w:r>
-          </w:p>
-        </w:tc>
-      </w:tr>
-      <w:tr>
-        <w:tc>
-          <w:tcPr>
-            <w:tcW w:w="1696" w:type="dxa"/>
-            <w:shd w:val="clear" w:color="auto" w:fill="D9D9D9" w:themeFill="background1" w:themeFillShade="D9"/>
-          </w:tcPr>
-          <w:p>
-            <w:pPr>
-              <w:jc w:val="center"/>
-            </w:pPr>
-            <w:r>
+              <w:t>413</w:t>
+            </w:r>
+          </w:p>
+        </w:tc>
+        <w:tc>
+          <w:tcPr>
+            <w:tcW w:w="7371" w:type="dxa"/>
+            <w:shd w:val="clear" w:color="auto" w:fill="D9D9D9" w:themeFill="background1" w:themeFillShade="D9"/>
+          </w:tcPr>
+          <w:p>
+            <w:pPr>
+              <w:jc w:val="both"/>
               <w:rPr>
                 <w:rFonts w:eastAsia="Times New Roman"/>
                 <w:sz w:val="24"/>
                 <w:szCs w:val="24"/>
               </w:rPr>
-              <w:t>403</w:t>
-            </w:r>
-          </w:p>
-        </w:tc>
-        <w:tc>
-          <w:tcPr>
-            <w:tcW w:w="7371" w:type="dxa"/>
-            <w:shd w:val="clear" w:color="auto" w:fill="D9D9D9" w:themeFill="background1" w:themeFillShade="D9"/>
-          </w:tcPr>
-          <w:p>
-            <w:pPr>
-              <w:jc w:val="both"/>
-            </w:pPr>
-            <w:proofErr w:type="spellStart"/>
+            </w:pPr>
             <w:r>
               <w:rPr>
                 <w:rFonts w:eastAsia="Times New Roman"/>
                 <w:sz w:val="24"/>
                 <w:szCs w:val="24"/>
               </w:rPr>
-              <w:t>Forbidden</w:t>
-            </w:r>
-            <w:proofErr w:type="spellEnd"/>
+              <w:t>Entity too large – file feltöltéskor túl nagy méretű fájl</w:t>
+            </w:r>
+          </w:p>
+        </w:tc>
+      </w:tr>
+      <w:tr>
+        <w:tc>
+          <w:tcPr>
+            <w:tcW w:w="1696" w:type="dxa"/>
+            <w:shd w:val="clear" w:color="auto" w:fill="D9D9D9" w:themeFill="background1" w:themeFillShade="D9"/>
+          </w:tcPr>
+          <w:p>
+            <w:pPr>
+              <w:jc w:val="center"/>
+            </w:pPr>
             <w:r>
               <w:rPr>
                 <w:rFonts w:eastAsia="Times New Roman"/>
                 <w:sz w:val="24"/>
                 <w:szCs w:val="24"/>
               </w:rPr>
-              <w:t xml:space="preserve"> - </w:t>
-            </w:r>
-            <w:proofErr w:type="spellStart"/>
+              <w:t>429</w:t>
+            </w:r>
+          </w:p>
+        </w:tc>
+        <w:tc>
+          <w:tcPr>
+            <w:tcW w:w="7371" w:type="dxa"/>
+            <w:shd w:val="clear" w:color="auto" w:fill="D9D9D9" w:themeFill="background1" w:themeFillShade="D9"/>
+          </w:tcPr>
+          <w:p>
+            <w:pPr>
+              <w:jc w:val="both"/>
+            </w:pPr>
             <w:r>
               <w:rPr>
                 <w:rFonts w:eastAsia="Times New Roman"/>
                 <w:sz w:val="24"/>
                 <w:szCs w:val="24"/>
               </w:rPr>
-              <w:t>Role</w:t>
-            </w:r>
-            <w:proofErr w:type="spellEnd"/>
+              <w:t>Too many requests - AGW Rate limiter</w:t>
+            </w:r>
+          </w:p>
+        </w:tc>
+      </w:tr>
+      <w:tr>
+        <w:tc>
+          <w:tcPr>
+            <w:tcW w:w="1696" w:type="dxa"/>
+            <w:shd w:val="clear" w:color="auto" w:fill="D9D9D9" w:themeFill="background1" w:themeFillShade="D9"/>
+          </w:tcPr>
+          <w:p>
+            <w:pPr>
+              <w:jc w:val="center"/>
+            </w:pPr>
             <w:r>
               <w:rPr>
                 <w:rFonts w:eastAsia="Times New Roman"/>
                 <w:sz w:val="24"/>
                 <w:szCs w:val="24"/>
               </w:rPr>
-              <w:t xml:space="preserve"> ellenőrzés hiba</w:t>
-            </w:r>
-          </w:p>
-        </w:tc>
-      </w:tr>
-      <w:tr>
-        <w:tc>
-          <w:tcPr>
-            <w:tcW w:w="1696" w:type="dxa"/>
-            <w:shd w:val="clear" w:color="auto" w:fill="D9D9D9" w:themeFill="background1" w:themeFillShade="D9"/>
-          </w:tcPr>
-          <w:p>
-            <w:pPr>
-              <w:jc w:val="center"/>
+              <w:t>500</w:t>
+            </w:r>
+          </w:p>
+        </w:tc>
+        <w:tc>
+          <w:tcPr>
+            <w:tcW w:w="7371" w:type="dxa"/>
+            <w:shd w:val="clear" w:color="auto" w:fill="D9D9D9" w:themeFill="background1" w:themeFillShade="D9"/>
+          </w:tcPr>
+          <w:p>
+            <w:pPr>
+              <w:jc w:val="both"/>
             </w:pPr>
             <w:r>
               <w:rPr>
@@ -10068,515 +8828,88 @@
                 <w:sz w:val="24"/>
                 <w:szCs w:val="24"/>
               </w:rPr>
-              <w:t>404</w:t>
-            </w:r>
-          </w:p>
-        </w:tc>
-        <w:tc>
-          <w:tcPr>
-            <w:tcW w:w="7371" w:type="dxa"/>
-            <w:shd w:val="clear" w:color="auto" w:fill="D9D9D9" w:themeFill="background1" w:themeFillShade="D9"/>
-          </w:tcPr>
-          <w:p>
-            <w:pPr>
-              <w:jc w:val="both"/>
-            </w:pPr>
-            <w:proofErr w:type="spellStart"/>
+              <w:t>Internal server error - Exception következik be</w:t>
+            </w:r>
+          </w:p>
+        </w:tc>
+      </w:tr>
+      <w:tr>
+        <w:tc>
+          <w:tcPr>
+            <w:tcW w:w="1696" w:type="dxa"/>
+            <w:shd w:val="clear" w:color="auto" w:fill="D9D9D9" w:themeFill="background1" w:themeFillShade="D9"/>
+          </w:tcPr>
+          <w:p>
+            <w:pPr>
+              <w:jc w:val="center"/>
+            </w:pPr>
             <w:r>
               <w:rPr>
                 <w:rFonts w:eastAsia="Times New Roman"/>
                 <w:sz w:val="24"/>
                 <w:szCs w:val="24"/>
               </w:rPr>
-              <w:t>Not</w:t>
-            </w:r>
-            <w:proofErr w:type="spellEnd"/>
+              <w:t>503</w:t>
+            </w:r>
+          </w:p>
+        </w:tc>
+        <w:tc>
+          <w:tcPr>
+            <w:tcW w:w="7371" w:type="dxa"/>
+            <w:shd w:val="clear" w:color="auto" w:fill="D9D9D9" w:themeFill="background1" w:themeFillShade="D9"/>
+          </w:tcPr>
+          <w:p>
+            <w:pPr>
+              <w:jc w:val="both"/>
+            </w:pPr>
             <w:r>
               <w:rPr>
                 <w:rFonts w:eastAsia="Times New Roman"/>
                 <w:sz w:val="24"/>
                 <w:szCs w:val="24"/>
               </w:rPr>
-              <w:t xml:space="preserve"> </w:t>
-            </w:r>
-            <w:proofErr w:type="spellStart"/>
+              <w:t>Service unavailable - AGW Circuit breaker</w:t>
+            </w:r>
+          </w:p>
+        </w:tc>
+      </w:tr>
+      <w:tr>
+        <w:tc>
+          <w:tcPr>
+            <w:tcW w:w="1696" w:type="dxa"/>
+            <w:shd w:val="clear" w:color="auto" w:fill="D9D9D9" w:themeFill="background1" w:themeFillShade="D9"/>
+          </w:tcPr>
+          <w:p>
+            <w:pPr>
+              <w:jc w:val="center"/>
+            </w:pPr>
             <w:r>
               <w:rPr>
                 <w:rFonts w:eastAsia="Times New Roman"/>
                 <w:sz w:val="24"/>
                 <w:szCs w:val="24"/>
               </w:rPr>
-              <w:t>found</w:t>
-            </w:r>
-            <w:proofErr w:type="spellEnd"/>
+              <w:t>504</w:t>
+            </w:r>
+          </w:p>
+        </w:tc>
+        <w:tc>
+          <w:tcPr>
+            <w:tcW w:w="7371" w:type="dxa"/>
+            <w:shd w:val="clear" w:color="auto" w:fill="D9D9D9" w:themeFill="background1" w:themeFillShade="D9"/>
+          </w:tcPr>
+          <w:p>
+            <w:pPr>
+              <w:jc w:val="both"/>
+            </w:pPr>
             <w:r>
               <w:rPr>
                 <w:rFonts w:eastAsia="Times New Roman"/>
                 <w:sz w:val="24"/>
                 <w:szCs w:val="24"/>
               </w:rPr>
-              <w:t xml:space="preserve"> - GET esetén nem található a rekord</w:t>
-            </w:r>
-          </w:p>
-        </w:tc>
-      </w:tr>
-      <w:tr>
-        <w:tc>
-          <w:tcPr>
-            <w:tcW w:w="1696" w:type="dxa"/>
-            <w:shd w:val="clear" w:color="auto" w:fill="D9D9D9" w:themeFill="background1" w:themeFillShade="D9"/>
-          </w:tcPr>
-          <w:p>
-            <w:pPr>
-              <w:jc w:val="center"/>
-              <w:rPr>
-                <w:rFonts w:eastAsia="Times New Roman"/>
-                <w:sz w:val="24"/>
-                <w:szCs w:val="24"/>
-              </w:rPr>
-            </w:pPr>
-            <w:r>
-              <w:rPr>
-                <w:rFonts w:eastAsia="Times New Roman"/>
-                <w:sz w:val="24"/>
-                <w:szCs w:val="24"/>
-              </w:rPr>
-              <w:t>413</w:t>
-            </w:r>
-          </w:p>
-        </w:tc>
-        <w:tc>
-          <w:tcPr>
-            <w:tcW w:w="7371" w:type="dxa"/>
-            <w:shd w:val="clear" w:color="auto" w:fill="D9D9D9" w:themeFill="background1" w:themeFillShade="D9"/>
-          </w:tcPr>
-          <w:p>
-            <w:pPr>
-              <w:jc w:val="both"/>
-              <w:rPr>
-                <w:rFonts w:eastAsia="Times New Roman"/>
-                <w:sz w:val="24"/>
-                <w:szCs w:val="24"/>
-              </w:rPr>
-            </w:pPr>
-            <w:proofErr w:type="spellStart"/>
-            <w:r>
-              <w:rPr>
-                <w:rFonts w:eastAsia="Times New Roman"/>
-                <w:sz w:val="24"/>
-                <w:szCs w:val="24"/>
-              </w:rPr>
-              <w:t>Entity</w:t>
-            </w:r>
-            <w:proofErr w:type="spellEnd"/>
-            <w:r>
-              <w:rPr>
-                <w:rFonts w:eastAsia="Times New Roman"/>
-                <w:sz w:val="24"/>
-                <w:szCs w:val="24"/>
-              </w:rPr>
-              <w:t xml:space="preserve"> </w:t>
-            </w:r>
-            <w:proofErr w:type="spellStart"/>
-            <w:r>
-              <w:rPr>
-                <w:rFonts w:eastAsia="Times New Roman"/>
-                <w:sz w:val="24"/>
-                <w:szCs w:val="24"/>
-              </w:rPr>
-              <w:t>too</w:t>
-            </w:r>
-            <w:proofErr w:type="spellEnd"/>
-            <w:r>
-              <w:rPr>
-                <w:rFonts w:eastAsia="Times New Roman"/>
-                <w:sz w:val="24"/>
-                <w:szCs w:val="24"/>
-              </w:rPr>
-              <w:t xml:space="preserve"> </w:t>
-            </w:r>
-            <w:proofErr w:type="spellStart"/>
-            <w:r>
-              <w:rPr>
-                <w:rFonts w:eastAsia="Times New Roman"/>
-                <w:sz w:val="24"/>
-                <w:szCs w:val="24"/>
-              </w:rPr>
-              <w:t>large</w:t>
-            </w:r>
-            <w:proofErr w:type="spellEnd"/>
-            <w:r>
-              <w:rPr>
-                <w:rFonts w:eastAsia="Times New Roman"/>
-                <w:sz w:val="24"/>
-                <w:szCs w:val="24"/>
-              </w:rPr>
-              <w:t xml:space="preserve"> – file feltöltéskor túl nagy méretű fájl</w:t>
-            </w:r>
-          </w:p>
-        </w:tc>
-      </w:tr>
-      <w:tr>
-        <w:tc>
-          <w:tcPr>
-            <w:tcW w:w="1696" w:type="dxa"/>
-            <w:shd w:val="clear" w:color="auto" w:fill="D9D9D9" w:themeFill="background1" w:themeFillShade="D9"/>
-          </w:tcPr>
-          <w:p>
-            <w:pPr>
-              <w:jc w:val="center"/>
-            </w:pPr>
-            <w:r>
-              <w:rPr>
-                <w:rFonts w:eastAsia="Times New Roman"/>
-                <w:sz w:val="24"/>
-                <w:szCs w:val="24"/>
-              </w:rPr>
-              <w:t>429</w:t>
-            </w:r>
-          </w:p>
-        </w:tc>
-        <w:tc>
-          <w:tcPr>
-            <w:tcW w:w="7371" w:type="dxa"/>
-            <w:shd w:val="clear" w:color="auto" w:fill="D9D9D9" w:themeFill="background1" w:themeFillShade="D9"/>
-          </w:tcPr>
-          <w:p>
-            <w:pPr>
-              <w:jc w:val="both"/>
-            </w:pPr>
-            <w:proofErr w:type="spellStart"/>
-            <w:r>
-              <w:rPr>
-                <w:rFonts w:eastAsia="Times New Roman"/>
-                <w:sz w:val="24"/>
-                <w:szCs w:val="24"/>
-              </w:rPr>
-              <w:t>Too</w:t>
-            </w:r>
-            <w:proofErr w:type="spellEnd"/>
-            <w:r>
-              <w:rPr>
-                <w:rFonts w:eastAsia="Times New Roman"/>
-                <w:sz w:val="24"/>
-                <w:szCs w:val="24"/>
-              </w:rPr>
-              <w:t xml:space="preserve"> </w:t>
-            </w:r>
-            <w:proofErr w:type="spellStart"/>
-            <w:r>
-              <w:rPr>
-                <w:rFonts w:eastAsia="Times New Roman"/>
-                <w:sz w:val="24"/>
-                <w:szCs w:val="24"/>
-              </w:rPr>
-              <w:t>many</w:t>
-            </w:r>
-            <w:proofErr w:type="spellEnd"/>
-            <w:r>
-              <w:rPr>
-                <w:rFonts w:eastAsia="Times New Roman"/>
-                <w:sz w:val="24"/>
-                <w:szCs w:val="24"/>
-              </w:rPr>
-              <w:t xml:space="preserve"> </w:t>
-            </w:r>
-            <w:proofErr w:type="spellStart"/>
-            <w:r>
-              <w:rPr>
-                <w:rFonts w:eastAsia="Times New Roman"/>
-                <w:sz w:val="24"/>
-                <w:szCs w:val="24"/>
-              </w:rPr>
-              <w:t>requests</w:t>
-            </w:r>
-            <w:proofErr w:type="spellEnd"/>
-            <w:r>
-              <w:rPr>
-                <w:rFonts w:eastAsia="Times New Roman"/>
-                <w:sz w:val="24"/>
-                <w:szCs w:val="24"/>
-              </w:rPr>
-              <w:t xml:space="preserve"> - AGW </w:t>
-            </w:r>
-            <w:proofErr w:type="spellStart"/>
-            <w:r>
-              <w:rPr>
-                <w:rFonts w:eastAsia="Times New Roman"/>
-                <w:sz w:val="24"/>
-                <w:szCs w:val="24"/>
-              </w:rPr>
-              <w:t>Rate</w:t>
-            </w:r>
-            <w:proofErr w:type="spellEnd"/>
-            <w:r>
-              <w:rPr>
-                <w:rFonts w:eastAsia="Times New Roman"/>
-                <w:sz w:val="24"/>
-                <w:szCs w:val="24"/>
-              </w:rPr>
-              <w:t xml:space="preserve"> </w:t>
-            </w:r>
-            <w:proofErr w:type="spellStart"/>
-            <w:r>
-              <w:rPr>
-                <w:rFonts w:eastAsia="Times New Roman"/>
-                <w:sz w:val="24"/>
-                <w:szCs w:val="24"/>
-              </w:rPr>
-              <w:t>limiter</w:t>
-            </w:r>
-            <w:proofErr w:type="spellEnd"/>
-          </w:p>
-        </w:tc>
-      </w:tr>
-      <w:tr>
-        <w:tc>
-          <w:tcPr>
-            <w:tcW w:w="1696" w:type="dxa"/>
-            <w:shd w:val="clear" w:color="auto" w:fill="D9D9D9" w:themeFill="background1" w:themeFillShade="D9"/>
-          </w:tcPr>
-          <w:p>
-            <w:pPr>
-              <w:jc w:val="center"/>
-            </w:pPr>
-            <w:r>
-              <w:rPr>
-                <w:rFonts w:eastAsia="Times New Roman"/>
-                <w:sz w:val="24"/>
-                <w:szCs w:val="24"/>
-              </w:rPr>
-              <w:t>500</w:t>
-            </w:r>
-          </w:p>
-        </w:tc>
-        <w:tc>
-          <w:tcPr>
-            <w:tcW w:w="7371" w:type="dxa"/>
-            <w:shd w:val="clear" w:color="auto" w:fill="D9D9D9" w:themeFill="background1" w:themeFillShade="D9"/>
-          </w:tcPr>
-          <w:p>
-            <w:pPr>
-              <w:jc w:val="both"/>
-            </w:pPr>
-            <w:proofErr w:type="spellStart"/>
-            <w:r>
-              <w:rPr>
-                <w:rFonts w:eastAsia="Times New Roman"/>
-                <w:sz w:val="24"/>
-                <w:szCs w:val="24"/>
-              </w:rPr>
-              <w:t>Internal</w:t>
-            </w:r>
-            <w:proofErr w:type="spellEnd"/>
-            <w:r>
-              <w:rPr>
-                <w:rFonts w:eastAsia="Times New Roman"/>
-                <w:sz w:val="24"/>
-                <w:szCs w:val="24"/>
-              </w:rPr>
-              <w:t xml:space="preserve"> server </w:t>
-            </w:r>
-            <w:proofErr w:type="spellStart"/>
-            <w:r>
-              <w:rPr>
-                <w:rFonts w:eastAsia="Times New Roman"/>
-                <w:sz w:val="24"/>
-                <w:szCs w:val="24"/>
-              </w:rPr>
-              <w:t>error</w:t>
-            </w:r>
-            <w:proofErr w:type="spellEnd"/>
-            <w:r>
-              <w:rPr>
-                <w:rFonts w:eastAsia="Times New Roman"/>
-                <w:sz w:val="24"/>
-                <w:szCs w:val="24"/>
-              </w:rPr>
-              <w:t xml:space="preserve"> - </w:t>
-            </w:r>
-            <w:proofErr w:type="spellStart"/>
-            <w:r>
-              <w:rPr>
-                <w:rFonts w:eastAsia="Times New Roman"/>
-                <w:sz w:val="24"/>
-                <w:szCs w:val="24"/>
-              </w:rPr>
-              <w:t>Exception</w:t>
-            </w:r>
-            <w:proofErr w:type="spellEnd"/>
-            <w:r>
-              <w:rPr>
-                <w:rFonts w:eastAsia="Times New Roman"/>
-                <w:sz w:val="24"/>
-                <w:szCs w:val="24"/>
-              </w:rPr>
-              <w:t xml:space="preserve"> következik be</w:t>
-            </w:r>
-          </w:p>
-        </w:tc>
-      </w:tr>
-      <w:tr>
-        <w:tc>
-          <w:tcPr>
-            <w:tcW w:w="1696" w:type="dxa"/>
-            <w:shd w:val="clear" w:color="auto" w:fill="D9D9D9" w:themeFill="background1" w:themeFillShade="D9"/>
-          </w:tcPr>
-          <w:p>
-            <w:pPr>
-              <w:jc w:val="center"/>
-            </w:pPr>
-            <w:r>
-              <w:rPr>
-                <w:rFonts w:eastAsia="Times New Roman"/>
-                <w:sz w:val="24"/>
-                <w:szCs w:val="24"/>
-              </w:rPr>
-              <w:t>503</w:t>
-            </w:r>
-          </w:p>
-        </w:tc>
-        <w:tc>
-          <w:tcPr>
-            <w:tcW w:w="7371" w:type="dxa"/>
-            <w:shd w:val="clear" w:color="auto" w:fill="D9D9D9" w:themeFill="background1" w:themeFillShade="D9"/>
-          </w:tcPr>
-          <w:p>
-            <w:pPr>
-              <w:jc w:val="both"/>
-            </w:pPr>
-            <w:r>
-              <w:rPr>
-                <w:rFonts w:eastAsia="Times New Roman"/>
-                <w:sz w:val="24"/>
-                <w:szCs w:val="24"/>
-              </w:rPr>
-              <w:t xml:space="preserve">Service </w:t>
-            </w:r>
-            <w:proofErr w:type="spellStart"/>
-            <w:r>
-              <w:rPr>
-                <w:rFonts w:eastAsia="Times New Roman"/>
-                <w:sz w:val="24"/>
-                <w:szCs w:val="24"/>
-              </w:rPr>
-              <w:t>unavailable</w:t>
-            </w:r>
-            <w:proofErr w:type="spellEnd"/>
-            <w:r>
-              <w:rPr>
-                <w:rFonts w:eastAsia="Times New Roman"/>
-                <w:sz w:val="24"/>
-                <w:szCs w:val="24"/>
-              </w:rPr>
-              <w:t xml:space="preserve"> - AGW </w:t>
-            </w:r>
-            <w:proofErr w:type="spellStart"/>
-            <w:r>
-              <w:rPr>
-                <w:rFonts w:eastAsia="Times New Roman"/>
-                <w:sz w:val="24"/>
-                <w:szCs w:val="24"/>
-              </w:rPr>
-              <w:t>Circuit</w:t>
-            </w:r>
-            <w:proofErr w:type="spellEnd"/>
-            <w:r>
-              <w:rPr>
-                <w:rFonts w:eastAsia="Times New Roman"/>
-                <w:sz w:val="24"/>
-                <w:szCs w:val="24"/>
-              </w:rPr>
-              <w:t xml:space="preserve"> </w:t>
-            </w:r>
-            <w:proofErr w:type="spellStart"/>
-            <w:r>
-              <w:rPr>
-                <w:rFonts w:eastAsia="Times New Roman"/>
-                <w:sz w:val="24"/>
-                <w:szCs w:val="24"/>
-              </w:rPr>
-              <w:t>breaker</w:t>
-            </w:r>
-            <w:proofErr w:type="spellEnd"/>
-          </w:p>
-        </w:tc>
-      </w:tr>
-      <w:tr>
-        <w:tc>
-          <w:tcPr>
-            <w:tcW w:w="1696" w:type="dxa"/>
-            <w:shd w:val="clear" w:color="auto" w:fill="D9D9D9" w:themeFill="background1" w:themeFillShade="D9"/>
-          </w:tcPr>
-          <w:p>
-            <w:pPr>
-              <w:jc w:val="center"/>
-            </w:pPr>
-            <w:r>
-              <w:rPr>
-                <w:rFonts w:eastAsia="Times New Roman"/>
-                <w:sz w:val="24"/>
-                <w:szCs w:val="24"/>
-              </w:rPr>
-              <w:t>504</w:t>
-            </w:r>
-          </w:p>
-        </w:tc>
-        <w:tc>
-          <w:tcPr>
-            <w:tcW w:w="7371" w:type="dxa"/>
-            <w:shd w:val="clear" w:color="auto" w:fill="D9D9D9" w:themeFill="background1" w:themeFillShade="D9"/>
-          </w:tcPr>
-          <w:p>
-            <w:pPr>
-              <w:jc w:val="both"/>
-            </w:pPr>
-            <w:proofErr w:type="spellStart"/>
-            <w:r>
-              <w:rPr>
-                <w:rFonts w:eastAsia="Times New Roman"/>
-                <w:sz w:val="24"/>
-                <w:szCs w:val="24"/>
-              </w:rPr>
-              <w:t>Gateway</w:t>
-            </w:r>
-            <w:proofErr w:type="spellEnd"/>
-            <w:r>
-              <w:rPr>
-                <w:rFonts w:eastAsia="Times New Roman"/>
-                <w:sz w:val="24"/>
-                <w:szCs w:val="24"/>
-              </w:rPr>
-              <w:t xml:space="preserve"> </w:t>
-            </w:r>
-            <w:proofErr w:type="spellStart"/>
-            <w:r>
-              <w:rPr>
-                <w:rFonts w:eastAsia="Times New Roman"/>
-                <w:sz w:val="24"/>
-                <w:szCs w:val="24"/>
-              </w:rPr>
-              <w:t>timeout</w:t>
-            </w:r>
-            <w:proofErr w:type="spellEnd"/>
-            <w:r>
-              <w:rPr>
-                <w:rFonts w:eastAsia="Times New Roman"/>
-                <w:sz w:val="24"/>
-                <w:szCs w:val="24"/>
-              </w:rPr>
-              <w:t xml:space="preserve"> - AGW </w:t>
-            </w:r>
-            <w:proofErr w:type="spellStart"/>
-            <w:r>
-              <w:rPr>
-                <w:rFonts w:eastAsia="Times New Roman"/>
-                <w:sz w:val="24"/>
-                <w:szCs w:val="24"/>
-              </w:rPr>
-              <w:t>Timeout</w:t>
-            </w:r>
-            <w:proofErr w:type="spellEnd"/>
+              <w:t>Gateway timeout - AGW Timeout</w:t>
+            </w:r>
           </w:p>
         </w:tc>
       </w:tr>
@@ -10588,7 +8921,7 @@
     </w:p>
     <w:p>
       <w:pPr>
-        <w:pStyle w:val="Cmsor2"/>
+        <w:pStyle w:val="Heading2"/>
         <w:numPr>
           <w:ilvl w:val="2"/>
           <w:numId w:val="3"/>
@@ -10622,7 +8955,7 @@
     </w:p>
     <w:p>
       <w:pPr>
-        <w:pStyle w:val="Cmsor2"/>
+        <w:pStyle w:val="Heading2"/>
         <w:numPr>
           <w:ilvl w:val="2"/>
           <w:numId w:val="3"/>
@@ -10652,52 +8985,12 @@
         <w:jc w:val="both"/>
       </w:pPr>
       <w:r>
-        <w:t xml:space="preserve">A szerver jellemzően 200 </w:t>
-      </w:r>
-      <w:proofErr w:type="spellStart"/>
-      <w:r>
-        <w:t>ms</w:t>
-      </w:r>
-      <w:proofErr w:type="spellEnd"/>
-      <w:r>
-        <w:t xml:space="preserve"> alatti válaszidőkkel szolgál ki. A szinkronhívások blokkoló </w:t>
-      </w:r>
-      <w:proofErr w:type="spellStart"/>
-      <w:r>
-        <w:t>timeout</w:t>
-      </w:r>
-      <w:proofErr w:type="spellEnd"/>
-      <w:r>
-        <w:t xml:space="preserve"> értéke 10000 </w:t>
-      </w:r>
-      <w:proofErr w:type="spellStart"/>
-      <w:r>
-        <w:t>ms</w:t>
-      </w:r>
-      <w:proofErr w:type="spellEnd"/>
-      <w:r>
-        <w:t xml:space="preserve">. Kérjük, hogy kliens oldalon a fenti értéket meghaladó válaszidőt kezeljék csak időtúllépésként! Az abszolút </w:t>
-      </w:r>
-      <w:proofErr w:type="spellStart"/>
-      <w:r>
-        <w:t>timeout</w:t>
-      </w:r>
-      <w:proofErr w:type="spellEnd"/>
-      <w:r>
-        <w:t xml:space="preserve"> értéke 60 sec. Ha egy műveletre nem érkezik válasz a 60 másodperces </w:t>
-      </w:r>
-      <w:proofErr w:type="spellStart"/>
-      <w:r>
-        <w:t>timeout</w:t>
-      </w:r>
-      <w:proofErr w:type="spellEnd"/>
-      <w:r>
-        <w:t xml:space="preserve"> miatt, még nem jelenti a művelet sikertelenségét.</w:t>
-      </w:r>
-    </w:p>
-    <w:p>
-      <w:pPr>
-        <w:pStyle w:val="Cmsor2"/>
+        <w:t>A szerver jellemzően 200 ms alatti válaszidőkkel szolgál ki. A szinkronhívások blokkoló timeout értéke 10000 ms. Kérjük, hogy kliens oldalon a fenti értéket meghaladó válaszidőt kezeljék csak időtúllépésként! Az abszolút timeout értéke 60 sec. Ha egy műveletre nem érkezik válasz a 60 másodperces timeout miatt, még nem jelenti a művelet sikertelenségét.</w:t>
+      </w:r>
+    </w:p>
+    <w:p>
+      <w:pPr>
+        <w:pStyle w:val="Heading2"/>
         <w:numPr>
           <w:ilvl w:val="2"/>
           <w:numId w:val="3"/>
@@ -10731,7 +9024,7 @@
     </w:p>
     <w:p>
       <w:pPr>
-        <w:pStyle w:val="Cmsor2"/>
+        <w:pStyle w:val="Heading2"/>
         <w:numPr>
           <w:ilvl w:val="2"/>
           <w:numId w:val="3"/>
@@ -10765,7 +9058,7 @@
     </w:p>
     <w:p>
       <w:pPr>
-        <w:pStyle w:val="Cmsor2"/>
+        <w:pStyle w:val="Heading2"/>
         <w:numPr>
           <w:ilvl w:val="2"/>
           <w:numId w:val="3"/>
@@ -10799,7 +9092,7 @@
     </w:p>
     <w:p>
       <w:pPr>
-        <w:pStyle w:val="Cmsor2"/>
+        <w:pStyle w:val="Heading2"/>
         <w:numPr>
           <w:ilvl w:val="2"/>
           <w:numId w:val="3"/>
@@ -10835,71 +9128,7 @@
         </w:rPr>
       </w:pPr>
       <w:r>
-        <w:t xml:space="preserve">A NAV - mivel az </w:t>
-      </w:r>
-      <w:proofErr w:type="spellStart"/>
-      <w:r>
-        <w:t>eÁFA</w:t>
-      </w:r>
-      <w:proofErr w:type="spellEnd"/>
-      <w:r>
-        <w:t xml:space="preserve"> M2M szolgáltatásként jelenik meg - az interfészspecifikációtól lényegesen eltérő és a rendszer működését zavaró vagy akadályozó kommunikáció megakadályozása érdekében a jövőben </w:t>
-      </w:r>
-      <w:proofErr w:type="spellStart"/>
-      <w:r>
-        <w:t>rate</w:t>
-      </w:r>
-      <w:proofErr w:type="spellEnd"/>
-      <w:r>
-        <w:t xml:space="preserve"> limiting megoldást vezethet be. A </w:t>
-      </w:r>
-      <w:proofErr w:type="spellStart"/>
-      <w:r>
-        <w:t>rate</w:t>
-      </w:r>
-      <w:proofErr w:type="spellEnd"/>
-      <w:r>
-        <w:t xml:space="preserve"> limiting azt jelenti, hogy a szerver oldali erőforrások védelmének érdekében az API </w:t>
-      </w:r>
-      <w:proofErr w:type="spellStart"/>
-      <w:r>
-        <w:t>Gateway</w:t>
-      </w:r>
-      <w:proofErr w:type="spellEnd"/>
-      <w:r>
-        <w:t xml:space="preserve"> képes lesz limitálni az </w:t>
-      </w:r>
-      <w:proofErr w:type="spellStart"/>
-      <w:r>
-        <w:t>adózónként</w:t>
-      </w:r>
-      <w:proofErr w:type="spellEnd"/>
-      <w:r>
-        <w:t xml:space="preserve"> adott idő alatt beküldhető kérések számát, és amennyiben egy adózó túllépi a limitben meghatározott kérések számát, akkor a HTTP szabványnak megfelelő HTTP 429 </w:t>
-      </w:r>
-      <w:proofErr w:type="spellStart"/>
-      <w:r>
-        <w:t>Too</w:t>
-      </w:r>
-      <w:proofErr w:type="spellEnd"/>
-      <w:r>
-        <w:t xml:space="preserve"> </w:t>
-      </w:r>
-      <w:proofErr w:type="spellStart"/>
-      <w:r>
-        <w:t>Many</w:t>
-      </w:r>
-      <w:proofErr w:type="spellEnd"/>
-      <w:r>
-        <w:t xml:space="preserve"> </w:t>
-      </w:r>
-      <w:proofErr w:type="spellStart"/>
-      <w:r>
-        <w:t>Request</w:t>
-      </w:r>
-      <w:proofErr w:type="spellEnd"/>
-      <w:r>
-        <w:t xml:space="preserve"> hibakóddal elutasításra kerülnek a kérései. A limit túllépése esetén a kérések forgalmazása az időablak leteltét követően folytatható.</w:t>
+        <w:t>A NAV - mivel az eÁFA M2M szolgáltatásként jelenik meg - az interfészspecifikációtól lényegesen eltérő és a rendszer működését zavaró vagy akadályozó kommunikáció megakadályozása érdekében a jövőben rate limiting megoldást vezethet be. A rate limiting azt jelenti, hogy a szerver oldali erőforrások védelmének érdekében az API Gateway képes lesz limitálni az adózónként adott idő alatt beküldhető kérések számát, és amennyiben egy adózó túllépi a limitben meghatározott kérések számát, akkor a HTTP szabványnak megfelelő HTTP 429 Too Many Request hibakóddal elutasításra kerülnek a kérései. A limit túllépése esetén a kérések forgalmazása az időablak leteltét követően folytatható.</w:t>
       </w:r>
     </w:p>
     <w:p>
@@ -10916,7 +9145,7 @@
     </w:p>
     <w:p>
       <w:pPr>
-        <w:pStyle w:val="Cmsor1"/>
+        <w:pStyle w:val="Heading1"/>
         <w:numPr>
           <w:ilvl w:val="0"/>
           <w:numId w:val="3"/>
@@ -10931,7 +9160,7 @@
     </w:p>
     <w:p>
       <w:pPr>
-        <w:pStyle w:val="Cmsor2"/>
+        <w:pStyle w:val="Heading2"/>
         <w:numPr>
           <w:ilvl w:val="1"/>
           <w:numId w:val="3"/>
@@ -10945,7 +9174,7 @@
     </w:p>
     <w:p>
       <w:pPr>
-        <w:pStyle w:val="Cmsor2"/>
+        <w:pStyle w:val="Heading2"/>
         <w:numPr>
           <w:ilvl w:val="2"/>
           <w:numId w:val="3"/>
@@ -10965,27 +9194,7 @@
           <w:sz w:val="24"/>
           <w:szCs w:val="24"/>
         </w:rPr>
-        <w:t>Kérés (</w:t>
-      </w:r>
-      <w:proofErr w:type="spellStart"/>
-      <w:r>
-        <w:rPr>
-          <w:i/>
-          <w:iCs/>
-          <w:sz w:val="24"/>
-          <w:szCs w:val="24"/>
-        </w:rPr>
-        <w:t>request</w:t>
-      </w:r>
-      <w:proofErr w:type="spellEnd"/>
-      <w:r>
-        <w:rPr>
-          <w:i/>
-          <w:iCs/>
-          <w:sz w:val="24"/>
-          <w:szCs w:val="24"/>
-        </w:rPr>
-        <w:t>)</w:t>
+        <w:t>Kérés (request)</w:t>
       </w:r>
       <w:bookmarkEnd w:id="58"/>
     </w:p>
@@ -11127,11 +9336,9 @@
             <w:shd w:val="clear" w:color="auto" w:fill="D9D9D9" w:themeFill="background1" w:themeFillShade="D9"/>
           </w:tcPr>
           <w:p>
-            <w:proofErr w:type="spellStart"/>
             <w:r>
               <w:t>messageId</w:t>
             </w:r>
-            <w:proofErr w:type="spellEnd"/>
           </w:p>
         </w:tc>
         <w:tc>
@@ -11143,11 +9350,9 @@
             <w:pPr>
               <w:jc w:val="center"/>
             </w:pPr>
-            <w:proofErr w:type="spellStart"/>
             <w:r>
               <w:t>string</w:t>
             </w:r>
-            <w:proofErr w:type="spellEnd"/>
           </w:p>
         </w:tc>
         <w:tc>
@@ -11159,11 +9364,9 @@
             <w:pPr>
               <w:jc w:val="center"/>
             </w:pPr>
-            <w:proofErr w:type="spellStart"/>
             <w:r>
               <w:t>header</w:t>
             </w:r>
-            <w:proofErr w:type="spellEnd"/>
           </w:p>
         </w:tc>
         <w:tc>
@@ -11199,11 +9402,9 @@
             <w:shd w:val="clear" w:color="auto" w:fill="D9D9D9" w:themeFill="background1" w:themeFillShade="D9"/>
           </w:tcPr>
           <w:p>
-            <w:proofErr w:type="spellStart"/>
             <w:r>
               <w:t>correlationId</w:t>
             </w:r>
-            <w:proofErr w:type="spellEnd"/>
           </w:p>
         </w:tc>
         <w:tc>
@@ -11215,11 +9416,9 @@
             <w:pPr>
               <w:jc w:val="center"/>
             </w:pPr>
-            <w:proofErr w:type="spellStart"/>
             <w:r>
               <w:t>string</w:t>
             </w:r>
-            <w:proofErr w:type="spellEnd"/>
           </w:p>
         </w:tc>
         <w:tc>
@@ -11231,11 +9430,9 @@
             <w:pPr>
               <w:jc w:val="center"/>
             </w:pPr>
-            <w:proofErr w:type="spellStart"/>
             <w:r>
               <w:t>header</w:t>
             </w:r>
-            <w:proofErr w:type="spellEnd"/>
           </w:p>
         </w:tc>
         <w:tc>
@@ -11271,11 +9468,9 @@
             <w:shd w:val="clear" w:color="auto" w:fill="D9D9D9" w:themeFill="background1" w:themeFillShade="D9"/>
           </w:tcPr>
           <w:p>
-            <w:proofErr w:type="spellStart"/>
             <w:r>
               <w:t>Authorization</w:t>
             </w:r>
-            <w:proofErr w:type="spellEnd"/>
           </w:p>
         </w:tc>
         <w:tc>
@@ -11287,11 +9482,9 @@
             <w:pPr>
               <w:jc w:val="center"/>
             </w:pPr>
-            <w:proofErr w:type="spellStart"/>
             <w:r>
               <w:t>string</w:t>
             </w:r>
-            <w:proofErr w:type="spellEnd"/>
           </w:p>
         </w:tc>
         <w:tc>
@@ -11303,11 +9496,9 @@
             <w:pPr>
               <w:jc w:val="center"/>
             </w:pPr>
-            <w:proofErr w:type="spellStart"/>
             <w:r>
               <w:t>header</w:t>
             </w:r>
-            <w:proofErr w:type="spellEnd"/>
           </w:p>
         </w:tc>
         <w:tc>
@@ -11330,34 +9521,13 @@
             <w:shd w:val="clear" w:color="auto" w:fill="D9D9D9" w:themeFill="background1" w:themeFillShade="D9"/>
           </w:tcPr>
           <w:p>
-            <w:proofErr w:type="spellStart"/>
-            <w:r>
-              <w:t>Authentikációs</w:t>
-            </w:r>
-            <w:proofErr w:type="spellEnd"/>
-            <w:r>
-              <w:t xml:space="preserve"> </w:t>
-            </w:r>
-            <w:proofErr w:type="spellStart"/>
-            <w:r>
-              <w:t>token</w:t>
-            </w:r>
-            <w:proofErr w:type="spellEnd"/>
-            <w:r>
-              <w:t xml:space="preserve">. </w:t>
-            </w:r>
-          </w:p>
-          <w:p>
-            <w:r>
-              <w:t xml:space="preserve">*Egyedül a </w:t>
-            </w:r>
-            <w:proofErr w:type="spellStart"/>
-            <w:r>
-              <w:t>tokenkérés</w:t>
-            </w:r>
-            <w:proofErr w:type="spellEnd"/>
-            <w:r>
-              <w:t xml:space="preserve"> műveletében nem kell szerepeljen.</w:t>
+            <w:r>
+              <w:t xml:space="preserve">Authentikációs token. </w:t>
+            </w:r>
+          </w:p>
+          <w:p>
+            <w:r>
+              <w:t>*Egyedül a tokenkérés műveletében nem kell szerepeljen.</w:t>
             </w:r>
           </w:p>
         </w:tc>
@@ -11479,11 +9649,9 @@
             <w:shd w:val="clear" w:color="auto" w:fill="D9D9D9" w:themeFill="background1" w:themeFillShade="D9"/>
           </w:tcPr>
           <w:p>
-            <w:proofErr w:type="spellStart"/>
             <w:r>
               <w:t>messageId</w:t>
             </w:r>
-            <w:proofErr w:type="spellEnd"/>
           </w:p>
         </w:tc>
         <w:tc>
@@ -11539,11 +9707,9 @@
             <w:shd w:val="clear" w:color="auto" w:fill="D9D9D9" w:themeFill="background1" w:themeFillShade="D9"/>
           </w:tcPr>
           <w:p>
-            <w:proofErr w:type="spellStart"/>
             <w:r>
               <w:t>correlationId</w:t>
             </w:r>
-            <w:proofErr w:type="spellEnd"/>
           </w:p>
         </w:tc>
         <w:tc>
@@ -11599,11 +9765,9 @@
             <w:shd w:val="clear" w:color="auto" w:fill="D9D9D9" w:themeFill="background1" w:themeFillShade="D9"/>
           </w:tcPr>
           <w:p>
-            <w:proofErr w:type="spellStart"/>
             <w:r>
               <w:t>Authorization</w:t>
             </w:r>
-            <w:proofErr w:type="spellEnd"/>
           </w:p>
         </w:tc>
         <w:tc>
@@ -11662,7 +9826,7 @@
     <w:p/>
     <w:p>
       <w:pPr>
-        <w:pStyle w:val="Cmsor2"/>
+        <w:pStyle w:val="Heading2"/>
         <w:numPr>
           <w:ilvl w:val="2"/>
           <w:numId w:val="3"/>
@@ -11682,62 +9846,18 @@
           <w:sz w:val="24"/>
           <w:szCs w:val="24"/>
         </w:rPr>
-        <w:t>Válasz (</w:t>
-      </w:r>
-      <w:proofErr w:type="spellStart"/>
-      <w:r>
-        <w:rPr>
-          <w:i/>
-          <w:iCs/>
-          <w:sz w:val="24"/>
-          <w:szCs w:val="24"/>
-        </w:rPr>
-        <w:t>response</w:t>
-      </w:r>
-      <w:proofErr w:type="spellEnd"/>
-      <w:r>
-        <w:rPr>
-          <w:i/>
-          <w:iCs/>
-          <w:sz w:val="24"/>
-          <w:szCs w:val="24"/>
-        </w:rPr>
-        <w:t>)</w:t>
+        <w:t>Válasz (response)</w:t>
       </w:r>
       <w:bookmarkEnd w:id="59"/>
     </w:p>
     <w:p>
       <w:r>
-        <w:t xml:space="preserve">Az összes válaszüzenet a </w:t>
-      </w:r>
-      <w:proofErr w:type="spellStart"/>
-      <w:r>
-        <w:t>BaseResponseType</w:t>
-      </w:r>
-      <w:proofErr w:type="spellEnd"/>
-      <w:r>
-        <w:t xml:space="preserve"> </w:t>
-      </w:r>
-      <w:proofErr w:type="spellStart"/>
-      <w:r>
-        <w:t>típusbból</w:t>
-      </w:r>
-      <w:proofErr w:type="spellEnd"/>
-      <w:r>
-        <w:t xml:space="preserve"> van leszármaztatva.</w:t>
-      </w:r>
-    </w:p>
-    <w:p>
-      <w:r>
-        <w:t xml:space="preserve">A </w:t>
-      </w:r>
-      <w:proofErr w:type="spellStart"/>
-      <w:r>
-        <w:t>BaseResponseType</w:t>
-      </w:r>
-      <w:proofErr w:type="spellEnd"/>
-      <w:r>
-        <w:t xml:space="preserve"> attribútumai a következők:</w:t>
+        <w:t>Az összes válaszüzenet a BaseResponseType típusbból van leszármaztatva.</w:t>
+      </w:r>
+    </w:p>
+    <w:p>
+      <w:r>
+        <w:t>A BaseResponseType attribútumai a következők:</w:t>
       </w:r>
     </w:p>
     <w:tbl>
@@ -11873,11 +9993,9 @@
             <w:shd w:val="clear" w:color="auto" w:fill="D9D9D9" w:themeFill="background1" w:themeFillShade="D9"/>
           </w:tcPr>
           <w:p>
-            <w:proofErr w:type="spellStart"/>
             <w:r>
               <w:t>resultMessage</w:t>
             </w:r>
-            <w:proofErr w:type="spellEnd"/>
           </w:p>
         </w:tc>
         <w:tc>
@@ -11889,11 +10007,9 @@
             <w:pPr>
               <w:jc w:val="center"/>
             </w:pPr>
-            <w:proofErr w:type="spellStart"/>
             <w:r>
               <w:t>string</w:t>
             </w:r>
-            <w:proofErr w:type="spellEnd"/>
           </w:p>
         </w:tc>
         <w:tc>
@@ -11942,15 +10058,7 @@
               <w:jc w:val="both"/>
             </w:pPr>
             <w:r>
-              <w:t xml:space="preserve">A válaszkódhoz kapcsolódó üzenet. A válaszkódok műveletenként, mint </w:t>
-            </w:r>
-            <w:proofErr w:type="spellStart"/>
-            <w:r>
-              <w:t>enum</w:t>
-            </w:r>
-            <w:proofErr w:type="spellEnd"/>
-            <w:r>
-              <w:t xml:space="preserve"> lettek definiálva.</w:t>
+              <w:t>A válaszkódhoz kapcsolódó üzenet. A válaszkódok műveletenként, mint enum lettek definiálva.</w:t>
             </w:r>
           </w:p>
         </w:tc>
@@ -11959,7 +10067,7 @@
     <w:p/>
     <w:p>
       <w:pPr>
-        <w:pStyle w:val="Cmsor2"/>
+        <w:pStyle w:val="Heading2"/>
         <w:numPr>
           <w:ilvl w:val="1"/>
           <w:numId w:val="3"/>
@@ -11995,7 +10103,6 @@
                 <w:bCs/>
               </w:rPr>
             </w:pPr>
-            <w:proofErr w:type="spellStart"/>
             <w:r>
               <w:rPr>
                 <w:b/>
@@ -12003,7 +10110,6 @@
               </w:rPr>
               <w:t>interface</w:t>
             </w:r>
-            <w:proofErr w:type="spellEnd"/>
           </w:p>
         </w:tc>
         <w:tc>
@@ -12012,11 +10118,9 @@
             <w:shd w:val="clear" w:color="auto" w:fill="D9D9D9" w:themeFill="background1" w:themeFillShade="D9"/>
           </w:tcPr>
           <w:p>
-            <w:proofErr w:type="spellStart"/>
             <w:r>
               <w:t>UserregistrationService</w:t>
             </w:r>
-            <w:proofErr w:type="spellEnd"/>
           </w:p>
         </w:tc>
       </w:tr>
@@ -12048,18 +10152,14 @@
             <w:shd w:val="clear" w:color="auto" w:fill="D9D9D9" w:themeFill="background1" w:themeFillShade="D9"/>
           </w:tcPr>
           <w:p>
-            <w:proofErr w:type="spellStart"/>
             <w:r>
               <w:t>redeemNonce</w:t>
             </w:r>
-            <w:proofErr w:type="spellEnd"/>
-          </w:p>
-          <w:p>
-            <w:proofErr w:type="spellStart"/>
+          </w:p>
+          <w:p>
             <w:r>
               <w:t>activateUserRegistration</w:t>
             </w:r>
-            <w:proofErr w:type="spellEnd"/>
           </w:p>
         </w:tc>
       </w:tr>
@@ -12079,7 +10179,6 @@
                 <w:bCs/>
               </w:rPr>
             </w:pPr>
-            <w:proofErr w:type="spellStart"/>
             <w:r>
               <w:rPr>
                 <w:b/>
@@ -12087,7 +10186,6 @@
               </w:rPr>
               <w:t>OpenAPI</w:t>
             </w:r>
-            <w:proofErr w:type="spellEnd"/>
           </w:p>
         </w:tc>
         <w:tc>
@@ -12099,7 +10197,7 @@
             <w:hyperlink r:id="rId14" w:anchor="UserregistrationService" w:history="1">
               <w:r>
                 <w:rPr>
-                  <w:rStyle w:val="Hiperhivatkozs"/>
+                  <w:rStyle w:val="Hyperlink"/>
                 </w:rPr>
                 <w:t>https://app.swaggerhub.com/apis/NAVGOVHU/m2m_common/1.1#UserregistrationService</w:t>
               </w:r>
@@ -12145,7 +10243,7 @@
     <w:p/>
     <w:p>
       <w:pPr>
-        <w:pStyle w:val="Cmsor2"/>
+        <w:pStyle w:val="Heading2"/>
         <w:numPr>
           <w:ilvl w:val="2"/>
           <w:numId w:val="3"/>
@@ -12158,7 +10256,6 @@
         </w:rPr>
       </w:pPr>
       <w:bookmarkStart w:id="61" w:name="_Toc188968871"/>
-      <w:proofErr w:type="spellStart"/>
       <w:r>
         <w:rPr>
           <w:i/>
@@ -12166,17 +10263,7 @@
           <w:sz w:val="24"/>
           <w:szCs w:val="24"/>
         </w:rPr>
-        <w:t>Nonce</w:t>
-      </w:r>
-      <w:proofErr w:type="spellEnd"/>
-      <w:r>
-        <w:rPr>
-          <w:i/>
-          <w:iCs/>
-          <w:sz w:val="24"/>
-          <w:szCs w:val="24"/>
-        </w:rPr>
-        <w:t xml:space="preserve"> beváltás művelete</w:t>
+        <w:t>Nonce beváltás művelete</w:t>
       </w:r>
       <w:bookmarkEnd w:id="61"/>
     </w:p>
@@ -12236,11 +10323,9 @@
             <w:shd w:val="clear" w:color="auto" w:fill="D9D9D9" w:themeFill="background1" w:themeFillShade="D9"/>
           </w:tcPr>
           <w:p>
-            <w:proofErr w:type="spellStart"/>
             <w:r>
               <w:t>redeemNonce</w:t>
             </w:r>
-            <w:proofErr w:type="spellEnd"/>
           </w:p>
         </w:tc>
       </w:tr>
@@ -12292,7 +10377,6 @@
                 <w:bCs/>
               </w:rPr>
             </w:pPr>
-            <w:proofErr w:type="spellStart"/>
             <w:r>
               <w:rPr>
                 <w:b/>
@@ -12300,7 +10384,6 @@
               </w:rPr>
               <w:t>path</w:t>
             </w:r>
-            <w:proofErr w:type="spellEnd"/>
           </w:p>
         </w:tc>
         <w:tc>
@@ -12310,21 +10393,8 @@
           </w:tcPr>
           <w:p>
             <w:r>
-              <w:t>/NavM2mCommon/</w:t>
-            </w:r>
-            <w:proofErr w:type="spellStart"/>
-            <w:r>
-              <w:t>userregistrationService</w:t>
-            </w:r>
-            <w:proofErr w:type="spellEnd"/>
-            <w:r>
-              <w:t>/</w:t>
-            </w:r>
-            <w:proofErr w:type="spellStart"/>
-            <w:r>
-              <w:t>Nonce</w:t>
-            </w:r>
-            <w:proofErr w:type="spellEnd"/>
+              <w:t>/NavM2mCommon/userregistrationService/Nonce</w:t>
+            </w:r>
           </w:p>
         </w:tc>
       </w:tr>
@@ -12341,7 +10411,6 @@
                 <w:bCs/>
               </w:rPr>
             </w:pPr>
-            <w:proofErr w:type="spellStart"/>
             <w:r>
               <w:rPr>
                 <w:b/>
@@ -12349,7 +10418,6 @@
               </w:rPr>
               <w:t>OpenAPI</w:t>
             </w:r>
-            <w:proofErr w:type="spellEnd"/>
           </w:p>
         </w:tc>
         <w:tc>
@@ -12361,7 +10429,7 @@
             <w:hyperlink r:id="rId15" w:anchor="/UserregistrationService/redeemNonce" w:history="1">
               <w:r>
                 <w:rPr>
-                  <w:rStyle w:val="Hiperhivatkozs"/>
+                  <w:rStyle w:val="Hyperlink"/>
                 </w:rPr>
                 <w:t>https://app.swaggerhub.com/apis/NAVGOVHU/m2m_common/1.1#/UserregistrationService/redeemNonce</w:t>
               </w:r>
@@ -12400,21 +10468,8 @@
             <w:pPr>
               <w:jc w:val="both"/>
             </w:pPr>
-            <w:proofErr w:type="spellStart"/>
-            <w:r>
-              <w:t>Nonce</w:t>
-            </w:r>
-            <w:proofErr w:type="spellEnd"/>
-            <w:r>
-              <w:t xml:space="preserve"> beváltását biztosító művelet. A </w:t>
-            </w:r>
-            <w:proofErr w:type="spellStart"/>
-            <w:r>
-              <w:t>nonce</w:t>
-            </w:r>
-            <w:proofErr w:type="spellEnd"/>
-            <w:r>
-              <w:t>-ért cserébe visszaadja az aláírókulcs második felét.</w:t>
+            <w:r>
+              <w:t>Nonce beváltását biztosító művelet. A nonce-ért cserébe visszaadja az aláírókulcs második felét.</w:t>
             </w:r>
           </w:p>
         </w:tc>
@@ -12571,11 +10626,9 @@
             <w:shd w:val="clear" w:color="auto" w:fill="D9D9D9" w:themeFill="background1" w:themeFillShade="D9"/>
           </w:tcPr>
           <w:p>
-            <w:proofErr w:type="spellStart"/>
             <w:r>
               <w:t>requestData</w:t>
             </w:r>
-            <w:proofErr w:type="spellEnd"/>
           </w:p>
         </w:tc>
         <w:tc>
@@ -12584,11 +10637,9 @@
             <w:shd w:val="clear" w:color="auto" w:fill="D9D9D9" w:themeFill="background1" w:themeFillShade="D9"/>
           </w:tcPr>
           <w:p>
-            <w:proofErr w:type="spellStart"/>
             <w:r>
               <w:t>RedeemNonceRequestType</w:t>
             </w:r>
-            <w:proofErr w:type="spellEnd"/>
           </w:p>
         </w:tc>
         <w:tc>
@@ -12635,15 +10686,7 @@
     <w:p/>
     <w:p>
       <w:r>
-        <w:t xml:space="preserve">A </w:t>
-      </w:r>
-      <w:proofErr w:type="spellStart"/>
-      <w:r>
-        <w:t>RedeemNonceRequestType</w:t>
-      </w:r>
-      <w:proofErr w:type="spellEnd"/>
-      <w:r>
-        <w:t xml:space="preserve"> attribútumai a következők:</w:t>
+        <w:t>A RedeemNonceRequestType attribútumai a következők:</w:t>
       </w:r>
     </w:p>
     <w:tbl>
@@ -12756,11 +10799,9 @@
             <w:shd w:val="clear" w:color="auto" w:fill="D9D9D9" w:themeFill="background1" w:themeFillShade="D9"/>
           </w:tcPr>
           <w:p>
-            <w:proofErr w:type="spellStart"/>
             <w:r>
               <w:t>nonce</w:t>
             </w:r>
-            <w:proofErr w:type="spellEnd"/>
           </w:p>
         </w:tc>
         <w:tc>
@@ -12772,11 +10813,9 @@
             <w:pPr>
               <w:jc w:val="center"/>
             </w:pPr>
-            <w:proofErr w:type="spellStart"/>
             <w:r>
               <w:t>string</w:t>
             </w:r>
-            <w:proofErr w:type="spellEnd"/>
           </w:p>
         </w:tc>
         <w:tc>
@@ -12925,11 +10964,9 @@
             <w:shd w:val="clear" w:color="auto" w:fill="D9D9D9" w:themeFill="background1" w:themeFillShade="D9"/>
           </w:tcPr>
           <w:p>
-            <w:proofErr w:type="spellStart"/>
             <w:r>
               <w:t>nonce</w:t>
             </w:r>
-            <w:proofErr w:type="spellEnd"/>
           </w:p>
         </w:tc>
         <w:tc>
@@ -13044,15 +11081,7 @@
     </w:p>
     <w:p>
       <w:r>
-        <w:t xml:space="preserve">A </w:t>
-      </w:r>
-      <w:proofErr w:type="spellStart"/>
-      <w:r>
-        <w:t>RedeemNonceResponseType</w:t>
-      </w:r>
-      <w:proofErr w:type="spellEnd"/>
-      <w:r>
-        <w:t xml:space="preserve"> attribútumai a következők:</w:t>
+        <w:t>A RedeemNonceResponseType attribútumai a következők:</w:t>
       </w:r>
     </w:p>
     <w:tbl>
@@ -13165,11 +11194,9 @@
             <w:shd w:val="clear" w:color="auto" w:fill="D9D9D9" w:themeFill="background1" w:themeFillShade="D9"/>
           </w:tcPr>
           <w:p>
-            <w:proofErr w:type="spellStart"/>
             <w:r>
               <w:t>signatureKeySecondPart</w:t>
             </w:r>
-            <w:proofErr w:type="spellEnd"/>
           </w:p>
         </w:tc>
         <w:tc>
@@ -13181,11 +11208,9 @@
             <w:pPr>
               <w:jc w:val="center"/>
             </w:pPr>
-            <w:proofErr w:type="spellStart"/>
             <w:r>
               <w:t>string</w:t>
             </w:r>
-            <w:proofErr w:type="spellEnd"/>
           </w:p>
         </w:tc>
         <w:tc>
@@ -13221,11 +11246,9 @@
             <w:shd w:val="clear" w:color="auto" w:fill="D9D9D9" w:themeFill="background1" w:themeFillShade="D9"/>
           </w:tcPr>
           <w:p>
-            <w:proofErr w:type="spellStart"/>
             <w:r>
               <w:t>resultCode</w:t>
             </w:r>
-            <w:proofErr w:type="spellEnd"/>
           </w:p>
         </w:tc>
         <w:tc>
@@ -13237,11 +11260,9 @@
             <w:pPr>
               <w:jc w:val="center"/>
             </w:pPr>
-            <w:proofErr w:type="spellStart"/>
             <w:r>
               <w:t>RedeemNonceResult</w:t>
             </w:r>
-            <w:proofErr w:type="spellEnd"/>
           </w:p>
         </w:tc>
         <w:tc>
@@ -13277,11 +11298,9 @@
             <w:shd w:val="clear" w:color="auto" w:fill="D9D9D9" w:themeFill="background1" w:themeFillShade="D9"/>
           </w:tcPr>
           <w:p>
-            <w:proofErr w:type="spellStart"/>
             <w:r>
               <w:t>resultMessage</w:t>
             </w:r>
-            <w:proofErr w:type="spellEnd"/>
           </w:p>
         </w:tc>
         <w:tc>
@@ -13293,11 +11312,9 @@
             <w:pPr>
               <w:jc w:val="center"/>
             </w:pPr>
-            <w:proofErr w:type="spellStart"/>
             <w:r>
               <w:t>string</w:t>
             </w:r>
-            <w:proofErr w:type="spellEnd"/>
           </w:p>
         </w:tc>
         <w:tc>
@@ -13444,11 +11461,9 @@
             <w:shd w:val="clear" w:color="auto" w:fill="D9D9D9" w:themeFill="background1" w:themeFillShade="D9"/>
           </w:tcPr>
           <w:p>
-            <w:proofErr w:type="spellStart"/>
             <w:r>
               <w:t>signatureKeySecondPart</w:t>
             </w:r>
-            <w:proofErr w:type="spellEnd"/>
           </w:p>
         </w:tc>
         <w:tc>
@@ -13521,23 +11536,7 @@
     </w:p>
     <w:p>
       <w:r>
-        <w:t xml:space="preserve">A </w:t>
-      </w:r>
-      <w:proofErr w:type="spellStart"/>
-      <w:r>
-        <w:t>RedeemNonceResult</w:t>
-      </w:r>
-      <w:proofErr w:type="spellEnd"/>
-      <w:r>
-        <w:t xml:space="preserve"> </w:t>
-      </w:r>
-      <w:proofErr w:type="spellStart"/>
-      <w:r>
-        <w:t>enum</w:t>
-      </w:r>
-      <w:proofErr w:type="spellEnd"/>
-      <w:r>
-        <w:t xml:space="preserve"> lehetséges értékei:</w:t>
+        <w:t>A RedeemNonceResult enum lehetséges értékei:</w:t>
       </w:r>
     </w:p>
     <w:tbl>
@@ -13616,15 +11615,7 @@
           </w:tcPr>
           <w:p>
             <w:r>
-              <w:t xml:space="preserve">Sikeres </w:t>
-            </w:r>
-            <w:proofErr w:type="spellStart"/>
-            <w:r>
-              <w:t>nonce</w:t>
-            </w:r>
-            <w:proofErr w:type="spellEnd"/>
-            <w:r>
-              <w:t xml:space="preserve"> beváltás.</w:t>
+              <w:t>Sikeres nonce beváltás.</w:t>
             </w:r>
           </w:p>
         </w:tc>
@@ -13648,15 +11639,7 @@
           </w:tcPr>
           <w:p>
             <w:r>
-              <w:t xml:space="preserve">Érvénytelen </w:t>
-            </w:r>
-            <w:proofErr w:type="spellStart"/>
-            <w:r>
-              <w:t>nonce</w:t>
-            </w:r>
-            <w:proofErr w:type="spellEnd"/>
-            <w:r>
-              <w:t>.</w:t>
+              <w:t>Érvénytelen nonce.</w:t>
             </w:r>
           </w:p>
         </w:tc>
@@ -13688,13 +11671,13 @@
     </w:tbl>
     <w:p>
       <w:pPr>
-        <w:pStyle w:val="Listaszerbekezds"/>
+        <w:pStyle w:val="ListParagraph"/>
         <w:ind w:left="360"/>
       </w:pPr>
     </w:p>
     <w:p>
       <w:pPr>
-        <w:pStyle w:val="Cmsor2"/>
+        <w:pStyle w:val="Heading2"/>
         <w:numPr>
           <w:ilvl w:val="2"/>
           <w:numId w:val="3"/>
@@ -13774,11 +11757,9 @@
             <w:shd w:val="clear" w:color="auto" w:fill="D9D9D9" w:themeFill="background1" w:themeFillShade="D9"/>
           </w:tcPr>
           <w:p>
-            <w:proofErr w:type="spellStart"/>
             <w:r>
               <w:t>activateUserRegistration</w:t>
             </w:r>
-            <w:proofErr w:type="spellEnd"/>
           </w:p>
         </w:tc>
       </w:tr>
@@ -13829,7 +11810,6 @@
                 <w:bCs/>
               </w:rPr>
             </w:pPr>
-            <w:proofErr w:type="spellStart"/>
             <w:r>
               <w:rPr>
                 <w:b/>
@@ -13837,7 +11817,6 @@
               </w:rPr>
               <w:t>path</w:t>
             </w:r>
-            <w:proofErr w:type="spellEnd"/>
           </w:p>
         </w:tc>
         <w:tc>
@@ -13847,21 +11826,8 @@
           </w:tcPr>
           <w:p>
             <w:r>
-              <w:t>/NavM2mCommon/</w:t>
-            </w:r>
-            <w:proofErr w:type="spellStart"/>
-            <w:r>
-              <w:t>userregistrationService</w:t>
-            </w:r>
-            <w:proofErr w:type="spellEnd"/>
-            <w:r>
-              <w:t>/</w:t>
-            </w:r>
-            <w:proofErr w:type="spellStart"/>
-            <w:r>
-              <w:t>Activation</w:t>
-            </w:r>
-            <w:proofErr w:type="spellEnd"/>
+              <w:t>/NavM2mCommon/userregistrationService/Activation</w:t>
+            </w:r>
           </w:p>
         </w:tc>
       </w:tr>
@@ -13878,7 +11844,6 @@
                 <w:bCs/>
               </w:rPr>
             </w:pPr>
-            <w:proofErr w:type="spellStart"/>
             <w:r>
               <w:rPr>
                 <w:b/>
@@ -13886,7 +11851,6 @@
               </w:rPr>
               <w:t>OpenAPI</w:t>
             </w:r>
-            <w:proofErr w:type="spellEnd"/>
           </w:p>
         </w:tc>
         <w:tc>
@@ -13898,7 +11862,7 @@
             <w:hyperlink r:id="rId17" w:anchor="/UserregistrationService/activateUserRegistration" w:history="1">
               <w:r>
                 <w:rPr>
-                  <w:rStyle w:val="Hiperhivatkozs"/>
+                  <w:rStyle w:val="Hyperlink"/>
                 </w:rPr>
                 <w:t>https://app.swaggerhub.com/apis/NAVGOVHU/m2m_common/1.1#/UserregistrationService/activateUserRegistration</w:t>
               </w:r>
@@ -13938,15 +11902,7 @@
               <w:jc w:val="both"/>
             </w:pPr>
             <w:r>
-              <w:t xml:space="preserve">A felhasználó regisztráció aktiválását biztosító művelet. Ezzel jelzi a kliensprogram, hogy sikeres volt a </w:t>
-            </w:r>
-            <w:proofErr w:type="spellStart"/>
-            <w:r>
-              <w:t>nonce</w:t>
-            </w:r>
-            <w:proofErr w:type="spellEnd"/>
-            <w:r>
-              <w:t xml:space="preserve"> beváltás, és eltárolta az aláírókulcsot. Az M2M aktiválja a felhasználó, aki ezután lesz jogosult üzleti műveletek elvégzésére.</w:t>
+              <w:t>A felhasználó regisztráció aktiválását biztosító művelet. Ezzel jelzi a kliensprogram, hogy sikeres volt a nonce beváltás, és eltárolta az aláírókulcsot. Az M2M aktiválja a felhasználó, aki ezután lesz jogosult üzleti műveletek elvégzésére.</w:t>
             </w:r>
           </w:p>
         </w:tc>
@@ -13954,7 +11910,7 @@
     </w:tbl>
     <w:p>
       <w:pPr>
-        <w:pStyle w:val="Listaszerbekezds"/>
+        <w:pStyle w:val="ListParagraph"/>
         <w:ind w:left="360"/>
       </w:pPr>
     </w:p>
@@ -14108,11 +12064,9 @@
             <w:shd w:val="clear" w:color="auto" w:fill="D9D9D9" w:themeFill="background1" w:themeFillShade="D9"/>
           </w:tcPr>
           <w:p>
-            <w:proofErr w:type="spellStart"/>
             <w:r>
               <w:t>requestData</w:t>
             </w:r>
-            <w:proofErr w:type="spellEnd"/>
           </w:p>
         </w:tc>
         <w:tc>
@@ -14121,11 +12075,9 @@
             <w:shd w:val="clear" w:color="auto" w:fill="D9D9D9" w:themeFill="background1" w:themeFillShade="D9"/>
           </w:tcPr>
           <w:p>
-            <w:proofErr w:type="spellStart"/>
             <w:r>
               <w:t>ActivateUserRegistrationRequestType</w:t>
             </w:r>
-            <w:proofErr w:type="spellEnd"/>
           </w:p>
         </w:tc>
         <w:tc>
@@ -14172,15 +12124,7 @@
     <w:p/>
     <w:p>
       <w:r>
-        <w:t xml:space="preserve">Az </w:t>
-      </w:r>
-      <w:proofErr w:type="spellStart"/>
-      <w:r>
-        <w:t>ActivateUserRegistrationRequestType</w:t>
-      </w:r>
-      <w:proofErr w:type="spellEnd"/>
-      <w:r>
-        <w:t xml:space="preserve"> attribútumai a következők:</w:t>
+        <w:t>Az ActivateUserRegistrationRequestType attribútumai a következők:</w:t>
       </w:r>
     </w:p>
     <w:tbl>
@@ -14293,11 +12237,9 @@
             <w:shd w:val="clear" w:color="auto" w:fill="D9D9D9" w:themeFill="background1" w:themeFillShade="D9"/>
           </w:tcPr>
           <w:p>
-            <w:proofErr w:type="spellStart"/>
             <w:r>
               <w:t>signature</w:t>
             </w:r>
-            <w:proofErr w:type="spellEnd"/>
           </w:p>
         </w:tc>
         <w:tc>
@@ -14309,11 +12251,9 @@
             <w:pPr>
               <w:jc w:val="center"/>
             </w:pPr>
-            <w:proofErr w:type="spellStart"/>
             <w:r>
               <w:t>string</w:t>
             </w:r>
-            <w:proofErr w:type="spellEnd"/>
           </w:p>
         </w:tc>
         <w:tc>
@@ -14501,11 +12441,9 @@
             <w:shd w:val="clear" w:color="auto" w:fill="D0CECE"/>
           </w:tcPr>
           <w:p>
-            <w:proofErr w:type="spellStart"/>
             <w:r>
               <w:t>signature</w:t>
             </w:r>
-            <w:proofErr w:type="spellEnd"/>
           </w:p>
         </w:tc>
         <w:tc>
@@ -14618,15 +12556,7 @@
     </w:p>
     <w:p>
       <w:r>
-        <w:t xml:space="preserve">Az </w:t>
-      </w:r>
-      <w:proofErr w:type="spellStart"/>
-      <w:r>
-        <w:t>ActivateUserRegistrationResponseType</w:t>
-      </w:r>
-      <w:proofErr w:type="spellEnd"/>
-      <w:r>
-        <w:t xml:space="preserve"> attribútumai a következők:</w:t>
+        <w:t>Az ActivateUserRegistrationResponseType attribútumai a következők:</w:t>
       </w:r>
     </w:p>
     <w:tbl>
@@ -14739,11 +12669,9 @@
             <w:shd w:val="clear" w:color="auto" w:fill="D9D9D9" w:themeFill="background1" w:themeFillShade="D9"/>
           </w:tcPr>
           <w:p>
-            <w:proofErr w:type="spellStart"/>
             <w:r>
               <w:t>resultCode</w:t>
             </w:r>
-            <w:proofErr w:type="spellEnd"/>
           </w:p>
         </w:tc>
         <w:tc>
@@ -14755,11 +12683,9 @@
             <w:pPr>
               <w:jc w:val="center"/>
             </w:pPr>
-            <w:proofErr w:type="spellStart"/>
             <w:r>
               <w:t>ActivateUserRegistrationResult</w:t>
             </w:r>
-            <w:proofErr w:type="spellEnd"/>
           </w:p>
         </w:tc>
         <w:tc>
@@ -14795,11 +12721,9 @@
             <w:shd w:val="clear" w:color="auto" w:fill="D9D9D9" w:themeFill="background1" w:themeFillShade="D9"/>
           </w:tcPr>
           <w:p>
-            <w:proofErr w:type="spellStart"/>
             <w:r>
               <w:t>resultMessage</w:t>
             </w:r>
-            <w:proofErr w:type="spellEnd"/>
           </w:p>
         </w:tc>
         <w:tc>
@@ -14811,11 +12735,9 @@
             <w:pPr>
               <w:jc w:val="center"/>
             </w:pPr>
-            <w:proofErr w:type="spellStart"/>
             <w:r>
               <w:t>string</w:t>
             </w:r>
-            <w:proofErr w:type="spellEnd"/>
           </w:p>
         </w:tc>
         <w:tc>
@@ -14858,23 +12780,7 @@
     </w:p>
     <w:p>
       <w:r>
-        <w:t xml:space="preserve">Az </w:t>
-      </w:r>
-      <w:proofErr w:type="spellStart"/>
-      <w:r>
-        <w:t>ActivateRegistrationResult</w:t>
-      </w:r>
-      <w:proofErr w:type="spellEnd"/>
-      <w:r>
-        <w:t xml:space="preserve"> </w:t>
-      </w:r>
-      <w:proofErr w:type="spellStart"/>
-      <w:r>
-        <w:t>enum</w:t>
-      </w:r>
-      <w:proofErr w:type="spellEnd"/>
-      <w:r>
-        <w:t xml:space="preserve"> lehetséges értékei:</w:t>
+        <w:t>Az ActivateRegistrationResult enum lehetséges értékei:</w:t>
       </w:r>
     </w:p>
     <w:tbl>
@@ -15034,42 +12940,21 @@
     <w:p/>
     <w:p>
       <w:pPr>
-        <w:pStyle w:val="Cmsor2"/>
+        <w:pStyle w:val="Heading2"/>
         <w:numPr>
           <w:ilvl w:val="1"/>
           <w:numId w:val="3"/>
         </w:numPr>
       </w:pPr>
       <w:bookmarkStart w:id="63" w:name="_Toc188968873"/>
-      <w:proofErr w:type="spellStart"/>
-      <w:r>
-        <w:t>Token</w:t>
-      </w:r>
-      <w:proofErr w:type="spellEnd"/>
-      <w:r>
-        <w:t xml:space="preserve"> kezelés interfésze</w:t>
+      <w:r>
+        <w:t>Token kezelés interfésze</w:t>
       </w:r>
       <w:bookmarkEnd w:id="63"/>
     </w:p>
     <w:p>
       <w:r>
-        <w:t xml:space="preserve">Jelenleg csak A </w:t>
-      </w:r>
-      <w:proofErr w:type="spellStart"/>
-      <w:r>
-        <w:t>token</w:t>
-      </w:r>
-      <w:proofErr w:type="spellEnd"/>
-      <w:r>
-        <w:t xml:space="preserve"> igénylés támogatott, későbbi verzióban </w:t>
-      </w:r>
-      <w:proofErr w:type="spellStart"/>
-      <w:r>
-        <w:t>token</w:t>
-      </w:r>
-      <w:proofErr w:type="spellEnd"/>
-      <w:r>
-        <w:t xml:space="preserve"> frissítés is várható.</w:t>
+        <w:t>Jelenleg csak A token igénylés támogatott, későbbi verzióban token frissítés is várható.</w:t>
       </w:r>
     </w:p>
     <w:tbl>
@@ -15096,7 +12981,6 @@
                 <w:bCs/>
               </w:rPr>
             </w:pPr>
-            <w:proofErr w:type="spellStart"/>
             <w:r>
               <w:rPr>
                 <w:b/>
@@ -15104,7 +12988,6 @@
               </w:rPr>
               <w:t>interface</w:t>
             </w:r>
-            <w:proofErr w:type="spellEnd"/>
           </w:p>
         </w:tc>
         <w:tc>
@@ -15113,11 +12996,9 @@
             <w:shd w:val="clear" w:color="auto" w:fill="D9D9D9" w:themeFill="background1" w:themeFillShade="D9"/>
           </w:tcPr>
           <w:p>
-            <w:proofErr w:type="spellStart"/>
             <w:r>
               <w:t>TokenService</w:t>
             </w:r>
-            <w:proofErr w:type="spellEnd"/>
           </w:p>
         </w:tc>
       </w:tr>
@@ -15149,11 +13030,9 @@
             <w:shd w:val="clear" w:color="auto" w:fill="D9D9D9" w:themeFill="background1" w:themeFillShade="D9"/>
           </w:tcPr>
           <w:p>
-            <w:proofErr w:type="spellStart"/>
             <w:r>
               <w:t>createToken</w:t>
             </w:r>
-            <w:proofErr w:type="spellEnd"/>
           </w:p>
         </w:tc>
       </w:tr>
@@ -15173,7 +13052,6 @@
                 <w:bCs/>
               </w:rPr>
             </w:pPr>
-            <w:proofErr w:type="spellStart"/>
             <w:r>
               <w:rPr>
                 <w:b/>
@@ -15181,7 +13059,6 @@
               </w:rPr>
               <w:t>OpenAPI</w:t>
             </w:r>
-            <w:proofErr w:type="spellEnd"/>
           </w:p>
         </w:tc>
         <w:tc>
@@ -15193,43 +13070,43 @@
             <w:hyperlink r:id="rId19" w:anchor="/TokenService" w:history="1">
               <w:r>
                 <w:rPr>
-                  <w:rStyle w:val="Hiperhivatkozs"/>
+                  <w:rStyle w:val="Hyperlink"/>
                 </w:rPr>
                 <w:t>https://app.swaggerhub.com/apis/</w:t>
               </w:r>
               <w:r>
                 <w:rPr>
-                  <w:rStyle w:val="Hiperhivatkozs"/>
+                  <w:rStyle w:val="Hyperlink"/>
                 </w:rPr>
                 <w:t>NAVGOVHU</w:t>
               </w:r>
               <w:r>
                 <w:rPr>
-                  <w:rStyle w:val="Hiperhivatkozs"/>
+                  <w:rStyle w:val="Hyperlink"/>
                 </w:rPr>
                 <w:t>/</w:t>
               </w:r>
               <w:r>
                 <w:rPr>
-                  <w:rStyle w:val="Hiperhivatkozs"/>
+                  <w:rStyle w:val="Hyperlink"/>
                 </w:rPr>
                 <w:t>m2m_common</w:t>
               </w:r>
               <w:r>
                 <w:rPr>
-                  <w:rStyle w:val="Hiperhivatkozs"/>
+                  <w:rStyle w:val="Hyperlink"/>
                 </w:rPr>
                 <w:t>/</w:t>
               </w:r>
               <w:r>
                 <w:rPr>
-                  <w:rStyle w:val="Hiperhivatkozs"/>
+                  <w:rStyle w:val="Hyperlink"/>
                 </w:rPr>
                 <w:t>1.1</w:t>
               </w:r>
               <w:r>
                 <w:rPr>
-                  <w:rStyle w:val="Hiperhivatkozs"/>
+                  <w:rStyle w:val="Hyperlink"/>
                 </w:rPr>
                 <w:t>#/TokenService</w:t>
               </w:r>
@@ -15265,13 +13142,8 @@
             <w:shd w:val="clear" w:color="auto" w:fill="D9D9D9" w:themeFill="background1" w:themeFillShade="D9"/>
           </w:tcPr>
           <w:p>
-            <w:proofErr w:type="spellStart"/>
-            <w:r>
-              <w:t>Tokenkezelést</w:t>
-            </w:r>
-            <w:proofErr w:type="spellEnd"/>
-            <w:r>
-              <w:t xml:space="preserve"> támogató interfész</w:t>
+            <w:r>
+              <w:t>Tokenkezelést támogató interfész</w:t>
             </w:r>
           </w:p>
         </w:tc>
@@ -15280,7 +13152,7 @@
     <w:p/>
     <w:p>
       <w:pPr>
-        <w:pStyle w:val="Cmsor2"/>
+        <w:pStyle w:val="Heading2"/>
         <w:numPr>
           <w:ilvl w:val="2"/>
           <w:numId w:val="3"/>
@@ -15293,7 +13165,6 @@
         </w:rPr>
       </w:pPr>
       <w:bookmarkStart w:id="64" w:name="_Toc188968874"/>
-      <w:proofErr w:type="spellStart"/>
       <w:r>
         <w:rPr>
           <w:i/>
@@ -15301,17 +13172,7 @@
           <w:sz w:val="24"/>
           <w:szCs w:val="24"/>
         </w:rPr>
-        <w:t>Token</w:t>
-      </w:r>
-      <w:proofErr w:type="spellEnd"/>
-      <w:r>
-        <w:rPr>
-          <w:i/>
-          <w:iCs/>
-          <w:sz w:val="24"/>
-          <w:szCs w:val="24"/>
-        </w:rPr>
-        <w:t xml:space="preserve"> igénylés művelete</w:t>
+        <w:t>Token igénylés művelete</w:t>
       </w:r>
       <w:bookmarkEnd w:id="64"/>
     </w:p>
@@ -15371,11 +13232,9 @@
             <w:shd w:val="clear" w:color="auto" w:fill="D9D9D9" w:themeFill="background1" w:themeFillShade="D9"/>
           </w:tcPr>
           <w:p>
-            <w:proofErr w:type="spellStart"/>
             <w:r>
               <w:t>createToken</w:t>
             </w:r>
-            <w:proofErr w:type="spellEnd"/>
           </w:p>
         </w:tc>
       </w:tr>
@@ -15426,7 +13285,6 @@
                 <w:bCs/>
               </w:rPr>
             </w:pPr>
-            <w:proofErr w:type="spellStart"/>
             <w:r>
               <w:rPr>
                 <w:b/>
@@ -15434,7 +13292,6 @@
               </w:rPr>
               <w:t>path</w:t>
             </w:r>
-            <w:proofErr w:type="spellEnd"/>
           </w:p>
         </w:tc>
         <w:tc>
@@ -15444,21 +13301,8 @@
           </w:tcPr>
           <w:p>
             <w:r>
-              <w:t>/NavM2mCommon/</w:t>
-            </w:r>
-            <w:proofErr w:type="spellStart"/>
-            <w:r>
-              <w:t>tokenService</w:t>
-            </w:r>
-            <w:proofErr w:type="spellEnd"/>
-            <w:r>
-              <w:t>/</w:t>
-            </w:r>
-            <w:proofErr w:type="spellStart"/>
-            <w:r>
-              <w:t>Token</w:t>
-            </w:r>
-            <w:proofErr w:type="spellEnd"/>
+              <w:t>/NavM2mCommon/tokenService/Token</w:t>
+            </w:r>
           </w:p>
         </w:tc>
       </w:tr>
@@ -15475,7 +13319,6 @@
                 <w:bCs/>
               </w:rPr>
             </w:pPr>
-            <w:proofErr w:type="spellStart"/>
             <w:r>
               <w:rPr>
                 <w:b/>
@@ -15483,7 +13326,6 @@
               </w:rPr>
               <w:t>OpenAPI</w:t>
             </w:r>
-            <w:proofErr w:type="spellEnd"/>
           </w:p>
         </w:tc>
         <w:tc>
@@ -15495,43 +13337,43 @@
             <w:hyperlink r:id="rId20" w:anchor="/TokenService/createToken" w:history="1">
               <w:r>
                 <w:rPr>
-                  <w:rStyle w:val="Hiperhivatkozs"/>
+                  <w:rStyle w:val="Hyperlink"/>
                 </w:rPr>
                 <w:t>https://app.swaggerhub.com/apis/</w:t>
               </w:r>
               <w:r>
                 <w:rPr>
-                  <w:rStyle w:val="Hiperhivatkozs"/>
+                  <w:rStyle w:val="Hyperlink"/>
                 </w:rPr>
                 <w:t>NAVGOVHU</w:t>
               </w:r>
               <w:r>
                 <w:rPr>
-                  <w:rStyle w:val="Hiperhivatkozs"/>
+                  <w:rStyle w:val="Hyperlink"/>
                 </w:rPr>
                 <w:t>/</w:t>
               </w:r>
               <w:r>
                 <w:rPr>
-                  <w:rStyle w:val="Hiperhivatkozs"/>
+                  <w:rStyle w:val="Hyperlink"/>
                 </w:rPr>
                 <w:t>m2m_common</w:t>
               </w:r>
               <w:r>
                 <w:rPr>
-                  <w:rStyle w:val="Hiperhivatkozs"/>
+                  <w:rStyle w:val="Hyperlink"/>
                 </w:rPr>
                 <w:t>/</w:t>
               </w:r>
               <w:r>
                 <w:rPr>
-                  <w:rStyle w:val="Hiperhivatkozs"/>
+                  <w:rStyle w:val="Hyperlink"/>
                 </w:rPr>
                 <w:t>1.1</w:t>
               </w:r>
               <w:r>
                 <w:rPr>
-                  <w:rStyle w:val="Hiperhivatkozs"/>
+                  <w:rStyle w:val="Hyperlink"/>
                 </w:rPr>
                 <w:t>#/TokenService/createToken</w:t>
               </w:r>
@@ -15571,23 +13413,7 @@
               <w:jc w:val="both"/>
             </w:pPr>
             <w:r>
-              <w:t xml:space="preserve">Új hozzáférési </w:t>
-            </w:r>
-            <w:proofErr w:type="spellStart"/>
-            <w:r>
-              <w:t>token</w:t>
-            </w:r>
-            <w:proofErr w:type="spellEnd"/>
-            <w:r>
-              <w:t xml:space="preserve"> igénylését biztosító művelet. A kliens ezt kell küldje majd minden műveletben, hogy igazolja a felhasználó jogosultságát a művelet elvégzésére. A kiadott </w:t>
-            </w:r>
-            <w:proofErr w:type="spellStart"/>
-            <w:r>
-              <w:t>token</w:t>
-            </w:r>
-            <w:proofErr w:type="spellEnd"/>
-            <w:r>
-              <w:t xml:space="preserve"> 10 percig lesz használható.</w:t>
+              <w:t>Új hozzáférési token igénylését biztosító művelet. A kliens ezt kell küldje majd minden műveletben, hogy igazolja a felhasználó jogosultságát a művelet elvégzésére. A kiadott token 10 percig lesz használható.</w:t>
             </w:r>
           </w:p>
         </w:tc>
@@ -15745,11 +13571,9 @@
             <w:shd w:val="clear" w:color="auto" w:fill="D9D9D9" w:themeFill="background1" w:themeFillShade="D9"/>
           </w:tcPr>
           <w:p>
-            <w:proofErr w:type="spellStart"/>
             <w:r>
               <w:t>requestData</w:t>
             </w:r>
-            <w:proofErr w:type="spellEnd"/>
           </w:p>
         </w:tc>
         <w:tc>
@@ -15758,11 +13582,9 @@
             <w:shd w:val="clear" w:color="auto" w:fill="D9D9D9" w:themeFill="background1" w:themeFillShade="D9"/>
           </w:tcPr>
           <w:p>
-            <w:proofErr w:type="spellStart"/>
             <w:r>
               <w:t>CreateTokenRequestType</w:t>
             </w:r>
-            <w:proofErr w:type="spellEnd"/>
           </w:p>
         </w:tc>
         <w:tc>
@@ -15809,15 +13631,7 @@
     <w:p/>
     <w:p>
       <w:r>
-        <w:t xml:space="preserve">A </w:t>
-      </w:r>
-      <w:proofErr w:type="spellStart"/>
-      <w:r>
-        <w:t>CreateTokenRequestType</w:t>
-      </w:r>
-      <w:proofErr w:type="spellEnd"/>
-      <w:r>
-        <w:t xml:space="preserve"> attribútumai a következők:</w:t>
+        <w:t>A CreateTokenRequestType attribútumai a következők:</w:t>
       </w:r>
     </w:p>
     <w:tbl>
@@ -15930,11 +13744,9 @@
             <w:shd w:val="clear" w:color="auto" w:fill="D9D9D9" w:themeFill="background1" w:themeFillShade="D9"/>
           </w:tcPr>
           <w:p>
-            <w:proofErr w:type="spellStart"/>
             <w:r>
               <w:t>clientId</w:t>
             </w:r>
-            <w:proofErr w:type="spellEnd"/>
           </w:p>
         </w:tc>
         <w:tc>
@@ -15946,11 +13758,9 @@
             <w:pPr>
               <w:jc w:val="center"/>
             </w:pPr>
-            <w:proofErr w:type="spellStart"/>
             <w:r>
               <w:t>string</w:t>
             </w:r>
-            <w:proofErr w:type="spellEnd"/>
           </w:p>
         </w:tc>
         <w:tc>
@@ -15986,11 +13796,9 @@
             <w:shd w:val="clear" w:color="auto" w:fill="D9D9D9" w:themeFill="background1" w:themeFillShade="D9"/>
           </w:tcPr>
           <w:p>
-            <w:proofErr w:type="spellStart"/>
             <w:r>
               <w:t>clientSecret</w:t>
             </w:r>
-            <w:proofErr w:type="spellEnd"/>
           </w:p>
         </w:tc>
         <w:tc>
@@ -16002,11 +13810,9 @@
             <w:pPr>
               <w:jc w:val="center"/>
             </w:pPr>
-            <w:proofErr w:type="spellStart"/>
             <w:r>
               <w:t>string</w:t>
             </w:r>
-            <w:proofErr w:type="spellEnd"/>
           </w:p>
         </w:tc>
         <w:tc>
@@ -16042,11 +13848,9 @@
             <w:shd w:val="clear" w:color="auto" w:fill="D9D9D9" w:themeFill="background1" w:themeFillShade="D9"/>
           </w:tcPr>
           <w:p>
-            <w:proofErr w:type="spellStart"/>
             <w:r>
               <w:t>password</w:t>
             </w:r>
-            <w:proofErr w:type="spellEnd"/>
           </w:p>
         </w:tc>
         <w:tc>
@@ -16058,11 +13862,9 @@
             <w:pPr>
               <w:jc w:val="center"/>
             </w:pPr>
-            <w:proofErr w:type="spellStart"/>
             <w:r>
               <w:t>string</w:t>
             </w:r>
-            <w:proofErr w:type="spellEnd"/>
           </w:p>
         </w:tc>
         <w:tc>
@@ -16098,11 +13900,9 @@
             <w:shd w:val="clear" w:color="auto" w:fill="D9D9D9" w:themeFill="background1" w:themeFillShade="D9"/>
           </w:tcPr>
           <w:p>
-            <w:proofErr w:type="spellStart"/>
             <w:r>
               <w:t>username</w:t>
             </w:r>
-            <w:proofErr w:type="spellEnd"/>
           </w:p>
         </w:tc>
         <w:tc>
@@ -16114,11 +13914,9 @@
             <w:pPr>
               <w:jc w:val="center"/>
             </w:pPr>
-            <w:proofErr w:type="spellStart"/>
             <w:r>
               <w:t>string</w:t>
             </w:r>
-            <w:proofErr w:type="spellEnd"/>
           </w:p>
         </w:tc>
         <w:tc>
@@ -16264,11 +14062,9 @@
             <w:shd w:val="clear" w:color="auto" w:fill="D9D9D9" w:themeFill="background1" w:themeFillShade="D9"/>
           </w:tcPr>
           <w:p>
-            <w:proofErr w:type="spellStart"/>
             <w:r>
               <w:t>clientId</w:t>
             </w:r>
-            <w:proofErr w:type="spellEnd"/>
           </w:p>
         </w:tc>
         <w:tc>
@@ -16327,11 +14123,9 @@
             <w:shd w:val="clear" w:color="auto" w:fill="D9D9D9" w:themeFill="background1" w:themeFillShade="D9"/>
           </w:tcPr>
           <w:p>
-            <w:proofErr w:type="spellStart"/>
             <w:r>
               <w:t>clientSecret</w:t>
             </w:r>
-            <w:proofErr w:type="spellEnd"/>
           </w:p>
         </w:tc>
         <w:tc>
@@ -16390,11 +14184,9 @@
             <w:shd w:val="clear" w:color="auto" w:fill="D9D9D9" w:themeFill="background1" w:themeFillShade="D9"/>
           </w:tcPr>
           <w:p>
-            <w:proofErr w:type="spellStart"/>
             <w:r>
               <w:t>username</w:t>
             </w:r>
-            <w:proofErr w:type="spellEnd"/>
           </w:p>
         </w:tc>
         <w:tc>
@@ -16450,11 +14242,9 @@
             <w:shd w:val="clear" w:color="auto" w:fill="D9D9D9" w:themeFill="background1" w:themeFillShade="D9"/>
           </w:tcPr>
           <w:p>
-            <w:proofErr w:type="spellStart"/>
             <w:r>
               <w:t>password</w:t>
             </w:r>
-            <w:proofErr w:type="spellEnd"/>
           </w:p>
         </w:tc>
         <w:tc>
@@ -16575,15 +14365,7 @@
     </w:p>
     <w:p>
       <w:r>
-        <w:t xml:space="preserve">A </w:t>
-      </w:r>
-      <w:proofErr w:type="spellStart"/>
-      <w:r>
-        <w:t>CreateTokenResponseType</w:t>
-      </w:r>
-      <w:proofErr w:type="spellEnd"/>
-      <w:r>
-        <w:t xml:space="preserve"> attribútumai a következők:</w:t>
+        <w:t>A CreateTokenResponseType attribútumai a következők:</w:t>
       </w:r>
     </w:p>
     <w:tbl>
@@ -16696,11 +14478,9 @@
             <w:shd w:val="clear" w:color="auto" w:fill="D9D9D9" w:themeFill="background1" w:themeFillShade="D9"/>
           </w:tcPr>
           <w:p>
-            <w:proofErr w:type="spellStart"/>
             <w:r>
               <w:t>expires</w:t>
             </w:r>
-            <w:proofErr w:type="spellEnd"/>
           </w:p>
         </w:tc>
         <w:tc>
@@ -16738,15 +14518,7 @@
           </w:tcPr>
           <w:p>
             <w:r>
-              <w:t xml:space="preserve">A </w:t>
-            </w:r>
-            <w:proofErr w:type="spellStart"/>
-            <w:r>
-              <w:t>token</w:t>
-            </w:r>
-            <w:proofErr w:type="spellEnd"/>
-            <w:r>
-              <w:t xml:space="preserve"> ennyi másodperc után veszíti el érvényességét(jár le). Alapértelmezetten 10 perc.</w:t>
+              <w:t>A token ennyi másodperc után veszíti el érvényességét(jár le). Alapértelmezetten 10 perc.</w:t>
             </w:r>
           </w:p>
         </w:tc>
@@ -16758,11 +14530,9 @@
             <w:shd w:val="clear" w:color="auto" w:fill="D9D9D9" w:themeFill="background1" w:themeFillShade="D9"/>
           </w:tcPr>
           <w:p>
-            <w:proofErr w:type="spellStart"/>
             <w:r>
               <w:t>accessToken</w:t>
             </w:r>
-            <w:proofErr w:type="spellEnd"/>
           </w:p>
         </w:tc>
         <w:tc>
@@ -16774,11 +14544,9 @@
             <w:pPr>
               <w:jc w:val="center"/>
             </w:pPr>
-            <w:proofErr w:type="spellStart"/>
             <w:r>
               <w:t>string</w:t>
             </w:r>
-            <w:proofErr w:type="spellEnd"/>
           </w:p>
         </w:tc>
         <w:tc>
@@ -16802,13 +14570,8 @@
           </w:tcPr>
           <w:p>
             <w:r>
-              <w:t xml:space="preserve">A hozzáférést biztosító </w:t>
-            </w:r>
-            <w:proofErr w:type="spellStart"/>
-            <w:r>
-              <w:t>token</w:t>
-            </w:r>
-            <w:proofErr w:type="spellEnd"/>
+              <w:t>A hozzáférést biztosító token</w:t>
+            </w:r>
           </w:p>
         </w:tc>
       </w:tr>
@@ -16819,11 +14582,9 @@
             <w:shd w:val="clear" w:color="auto" w:fill="D9D9D9" w:themeFill="background1" w:themeFillShade="D9"/>
           </w:tcPr>
           <w:p>
-            <w:proofErr w:type="spellStart"/>
             <w:r>
               <w:t>resultCode</w:t>
             </w:r>
-            <w:proofErr w:type="spellEnd"/>
           </w:p>
         </w:tc>
         <w:tc>
@@ -16835,11 +14596,9 @@
             <w:pPr>
               <w:jc w:val="center"/>
             </w:pPr>
-            <w:proofErr w:type="spellStart"/>
             <w:r>
               <w:t>CreateTokenResult</w:t>
             </w:r>
-            <w:proofErr w:type="spellEnd"/>
           </w:p>
         </w:tc>
         <w:tc>
@@ -16875,11 +14634,9 @@
             <w:shd w:val="clear" w:color="auto" w:fill="D9D9D9" w:themeFill="background1" w:themeFillShade="D9"/>
           </w:tcPr>
           <w:p>
-            <w:proofErr w:type="spellStart"/>
             <w:r>
               <w:t>resultMessage</w:t>
             </w:r>
-            <w:proofErr w:type="spellEnd"/>
           </w:p>
         </w:tc>
         <w:tc>
@@ -16891,11 +14648,9 @@
             <w:pPr>
               <w:jc w:val="center"/>
             </w:pPr>
-            <w:proofErr w:type="spellStart"/>
             <w:r>
               <w:t>string</w:t>
             </w:r>
-            <w:proofErr w:type="spellEnd"/>
           </w:p>
         </w:tc>
         <w:tc>
@@ -17042,11 +14797,9 @@
             <w:shd w:val="clear" w:color="auto" w:fill="D9D9D9" w:themeFill="background1" w:themeFillShade="D9"/>
           </w:tcPr>
           <w:p>
-            <w:proofErr w:type="spellStart"/>
             <w:r>
               <w:t>accessToken</w:t>
             </w:r>
-            <w:proofErr w:type="spellEnd"/>
           </w:p>
         </w:tc>
         <w:tc>
@@ -17116,23 +14869,7 @@
     <w:p>
       <w:r>
         <w:lastRenderedPageBreak/>
-        <w:t xml:space="preserve">A </w:t>
-      </w:r>
-      <w:proofErr w:type="spellStart"/>
-      <w:r>
-        <w:t>CreateTokenResult</w:t>
-      </w:r>
-      <w:proofErr w:type="spellEnd"/>
-      <w:r>
-        <w:t xml:space="preserve"> </w:t>
-      </w:r>
-      <w:proofErr w:type="spellStart"/>
-      <w:r>
-        <w:t>enum</w:t>
-      </w:r>
-      <w:proofErr w:type="spellEnd"/>
-      <w:r>
-        <w:t xml:space="preserve"> lehetséges értékei:</w:t>
+        <w:t>A CreateTokenResult enum lehetséges értékei:</w:t>
       </w:r>
     </w:p>
     <w:tbl>
@@ -17211,15 +14948,7 @@
           </w:tcPr>
           <w:p>
             <w:r>
-              <w:t xml:space="preserve">Sikeres </w:t>
-            </w:r>
-            <w:proofErr w:type="spellStart"/>
-            <w:r>
-              <w:t>token</w:t>
-            </w:r>
-            <w:proofErr w:type="spellEnd"/>
-            <w:r>
-              <w:t xml:space="preserve"> generálás.</w:t>
+              <w:t>Sikeres token generálás.</w:t>
             </w:r>
           </w:p>
         </w:tc>
@@ -17246,15 +14975,7 @@
           </w:tcPr>
           <w:p>
             <w:r>
-              <w:t xml:space="preserve">Sikertelen </w:t>
-            </w:r>
-            <w:proofErr w:type="spellStart"/>
-            <w:r>
-              <w:t>token</w:t>
-            </w:r>
-            <w:proofErr w:type="spellEnd"/>
-            <w:r>
-              <w:t xml:space="preserve"> generálás.</w:t>
+              <w:t>Sikertelen token generálás.</w:t>
             </w:r>
           </w:p>
         </w:tc>
@@ -17263,7 +14984,7 @@
     <w:p/>
     <w:p>
       <w:pPr>
-        <w:pStyle w:val="Cmsor2"/>
+        <w:pStyle w:val="Heading2"/>
         <w:numPr>
           <w:ilvl w:val="1"/>
           <w:numId w:val="3"/>
@@ -17314,11 +15035,9 @@
             <w:shd w:val="clear" w:color="auto" w:fill="D9D9D9" w:themeFill="background1" w:themeFillShade="D9"/>
           </w:tcPr>
           <w:p>
-            <w:proofErr w:type="spellStart"/>
             <w:r>
               <w:t>FilestoreUploadService</w:t>
             </w:r>
-            <w:proofErr w:type="spellEnd"/>
           </w:p>
         </w:tc>
       </w:tr>
@@ -17350,11 +15069,9 @@
             <w:shd w:val="clear" w:color="auto" w:fill="D9D9D9" w:themeFill="background1" w:themeFillShade="D9"/>
           </w:tcPr>
           <w:p>
-            <w:proofErr w:type="spellStart"/>
             <w:r>
               <w:t>addFile</w:t>
             </w:r>
-            <w:proofErr w:type="spellEnd"/>
           </w:p>
         </w:tc>
       </w:tr>
@@ -17374,7 +15091,6 @@
                 <w:bCs/>
               </w:rPr>
             </w:pPr>
-            <w:proofErr w:type="spellStart"/>
             <w:r>
               <w:rPr>
                 <w:b/>
@@ -17382,7 +15098,6 @@
               </w:rPr>
               <w:t>OpenAPI</w:t>
             </w:r>
-            <w:proofErr w:type="spellEnd"/>
           </w:p>
         </w:tc>
         <w:tc>
@@ -17394,43 +15109,43 @@
             <w:hyperlink r:id="rId22" w:anchor="/FilestoreUploadService" w:history="1">
               <w:r>
                 <w:rPr>
-                  <w:rStyle w:val="Hiperhivatkozs"/>
+                  <w:rStyle w:val="Hyperlink"/>
                 </w:rPr>
                 <w:t>https://app.swaggerhub.com/apis/</w:t>
               </w:r>
               <w:r>
                 <w:rPr>
-                  <w:rStyle w:val="Hiperhivatkozs"/>
+                  <w:rStyle w:val="Hyperlink"/>
                 </w:rPr>
                 <w:t>NAVGOVHU</w:t>
               </w:r>
               <w:r>
                 <w:rPr>
-                  <w:rStyle w:val="Hiperhivatkozs"/>
+                  <w:rStyle w:val="Hyperlink"/>
                 </w:rPr>
                 <w:t>/</w:t>
               </w:r>
               <w:r>
                 <w:rPr>
-                  <w:rStyle w:val="Hiperhivatkozs"/>
+                  <w:rStyle w:val="Hyperlink"/>
                 </w:rPr>
                 <w:t>m2m_common</w:t>
               </w:r>
               <w:r>
                 <w:rPr>
-                  <w:rStyle w:val="Hiperhivatkozs"/>
+                  <w:rStyle w:val="Hyperlink"/>
                 </w:rPr>
                 <w:t>/</w:t>
               </w:r>
               <w:r>
                 <w:rPr>
-                  <w:rStyle w:val="Hiperhivatkozs"/>
+                  <w:rStyle w:val="Hyperlink"/>
                 </w:rPr>
                 <w:t>1.1</w:t>
               </w:r>
               <w:r>
                 <w:rPr>
-                  <w:rStyle w:val="Hiperhivatkozs"/>
+                  <w:rStyle w:val="Hyperlink"/>
                 </w:rPr>
                 <w:t>#/FilestoreUploadService</w:t>
               </w:r>
@@ -17513,11 +15228,9 @@
             <w:shd w:val="clear" w:color="auto" w:fill="D9D9D9" w:themeFill="background1" w:themeFillShade="D9"/>
           </w:tcPr>
           <w:p>
-            <w:proofErr w:type="spellStart"/>
             <w:r>
               <w:t>FilestoreDownloadService</w:t>
             </w:r>
-            <w:proofErr w:type="spellEnd"/>
           </w:p>
         </w:tc>
       </w:tr>
@@ -17549,11 +15262,9 @@
             <w:shd w:val="clear" w:color="auto" w:fill="D9D9D9" w:themeFill="background1" w:themeFillShade="D9"/>
           </w:tcPr>
           <w:p>
-            <w:proofErr w:type="spellStart"/>
             <w:r>
               <w:t>getFileStatus</w:t>
             </w:r>
-            <w:proofErr w:type="spellEnd"/>
           </w:p>
         </w:tc>
       </w:tr>
@@ -17573,7 +15284,6 @@
                 <w:bCs/>
               </w:rPr>
             </w:pPr>
-            <w:proofErr w:type="spellStart"/>
             <w:r>
               <w:rPr>
                 <w:b/>
@@ -17581,7 +15291,6 @@
               </w:rPr>
               <w:t>OpenAPI</w:t>
             </w:r>
-            <w:proofErr w:type="spellEnd"/>
           </w:p>
         </w:tc>
         <w:tc>
@@ -17593,43 +15302,43 @@
             <w:hyperlink r:id="rId23" w:anchor="/FilestoreDownloadService" w:history="1">
               <w:r>
                 <w:rPr>
-                  <w:rStyle w:val="Hiperhivatkozs"/>
+                  <w:rStyle w:val="Hyperlink"/>
                 </w:rPr>
                 <w:t>https://app.swaggerhub.com/apis/</w:t>
               </w:r>
               <w:r>
                 <w:rPr>
-                  <w:rStyle w:val="Hiperhivatkozs"/>
+                  <w:rStyle w:val="Hyperlink"/>
                 </w:rPr>
                 <w:t>NAVGOVHU</w:t>
               </w:r>
               <w:r>
                 <w:rPr>
-                  <w:rStyle w:val="Hiperhivatkozs"/>
+                  <w:rStyle w:val="Hyperlink"/>
                 </w:rPr>
                 <w:t>/</w:t>
               </w:r>
               <w:r>
                 <w:rPr>
-                  <w:rStyle w:val="Hiperhivatkozs"/>
+                  <w:rStyle w:val="Hyperlink"/>
                 </w:rPr>
                 <w:t>m2m_common</w:t>
               </w:r>
               <w:r>
                 <w:rPr>
-                  <w:rStyle w:val="Hiperhivatkozs"/>
+                  <w:rStyle w:val="Hyperlink"/>
                 </w:rPr>
                 <w:t>/</w:t>
               </w:r>
               <w:r>
                 <w:rPr>
-                  <w:rStyle w:val="Hiperhivatkozs"/>
+                  <w:rStyle w:val="Hyperlink"/>
                 </w:rPr>
                 <w:t>1.1</w:t>
               </w:r>
               <w:r>
                 <w:rPr>
-                  <w:rStyle w:val="Hiperhivatkozs"/>
+                  <w:rStyle w:val="Hyperlink"/>
                 </w:rPr>
                 <w:t>#/FilestoreDownloadService</w:t>
               </w:r>
@@ -17675,7 +15384,7 @@
     <w:p/>
     <w:p>
       <w:pPr>
-        <w:pStyle w:val="Cmsor2"/>
+        <w:pStyle w:val="Heading2"/>
         <w:numPr>
           <w:ilvl w:val="2"/>
           <w:numId w:val="3"/>
@@ -17755,11 +15464,9 @@
             <w:shd w:val="clear" w:color="auto" w:fill="D9D9D9" w:themeFill="background1" w:themeFillShade="D9"/>
           </w:tcPr>
           <w:p>
-            <w:proofErr w:type="spellStart"/>
             <w:r>
               <w:t>addFile</w:t>
             </w:r>
-            <w:proofErr w:type="spellEnd"/>
           </w:p>
         </w:tc>
       </w:tr>
@@ -17791,11 +15498,9 @@
             <w:shd w:val="clear" w:color="auto" w:fill="D9D9D9" w:themeFill="background1" w:themeFillShade="D9"/>
           </w:tcPr>
           <w:p>
-            <w:proofErr w:type="spellStart"/>
             <w:r>
               <w:t>FilestoreUploadService</w:t>
             </w:r>
-            <w:proofErr w:type="spellEnd"/>
           </w:p>
         </w:tc>
       </w:tr>
@@ -17846,7 +15551,6 @@
                 <w:bCs/>
               </w:rPr>
             </w:pPr>
-            <w:proofErr w:type="spellStart"/>
             <w:r>
               <w:rPr>
                 <w:b/>
@@ -17854,7 +15558,6 @@
               </w:rPr>
               <w:t>path</w:t>
             </w:r>
-            <w:proofErr w:type="spellEnd"/>
           </w:p>
         </w:tc>
         <w:tc>
@@ -17870,15 +15573,7 @@
               <w:t>Common</w:t>
             </w:r>
             <w:r>
-              <w:t>/</w:t>
-            </w:r>
-            <w:proofErr w:type="spellStart"/>
-            <w:r>
-              <w:t>filestoreUploadService</w:t>
-            </w:r>
-            <w:proofErr w:type="spellEnd"/>
-            <w:r>
-              <w:t>/File</w:t>
+              <w:t>/filestoreUploadService/File</w:t>
             </w:r>
           </w:p>
         </w:tc>
@@ -17896,7 +15591,6 @@
                 <w:bCs/>
               </w:rPr>
             </w:pPr>
-            <w:proofErr w:type="spellStart"/>
             <w:r>
               <w:rPr>
                 <w:b/>
@@ -17904,7 +15598,6 @@
               </w:rPr>
               <w:t>OpenAPI</w:t>
             </w:r>
-            <w:proofErr w:type="spellEnd"/>
           </w:p>
         </w:tc>
         <w:tc>
@@ -17916,19 +15609,19 @@
             <w:hyperlink r:id="rId24" w:anchor="/FilestoreUploadService/addFile" w:history="1">
               <w:r>
                 <w:rPr>
-                  <w:rStyle w:val="Hiperhivatkozs"/>
+                  <w:rStyle w:val="Hyperlink"/>
                 </w:rPr>
                 <w:t>https://app.swaggerhub.com/apis/NAVGOVHU/m2m_common/</w:t>
               </w:r>
               <w:r>
                 <w:rPr>
-                  <w:rStyle w:val="Hiperhivatkozs"/>
+                  <w:rStyle w:val="Hyperlink"/>
                 </w:rPr>
                 <w:t>1.1</w:t>
               </w:r>
               <w:r>
                 <w:rPr>
-                  <w:rStyle w:val="Hiperhivatkozs"/>
+                  <w:rStyle w:val="Hyperlink"/>
                 </w:rPr>
                 <w:t>#/FilestoreUploadService/addFile</w:t>
               </w:r>
@@ -18002,9 +15695,11 @@
                 <w:sz w:val="20"/>
                 <w:szCs w:val="20"/>
               </w:rPr>
-              <w:t xml:space="preserve"> </w:t>
-            </w:r>
-            <w:proofErr w:type="spellStart"/>
+              <w:t xml:space="preserve"> hash-t is át kell adni, amit az M2M ellenőriz. A válaszban a fájl egyedi azonosítóját adja meg a fájltárolóban, és elindítja a vírusellenőrzést. A vírusellenőrzés hosszabb ideig is eltarthat, ezért annak eredményét nem a válaszban adja vissza, hanem a </w:t>
+            </w:r>
+            <w:r>
+              <w:t>getFileStatus</w:t>
+            </w:r>
             <w:r>
               <w:rPr>
                 <w:rFonts w:eastAsiaTheme="minorEastAsia"/>
@@ -18012,9 +15707,8 @@
                 <w:sz w:val="20"/>
                 <w:szCs w:val="20"/>
               </w:rPr>
-              <w:t>hash</w:t>
-            </w:r>
-            <w:proofErr w:type="spellEnd"/>
+              <w:t xml:space="preserve"> művelettel kérdezhető le.</w:t>
+            </w:r>
             <w:r>
               <w:rPr>
                 <w:rFonts w:eastAsiaTheme="minorEastAsia"/>
@@ -18022,13 +15716,8 @@
                 <w:sz w:val="20"/>
                 <w:szCs w:val="20"/>
               </w:rPr>
-              <w:t xml:space="preserve">-t is át kell adni, amit az M2M ellenőriz. A válaszban a fájl egyedi azonosítóját adja meg a fájltárolóban, és elindítja a vírusellenőrzést. A vírusellenőrzés hosszabb ideig is eltarthat, ezért annak eredményét nem a válaszban adja vissza, hanem a </w:t>
-            </w:r>
-            <w:proofErr w:type="spellStart"/>
-            <w:r>
-              <w:t>getFileStatus</w:t>
-            </w:r>
-            <w:proofErr w:type="spellEnd"/>
+              <w:t xml:space="preserve"> A feltöltött fájlokat egy napig őrzi meg a rendszer, utána törlődnek.</w:t>
+            </w:r>
             <w:r>
               <w:rPr>
                 <w:rFonts w:eastAsiaTheme="minorEastAsia"/>
@@ -18036,7 +15725,7 @@
                 <w:sz w:val="20"/>
                 <w:szCs w:val="20"/>
               </w:rPr>
-              <w:t xml:space="preserve"> művelettel kérdezhető le.</w:t>
+              <w:br/>
             </w:r>
             <w:r>
               <w:rPr>
@@ -18045,45 +15734,7 @@
                 <w:sz w:val="20"/>
                 <w:szCs w:val="20"/>
               </w:rPr>
-              <w:t xml:space="preserve"> A feltöltött fájlokat egy napig őrzi meg a rendszer, utána törlődnek.</w:t>
-            </w:r>
-            <w:r>
-              <w:rPr>
-                <w:rFonts w:eastAsiaTheme="minorEastAsia"/>
-                <w:color w:val="auto"/>
-                <w:sz w:val="20"/>
-                <w:szCs w:val="20"/>
-              </w:rPr>
-              <w:br/>
-            </w:r>
-            <w:r>
-              <w:rPr>
-                <w:rFonts w:eastAsiaTheme="minorEastAsia"/>
-                <w:color w:val="auto"/>
-                <w:sz w:val="20"/>
-                <w:szCs w:val="20"/>
-              </w:rPr>
-              <w:t xml:space="preserve">Ha 30mp-en belül befejeződik a </w:t>
-            </w:r>
-            <w:proofErr w:type="spellStart"/>
-            <w:r>
-              <w:rPr>
-                <w:rFonts w:eastAsiaTheme="minorEastAsia"/>
-                <w:color w:val="auto"/>
-                <w:sz w:val="20"/>
-                <w:szCs w:val="20"/>
-              </w:rPr>
-              <w:t>víurellenőrzés</w:t>
-            </w:r>
-            <w:proofErr w:type="spellEnd"/>
-            <w:r>
-              <w:rPr>
-                <w:rFonts w:eastAsiaTheme="minorEastAsia"/>
-                <w:color w:val="auto"/>
-                <w:sz w:val="20"/>
-                <w:szCs w:val="20"/>
-              </w:rPr>
-              <w:t>, akkor azonnal visszakapja a választ.</w:t>
+              <w:t>Ha 30mp-en belül befejeződik a víurellenőrzés, akkor azonnal visszakapja a választ.</w:t>
             </w:r>
           </w:p>
         </w:tc>
@@ -18320,11 +15971,9 @@
             <w:pPr>
               <w:jc w:val="center"/>
             </w:pPr>
-            <w:proofErr w:type="spellStart"/>
             <w:r>
               <w:t>string</w:t>
             </w:r>
-            <w:proofErr w:type="spellEnd"/>
           </w:p>
         </w:tc>
         <w:tc>
@@ -18336,11 +15985,9 @@
             <w:pPr>
               <w:jc w:val="center"/>
             </w:pPr>
-            <w:proofErr w:type="spellStart"/>
             <w:r>
               <w:t>query</w:t>
             </w:r>
-            <w:proofErr w:type="spellEnd"/>
           </w:p>
         </w:tc>
         <w:tc>
@@ -18370,15 +16017,7 @@
               <w:t>SHA-256</w:t>
             </w:r>
             <w:r>
-              <w:t xml:space="preserve"> </w:t>
-            </w:r>
-            <w:proofErr w:type="spellStart"/>
-            <w:r>
-              <w:t>hash</w:t>
-            </w:r>
-            <w:proofErr w:type="spellEnd"/>
-            <w:r>
-              <w:t>.</w:t>
+              <w:t xml:space="preserve"> hash.</w:t>
             </w:r>
           </w:p>
         </w:tc>
@@ -18390,11 +16029,9 @@
             <w:shd w:val="clear" w:color="auto" w:fill="D9D9D9" w:themeFill="background1" w:themeFillShade="D9"/>
           </w:tcPr>
           <w:p>
-            <w:proofErr w:type="spellStart"/>
             <w:r>
               <w:t>signature</w:t>
             </w:r>
-            <w:proofErr w:type="spellEnd"/>
           </w:p>
         </w:tc>
         <w:tc>
@@ -18406,11 +16043,9 @@
             <w:pPr>
               <w:jc w:val="center"/>
             </w:pPr>
-            <w:proofErr w:type="spellStart"/>
             <w:r>
               <w:t>string</w:t>
             </w:r>
-            <w:proofErr w:type="spellEnd"/>
           </w:p>
         </w:tc>
         <w:tc>
@@ -18422,11 +16057,9 @@
             <w:pPr>
               <w:jc w:val="center"/>
             </w:pPr>
-            <w:proofErr w:type="spellStart"/>
             <w:r>
               <w:t>query</w:t>
             </w:r>
-            <w:proofErr w:type="spellEnd"/>
           </w:p>
         </w:tc>
         <w:tc>
@@ -18660,11 +16293,9 @@
             <w:shd w:val="clear" w:color="auto" w:fill="D9D9D9" w:themeFill="background1" w:themeFillShade="D9"/>
           </w:tcPr>
           <w:p>
-            <w:proofErr w:type="spellStart"/>
             <w:r>
               <w:t>signature</w:t>
             </w:r>
-            <w:proofErr w:type="spellEnd"/>
           </w:p>
         </w:tc>
         <w:tc>
@@ -18776,15 +16407,7 @@
     </w:p>
     <w:p>
       <w:r>
-        <w:t xml:space="preserve">Az </w:t>
-      </w:r>
-      <w:proofErr w:type="spellStart"/>
-      <w:r>
-        <w:t>AddFileResponseType</w:t>
-      </w:r>
-      <w:proofErr w:type="spellEnd"/>
-      <w:r>
-        <w:t xml:space="preserve"> attribútumai a következők:</w:t>
+        <w:t>Az AddFileResponseType attribútumai a következők:</w:t>
       </w:r>
     </w:p>
     <w:tbl>
@@ -18897,11 +16520,9 @@
             <w:shd w:val="clear" w:color="auto" w:fill="D9D9D9" w:themeFill="background1" w:themeFillShade="D9"/>
           </w:tcPr>
           <w:p>
-            <w:proofErr w:type="spellStart"/>
             <w:r>
               <w:t>fileId</w:t>
             </w:r>
-            <w:proofErr w:type="spellEnd"/>
           </w:p>
         </w:tc>
         <w:tc>
@@ -18913,11 +16534,9 @@
             <w:pPr>
               <w:jc w:val="center"/>
             </w:pPr>
-            <w:proofErr w:type="spellStart"/>
             <w:r>
               <w:t>string</w:t>
             </w:r>
-            <w:proofErr w:type="spellEnd"/>
           </w:p>
         </w:tc>
         <w:tc>
@@ -18953,7 +16572,6 @@
             <w:shd w:val="clear" w:color="auto" w:fill="D9D9D9" w:themeFill="background1" w:themeFillShade="D9"/>
           </w:tcPr>
           <w:p>
-            <w:proofErr w:type="spellStart"/>
             <w:r>
               <w:t>result</w:t>
             </w:r>
@@ -18963,7 +16581,6 @@
             <w:r>
               <w:t>ode</w:t>
             </w:r>
-            <w:proofErr w:type="spellEnd"/>
           </w:p>
         </w:tc>
         <w:tc>
@@ -18975,11 +16592,9 @@
             <w:pPr>
               <w:jc w:val="center"/>
             </w:pPr>
-            <w:proofErr w:type="spellStart"/>
             <w:r>
               <w:t>FileUploadResult</w:t>
             </w:r>
-            <w:proofErr w:type="spellEnd"/>
           </w:p>
         </w:tc>
         <w:tc>
@@ -19015,11 +16630,9 @@
             <w:shd w:val="clear" w:color="auto" w:fill="D9D9D9" w:themeFill="background1" w:themeFillShade="D9"/>
           </w:tcPr>
           <w:p>
-            <w:proofErr w:type="spellStart"/>
             <w:r>
               <w:t>virusScanResultCode</w:t>
             </w:r>
-            <w:proofErr w:type="spellEnd"/>
           </w:p>
         </w:tc>
         <w:tc>
@@ -19031,11 +16644,9 @@
             <w:pPr>
               <w:jc w:val="center"/>
             </w:pPr>
-            <w:proofErr w:type="spellStart"/>
             <w:r>
               <w:t>VirusScanResult</w:t>
             </w:r>
-            <w:proofErr w:type="spellEnd"/>
           </w:p>
         </w:tc>
         <w:tc>
@@ -19071,11 +16682,9 @@
             <w:shd w:val="clear" w:color="auto" w:fill="D9D9D9" w:themeFill="background1" w:themeFillShade="D9"/>
           </w:tcPr>
           <w:p>
-            <w:proofErr w:type="spellStart"/>
             <w:r>
               <w:t>resultMessage</w:t>
             </w:r>
-            <w:proofErr w:type="spellEnd"/>
           </w:p>
         </w:tc>
         <w:tc>
@@ -19087,11 +16696,9 @@
             <w:pPr>
               <w:jc w:val="center"/>
             </w:pPr>
-            <w:proofErr w:type="spellStart"/>
             <w:r>
               <w:t>string</w:t>
             </w:r>
-            <w:proofErr w:type="spellEnd"/>
           </w:p>
         </w:tc>
         <w:tc>
@@ -19238,11 +16845,9 @@
             <w:shd w:val="clear" w:color="auto" w:fill="D9D9D9" w:themeFill="background1" w:themeFillShade="D9"/>
           </w:tcPr>
           <w:p>
-            <w:proofErr w:type="spellStart"/>
             <w:r>
               <w:t>fileId</w:t>
             </w:r>
-            <w:proofErr w:type="spellEnd"/>
           </w:p>
         </w:tc>
         <w:tc>
@@ -19309,23 +16914,7 @@
     </w:p>
     <w:p>
       <w:r>
-        <w:t xml:space="preserve">A </w:t>
-      </w:r>
-      <w:proofErr w:type="spellStart"/>
-      <w:r>
-        <w:t>FileUploadResult</w:t>
-      </w:r>
-      <w:proofErr w:type="spellEnd"/>
-      <w:r>
-        <w:t xml:space="preserve"> </w:t>
-      </w:r>
-      <w:proofErr w:type="spellStart"/>
-      <w:r>
-        <w:t>enum</w:t>
-      </w:r>
-      <w:proofErr w:type="spellEnd"/>
-      <w:r>
-        <w:t xml:space="preserve"> lehetséges értékei:</w:t>
+        <w:t>A FileUploadResult enum lehetséges értékei:</w:t>
       </w:r>
     </w:p>
     <w:tbl>
@@ -19417,15 +17006,7 @@
               </w:rPr>
             </w:pPr>
             <w:r>
-              <w:t xml:space="preserve">Sikeres fájl feltöltés. Nem jelenti azt, hogy a fájl nem vírusos. A vírusellenőrzés eredményét a </w:t>
-            </w:r>
-            <w:proofErr w:type="spellStart"/>
-            <w:r>
-              <w:t>GetFileStatus</w:t>
-            </w:r>
-            <w:proofErr w:type="spellEnd"/>
-            <w:r>
-              <w:t xml:space="preserve"> művelettel kell lekérdezni.</w:t>
+              <w:t>Sikeres fájl feltöltés. Nem jelenti azt, hogy a fájl nem vírusos. A vírusellenőrzés eredményét a GetFileStatus művelettel kell lekérdezni.</w:t>
             </w:r>
           </w:p>
         </w:tc>
@@ -19449,23 +17030,7 @@
           </w:tcPr>
           <w:p>
             <w:r>
-              <w:t>A fájl-</w:t>
-            </w:r>
-            <w:proofErr w:type="spellStart"/>
-            <w:r>
-              <w:t>ról</w:t>
-            </w:r>
-            <w:proofErr w:type="spellEnd"/>
-            <w:r>
-              <w:t xml:space="preserve"> képzett sha256 </w:t>
-            </w:r>
-            <w:proofErr w:type="spellStart"/>
-            <w:r>
-              <w:t>hash</w:t>
-            </w:r>
-            <w:proofErr w:type="spellEnd"/>
-            <w:r>
-              <w:t xml:space="preserve"> nem egyezik a paraméterben megadottal.</w:t>
+              <w:t>A fájl-ról képzett sha256 hash nem egyezik a paraméterben megadottal.</w:t>
             </w:r>
           </w:p>
         </w:tc>
@@ -19498,7 +17063,7 @@
     <w:p/>
     <w:p>
       <w:pPr>
-        <w:pStyle w:val="Cmsor2"/>
+        <w:pStyle w:val="Heading2"/>
         <w:numPr>
           <w:ilvl w:val="2"/>
           <w:numId w:val="3"/>
@@ -19578,11 +17143,9 @@
             <w:shd w:val="clear" w:color="auto" w:fill="D9D9D9" w:themeFill="background1" w:themeFillShade="D9"/>
           </w:tcPr>
           <w:p>
-            <w:proofErr w:type="spellStart"/>
             <w:r>
               <w:t>getFileStatus</w:t>
             </w:r>
-            <w:proofErr w:type="spellEnd"/>
           </w:p>
         </w:tc>
       </w:tr>
@@ -19614,11 +17177,9 @@
             <w:shd w:val="clear" w:color="auto" w:fill="D9D9D9" w:themeFill="background1" w:themeFillShade="D9"/>
           </w:tcPr>
           <w:p>
-            <w:proofErr w:type="spellStart"/>
             <w:r>
               <w:t>FilestoreDownloadService</w:t>
             </w:r>
-            <w:proofErr w:type="spellEnd"/>
           </w:p>
         </w:tc>
       </w:tr>
@@ -19669,7 +17230,6 @@
                 <w:bCs/>
               </w:rPr>
             </w:pPr>
-            <w:proofErr w:type="spellStart"/>
             <w:r>
               <w:rPr>
                 <w:b/>
@@ -19677,7 +17237,6 @@
               </w:rPr>
               <w:t>path</w:t>
             </w:r>
-            <w:proofErr w:type="spellEnd"/>
           </w:p>
         </w:tc>
         <w:tc>
@@ -19693,23 +17252,7 @@
               <w:t>Common</w:t>
             </w:r>
             <w:r>
-              <w:t>/</w:t>
-            </w:r>
-            <w:proofErr w:type="spellStart"/>
-            <w:r>
-              <w:t>filestoreDownloadService</w:t>
-            </w:r>
-            <w:proofErr w:type="spellEnd"/>
-            <w:r>
-              <w:t>/File/{</w:t>
-            </w:r>
-            <w:proofErr w:type="spellStart"/>
-            <w:r>
-              <w:t>fileId</w:t>
-            </w:r>
-            <w:proofErr w:type="spellEnd"/>
-            <w:r>
-              <w:t>}</w:t>
+              <w:t>/filestoreDownloadService/File/{fileId}</w:t>
             </w:r>
           </w:p>
         </w:tc>
@@ -19727,7 +17270,6 @@
                 <w:bCs/>
               </w:rPr>
             </w:pPr>
-            <w:proofErr w:type="spellStart"/>
             <w:r>
               <w:rPr>
                 <w:b/>
@@ -19735,7 +17277,6 @@
               </w:rPr>
               <w:t>OpenAPI</w:t>
             </w:r>
-            <w:proofErr w:type="spellEnd"/>
           </w:p>
         </w:tc>
         <w:tc>
@@ -19747,25 +17288,25 @@
             <w:hyperlink r:id="rId26" w:anchor="/FilestoreDownloadService/getFileStatus" w:history="1">
               <w:r>
                 <w:rPr>
-                  <w:rStyle w:val="Hiperhivatkozs"/>
+                  <w:rStyle w:val="Hyperlink"/>
                 </w:rPr>
                 <w:t>https://app.swaggerhub.com/apis/NAVGOVHU/m2m_common/</w:t>
               </w:r>
               <w:r>
                 <w:rPr>
-                  <w:rStyle w:val="Hiperhivatkozs"/>
+                  <w:rStyle w:val="Hyperlink"/>
                 </w:rPr>
                 <w:t>1.1</w:t>
               </w:r>
               <w:r>
                 <w:rPr>
-                  <w:rStyle w:val="Hiperhivatkozs"/>
+                  <w:rStyle w:val="Hyperlink"/>
                 </w:rPr>
                 <w:t>#/FilestoreDownloadService/</w:t>
               </w:r>
               <w:r>
                 <w:rPr>
-                  <w:rStyle w:val="Hiperhivatkozs"/>
+                  <w:rStyle w:val="Hyperlink"/>
                 </w:rPr>
                 <w:t>getFileStatus</w:t>
               </w:r>
@@ -19978,11 +17519,9 @@
             <w:shd w:val="clear" w:color="auto" w:fill="D9D9D9" w:themeFill="background1" w:themeFillShade="D9"/>
           </w:tcPr>
           <w:p>
-            <w:proofErr w:type="spellStart"/>
             <w:r>
               <w:t>fileId</w:t>
             </w:r>
-            <w:proofErr w:type="spellEnd"/>
           </w:p>
         </w:tc>
         <w:tc>
@@ -19994,11 +17533,9 @@
             <w:pPr>
               <w:jc w:val="center"/>
             </w:pPr>
-            <w:proofErr w:type="spellStart"/>
             <w:r>
               <w:t>string</w:t>
             </w:r>
-            <w:proofErr w:type="spellEnd"/>
           </w:p>
         </w:tc>
         <w:tc>
@@ -20010,11 +17547,9 @@
             <w:pPr>
               <w:jc w:val="center"/>
             </w:pPr>
-            <w:proofErr w:type="spellStart"/>
             <w:r>
               <w:t>path</w:t>
             </w:r>
-            <w:proofErr w:type="spellEnd"/>
           </w:p>
         </w:tc>
         <w:tc>
@@ -20161,11 +17696,9 @@
             <w:shd w:val="clear" w:color="auto" w:fill="D9D9D9" w:themeFill="background1" w:themeFillShade="D9"/>
           </w:tcPr>
           <w:p>
-            <w:proofErr w:type="spellStart"/>
             <w:r>
               <w:t>fileId</w:t>
             </w:r>
-            <w:proofErr w:type="spellEnd"/>
           </w:p>
         </w:tc>
         <w:tc>
@@ -20274,15 +17807,7 @@
     </w:p>
     <w:p>
       <w:r>
-        <w:t xml:space="preserve">A </w:t>
-      </w:r>
-      <w:proofErr w:type="spellStart"/>
-      <w:r>
-        <w:t>GetFileStatusResponseType</w:t>
-      </w:r>
-      <w:proofErr w:type="spellEnd"/>
-      <w:r>
-        <w:t xml:space="preserve"> attribútumai a következők:</w:t>
+        <w:t>A GetFileStatusResponseType attribútumai a következők:</w:t>
       </w:r>
     </w:p>
     <w:tbl>
@@ -20395,11 +17920,9 @@
             <w:shd w:val="clear" w:color="auto" w:fill="D9D9D9" w:themeFill="background1" w:themeFillShade="D9"/>
           </w:tcPr>
           <w:p>
-            <w:proofErr w:type="spellStart"/>
             <w:r>
               <w:t>retentionTime</w:t>
             </w:r>
-            <w:proofErr w:type="spellEnd"/>
           </w:p>
         </w:tc>
         <w:tc>
@@ -20411,11 +17934,9 @@
             <w:pPr>
               <w:jc w:val="center"/>
             </w:pPr>
-            <w:proofErr w:type="spellStart"/>
             <w:r>
               <w:t>datetime</w:t>
             </w:r>
-            <w:proofErr w:type="spellEnd"/>
           </w:p>
         </w:tc>
         <w:tc>
@@ -20469,12 +17990,10 @@
             <w:shd w:val="clear" w:color="auto" w:fill="D9D9D9" w:themeFill="background1" w:themeFillShade="D9"/>
           </w:tcPr>
           <w:p>
-            <w:proofErr w:type="spellStart"/>
             <w:r>
               <w:lastRenderedPageBreak/>
               <w:t>resultCode</w:t>
             </w:r>
-            <w:proofErr w:type="spellEnd"/>
           </w:p>
         </w:tc>
         <w:tc>
@@ -20486,11 +18005,9 @@
             <w:pPr>
               <w:jc w:val="center"/>
             </w:pPr>
-            <w:proofErr w:type="spellStart"/>
             <w:r>
               <w:t>VirusScanResult</w:t>
             </w:r>
-            <w:proofErr w:type="spellEnd"/>
           </w:p>
         </w:tc>
         <w:tc>
@@ -20526,11 +18043,9 @@
             <w:shd w:val="clear" w:color="auto" w:fill="D9D9D9" w:themeFill="background1" w:themeFillShade="D9"/>
           </w:tcPr>
           <w:p>
-            <w:proofErr w:type="spellStart"/>
             <w:r>
               <w:t>resultMessage</w:t>
             </w:r>
-            <w:proofErr w:type="spellEnd"/>
           </w:p>
         </w:tc>
         <w:tc>
@@ -20542,11 +18057,9 @@
             <w:pPr>
               <w:jc w:val="center"/>
             </w:pPr>
-            <w:proofErr w:type="spellStart"/>
             <w:r>
               <w:t>string</w:t>
             </w:r>
-            <w:proofErr w:type="spellEnd"/>
           </w:p>
         </w:tc>
         <w:tc>
@@ -20596,23 +18109,7 @@
     </w:p>
     <w:p>
       <w:r>
-        <w:t xml:space="preserve">A </w:t>
-      </w:r>
-      <w:proofErr w:type="spellStart"/>
-      <w:r>
-        <w:t>VirusScanResult</w:t>
-      </w:r>
-      <w:proofErr w:type="spellEnd"/>
-      <w:r>
-        <w:t xml:space="preserve"> </w:t>
-      </w:r>
-      <w:proofErr w:type="spellStart"/>
-      <w:r>
-        <w:t>enum</w:t>
-      </w:r>
-      <w:proofErr w:type="spellEnd"/>
-      <w:r>
-        <w:t xml:space="preserve"> lehetséges értékei:</w:t>
+        <w:t>A VirusScanResult enum lehetséges értékei:</w:t>
       </w:r>
     </w:p>
     <w:tbl>
@@ -20731,15 +18228,7 @@
           </w:tcPr>
           <w:p>
             <w:r>
-              <w:t xml:space="preserve">Vírusosnak jelölt és </w:t>
-            </w:r>
-            <w:proofErr w:type="spellStart"/>
-            <w:r>
-              <w:t>törölt</w:t>
-            </w:r>
-            <w:proofErr w:type="spellEnd"/>
-            <w:r>
-              <w:t xml:space="preserve"> állomány.</w:t>
+              <w:t>Vírusosnak jelölt és törölt állomány.</w:t>
             </w:r>
           </w:p>
         </w:tc>
@@ -20826,7 +18315,7 @@
     </w:p>
     <w:p>
       <w:pPr>
-        <w:pStyle w:val="Cmsor1"/>
+        <w:pStyle w:val="Heading1"/>
         <w:numPr>
           <w:ilvl w:val="0"/>
           <w:numId w:val="3"/>
@@ -20841,7 +18330,7 @@
     </w:p>
     <w:p>
       <w:pPr>
-        <w:pStyle w:val="Cmsor2"/>
+        <w:pStyle w:val="Heading2"/>
         <w:numPr>
           <w:ilvl w:val="1"/>
           <w:numId w:val="3"/>
@@ -20858,21 +18347,7 @@
         <w:rPr>
           <w:rFonts w:eastAsia="Times New Roman"/>
         </w:rPr>
-        <w:t xml:space="preserve">M2M </w:t>
-      </w:r>
-      <w:proofErr w:type="spellStart"/>
-      <w:r>
-        <w:rPr>
-          <w:rFonts w:eastAsia="Times New Roman"/>
-        </w:rPr>
-        <w:t>fake</w:t>
-      </w:r>
-      <w:proofErr w:type="spellEnd"/>
-      <w:r>
-        <w:rPr>
-          <w:rFonts w:eastAsia="Times New Roman"/>
-        </w:rPr>
-        <w:t xml:space="preserve"> service publikus végpont: </w:t>
+        <w:t xml:space="preserve">M2M fake service publikus végpont: </w:t>
       </w:r>
       <w:r>
         <w:rPr>
@@ -20885,7 +18360,7 @@
     </w:p>
     <w:p>
       <w:pPr>
-        <w:pStyle w:val="Cmsor2"/>
+        <w:pStyle w:val="Heading2"/>
         <w:numPr>
           <w:ilvl w:val="1"/>
           <w:numId w:val="3"/>
@@ -20920,7 +18395,7 @@
     </w:p>
     <w:p>
       <w:pPr>
-        <w:pStyle w:val="Cmsor2"/>
+        <w:pStyle w:val="Heading2"/>
         <w:numPr>
           <w:ilvl w:val="1"/>
           <w:numId w:val="3"/>
@@ -20948,7 +18423,7 @@
       <w:hyperlink r:id="rId28">
         <w:r>
           <w:rPr>
-            <w:rStyle w:val="Hiperhivatkozs"/>
+            <w:rStyle w:val="Hyperlink"/>
           </w:rPr>
           <w:t>https://rest.api.nav.gov.hu/definitions/services/{verzió}/{api}</w:t>
         </w:r>
@@ -20977,20 +18452,12 @@
         </w:rPr>
       </w:pPr>
       <w:r>
-        <w:t xml:space="preserve">A WSDL-ek és XSD-k névtere és a </w:t>
-      </w:r>
-      <w:proofErr w:type="spellStart"/>
-      <w:r>
-        <w:t>SoapAction</w:t>
-      </w:r>
-      <w:proofErr w:type="spellEnd"/>
-      <w:r>
-        <w:t xml:space="preserve"> jelenleg a következő tartományokban vannak definiálva:</w:t>
-      </w:r>
-    </w:p>
-    <w:p>
-      <w:pPr>
-        <w:pStyle w:val="Listaszerbekezds"/>
+        <w:t>A WSDL-ek és XSD-k névtere és a SoapAction jelenleg a következő tartományokban vannak definiálva:</w:t>
+      </w:r>
+    </w:p>
+    <w:p>
+      <w:pPr>
+        <w:pStyle w:val="ListParagraph"/>
         <w:numPr>
           <w:ilvl w:val="0"/>
           <w:numId w:val="23"/>
@@ -21004,7 +18471,7 @@
       <w:hyperlink r:id="rId29">
         <w:r>
           <w:rPr>
-            <w:rStyle w:val="Hiperhivatkozs"/>
+            <w:rStyle w:val="Hyperlink"/>
           </w:rPr>
           <w:t>https://soap.api.nav.gov.hu/definitions/services/{verzió}/{api}</w:t>
         </w:r>
@@ -21018,7 +18485,7 @@
     </w:p>
     <w:p>
       <w:pPr>
-        <w:pStyle w:val="Listaszerbekezds"/>
+        <w:pStyle w:val="ListParagraph"/>
         <w:numPr>
           <w:ilvl w:val="0"/>
           <w:numId w:val="23"/>
@@ -21032,7 +18499,7 @@
       <w:hyperlink r:id="rId30" w:history="1">
         <w:r>
           <w:rPr>
-            <w:rStyle w:val="Hiperhivatkozs"/>
+            <w:rStyle w:val="Hyperlink"/>
           </w:rPr>
           <w:t>https://soap.api.nav.gov.hu/definitions/messages/{verzió}/{api}</w:t>
         </w:r>
@@ -21040,7 +18507,7 @@
     </w:p>
     <w:p>
       <w:pPr>
-        <w:pStyle w:val="Listaszerbekezds"/>
+        <w:pStyle w:val="ListParagraph"/>
         <w:numPr>
           <w:ilvl w:val="0"/>
           <w:numId w:val="23"/>
@@ -21054,7 +18521,7 @@
       <w:hyperlink r:id="rId31" w:history="1">
         <w:r>
           <w:rPr>
-            <w:rStyle w:val="Hiperhivatkozs"/>
+            <w:rStyle w:val="Hyperlink"/>
           </w:rPr>
           <w:t>https://soap.api.nav.gov.hu/definitions/model/{verzió}/*</w:t>
         </w:r>
@@ -21062,7 +18529,7 @@
     </w:p>
     <w:p>
       <w:pPr>
-        <w:pStyle w:val="Listaszerbekezds"/>
+        <w:pStyle w:val="ListParagraph"/>
         <w:numPr>
           <w:ilvl w:val="0"/>
           <w:numId w:val="23"/>
@@ -21076,7 +18543,7 @@
       <w:hyperlink r:id="rId32" w:anchor="operation" w:history="1">
         <w:r>
           <w:rPr>
-            <w:rStyle w:val="Hiperhivatkozs"/>
+            <w:rStyle w:val="Hyperlink"/>
           </w:rPr>
           <w:t>https://soap.api.nav.gov.hu/definitions/services/{verzió}/{api}#operation</w:t>
         </w:r>
@@ -21108,7 +18575,7 @@
 </file>
 
 <file path=word/endnotes.xml><?xml version="1.0" encoding="utf-8"?>
-<w:endnotes xmlns:wpc="http://schemas.microsoft.com/office/word/2010/wordprocessingCanvas" xmlns:cx="http://schemas.microsoft.com/office/drawing/2014/chartex" xmlns:cx1="http://schemas.microsoft.com/office/drawing/2015/9/8/chartex" xmlns:cx2="http://schemas.microsoft.com/office/drawing/2015/10/21/chartex" xmlns:cx3="http://schemas.microsoft.com/office/drawing/2016/5/9/chartex" xmlns:cx4="http://schemas.microsoft.com/office/drawing/2016/5/10/chartex" xmlns:cx5="http://schemas.microsoft.com/office/drawing/2016/5/11/chartex" xmlns:cx6="http://schemas.microsoft.com/office/drawing/2016/5/12/chartex" xmlns:cx7="http://schemas.microsoft.com/office/drawing/2016/5/13/chartex" xmlns:cx8="http://schemas.microsoft.com/office/drawing/2016/5/14/chartex" xmlns:mc="http://schemas.openxmlformats.org/markup-compatibility/2006" xmlns:aink="http://schemas.microsoft.com/office/drawing/2016/ink" xmlns:am3d="http://schemas.microsoft.com/office/drawing/2017/model3d" xmlns:o="urn:schemas-microsoft-com:office:office" xmlns:oel="http://schemas.microsoft.com/office/2019/extlst" xmlns:r="http://schemas.openxmlformats.org/officeDocument/2006/relationships" xmlns:m="http://schemas.openxmlformats.org/officeDocument/2006/math" xmlns:v="urn:schemas-microsoft-com:vml" xmlns:wp14="http://schemas.microsoft.com/office/word/2010/wordprocessingDrawing" xmlns:wp="http://schemas.openxmlformats.org/drawingml/2006/wordprocessingDrawing" xmlns:w10="urn:schemas-microsoft-com:office:word" xmlns:w="http://schemas.openxmlformats.org/wordprocessingml/2006/main" xmlns:w14="http://schemas.microsoft.com/office/word/2010/wordml" xmlns:w15="http://schemas.microsoft.com/office/word/2012/wordml" xmlns:w16cex="http://schemas.microsoft.com/office/word/2018/wordml/cex" xmlns:w16cid="http://schemas.microsoft.com/office/word/2016/wordml/cid" xmlns:w16="http://schemas.microsoft.com/office/word/2018/wordml" xmlns:w16du="http://schemas.microsoft.com/office/word/2023/wordml/word16du" xmlns:w16sdtdh="http://schemas.microsoft.com/office/word/2020/wordml/sdtdatahash" xmlns:w16se="http://schemas.microsoft.com/office/word/2015/wordml/symex" xmlns:wpg="http://schemas.microsoft.com/office/word/2010/wordprocessingGroup" xmlns:wpi="http://schemas.microsoft.com/office/word/2010/wordprocessingInk" xmlns:wne="http://schemas.microsoft.com/office/word/2006/wordml" xmlns:wps="http://schemas.microsoft.com/office/word/2010/wordprocessingShape" mc:Ignorable="w14 w15 w16se w16cid w16 w16cex w16sdtdh w16du wp14">
+<w:endnotes xmlns:wpc="http://schemas.microsoft.com/office/word/2010/wordprocessingCanvas" xmlns:cx="http://schemas.microsoft.com/office/drawing/2014/chartex" xmlns:cx1="http://schemas.microsoft.com/office/drawing/2015/9/8/chartex" xmlns:cx2="http://schemas.microsoft.com/office/drawing/2015/10/21/chartex" xmlns:cx3="http://schemas.microsoft.com/office/drawing/2016/5/9/chartex" xmlns:cx4="http://schemas.microsoft.com/office/drawing/2016/5/10/chartex" xmlns:cx5="http://schemas.microsoft.com/office/drawing/2016/5/11/chartex" xmlns:cx6="http://schemas.microsoft.com/office/drawing/2016/5/12/chartex" xmlns:cx7="http://schemas.microsoft.com/office/drawing/2016/5/13/chartex" xmlns:cx8="http://schemas.microsoft.com/office/drawing/2016/5/14/chartex" xmlns:mc="http://schemas.openxmlformats.org/markup-compatibility/2006" xmlns:aink="http://schemas.microsoft.com/office/drawing/2016/ink" xmlns:am3d="http://schemas.microsoft.com/office/drawing/2017/model3d" xmlns:o="urn:schemas-microsoft-com:office:office" xmlns:oel="http://schemas.microsoft.com/office/2019/extlst" xmlns:r="http://schemas.openxmlformats.org/officeDocument/2006/relationships" xmlns:m="http://schemas.openxmlformats.org/officeDocument/2006/math" xmlns:v="urn:schemas-microsoft-com:vml" xmlns:wp14="http://schemas.microsoft.com/office/word/2010/wordprocessingDrawing" xmlns:wp="http://schemas.openxmlformats.org/drawingml/2006/wordprocessingDrawing" xmlns:w10="urn:schemas-microsoft-com:office:word" xmlns:w="http://schemas.openxmlformats.org/wordprocessingml/2006/main" xmlns:w14="http://schemas.microsoft.com/office/word/2010/wordml" xmlns:w15="http://schemas.microsoft.com/office/word/2012/wordml" xmlns:w16cex="http://schemas.microsoft.com/office/word/2018/wordml/cex" xmlns:w16cid="http://schemas.microsoft.com/office/word/2016/wordml/cid" xmlns:w16="http://schemas.microsoft.com/office/word/2018/wordml" xmlns:w16du="http://schemas.microsoft.com/office/word/2023/wordml/word16du" xmlns:w16sdtdh="http://schemas.microsoft.com/office/word/2020/wordml/sdtdatahash" xmlns:w16sdtfl="http://schemas.microsoft.com/office/word/2024/wordml/sdtformatlock" xmlns:w16se="http://schemas.microsoft.com/office/word/2015/wordml/symex" xmlns:wpg="http://schemas.microsoft.com/office/word/2010/wordprocessingGroup" xmlns:wpi="http://schemas.microsoft.com/office/word/2010/wordprocessingInk" xmlns:wne="http://schemas.microsoft.com/office/word/2006/wordml" xmlns:wps="http://schemas.microsoft.com/office/word/2010/wordprocessingShape" mc:Ignorable="w14 w15 w16se w16cid w16 w16cex w16sdtdh w16sdtfl w16du wp14">
   <w:endnote w:type="separator" w:id="-1">
     <w:p>
       <w:pPr>
@@ -21133,7 +18600,7 @@
 </file>
 
 <file path=word/footer1.xml><?xml version="1.0" encoding="utf-8"?>
-<w:ftr xmlns:wpc="http://schemas.microsoft.com/office/word/2010/wordprocessingCanvas" xmlns:cx="http://schemas.microsoft.com/office/drawing/2014/chartex" xmlns:cx1="http://schemas.microsoft.com/office/drawing/2015/9/8/chartex" xmlns:cx2="http://schemas.microsoft.com/office/drawing/2015/10/21/chartex" xmlns:cx3="http://schemas.microsoft.com/office/drawing/2016/5/9/chartex" xmlns:cx4="http://schemas.microsoft.com/office/drawing/2016/5/10/chartex" xmlns:cx5="http://schemas.microsoft.com/office/drawing/2016/5/11/chartex" xmlns:cx6="http://schemas.microsoft.com/office/drawing/2016/5/12/chartex" xmlns:cx7="http://schemas.microsoft.com/office/drawing/2016/5/13/chartex" xmlns:cx8="http://schemas.microsoft.com/office/drawing/2016/5/14/chartex" xmlns:mc="http://schemas.openxmlformats.org/markup-compatibility/2006" xmlns:aink="http://schemas.microsoft.com/office/drawing/2016/ink" xmlns:am3d="http://schemas.microsoft.com/office/drawing/2017/model3d" xmlns:o="urn:schemas-microsoft-com:office:office" xmlns:oel="http://schemas.microsoft.com/office/2019/extlst" xmlns:r="http://schemas.openxmlformats.org/officeDocument/2006/relationships" xmlns:m="http://schemas.openxmlformats.org/officeDocument/2006/math" xmlns:v="urn:schemas-microsoft-com:vml" xmlns:wp14="http://schemas.microsoft.com/office/word/2010/wordprocessingDrawing" xmlns:wp="http://schemas.openxmlformats.org/drawingml/2006/wordprocessingDrawing" xmlns:w10="urn:schemas-microsoft-com:office:word" xmlns:w="http://schemas.openxmlformats.org/wordprocessingml/2006/main" xmlns:w14="http://schemas.microsoft.com/office/word/2010/wordml" xmlns:w15="http://schemas.microsoft.com/office/word/2012/wordml" xmlns:w16cex="http://schemas.microsoft.com/office/word/2018/wordml/cex" xmlns:w16cid="http://schemas.microsoft.com/office/word/2016/wordml/cid" xmlns:w16="http://schemas.microsoft.com/office/word/2018/wordml" xmlns:w16du="http://schemas.microsoft.com/office/word/2023/wordml/word16du" xmlns:w16sdtdh="http://schemas.microsoft.com/office/word/2020/wordml/sdtdatahash" xmlns:w16se="http://schemas.microsoft.com/office/word/2015/wordml/symex" xmlns:wpg="http://schemas.microsoft.com/office/word/2010/wordprocessingGroup" xmlns:wpi="http://schemas.microsoft.com/office/word/2010/wordprocessingInk" xmlns:wne="http://schemas.microsoft.com/office/word/2006/wordml" xmlns:wps="http://schemas.microsoft.com/office/word/2010/wordprocessingShape" mc:Ignorable="w14 w15 w16se w16cid w16 w16cex w16sdtdh w16du wp14">
+<w:ftr xmlns:wpc="http://schemas.microsoft.com/office/word/2010/wordprocessingCanvas" xmlns:cx="http://schemas.microsoft.com/office/drawing/2014/chartex" xmlns:cx1="http://schemas.microsoft.com/office/drawing/2015/9/8/chartex" xmlns:cx2="http://schemas.microsoft.com/office/drawing/2015/10/21/chartex" xmlns:cx3="http://schemas.microsoft.com/office/drawing/2016/5/9/chartex" xmlns:cx4="http://schemas.microsoft.com/office/drawing/2016/5/10/chartex" xmlns:cx5="http://schemas.microsoft.com/office/drawing/2016/5/11/chartex" xmlns:cx6="http://schemas.microsoft.com/office/drawing/2016/5/12/chartex" xmlns:cx7="http://schemas.microsoft.com/office/drawing/2016/5/13/chartex" xmlns:cx8="http://schemas.microsoft.com/office/drawing/2016/5/14/chartex" xmlns:mc="http://schemas.openxmlformats.org/markup-compatibility/2006" xmlns:aink="http://schemas.microsoft.com/office/drawing/2016/ink" xmlns:am3d="http://schemas.microsoft.com/office/drawing/2017/model3d" xmlns:o="urn:schemas-microsoft-com:office:office" xmlns:oel="http://schemas.microsoft.com/office/2019/extlst" xmlns:r="http://schemas.openxmlformats.org/officeDocument/2006/relationships" xmlns:m="http://schemas.openxmlformats.org/officeDocument/2006/math" xmlns:v="urn:schemas-microsoft-com:vml" xmlns:wp14="http://schemas.microsoft.com/office/word/2010/wordprocessingDrawing" xmlns:wp="http://schemas.openxmlformats.org/drawingml/2006/wordprocessingDrawing" xmlns:w10="urn:schemas-microsoft-com:office:word" xmlns:w="http://schemas.openxmlformats.org/wordprocessingml/2006/main" xmlns:w14="http://schemas.microsoft.com/office/word/2010/wordml" xmlns:w15="http://schemas.microsoft.com/office/word/2012/wordml" xmlns:w16cex="http://schemas.microsoft.com/office/word/2018/wordml/cex" xmlns:w16cid="http://schemas.microsoft.com/office/word/2016/wordml/cid" xmlns:w16="http://schemas.microsoft.com/office/word/2018/wordml" xmlns:w16du="http://schemas.microsoft.com/office/word/2023/wordml/word16du" xmlns:w16sdtdh="http://schemas.microsoft.com/office/word/2020/wordml/sdtdatahash" xmlns:w16sdtfl="http://schemas.microsoft.com/office/word/2024/wordml/sdtformatlock" xmlns:w16se="http://schemas.microsoft.com/office/word/2015/wordml/symex" xmlns:wpg="http://schemas.microsoft.com/office/word/2010/wordprocessingGroup" xmlns:wpi="http://schemas.microsoft.com/office/word/2010/wordprocessingInk" xmlns:wne="http://schemas.microsoft.com/office/word/2006/wordml" xmlns:wps="http://schemas.microsoft.com/office/word/2010/wordprocessingShape" mc:Ignorable="w14 w15 w16se w16cid w16 w16cex w16sdtdh w16sdtfl w16du wp14">
   <w:p>
     <w:pPr>
       <w:tabs>
@@ -21211,7 +18678,7 @@
 </file>
 
 <file path=word/footer2.xml><?xml version="1.0" encoding="utf-8"?>
-<w:ftr xmlns:wpc="http://schemas.microsoft.com/office/word/2010/wordprocessingCanvas" xmlns:cx="http://schemas.microsoft.com/office/drawing/2014/chartex" xmlns:cx1="http://schemas.microsoft.com/office/drawing/2015/9/8/chartex" xmlns:cx2="http://schemas.microsoft.com/office/drawing/2015/10/21/chartex" xmlns:cx3="http://schemas.microsoft.com/office/drawing/2016/5/9/chartex" xmlns:cx4="http://schemas.microsoft.com/office/drawing/2016/5/10/chartex" xmlns:cx5="http://schemas.microsoft.com/office/drawing/2016/5/11/chartex" xmlns:cx6="http://schemas.microsoft.com/office/drawing/2016/5/12/chartex" xmlns:cx7="http://schemas.microsoft.com/office/drawing/2016/5/13/chartex" xmlns:cx8="http://schemas.microsoft.com/office/drawing/2016/5/14/chartex" xmlns:mc="http://schemas.openxmlformats.org/markup-compatibility/2006" xmlns:aink="http://schemas.microsoft.com/office/drawing/2016/ink" xmlns:am3d="http://schemas.microsoft.com/office/drawing/2017/model3d" xmlns:o="urn:schemas-microsoft-com:office:office" xmlns:oel="http://schemas.microsoft.com/office/2019/extlst" xmlns:r="http://schemas.openxmlformats.org/officeDocument/2006/relationships" xmlns:m="http://schemas.openxmlformats.org/officeDocument/2006/math" xmlns:v="urn:schemas-microsoft-com:vml" xmlns:wp14="http://schemas.microsoft.com/office/word/2010/wordprocessingDrawing" xmlns:wp="http://schemas.openxmlformats.org/drawingml/2006/wordprocessingDrawing" xmlns:w10="urn:schemas-microsoft-com:office:word" xmlns:w="http://schemas.openxmlformats.org/wordprocessingml/2006/main" xmlns:w14="http://schemas.microsoft.com/office/word/2010/wordml" xmlns:w15="http://schemas.microsoft.com/office/word/2012/wordml" xmlns:w16cex="http://schemas.microsoft.com/office/word/2018/wordml/cex" xmlns:w16cid="http://schemas.microsoft.com/office/word/2016/wordml/cid" xmlns:w16="http://schemas.microsoft.com/office/word/2018/wordml" xmlns:w16du="http://schemas.microsoft.com/office/word/2023/wordml/word16du" xmlns:w16sdtdh="http://schemas.microsoft.com/office/word/2020/wordml/sdtdatahash" xmlns:w16se="http://schemas.microsoft.com/office/word/2015/wordml/symex" xmlns:wpg="http://schemas.microsoft.com/office/word/2010/wordprocessingGroup" xmlns:wpi="http://schemas.microsoft.com/office/word/2010/wordprocessingInk" xmlns:wne="http://schemas.microsoft.com/office/word/2006/wordml" xmlns:wps="http://schemas.microsoft.com/office/word/2010/wordprocessingShape" mc:Ignorable="w14 w15 w16se w16cid w16 w16cex w16sdtdh w16du wp14">
+<w:ftr xmlns:wpc="http://schemas.microsoft.com/office/word/2010/wordprocessingCanvas" xmlns:cx="http://schemas.microsoft.com/office/drawing/2014/chartex" xmlns:cx1="http://schemas.microsoft.com/office/drawing/2015/9/8/chartex" xmlns:cx2="http://schemas.microsoft.com/office/drawing/2015/10/21/chartex" xmlns:cx3="http://schemas.microsoft.com/office/drawing/2016/5/9/chartex" xmlns:cx4="http://schemas.microsoft.com/office/drawing/2016/5/10/chartex" xmlns:cx5="http://schemas.microsoft.com/office/drawing/2016/5/11/chartex" xmlns:cx6="http://schemas.microsoft.com/office/drawing/2016/5/12/chartex" xmlns:cx7="http://schemas.microsoft.com/office/drawing/2016/5/13/chartex" xmlns:cx8="http://schemas.microsoft.com/office/drawing/2016/5/14/chartex" xmlns:mc="http://schemas.openxmlformats.org/markup-compatibility/2006" xmlns:aink="http://schemas.microsoft.com/office/drawing/2016/ink" xmlns:am3d="http://schemas.microsoft.com/office/drawing/2017/model3d" xmlns:o="urn:schemas-microsoft-com:office:office" xmlns:oel="http://schemas.microsoft.com/office/2019/extlst" xmlns:r="http://schemas.openxmlformats.org/officeDocument/2006/relationships" xmlns:m="http://schemas.openxmlformats.org/officeDocument/2006/math" xmlns:v="urn:schemas-microsoft-com:vml" xmlns:wp14="http://schemas.microsoft.com/office/word/2010/wordprocessingDrawing" xmlns:wp="http://schemas.openxmlformats.org/drawingml/2006/wordprocessingDrawing" xmlns:w10="urn:schemas-microsoft-com:office:word" xmlns:w="http://schemas.openxmlformats.org/wordprocessingml/2006/main" xmlns:w14="http://schemas.microsoft.com/office/word/2010/wordml" xmlns:w15="http://schemas.microsoft.com/office/word/2012/wordml" xmlns:w16cex="http://schemas.microsoft.com/office/word/2018/wordml/cex" xmlns:w16cid="http://schemas.microsoft.com/office/word/2016/wordml/cid" xmlns:w16="http://schemas.microsoft.com/office/word/2018/wordml" xmlns:w16du="http://schemas.microsoft.com/office/word/2023/wordml/word16du" xmlns:w16sdtdh="http://schemas.microsoft.com/office/word/2020/wordml/sdtdatahash" xmlns:w16sdtfl="http://schemas.microsoft.com/office/word/2024/wordml/sdtformatlock" xmlns:w16se="http://schemas.microsoft.com/office/word/2015/wordml/symex" xmlns:wpg="http://schemas.microsoft.com/office/word/2010/wordprocessingGroup" xmlns:wpi="http://schemas.microsoft.com/office/word/2010/wordprocessingInk" xmlns:wne="http://schemas.microsoft.com/office/word/2006/wordml" xmlns:wps="http://schemas.microsoft.com/office/word/2010/wordprocessingShape" mc:Ignorable="w14 w15 w16se w16cid w16 w16cex w16sdtdh w16sdtfl w16du wp14">
   <w:p>
     <w:pPr>
       <w:tabs>
@@ -21289,7 +18756,7 @@
 </file>
 
 <file path=word/footer3.xml><?xml version="1.0" encoding="utf-8"?>
-<w:ftr xmlns:wpc="http://schemas.microsoft.com/office/word/2010/wordprocessingCanvas" xmlns:cx="http://schemas.microsoft.com/office/drawing/2014/chartex" xmlns:cx1="http://schemas.microsoft.com/office/drawing/2015/9/8/chartex" xmlns:cx2="http://schemas.microsoft.com/office/drawing/2015/10/21/chartex" xmlns:cx3="http://schemas.microsoft.com/office/drawing/2016/5/9/chartex" xmlns:cx4="http://schemas.microsoft.com/office/drawing/2016/5/10/chartex" xmlns:cx5="http://schemas.microsoft.com/office/drawing/2016/5/11/chartex" xmlns:cx6="http://schemas.microsoft.com/office/drawing/2016/5/12/chartex" xmlns:cx7="http://schemas.microsoft.com/office/drawing/2016/5/13/chartex" xmlns:cx8="http://schemas.microsoft.com/office/drawing/2016/5/14/chartex" xmlns:mc="http://schemas.openxmlformats.org/markup-compatibility/2006" xmlns:aink="http://schemas.microsoft.com/office/drawing/2016/ink" xmlns:am3d="http://schemas.microsoft.com/office/drawing/2017/model3d" xmlns:o="urn:schemas-microsoft-com:office:office" xmlns:oel="http://schemas.microsoft.com/office/2019/extlst" xmlns:r="http://schemas.openxmlformats.org/officeDocument/2006/relationships" xmlns:m="http://schemas.openxmlformats.org/officeDocument/2006/math" xmlns:v="urn:schemas-microsoft-com:vml" xmlns:wp14="http://schemas.microsoft.com/office/word/2010/wordprocessingDrawing" xmlns:wp="http://schemas.openxmlformats.org/drawingml/2006/wordprocessingDrawing" xmlns:w10="urn:schemas-microsoft-com:office:word" xmlns:w="http://schemas.openxmlformats.org/wordprocessingml/2006/main" xmlns:w14="http://schemas.microsoft.com/office/word/2010/wordml" xmlns:w15="http://schemas.microsoft.com/office/word/2012/wordml" xmlns:w16cex="http://schemas.microsoft.com/office/word/2018/wordml/cex" xmlns:w16cid="http://schemas.microsoft.com/office/word/2016/wordml/cid" xmlns:w16="http://schemas.microsoft.com/office/word/2018/wordml" xmlns:w16du="http://schemas.microsoft.com/office/word/2023/wordml/word16du" xmlns:w16sdtdh="http://schemas.microsoft.com/office/word/2020/wordml/sdtdatahash" xmlns:w16se="http://schemas.microsoft.com/office/word/2015/wordml/symex" xmlns:wpg="http://schemas.microsoft.com/office/word/2010/wordprocessingGroup" xmlns:wpi="http://schemas.microsoft.com/office/word/2010/wordprocessingInk" xmlns:wne="http://schemas.microsoft.com/office/word/2006/wordml" xmlns:wps="http://schemas.microsoft.com/office/word/2010/wordprocessingShape" mc:Ignorable="w14 w15 w16se w16cid w16 w16cex w16sdtdh w16du wp14">
+<w:ftr xmlns:wpc="http://schemas.microsoft.com/office/word/2010/wordprocessingCanvas" xmlns:cx="http://schemas.microsoft.com/office/drawing/2014/chartex" xmlns:cx1="http://schemas.microsoft.com/office/drawing/2015/9/8/chartex" xmlns:cx2="http://schemas.microsoft.com/office/drawing/2015/10/21/chartex" xmlns:cx3="http://schemas.microsoft.com/office/drawing/2016/5/9/chartex" xmlns:cx4="http://schemas.microsoft.com/office/drawing/2016/5/10/chartex" xmlns:cx5="http://schemas.microsoft.com/office/drawing/2016/5/11/chartex" xmlns:cx6="http://schemas.microsoft.com/office/drawing/2016/5/12/chartex" xmlns:cx7="http://schemas.microsoft.com/office/drawing/2016/5/13/chartex" xmlns:cx8="http://schemas.microsoft.com/office/drawing/2016/5/14/chartex" xmlns:mc="http://schemas.openxmlformats.org/markup-compatibility/2006" xmlns:aink="http://schemas.microsoft.com/office/drawing/2016/ink" xmlns:am3d="http://schemas.microsoft.com/office/drawing/2017/model3d" xmlns:o="urn:schemas-microsoft-com:office:office" xmlns:oel="http://schemas.microsoft.com/office/2019/extlst" xmlns:r="http://schemas.openxmlformats.org/officeDocument/2006/relationships" xmlns:m="http://schemas.openxmlformats.org/officeDocument/2006/math" xmlns:v="urn:schemas-microsoft-com:vml" xmlns:wp14="http://schemas.microsoft.com/office/word/2010/wordprocessingDrawing" xmlns:wp="http://schemas.openxmlformats.org/drawingml/2006/wordprocessingDrawing" xmlns:w10="urn:schemas-microsoft-com:office:word" xmlns:w="http://schemas.openxmlformats.org/wordprocessingml/2006/main" xmlns:w14="http://schemas.microsoft.com/office/word/2010/wordml" xmlns:w15="http://schemas.microsoft.com/office/word/2012/wordml" xmlns:w16cex="http://schemas.microsoft.com/office/word/2018/wordml/cex" xmlns:w16cid="http://schemas.microsoft.com/office/word/2016/wordml/cid" xmlns:w16="http://schemas.microsoft.com/office/word/2018/wordml" xmlns:w16du="http://schemas.microsoft.com/office/word/2023/wordml/word16du" xmlns:w16sdtdh="http://schemas.microsoft.com/office/word/2020/wordml/sdtdatahash" xmlns:w16sdtfl="http://schemas.microsoft.com/office/word/2024/wordml/sdtformatlock" xmlns:w16se="http://schemas.microsoft.com/office/word/2015/wordml/symex" xmlns:wpg="http://schemas.microsoft.com/office/word/2010/wordprocessingGroup" xmlns:wpi="http://schemas.microsoft.com/office/word/2010/wordprocessingInk" xmlns:wne="http://schemas.microsoft.com/office/word/2006/wordml" xmlns:wps="http://schemas.microsoft.com/office/word/2010/wordprocessingShape" mc:Ignorable="w14 w15 w16se w16cid w16 w16cex w16sdtdh w16sdtfl w16du wp14">
   <w:p>
     <w:pPr>
       <w:tabs>
@@ -21310,21 +18777,7 @@
         <w:color w:val="00000A"/>
       </w:rPr>
       <w:tab/>
-      <w:t xml:space="preserve">NAV </w:t>
-    </w:r>
-    <w:proofErr w:type="spellStart"/>
-    <w:r>
-      <w:rPr>
-        <w:color w:val="00000A"/>
-      </w:rPr>
-      <w:t>eÁFA</w:t>
-    </w:r>
-    <w:proofErr w:type="spellEnd"/>
-    <w:r>
-      <w:rPr>
-        <w:color w:val="00000A"/>
-      </w:rPr>
-      <w:t xml:space="preserve"> M2M rendszer </w:t>
+      <w:t xml:space="preserve">NAV eÁFA M2M rendszer </w:t>
     </w:r>
     <w:r>
       <w:rPr>
@@ -21381,7 +18834,7 @@
 </file>
 
 <file path=word/footnotes.xml><?xml version="1.0" encoding="utf-8"?>
-<w:footnotes xmlns:wpc="http://schemas.microsoft.com/office/word/2010/wordprocessingCanvas" xmlns:cx="http://schemas.microsoft.com/office/drawing/2014/chartex" xmlns:cx1="http://schemas.microsoft.com/office/drawing/2015/9/8/chartex" xmlns:cx2="http://schemas.microsoft.com/office/drawing/2015/10/21/chartex" xmlns:cx3="http://schemas.microsoft.com/office/drawing/2016/5/9/chartex" xmlns:cx4="http://schemas.microsoft.com/office/drawing/2016/5/10/chartex" xmlns:cx5="http://schemas.microsoft.com/office/drawing/2016/5/11/chartex" xmlns:cx6="http://schemas.microsoft.com/office/drawing/2016/5/12/chartex" xmlns:cx7="http://schemas.microsoft.com/office/drawing/2016/5/13/chartex" xmlns:cx8="http://schemas.microsoft.com/office/drawing/2016/5/14/chartex" xmlns:mc="http://schemas.openxmlformats.org/markup-compatibility/2006" xmlns:aink="http://schemas.microsoft.com/office/drawing/2016/ink" xmlns:am3d="http://schemas.microsoft.com/office/drawing/2017/model3d" xmlns:o="urn:schemas-microsoft-com:office:office" xmlns:oel="http://schemas.microsoft.com/office/2019/extlst" xmlns:r="http://schemas.openxmlformats.org/officeDocument/2006/relationships" xmlns:m="http://schemas.openxmlformats.org/officeDocument/2006/math" xmlns:v="urn:schemas-microsoft-com:vml" xmlns:wp14="http://schemas.microsoft.com/office/word/2010/wordprocessingDrawing" xmlns:wp="http://schemas.openxmlformats.org/drawingml/2006/wordprocessingDrawing" xmlns:w10="urn:schemas-microsoft-com:office:word" xmlns:w="http://schemas.openxmlformats.org/wordprocessingml/2006/main" xmlns:w14="http://schemas.microsoft.com/office/word/2010/wordml" xmlns:w15="http://schemas.microsoft.com/office/word/2012/wordml" xmlns:w16cex="http://schemas.microsoft.com/office/word/2018/wordml/cex" xmlns:w16cid="http://schemas.microsoft.com/office/word/2016/wordml/cid" xmlns:w16="http://schemas.microsoft.com/office/word/2018/wordml" xmlns:w16du="http://schemas.microsoft.com/office/word/2023/wordml/word16du" xmlns:w16sdtdh="http://schemas.microsoft.com/office/word/2020/wordml/sdtdatahash" xmlns:w16se="http://schemas.microsoft.com/office/word/2015/wordml/symex" xmlns:wpg="http://schemas.microsoft.com/office/word/2010/wordprocessingGroup" xmlns:wpi="http://schemas.microsoft.com/office/word/2010/wordprocessingInk" xmlns:wne="http://schemas.microsoft.com/office/word/2006/wordml" xmlns:wps="http://schemas.microsoft.com/office/word/2010/wordprocessingShape" mc:Ignorable="w14 w15 w16se w16cid w16 w16cex w16sdtdh w16du wp14">
+<w:footnotes xmlns:wpc="http://schemas.microsoft.com/office/word/2010/wordprocessingCanvas" xmlns:cx="http://schemas.microsoft.com/office/drawing/2014/chartex" xmlns:cx1="http://schemas.microsoft.com/office/drawing/2015/9/8/chartex" xmlns:cx2="http://schemas.microsoft.com/office/drawing/2015/10/21/chartex" xmlns:cx3="http://schemas.microsoft.com/office/drawing/2016/5/9/chartex" xmlns:cx4="http://schemas.microsoft.com/office/drawing/2016/5/10/chartex" xmlns:cx5="http://schemas.microsoft.com/office/drawing/2016/5/11/chartex" xmlns:cx6="http://schemas.microsoft.com/office/drawing/2016/5/12/chartex" xmlns:cx7="http://schemas.microsoft.com/office/drawing/2016/5/13/chartex" xmlns:cx8="http://schemas.microsoft.com/office/drawing/2016/5/14/chartex" xmlns:mc="http://schemas.openxmlformats.org/markup-compatibility/2006" xmlns:aink="http://schemas.microsoft.com/office/drawing/2016/ink" xmlns:am3d="http://schemas.microsoft.com/office/drawing/2017/model3d" xmlns:o="urn:schemas-microsoft-com:office:office" xmlns:oel="http://schemas.microsoft.com/office/2019/extlst" xmlns:r="http://schemas.openxmlformats.org/officeDocument/2006/relationships" xmlns:m="http://schemas.openxmlformats.org/officeDocument/2006/math" xmlns:v="urn:schemas-microsoft-com:vml" xmlns:wp14="http://schemas.microsoft.com/office/word/2010/wordprocessingDrawing" xmlns:wp="http://schemas.openxmlformats.org/drawingml/2006/wordprocessingDrawing" xmlns:w10="urn:schemas-microsoft-com:office:word" xmlns:w="http://schemas.openxmlformats.org/wordprocessingml/2006/main" xmlns:w14="http://schemas.microsoft.com/office/word/2010/wordml" xmlns:w15="http://schemas.microsoft.com/office/word/2012/wordml" xmlns:w16cex="http://schemas.microsoft.com/office/word/2018/wordml/cex" xmlns:w16cid="http://schemas.microsoft.com/office/word/2016/wordml/cid" xmlns:w16="http://schemas.microsoft.com/office/word/2018/wordml" xmlns:w16du="http://schemas.microsoft.com/office/word/2023/wordml/word16du" xmlns:w16sdtdh="http://schemas.microsoft.com/office/word/2020/wordml/sdtdatahash" xmlns:w16sdtfl="http://schemas.microsoft.com/office/word/2024/wordml/sdtformatlock" xmlns:w16se="http://schemas.microsoft.com/office/word/2015/wordml/symex" xmlns:wpg="http://schemas.microsoft.com/office/word/2010/wordprocessingGroup" xmlns:wpi="http://schemas.microsoft.com/office/word/2010/wordprocessingInk" xmlns:wne="http://schemas.microsoft.com/office/word/2006/wordml" xmlns:wps="http://schemas.microsoft.com/office/word/2010/wordprocessingShape" mc:Ignorable="w14 w15 w16se w16cid w16 w16cex w16sdtdh w16sdtfl w16du wp14">
   <w:footnote w:type="separator" w:id="-1">
     <w:p>
       <w:pPr>
@@ -21406,7 +18859,7 @@
 </file>
 
 <file path=word/header1.xml><?xml version="1.0" encoding="utf-8"?>
-<w:hdr xmlns:wpc="http://schemas.microsoft.com/office/word/2010/wordprocessingCanvas" xmlns:cx="http://schemas.microsoft.com/office/drawing/2014/chartex" xmlns:cx1="http://schemas.microsoft.com/office/drawing/2015/9/8/chartex" xmlns:cx2="http://schemas.microsoft.com/office/drawing/2015/10/21/chartex" xmlns:cx3="http://schemas.microsoft.com/office/drawing/2016/5/9/chartex" xmlns:cx4="http://schemas.microsoft.com/office/drawing/2016/5/10/chartex" xmlns:cx5="http://schemas.microsoft.com/office/drawing/2016/5/11/chartex" xmlns:cx6="http://schemas.microsoft.com/office/drawing/2016/5/12/chartex" xmlns:cx7="http://schemas.microsoft.com/office/drawing/2016/5/13/chartex" xmlns:cx8="http://schemas.microsoft.com/office/drawing/2016/5/14/chartex" xmlns:mc="http://schemas.openxmlformats.org/markup-compatibility/2006" xmlns:aink="http://schemas.microsoft.com/office/drawing/2016/ink" xmlns:am3d="http://schemas.microsoft.com/office/drawing/2017/model3d" xmlns:o="urn:schemas-microsoft-com:office:office" xmlns:oel="http://schemas.microsoft.com/office/2019/extlst" xmlns:r="http://schemas.openxmlformats.org/officeDocument/2006/relationships" xmlns:m="http://schemas.openxmlformats.org/officeDocument/2006/math" xmlns:v="urn:schemas-microsoft-com:vml" xmlns:wp14="http://schemas.microsoft.com/office/word/2010/wordprocessingDrawing" xmlns:wp="http://schemas.openxmlformats.org/drawingml/2006/wordprocessingDrawing" xmlns:w10="urn:schemas-microsoft-com:office:word" xmlns:w="http://schemas.openxmlformats.org/wordprocessingml/2006/main" xmlns:w14="http://schemas.microsoft.com/office/word/2010/wordml" xmlns:w15="http://schemas.microsoft.com/office/word/2012/wordml" xmlns:w16cex="http://schemas.microsoft.com/office/word/2018/wordml/cex" xmlns:w16cid="http://schemas.microsoft.com/office/word/2016/wordml/cid" xmlns:w16="http://schemas.microsoft.com/office/word/2018/wordml" xmlns:w16du="http://schemas.microsoft.com/office/word/2023/wordml/word16du" xmlns:w16sdtdh="http://schemas.microsoft.com/office/word/2020/wordml/sdtdatahash" xmlns:w16se="http://schemas.microsoft.com/office/word/2015/wordml/symex" xmlns:wpg="http://schemas.microsoft.com/office/word/2010/wordprocessingGroup" xmlns:wpi="http://schemas.microsoft.com/office/word/2010/wordprocessingInk" xmlns:wne="http://schemas.microsoft.com/office/word/2006/wordml" xmlns:wps="http://schemas.microsoft.com/office/word/2010/wordprocessingShape" mc:Ignorable="w14 w15 w16se w16cid w16 w16cex w16sdtdh w16du wp14">
+<w:hdr xmlns:wpc="http://schemas.microsoft.com/office/word/2010/wordprocessingCanvas" xmlns:cx="http://schemas.microsoft.com/office/drawing/2014/chartex" xmlns:cx1="http://schemas.microsoft.com/office/drawing/2015/9/8/chartex" xmlns:cx2="http://schemas.microsoft.com/office/drawing/2015/10/21/chartex" xmlns:cx3="http://schemas.microsoft.com/office/drawing/2016/5/9/chartex" xmlns:cx4="http://schemas.microsoft.com/office/drawing/2016/5/10/chartex" xmlns:cx5="http://schemas.microsoft.com/office/drawing/2016/5/11/chartex" xmlns:cx6="http://schemas.microsoft.com/office/drawing/2016/5/12/chartex" xmlns:cx7="http://schemas.microsoft.com/office/drawing/2016/5/13/chartex" xmlns:cx8="http://schemas.microsoft.com/office/drawing/2016/5/14/chartex" xmlns:mc="http://schemas.openxmlformats.org/markup-compatibility/2006" xmlns:aink="http://schemas.microsoft.com/office/drawing/2016/ink" xmlns:am3d="http://schemas.microsoft.com/office/drawing/2017/model3d" xmlns:o="urn:schemas-microsoft-com:office:office" xmlns:oel="http://schemas.microsoft.com/office/2019/extlst" xmlns:r="http://schemas.openxmlformats.org/officeDocument/2006/relationships" xmlns:m="http://schemas.openxmlformats.org/officeDocument/2006/math" xmlns:v="urn:schemas-microsoft-com:vml" xmlns:wp14="http://schemas.microsoft.com/office/word/2010/wordprocessingDrawing" xmlns:wp="http://schemas.openxmlformats.org/drawingml/2006/wordprocessingDrawing" xmlns:w10="urn:schemas-microsoft-com:office:word" xmlns:w="http://schemas.openxmlformats.org/wordprocessingml/2006/main" xmlns:w14="http://schemas.microsoft.com/office/word/2010/wordml" xmlns:w15="http://schemas.microsoft.com/office/word/2012/wordml" xmlns:w16cex="http://schemas.microsoft.com/office/word/2018/wordml/cex" xmlns:w16cid="http://schemas.microsoft.com/office/word/2016/wordml/cid" xmlns:w16="http://schemas.microsoft.com/office/word/2018/wordml" xmlns:w16du="http://schemas.microsoft.com/office/word/2023/wordml/word16du" xmlns:w16sdtdh="http://schemas.microsoft.com/office/word/2020/wordml/sdtdatahash" xmlns:w16sdtfl="http://schemas.microsoft.com/office/word/2024/wordml/sdtformatlock" xmlns:w16se="http://schemas.microsoft.com/office/word/2015/wordml/symex" xmlns:wpg="http://schemas.microsoft.com/office/word/2010/wordprocessingGroup" xmlns:wpi="http://schemas.microsoft.com/office/word/2010/wordprocessingInk" xmlns:wne="http://schemas.microsoft.com/office/word/2006/wordml" xmlns:wps="http://schemas.microsoft.com/office/word/2010/wordprocessingShape" mc:Ignorable="w14 w15 w16se w16cid w16 w16cex w16sdtdh w16sdtfl w16du wp14">
   <w:p>
     <w:pPr>
       <w:spacing w:after="0"/>
@@ -21471,7 +18924,7 @@
 </file>
 
 <file path=word/header2.xml><?xml version="1.0" encoding="utf-8"?>
-<w:hdr xmlns:wpc="http://schemas.microsoft.com/office/word/2010/wordprocessingCanvas" xmlns:cx="http://schemas.microsoft.com/office/drawing/2014/chartex" xmlns:cx1="http://schemas.microsoft.com/office/drawing/2015/9/8/chartex" xmlns:cx2="http://schemas.microsoft.com/office/drawing/2015/10/21/chartex" xmlns:cx3="http://schemas.microsoft.com/office/drawing/2016/5/9/chartex" xmlns:cx4="http://schemas.microsoft.com/office/drawing/2016/5/10/chartex" xmlns:cx5="http://schemas.microsoft.com/office/drawing/2016/5/11/chartex" xmlns:cx6="http://schemas.microsoft.com/office/drawing/2016/5/12/chartex" xmlns:cx7="http://schemas.microsoft.com/office/drawing/2016/5/13/chartex" xmlns:cx8="http://schemas.microsoft.com/office/drawing/2016/5/14/chartex" xmlns:mc="http://schemas.openxmlformats.org/markup-compatibility/2006" xmlns:aink="http://schemas.microsoft.com/office/drawing/2016/ink" xmlns:am3d="http://schemas.microsoft.com/office/drawing/2017/model3d" xmlns:o="urn:schemas-microsoft-com:office:office" xmlns:oel="http://schemas.microsoft.com/office/2019/extlst" xmlns:r="http://schemas.openxmlformats.org/officeDocument/2006/relationships" xmlns:m="http://schemas.openxmlformats.org/officeDocument/2006/math" xmlns:v="urn:schemas-microsoft-com:vml" xmlns:wp14="http://schemas.microsoft.com/office/word/2010/wordprocessingDrawing" xmlns:wp="http://schemas.openxmlformats.org/drawingml/2006/wordprocessingDrawing" xmlns:w10="urn:schemas-microsoft-com:office:word" xmlns:w="http://schemas.openxmlformats.org/wordprocessingml/2006/main" xmlns:w14="http://schemas.microsoft.com/office/word/2010/wordml" xmlns:w15="http://schemas.microsoft.com/office/word/2012/wordml" xmlns:w16cex="http://schemas.microsoft.com/office/word/2018/wordml/cex" xmlns:w16cid="http://schemas.microsoft.com/office/word/2016/wordml/cid" xmlns:w16="http://schemas.microsoft.com/office/word/2018/wordml" xmlns:w16du="http://schemas.microsoft.com/office/word/2023/wordml/word16du" xmlns:w16sdtdh="http://schemas.microsoft.com/office/word/2020/wordml/sdtdatahash" xmlns:w16se="http://schemas.microsoft.com/office/word/2015/wordml/symex" xmlns:wpg="http://schemas.microsoft.com/office/word/2010/wordprocessingGroup" xmlns:wpi="http://schemas.microsoft.com/office/word/2010/wordprocessingInk" xmlns:wne="http://schemas.microsoft.com/office/word/2006/wordml" xmlns:wps="http://schemas.microsoft.com/office/word/2010/wordprocessingShape" mc:Ignorable="w14 w15 w16se w16cid w16 w16cex w16sdtdh w16du wp14">
+<w:hdr xmlns:wpc="http://schemas.microsoft.com/office/word/2010/wordprocessingCanvas" xmlns:cx="http://schemas.microsoft.com/office/drawing/2014/chartex" xmlns:cx1="http://schemas.microsoft.com/office/drawing/2015/9/8/chartex" xmlns:cx2="http://schemas.microsoft.com/office/drawing/2015/10/21/chartex" xmlns:cx3="http://schemas.microsoft.com/office/drawing/2016/5/9/chartex" xmlns:cx4="http://schemas.microsoft.com/office/drawing/2016/5/10/chartex" xmlns:cx5="http://schemas.microsoft.com/office/drawing/2016/5/11/chartex" xmlns:cx6="http://schemas.microsoft.com/office/drawing/2016/5/12/chartex" xmlns:cx7="http://schemas.microsoft.com/office/drawing/2016/5/13/chartex" xmlns:cx8="http://schemas.microsoft.com/office/drawing/2016/5/14/chartex" xmlns:mc="http://schemas.openxmlformats.org/markup-compatibility/2006" xmlns:aink="http://schemas.microsoft.com/office/drawing/2016/ink" xmlns:am3d="http://schemas.microsoft.com/office/drawing/2017/model3d" xmlns:o="urn:schemas-microsoft-com:office:office" xmlns:oel="http://schemas.microsoft.com/office/2019/extlst" xmlns:r="http://schemas.openxmlformats.org/officeDocument/2006/relationships" xmlns:m="http://schemas.openxmlformats.org/officeDocument/2006/math" xmlns:v="urn:schemas-microsoft-com:vml" xmlns:wp14="http://schemas.microsoft.com/office/word/2010/wordprocessingDrawing" xmlns:wp="http://schemas.openxmlformats.org/drawingml/2006/wordprocessingDrawing" xmlns:w10="urn:schemas-microsoft-com:office:word" xmlns:w="http://schemas.openxmlformats.org/wordprocessingml/2006/main" xmlns:w14="http://schemas.microsoft.com/office/word/2010/wordml" xmlns:w15="http://schemas.microsoft.com/office/word/2012/wordml" xmlns:w16cex="http://schemas.microsoft.com/office/word/2018/wordml/cex" xmlns:w16cid="http://schemas.microsoft.com/office/word/2016/wordml/cid" xmlns:w16="http://schemas.microsoft.com/office/word/2018/wordml" xmlns:w16du="http://schemas.microsoft.com/office/word/2023/wordml/word16du" xmlns:w16sdtdh="http://schemas.microsoft.com/office/word/2020/wordml/sdtdatahash" xmlns:w16sdtfl="http://schemas.microsoft.com/office/word/2024/wordml/sdtformatlock" xmlns:w16se="http://schemas.microsoft.com/office/word/2015/wordml/symex" xmlns:wpg="http://schemas.microsoft.com/office/word/2010/wordprocessingGroup" xmlns:wpi="http://schemas.microsoft.com/office/word/2010/wordprocessingInk" xmlns:wne="http://schemas.microsoft.com/office/word/2006/wordml" xmlns:wps="http://schemas.microsoft.com/office/word/2010/wordprocessingShape" mc:Ignorable="w14 w15 w16se w16cid w16 w16cex w16sdtdh w16sdtfl w16du wp14">
   <w:p>
     <w:pPr>
       <w:spacing w:after="0"/>
@@ -21536,7 +18989,7 @@
 </file>
 
 <file path=word/header3.xml><?xml version="1.0" encoding="utf-8"?>
-<w:hdr xmlns:wpc="http://schemas.microsoft.com/office/word/2010/wordprocessingCanvas" xmlns:cx="http://schemas.microsoft.com/office/drawing/2014/chartex" xmlns:cx1="http://schemas.microsoft.com/office/drawing/2015/9/8/chartex" xmlns:cx2="http://schemas.microsoft.com/office/drawing/2015/10/21/chartex" xmlns:cx3="http://schemas.microsoft.com/office/drawing/2016/5/9/chartex" xmlns:cx4="http://schemas.microsoft.com/office/drawing/2016/5/10/chartex" xmlns:cx5="http://schemas.microsoft.com/office/drawing/2016/5/11/chartex" xmlns:cx6="http://schemas.microsoft.com/office/drawing/2016/5/12/chartex" xmlns:cx7="http://schemas.microsoft.com/office/drawing/2016/5/13/chartex" xmlns:cx8="http://schemas.microsoft.com/office/drawing/2016/5/14/chartex" xmlns:mc="http://schemas.openxmlformats.org/markup-compatibility/2006" xmlns:aink="http://schemas.microsoft.com/office/drawing/2016/ink" xmlns:am3d="http://schemas.microsoft.com/office/drawing/2017/model3d" xmlns:o="urn:schemas-microsoft-com:office:office" xmlns:oel="http://schemas.microsoft.com/office/2019/extlst" xmlns:r="http://schemas.openxmlformats.org/officeDocument/2006/relationships" xmlns:m="http://schemas.openxmlformats.org/officeDocument/2006/math" xmlns:v="urn:schemas-microsoft-com:vml" xmlns:wp14="http://schemas.microsoft.com/office/word/2010/wordprocessingDrawing" xmlns:wp="http://schemas.openxmlformats.org/drawingml/2006/wordprocessingDrawing" xmlns:w10="urn:schemas-microsoft-com:office:word" xmlns:w="http://schemas.openxmlformats.org/wordprocessingml/2006/main" xmlns:w14="http://schemas.microsoft.com/office/word/2010/wordml" xmlns:w15="http://schemas.microsoft.com/office/word/2012/wordml" xmlns:w16cex="http://schemas.microsoft.com/office/word/2018/wordml/cex" xmlns:w16cid="http://schemas.microsoft.com/office/word/2016/wordml/cid" xmlns:w16="http://schemas.microsoft.com/office/word/2018/wordml" xmlns:w16du="http://schemas.microsoft.com/office/word/2023/wordml/word16du" xmlns:w16sdtdh="http://schemas.microsoft.com/office/word/2020/wordml/sdtdatahash" xmlns:w16se="http://schemas.microsoft.com/office/word/2015/wordml/symex" xmlns:wpg="http://schemas.microsoft.com/office/word/2010/wordprocessingGroup" xmlns:wpi="http://schemas.microsoft.com/office/word/2010/wordprocessingInk" xmlns:wne="http://schemas.microsoft.com/office/word/2006/wordml" xmlns:wps="http://schemas.microsoft.com/office/word/2010/wordprocessingShape" mc:Ignorable="w14 w15 w16se w16cid w16 w16cex w16sdtdh w16du wp14">
+<w:hdr xmlns:wpc="http://schemas.microsoft.com/office/word/2010/wordprocessingCanvas" xmlns:cx="http://schemas.microsoft.com/office/drawing/2014/chartex" xmlns:cx1="http://schemas.microsoft.com/office/drawing/2015/9/8/chartex" xmlns:cx2="http://schemas.microsoft.com/office/drawing/2015/10/21/chartex" xmlns:cx3="http://schemas.microsoft.com/office/drawing/2016/5/9/chartex" xmlns:cx4="http://schemas.microsoft.com/office/drawing/2016/5/10/chartex" xmlns:cx5="http://schemas.microsoft.com/office/drawing/2016/5/11/chartex" xmlns:cx6="http://schemas.microsoft.com/office/drawing/2016/5/12/chartex" xmlns:cx7="http://schemas.microsoft.com/office/drawing/2016/5/13/chartex" xmlns:cx8="http://schemas.microsoft.com/office/drawing/2016/5/14/chartex" xmlns:mc="http://schemas.openxmlformats.org/markup-compatibility/2006" xmlns:aink="http://schemas.microsoft.com/office/drawing/2016/ink" xmlns:am3d="http://schemas.microsoft.com/office/drawing/2017/model3d" xmlns:o="urn:schemas-microsoft-com:office:office" xmlns:oel="http://schemas.microsoft.com/office/2019/extlst" xmlns:r="http://schemas.openxmlformats.org/officeDocument/2006/relationships" xmlns:m="http://schemas.openxmlformats.org/officeDocument/2006/math" xmlns:v="urn:schemas-microsoft-com:vml" xmlns:wp14="http://schemas.microsoft.com/office/word/2010/wordprocessingDrawing" xmlns:wp="http://schemas.openxmlformats.org/drawingml/2006/wordprocessingDrawing" xmlns:w10="urn:schemas-microsoft-com:office:word" xmlns:w="http://schemas.openxmlformats.org/wordprocessingml/2006/main" xmlns:w14="http://schemas.microsoft.com/office/word/2010/wordml" xmlns:w15="http://schemas.microsoft.com/office/word/2012/wordml" xmlns:w16cex="http://schemas.microsoft.com/office/word/2018/wordml/cex" xmlns:w16cid="http://schemas.microsoft.com/office/word/2016/wordml/cid" xmlns:w16="http://schemas.microsoft.com/office/word/2018/wordml" xmlns:w16du="http://schemas.microsoft.com/office/word/2023/wordml/word16du" xmlns:w16sdtdh="http://schemas.microsoft.com/office/word/2020/wordml/sdtdatahash" xmlns:w16sdtfl="http://schemas.microsoft.com/office/word/2024/wordml/sdtformatlock" xmlns:w16se="http://schemas.microsoft.com/office/word/2015/wordml/symex" xmlns:wpg="http://schemas.microsoft.com/office/word/2010/wordprocessingGroup" xmlns:wpi="http://schemas.microsoft.com/office/word/2010/wordprocessingInk" xmlns:wne="http://schemas.microsoft.com/office/word/2006/wordml" xmlns:wps="http://schemas.microsoft.com/office/word/2010/wordprocessingShape" mc:Ignorable="w14 w15 w16se w16cid w16 w16cex w16sdtdh w16sdtfl w16du wp14">
   <w:p>
     <w:pPr>
       <w:spacing w:after="0"/>
@@ -21601,7 +19054,7 @@
 </file>
 
 <file path=word/numbering.xml><?xml version="1.0" encoding="utf-8"?>
-<w:numbering xmlns:wpc="http://schemas.microsoft.com/office/word/2010/wordprocessingCanvas" xmlns:cx="http://schemas.microsoft.com/office/drawing/2014/chartex" xmlns:cx1="http://schemas.microsoft.com/office/drawing/2015/9/8/chartex" xmlns:cx2="http://schemas.microsoft.com/office/drawing/2015/10/21/chartex" xmlns:cx3="http://schemas.microsoft.com/office/drawing/2016/5/9/chartex" xmlns:cx4="http://schemas.microsoft.com/office/drawing/2016/5/10/chartex" xmlns:cx5="http://schemas.microsoft.com/office/drawing/2016/5/11/chartex" xmlns:cx6="http://schemas.microsoft.com/office/drawing/2016/5/12/chartex" xmlns:cx7="http://schemas.microsoft.com/office/drawing/2016/5/13/chartex" xmlns:cx8="http://schemas.microsoft.com/office/drawing/2016/5/14/chartex" xmlns:mc="http://schemas.openxmlformats.org/markup-compatibility/2006" xmlns:aink="http://schemas.microsoft.com/office/drawing/2016/ink" xmlns:am3d="http://schemas.microsoft.com/office/drawing/2017/model3d" xmlns:o="urn:schemas-microsoft-com:office:office" xmlns:oel="http://schemas.microsoft.com/office/2019/extlst" xmlns:r="http://schemas.openxmlformats.org/officeDocument/2006/relationships" xmlns:m="http://schemas.openxmlformats.org/officeDocument/2006/math" xmlns:v="urn:schemas-microsoft-com:vml" xmlns:wp14="http://schemas.microsoft.com/office/word/2010/wordprocessingDrawing" xmlns:wp="http://schemas.openxmlformats.org/drawingml/2006/wordprocessingDrawing" xmlns:w10="urn:schemas-microsoft-com:office:word" xmlns:w="http://schemas.openxmlformats.org/wordprocessingml/2006/main" xmlns:w14="http://schemas.microsoft.com/office/word/2010/wordml" xmlns:w15="http://schemas.microsoft.com/office/word/2012/wordml" xmlns:w16cex="http://schemas.microsoft.com/office/word/2018/wordml/cex" xmlns:w16cid="http://schemas.microsoft.com/office/word/2016/wordml/cid" xmlns:w16="http://schemas.microsoft.com/office/word/2018/wordml" xmlns:w16du="http://schemas.microsoft.com/office/word/2023/wordml/word16du" xmlns:w16sdtdh="http://schemas.microsoft.com/office/word/2020/wordml/sdtdatahash" xmlns:w16se="http://schemas.microsoft.com/office/word/2015/wordml/symex" xmlns:wpg="http://schemas.microsoft.com/office/word/2010/wordprocessingGroup" xmlns:wpi="http://schemas.microsoft.com/office/word/2010/wordprocessingInk" xmlns:wne="http://schemas.microsoft.com/office/word/2006/wordml" xmlns:wps="http://schemas.microsoft.com/office/word/2010/wordprocessingShape" mc:Ignorable="w14 w15 w16se w16cid w16 w16cex w16sdtdh w16du wp14">
+<w:numbering xmlns:wpc="http://schemas.microsoft.com/office/word/2010/wordprocessingCanvas" xmlns:cx="http://schemas.microsoft.com/office/drawing/2014/chartex" xmlns:cx1="http://schemas.microsoft.com/office/drawing/2015/9/8/chartex" xmlns:cx2="http://schemas.microsoft.com/office/drawing/2015/10/21/chartex" xmlns:cx3="http://schemas.microsoft.com/office/drawing/2016/5/9/chartex" xmlns:cx4="http://schemas.microsoft.com/office/drawing/2016/5/10/chartex" xmlns:cx5="http://schemas.microsoft.com/office/drawing/2016/5/11/chartex" xmlns:cx6="http://schemas.microsoft.com/office/drawing/2016/5/12/chartex" xmlns:cx7="http://schemas.microsoft.com/office/drawing/2016/5/13/chartex" xmlns:cx8="http://schemas.microsoft.com/office/drawing/2016/5/14/chartex" xmlns:mc="http://schemas.openxmlformats.org/markup-compatibility/2006" xmlns:aink="http://schemas.microsoft.com/office/drawing/2016/ink" xmlns:am3d="http://schemas.microsoft.com/office/drawing/2017/model3d" xmlns:o="urn:schemas-microsoft-com:office:office" xmlns:oel="http://schemas.microsoft.com/office/2019/extlst" xmlns:r="http://schemas.openxmlformats.org/officeDocument/2006/relationships" xmlns:m="http://schemas.openxmlformats.org/officeDocument/2006/math" xmlns:v="urn:schemas-microsoft-com:vml" xmlns:wp14="http://schemas.microsoft.com/office/word/2010/wordprocessingDrawing" xmlns:wp="http://schemas.openxmlformats.org/drawingml/2006/wordprocessingDrawing" xmlns:w10="urn:schemas-microsoft-com:office:word" xmlns:w="http://schemas.openxmlformats.org/wordprocessingml/2006/main" xmlns:w14="http://schemas.microsoft.com/office/word/2010/wordml" xmlns:w15="http://schemas.microsoft.com/office/word/2012/wordml" xmlns:w16cex="http://schemas.microsoft.com/office/word/2018/wordml/cex" xmlns:w16cid="http://schemas.microsoft.com/office/word/2016/wordml/cid" xmlns:w16="http://schemas.microsoft.com/office/word/2018/wordml" xmlns:w16du="http://schemas.microsoft.com/office/word/2023/wordml/word16du" xmlns:w16sdtdh="http://schemas.microsoft.com/office/word/2020/wordml/sdtdatahash" xmlns:w16sdtfl="http://schemas.microsoft.com/office/word/2024/wordml/sdtformatlock" xmlns:w16se="http://schemas.microsoft.com/office/word/2015/wordml/symex" xmlns:wpg="http://schemas.microsoft.com/office/word/2010/wordprocessingGroup" xmlns:wpi="http://schemas.microsoft.com/office/word/2010/wordprocessingInk" xmlns:wne="http://schemas.microsoft.com/office/word/2006/wordml" xmlns:wps="http://schemas.microsoft.com/office/word/2010/wordprocessingShape" mc:Ignorable="w14 w15 w16se w16cid w16 w16cex w16sdtdh w16sdtfl w16du wp14">
   <w:abstractNum w:abstractNumId="0" w15:restartNumberingAfterBreak="0">
     <w:nsid w:val="008174CF"/>
     <w:multiLevelType w:val="hybridMultilevel"/>
@@ -22531,7 +19984,7 @@
     <w:lvl w:ilvl="0" w:tplc="B1161F7E">
       <w:start w:val="1"/>
       <w:numFmt w:val="decimal"/>
-      <w:pStyle w:val="Cmsor1"/>
+      <w:pStyle w:val="Heading1"/>
       <w:lvlText w:val="%1."/>
       <w:lvlJc w:val="left"/>
       <w:pPr>
@@ -22906,7 +20359,7 @@
     <w:lvl w:ilvl="0" w:tplc="5B4E501C">
       <w:start w:val="1"/>
       <w:numFmt w:val="decimal"/>
-      <w:pStyle w:val="Cmsor2"/>
+      <w:pStyle w:val="Heading2"/>
       <w:lvlText w:val="%1."/>
       <w:lvlJc w:val="left"/>
       <w:pPr>
@@ -23477,7 +20930,7 @@
 </file>
 
 <file path=word/styles.xml><?xml version="1.0" encoding="utf-8"?>
-<w:styles xmlns:mc="http://schemas.openxmlformats.org/markup-compatibility/2006" xmlns:r="http://schemas.openxmlformats.org/officeDocument/2006/relationships" xmlns:w="http://schemas.openxmlformats.org/wordprocessingml/2006/main" xmlns:w14="http://schemas.microsoft.com/office/word/2010/wordml" xmlns:w15="http://schemas.microsoft.com/office/word/2012/wordml" xmlns:w16cex="http://schemas.microsoft.com/office/word/2018/wordml/cex" xmlns:w16cid="http://schemas.microsoft.com/office/word/2016/wordml/cid" xmlns:w16="http://schemas.microsoft.com/office/word/2018/wordml" xmlns:w16du="http://schemas.microsoft.com/office/word/2023/wordml/word16du" xmlns:w16sdtdh="http://schemas.microsoft.com/office/word/2020/wordml/sdtdatahash" xmlns:w16se="http://schemas.microsoft.com/office/word/2015/wordml/symex" mc:Ignorable="w14 w15 w16se w16cid w16 w16cex w16sdtdh w16du">
+<w:styles xmlns:mc="http://schemas.openxmlformats.org/markup-compatibility/2006" xmlns:r="http://schemas.openxmlformats.org/officeDocument/2006/relationships" xmlns:w="http://schemas.openxmlformats.org/wordprocessingml/2006/main" xmlns:w14="http://schemas.microsoft.com/office/word/2010/wordml" xmlns:w15="http://schemas.microsoft.com/office/word/2012/wordml" xmlns:w16cex="http://schemas.microsoft.com/office/word/2018/wordml/cex" xmlns:w16cid="http://schemas.microsoft.com/office/word/2016/wordml/cid" xmlns:w16="http://schemas.microsoft.com/office/word/2018/wordml" xmlns:w16du="http://schemas.microsoft.com/office/word/2023/wordml/word16du" xmlns:w16sdtdh="http://schemas.microsoft.com/office/word/2020/wordml/sdtdatahash" xmlns:w16sdtfl="http://schemas.microsoft.com/office/word/2024/wordml/sdtformatlock" xmlns:w16se="http://schemas.microsoft.com/office/word/2015/wordml/symex" mc:Ignorable="w14 w15 w16se w16cid w16 w16cex w16sdtdh w16sdtfl w16du">
   <w:docDefaults>
     <w:rPrDefault>
       <w:rPr>
@@ -23871,7 +21324,7 @@
     <w:lsdException w:name="Unresolved Mention" w:semiHidden="1" w:unhideWhenUsed="1"/>
     <w:lsdException w:name="Smart Link" w:semiHidden="1" w:unhideWhenUsed="1"/>
   </w:latentStyles>
-  <w:style w:type="paragraph" w:default="1" w:styleId="Norml">
+  <w:style w:type="paragraph" w:default="1" w:styleId="Normal">
     <w:name w:val="Normal"/>
     <w:qFormat/>
     <w:rsid w:val="004671B0"/>
@@ -23880,10 +21333,10 @@
       <w:color w:val="000000"/>
     </w:rPr>
   </w:style>
-  <w:style w:type="paragraph" w:styleId="Cmsor1">
+  <w:style w:type="paragraph" w:styleId="Heading1">
     <w:name w:val="heading 1"/>
-    <w:next w:val="Norml"/>
-    <w:link w:val="Cmsor1Char"/>
+    <w:next w:val="Normal"/>
+    <w:link w:val="Heading1Char"/>
     <w:uiPriority w:val="9"/>
     <w:qFormat/>
     <w:rsid w:val="00B030B6"/>
@@ -23903,10 +21356,10 @@
       <w:sz w:val="30"/>
     </w:rPr>
   </w:style>
-  <w:style w:type="paragraph" w:styleId="Cmsor2">
+  <w:style w:type="paragraph" w:styleId="Heading2">
     <w:name w:val="heading 2"/>
-    <w:next w:val="Norml"/>
-    <w:link w:val="Cmsor2Char"/>
+    <w:next w:val="Normal"/>
+    <w:link w:val="Heading2Char"/>
     <w:uiPriority w:val="9"/>
     <w:unhideWhenUsed/>
     <w:qFormat/>
@@ -23926,10 +21379,10 @@
       <w:sz w:val="26"/>
     </w:rPr>
   </w:style>
-  <w:style w:type="paragraph" w:styleId="Cmsor3">
+  <w:style w:type="paragraph" w:styleId="Heading3">
     <w:name w:val="heading 3"/>
-    <w:next w:val="Norml"/>
-    <w:link w:val="Cmsor3Char"/>
+    <w:next w:val="Normal"/>
+    <w:link w:val="Heading3Char"/>
     <w:uiPriority w:val="9"/>
     <w:unhideWhenUsed/>
     <w:qFormat/>
@@ -23946,10 +21399,10 @@
       <w:color w:val="000000"/>
     </w:rPr>
   </w:style>
-  <w:style w:type="paragraph" w:styleId="Cmsor4">
+  <w:style w:type="paragraph" w:styleId="Heading4">
     <w:name w:val="heading 4"/>
-    <w:next w:val="Norml"/>
-    <w:link w:val="Cmsor4Char"/>
+    <w:next w:val="Normal"/>
+    <w:link w:val="Heading4Char"/>
     <w:uiPriority w:val="9"/>
     <w:unhideWhenUsed/>
     <w:qFormat/>
@@ -23968,13 +21421,13 @@
       <w:sz w:val="24"/>
     </w:rPr>
   </w:style>
-  <w:style w:type="character" w:default="1" w:styleId="Bekezdsalapbettpusa">
+  <w:style w:type="character" w:default="1" w:styleId="DefaultParagraphFont">
     <w:name w:val="Default Paragraph Font"/>
     <w:uiPriority w:val="1"/>
     <w:semiHidden/>
     <w:unhideWhenUsed/>
   </w:style>
-  <w:style w:type="table" w:default="1" w:styleId="Normltblzat">
+  <w:style w:type="table" w:default="1" w:styleId="TableNormal">
     <w:name w:val="Normal Table"/>
     <w:uiPriority w:val="99"/>
     <w:semiHidden/>
@@ -23989,15 +21442,15 @@
       </w:tblCellMar>
     </w:tblPr>
   </w:style>
-  <w:style w:type="numbering" w:default="1" w:styleId="Nemlista">
+  <w:style w:type="numbering" w:default="1" w:styleId="NoList">
     <w:name w:val="No List"/>
     <w:uiPriority w:val="99"/>
     <w:semiHidden/>
     <w:unhideWhenUsed/>
   </w:style>
-  <w:style w:type="character" w:customStyle="1" w:styleId="Cmsor2Char">
-    <w:name w:val="Címsor 2 Char"/>
-    <w:link w:val="Cmsor2"/>
+  <w:style w:type="character" w:customStyle="1" w:styleId="Heading2Char">
+    <w:name w:val="Heading 2 Char"/>
+    <w:link w:val="Heading2"/>
     <w:uiPriority w:val="9"/>
     <w:rsid w:val="0046636F"/>
     <w:rPr>
@@ -24006,9 +21459,9 @@
       <w:sz w:val="26"/>
     </w:rPr>
   </w:style>
-  <w:style w:type="character" w:customStyle="1" w:styleId="Cmsor4Char">
-    <w:name w:val="Címsor 4 Char"/>
-    <w:link w:val="Cmsor4"/>
+  <w:style w:type="character" w:customStyle="1" w:styleId="Heading4Char">
+    <w:name w:val="Heading 4 Char"/>
+    <w:link w:val="Heading4"/>
     <w:uiPriority w:val="9"/>
     <w:rsid w:val="00F92CB3"/>
     <w:rPr>
@@ -24018,9 +21471,9 @@
       <w:sz w:val="24"/>
     </w:rPr>
   </w:style>
-  <w:style w:type="character" w:customStyle="1" w:styleId="Cmsor1Char">
-    <w:name w:val="Címsor 1 Char"/>
-    <w:link w:val="Cmsor1"/>
+  <w:style w:type="character" w:customStyle="1" w:styleId="Heading1Char">
+    <w:name w:val="Heading 1 Char"/>
+    <w:link w:val="Heading1"/>
     <w:uiPriority w:val="9"/>
     <w:rsid w:val="00B030B6"/>
     <w:rPr>
@@ -24030,9 +21483,9 @@
       <w:sz w:val="30"/>
     </w:rPr>
   </w:style>
-  <w:style w:type="character" w:customStyle="1" w:styleId="Cmsor3Char">
-    <w:name w:val="Címsor 3 Char"/>
-    <w:link w:val="Cmsor3"/>
+  <w:style w:type="character" w:customStyle="1" w:styleId="Heading3Char">
+    <w:name w:val="Heading 3 Char"/>
+    <w:link w:val="Heading3"/>
     <w:rPr>
       <w:rFonts w:ascii="Times New Roman" w:eastAsia="Times New Roman" w:hAnsi="Times New Roman" w:cs="Times New Roman"/>
       <w:b/>
@@ -24040,7 +21493,7 @@
       <w:sz w:val="22"/>
     </w:rPr>
   </w:style>
-  <w:style w:type="paragraph" w:styleId="TJ1">
+  <w:style w:type="paragraph" w:styleId="TOC1">
     <w:name w:val="toc 1"/>
     <w:hidden/>
     <w:uiPriority w:val="39"/>
@@ -24056,7 +21509,7 @@
       <w:sz w:val="20"/>
     </w:rPr>
   </w:style>
-  <w:style w:type="paragraph" w:styleId="TJ2">
+  <w:style w:type="paragraph" w:styleId="TOC2">
     <w:name w:val="toc 2"/>
     <w:hidden/>
     <w:uiPriority w:val="39"/>
@@ -24072,7 +21525,7 @@
       <w:sz w:val="20"/>
     </w:rPr>
   </w:style>
-  <w:style w:type="paragraph" w:styleId="TJ3">
+  <w:style w:type="paragraph" w:styleId="TOC3">
     <w:name w:val="toc 3"/>
     <w:hidden/>
     <w:uiPriority w:val="39"/>
@@ -24100,9 +21553,9 @@
       </w:tblCellMar>
     </w:tblPr>
   </w:style>
-  <w:style w:type="character" w:styleId="Hiperhivatkozs">
+  <w:style w:type="character" w:styleId="Hyperlink">
     <w:name w:val="Hyperlink"/>
-    <w:basedOn w:val="Bekezdsalapbettpusa"/>
+    <w:basedOn w:val="DefaultParagraphFont"/>
     <w:uiPriority w:val="99"/>
     <w:unhideWhenUsed/>
     <w:rsid w:val="00277937"/>
@@ -24111,9 +21564,9 @@
       <w:u w:val="single"/>
     </w:rPr>
   </w:style>
-  <w:style w:type="paragraph" w:styleId="Listaszerbekezds">
+  <w:style w:type="paragraph" w:styleId="ListParagraph">
     <w:name w:val="List Paragraph"/>
-    <w:basedOn w:val="Norml"/>
+    <w:basedOn w:val="Normal"/>
     <w:uiPriority w:val="34"/>
     <w:qFormat/>
     <w:rsid w:val="006A21B4"/>
@@ -24132,7 +21585,7 @@
   </w:style>
   <w:style w:type="table" w:customStyle="1" w:styleId="TableGrid0">
     <w:name w:val="Table Grid0"/>
-    <w:basedOn w:val="Normltblzat"/>
+    <w:basedOn w:val="TableNormal"/>
     <w:uiPriority w:val="39"/>
     <w:rsid w:val="00D42669"/>
     <w:pPr>
@@ -24149,9 +21602,9 @@
       </w:tblBorders>
     </w:tblPr>
   </w:style>
-  <w:style w:type="character" w:styleId="Feloldatlanmegemlts">
+  <w:style w:type="character" w:styleId="UnresolvedMention">
     <w:name w:val="Unresolved Mention"/>
-    <w:basedOn w:val="Bekezdsalapbettpusa"/>
+    <w:basedOn w:val="DefaultParagraphFont"/>
     <w:uiPriority w:val="99"/>
     <w:semiHidden/>
     <w:unhideWhenUsed/>
@@ -24161,10 +21614,10 @@
       <w:shd w:val="clear" w:color="auto" w:fill="E1DFDD"/>
     </w:rPr>
   </w:style>
-  <w:style w:type="paragraph" w:styleId="llb">
+  <w:style w:type="paragraph" w:styleId="Footer">
     <w:name w:val="footer"/>
-    <w:basedOn w:val="Norml"/>
-    <w:link w:val="llbChar"/>
+    <w:basedOn w:val="Normal"/>
+    <w:link w:val="FooterChar"/>
     <w:uiPriority w:val="99"/>
     <w:unhideWhenUsed/>
     <w:rsid w:val="006C1212"/>
@@ -24176,10 +21629,10 @@
       <w:spacing w:after="0" w:line="240" w:lineRule="auto"/>
     </w:pPr>
   </w:style>
-  <w:style w:type="character" w:customStyle="1" w:styleId="llbChar">
-    <w:name w:val="Élőláb Char"/>
-    <w:basedOn w:val="Bekezdsalapbettpusa"/>
-    <w:link w:val="llb"/>
+  <w:style w:type="character" w:customStyle="1" w:styleId="FooterChar">
+    <w:name w:val="Footer Char"/>
+    <w:basedOn w:val="DefaultParagraphFont"/>
+    <w:link w:val="Footer"/>
     <w:uiPriority w:val="99"/>
     <w:rsid w:val="006C1212"/>
     <w:rPr>
@@ -24187,9 +21640,9 @@
       <w:color w:val="000000"/>
     </w:rPr>
   </w:style>
-  <w:style w:type="table" w:styleId="Tblzatrcsos45jellszn">
+  <w:style w:type="table" w:styleId="GridTable4-Accent5">
     <w:name w:val="Grid Table 4 Accent 5"/>
-    <w:basedOn w:val="Normltblzat"/>
+    <w:basedOn w:val="TableNormal"/>
     <w:uiPriority w:val="49"/>
     <w:rsid w:val="003B546A"/>
     <w:pPr>
@@ -24269,9 +21722,9 @@
       </w:tcPr>
     </w:tblStylePr>
   </w:style>
-  <w:style w:type="character" w:styleId="Jegyzethivatkozs">
+  <w:style w:type="character" w:styleId="CommentReference">
     <w:name w:val="annotation reference"/>
-    <w:basedOn w:val="Bekezdsalapbettpusa"/>
+    <w:basedOn w:val="DefaultParagraphFont"/>
     <w:uiPriority w:val="99"/>
     <w:semiHidden/>
     <w:unhideWhenUsed/>
@@ -24281,10 +21734,10 @@
       <w:szCs w:val="16"/>
     </w:rPr>
   </w:style>
-  <w:style w:type="paragraph" w:styleId="Jegyzetszveg">
+  <w:style w:type="paragraph" w:styleId="CommentText">
     <w:name w:val="annotation text"/>
-    <w:basedOn w:val="Norml"/>
-    <w:link w:val="JegyzetszvegChar"/>
+    <w:basedOn w:val="Normal"/>
+    <w:link w:val="CommentTextChar"/>
     <w:uiPriority w:val="99"/>
     <w:unhideWhenUsed/>
     <w:rsid w:val="001924F0"/>
@@ -24296,10 +21749,10 @@
       <w:szCs w:val="20"/>
     </w:rPr>
   </w:style>
-  <w:style w:type="character" w:customStyle="1" w:styleId="JegyzetszvegChar">
-    <w:name w:val="Jegyzetszöveg Char"/>
-    <w:basedOn w:val="Bekezdsalapbettpusa"/>
-    <w:link w:val="Jegyzetszveg"/>
+  <w:style w:type="character" w:customStyle="1" w:styleId="CommentTextChar">
+    <w:name w:val="Comment Text Char"/>
+    <w:basedOn w:val="DefaultParagraphFont"/>
+    <w:link w:val="CommentText"/>
     <w:uiPriority w:val="99"/>
     <w:rsid w:val="001924F0"/>
     <w:rPr>
@@ -24309,11 +21762,11 @@
       <w:szCs w:val="20"/>
     </w:rPr>
   </w:style>
-  <w:style w:type="paragraph" w:styleId="Megjegyzstrgya">
+  <w:style w:type="paragraph" w:styleId="CommentSubject">
     <w:name w:val="annotation subject"/>
-    <w:basedOn w:val="Jegyzetszveg"/>
-    <w:next w:val="Jegyzetszveg"/>
-    <w:link w:val="MegjegyzstrgyaChar"/>
+    <w:basedOn w:val="CommentText"/>
+    <w:next w:val="CommentText"/>
+    <w:link w:val="CommentSubjectChar"/>
     <w:uiPriority w:val="99"/>
     <w:semiHidden/>
     <w:unhideWhenUsed/>
@@ -24323,10 +21776,10 @@
       <w:bCs/>
     </w:rPr>
   </w:style>
-  <w:style w:type="character" w:customStyle="1" w:styleId="MegjegyzstrgyaChar">
-    <w:name w:val="Megjegyzés tárgya Char"/>
-    <w:basedOn w:val="JegyzetszvegChar"/>
-    <w:link w:val="Megjegyzstrgya"/>
+  <w:style w:type="character" w:customStyle="1" w:styleId="CommentSubjectChar">
+    <w:name w:val="Comment Subject Char"/>
+    <w:basedOn w:val="CommentTextChar"/>
+    <w:link w:val="CommentSubject"/>
     <w:uiPriority w:val="99"/>
     <w:semiHidden/>
     <w:rsid w:val="001924F0"/>
@@ -24341,10 +21794,10 @@
   </w:style>
   <w:style w:type="character" w:customStyle="1" w:styleId="ui-provider">
     <w:name w:val="ui-provider"/>
-    <w:basedOn w:val="Bekezdsalapbettpusa"/>
+    <w:basedOn w:val="DefaultParagraphFont"/>
     <w:rsid w:val="00691B54"/>
   </w:style>
-  <w:style w:type="paragraph" w:styleId="Vltozat">
+  <w:style w:type="paragraph" w:styleId="Revision">
     <w:name w:val="Revision"/>
     <w:hidden/>
     <w:uiPriority w:val="99"/>
@@ -24358,9 +21811,9 @@
       <w:color w:val="000000"/>
     </w:rPr>
   </w:style>
-  <w:style w:type="character" w:styleId="Mrltotthiperhivatkozs">
+  <w:style w:type="character" w:styleId="FollowedHyperlink">
     <w:name w:val="FollowedHyperlink"/>
-    <w:basedOn w:val="Bekezdsalapbettpusa"/>
+    <w:basedOn w:val="DefaultParagraphFont"/>
     <w:uiPriority w:val="99"/>
     <w:semiHidden/>
     <w:unhideWhenUsed/>
@@ -24370,9 +21823,9 @@
       <w:u w:val="single"/>
     </w:rPr>
   </w:style>
-  <w:style w:type="character" w:styleId="Lbjegyzet-hivatkozs">
+  <w:style w:type="character" w:styleId="FootnoteReference">
     <w:name w:val="footnote reference"/>
-    <w:basedOn w:val="Bekezdsalapbettpusa"/>
+    <w:basedOn w:val="DefaultParagraphFont"/>
     <w:uiPriority w:val="99"/>
     <w:semiHidden/>
     <w:unhideWhenUsed/>
@@ -24680,6 +22133,15 @@
 </file>
 
 <file path=customXml/item1.xml><?xml version="1.0" encoding="utf-8"?>
+<?mso-contentType ?>
+<FormTemplates xmlns="http://schemas.microsoft.com/sharepoint/v3/contenttype/forms">
+  <Display>DocumentLibraryForm</Display>
+  <Edit>DocumentLibraryForm</Edit>
+  <New>DocumentLibraryForm</New>
+</FormTemplates>
+</file>
+
+<file path=customXml/item2.xml><?xml version="1.0" encoding="utf-8"?>
 <ct:contentTypeSchema xmlns:ct="http://schemas.microsoft.com/office/2006/metadata/contentType" xmlns:ma="http://schemas.microsoft.com/office/2006/metadata/properties/metaAttributes" ct:_="" ma:_="" ma:contentTypeName="Dokumentum" ma:contentTypeID="0x010100547A55C068818A43A8BB2703D743D8BE" ma:contentTypeVersion="0" ma:contentTypeDescription="Új dokumentum létrehozása." ma:contentTypeScope="" ma:versionID="677179708cd6a2061476446520c1c416">
   <xsd:schema xmlns:xsd="http://www.w3.org/2001/XMLSchema" xmlns:xs="http://www.w3.org/2001/XMLSchema" xmlns:p="http://schemas.microsoft.com/office/2006/metadata/properties" targetNamespace="http://schemas.microsoft.com/office/2006/metadata/properties" ma:root="true" ma:fieldsID="08dee037046ad32af3116d3be75d37a6">
     <xsd:element name="properties">
@@ -24793,15 +22255,6 @@
 </ct:contentTypeSchema>
 </file>
 
-<file path=customXml/item2.xml><?xml version="1.0" encoding="utf-8"?>
-<?mso-contentType ?>
-<FormTemplates xmlns="http://schemas.microsoft.com/sharepoint/v3/contenttype/forms">
-  <Display>DocumentLibraryForm</Display>
-  <Edit>DocumentLibraryForm</Edit>
-  <New>DocumentLibraryForm</New>
-</FormTemplates>
-</file>
-
 <file path=customXml/item3.xml><?xml version="1.0" encoding="utf-8"?>
 <p:properties xmlns:p="http://schemas.microsoft.com/office/2006/metadata/properties" xmlns:xsi="http://www.w3.org/2001/XMLSchema-instance" xmlns:pc="http://schemas.microsoft.com/office/infopath/2007/PartnerControls">
   <documentManagement/>
@@ -24809,6 +22262,14 @@
 </file>
 
 <file path=customXml/itemProps1.xml><?xml version="1.0" encoding="utf-8"?>
+<ds:datastoreItem xmlns:ds="http://schemas.openxmlformats.org/officeDocument/2006/customXml" ds:itemID="{3252795C-C61F-47A1-92CC-B6DF90C96B20}">
+  <ds:schemaRefs>
+    <ds:schemaRef ds:uri="http://schemas.microsoft.com/sharepoint/v3/contenttype/forms"/>
+  </ds:schemaRefs>
+</ds:datastoreItem>
+</file>
+
+<file path=customXml/itemProps2.xml><?xml version="1.0" encoding="utf-8"?>
 <ds:datastoreItem xmlns:ds="http://schemas.openxmlformats.org/officeDocument/2006/customXml" ds:itemID="{7A0137EA-6EB7-44C0-A1AF-EB1F23C79BDD}">
   <ds:schemaRefs>
     <ds:schemaRef ds:uri="http://schemas.microsoft.com/office/2006/metadata/contentType"/>
@@ -24824,14 +22285,6 @@
 </ds:datastoreItem>
 </file>
 
-<file path=customXml/itemProps2.xml><?xml version="1.0" encoding="utf-8"?>
-<ds:datastoreItem xmlns:ds="http://schemas.openxmlformats.org/officeDocument/2006/customXml" ds:itemID="{3252795C-C61F-47A1-92CC-B6DF90C96B20}">
-  <ds:schemaRefs>
-    <ds:schemaRef ds:uri="http://schemas.microsoft.com/sharepoint/v3/contenttype/forms"/>
-  </ds:schemaRefs>
-</ds:datastoreItem>
-</file>
-
 <file path=customXml/itemProps3.xml><?xml version="1.0" encoding="utf-8"?>
 <ds:datastoreItem xmlns:ds="http://schemas.openxmlformats.org/officeDocument/2006/customXml" ds:itemID="{F0DAD644-A4E0-433A-A53A-F69EC61A370B}">
   <ds:schemaRefs>
